--- a/downloads/teacher/ai-4-week-21.docx
+++ b/downloads/teacher/ai-4-week-21.docx
@@ -2977,6 +2977,396 @@
         <w:t>For your Responsible Plant Classifier, save the input, procedure, observed result and limitation of this check. Label this worked example as practice; use a different, previously unreviewed case when checking independent understanding.</w:t>
       </w:r>
     </w:p>
+    <w:p>
+      <w:pPr>
+        <w:pStyle w:val="Heading1"/>
+      </w:pPr>
+      <w:r>
+        <w:t>07. Prepare, teach and assess</w:t>
+      </w:r>
+    </w:p>
+    <w:p>
+      <w:r>
+        <w:t>Teaching target: Calculate MAE MSE and RMSE</w:t>
+      </w:r>
+    </w:p>
+    <w:p>
+      <w:r>
+        <w:t>Prepare the labelled worked-case picture, the matching workbook, fictional input cards and a place for individual responses. Check a local Python 3 environment before class; have a paper-trace version ready.</w:t>
+      </w:r>
+    </w:p>
+    <w:tbl>
+      <w:tblPr>
+        <w:tblStyle w:val="LightShading-Accent1"/>
+        <w:tblW w:type="auto" w:w="0"/>
+        <w:tblLook w:firstColumn="1" w:firstRow="1" w:lastColumn="0" w:lastRow="0" w:noHBand="0" w:noVBand="1" w:val="04A0"/>
+      </w:tblPr>
+      <w:tblGrid>
+        <w:gridCol w:w="3408"/>
+        <w:gridCol w:w="3408"/>
+        <w:gridCol w:w="3408"/>
+      </w:tblGrid>
+      <w:tr>
+        <w:trPr>
+          <w:tblHeader/>
+        </w:trPr>
+        <w:tc>
+          <w:tcPr>
+            <w:tcW w:type="dxa" w:w="3408"/>
+          </w:tcPr>
+          <w:p>
+            <w:r>
+              <w:t>Session</w:t>
+            </w:r>
+          </w:p>
+        </w:tc>
+        <w:tc>
+          <w:tcPr>
+            <w:tcW w:type="dxa" w:w="3408"/>
+          </w:tcPr>
+          <w:p>
+            <w:r>
+              <w:t>Plan</w:t>
+            </w:r>
+          </w:p>
+        </w:tc>
+        <w:tc>
+          <w:tcPr>
+            <w:tcW w:type="dxa" w:w="3408"/>
+          </w:tcPr>
+          <w:p>
+            <w:r>
+              <w:t>Resources</w:t>
+            </w:r>
+          </w:p>
+        </w:tc>
+      </w:tr>
+      <w:tr>
+        <w:tc>
+          <w:tcPr>
+            <w:tcW w:type="dxa" w:w="3408"/>
+          </w:tcPr>
+          <w:p>
+            <w:r>
+              <w:t>Session 1 · Understand · 45 min</w:t>
+            </w:r>
+          </w:p>
+        </w:tc>
+        <w:tc>
+          <w:tcPr>
+            <w:tcW w:type="dxa" w:w="3408"/>
+          </w:tcPr>
+          <w:p>
+            <w:r>
+              <w:t>0–7: recall and prerequisite; 7–15: inspect the concrete case and predict; 15–30: teacher models the worked trace; 30–40: learners explain a step using the text and visual; 40–45: check the core idea.</w:t>
+            </w:r>
+          </w:p>
+        </w:tc>
+        <w:tc>
+          <w:tcPr>
+            <w:tcW w:type="dxa" w:w="3408"/>
+          </w:tcPr>
+          <w:p>
+            <w:r>
+              <w:t>Sections 1–6; record the brief recall in the workbook.</w:t>
+            </w:r>
+          </w:p>
+        </w:tc>
+      </w:tr>
+      <w:tr>
+        <w:tc>
+          <w:tcPr>
+            <w:tcW w:type="dxa" w:w="3408"/>
+          </w:tcPr>
+          <w:p>
+            <w:r>
+              <w:t>Session 2 · Practise · 45 min</w:t>
+            </w:r>
+          </w:p>
+        </w:tc>
+        <w:tc>
+          <w:tcPr>
+            <w:tcW w:type="dxa" w:w="3408"/>
+          </w:tcPr>
+          <w:p>
+            <w:r>
+              <w:t>0–5: retrieve the procedure; 5–15: W2 completion practice; 15–23: explain and check with a partner; 23–30: each learner answers the misconception check; 30–40: targeted reteaching or a harder variation; 40–45: prepare the investigation.</w:t>
+            </w:r>
+          </w:p>
+        </w:tc>
+        <w:tc>
+          <w:tcPr>
+            <w:tcW w:type="dxa" w:w="3408"/>
+          </w:tcPr>
+          <w:p>
+            <w:r>
+              <w:t>Sections 7–10; use the matching workbook W2 and misconception check.</w:t>
+            </w:r>
+          </w:p>
+        </w:tc>
+      </w:tr>
+      <w:tr>
+        <w:tc>
+          <w:tcPr>
+            <w:tcW w:type="dxa" w:w="3408"/>
+          </w:tcPr>
+          <w:p>
+            <w:r>
+              <w:t>Session 3 · Investigate and transfer · 45 min</w:t>
+            </w:r>
+          </w:p>
+        </w:tc>
+        <w:tc>
+          <w:tcPr>
+            <w:tcW w:type="dxa" w:w="3408"/>
+          </w:tcPr>
+          <w:p>
+            <w:r>
+              <w:t>0–5: retrieve the decision rule; 5–20: investigate or trace; 20–30: start the independent case; 30–38: connect the project; 38–43: act on feedback; 43–45: plan the return check.</w:t>
+            </w:r>
+          </w:p>
+        </w:tc>
+        <w:tc>
+          <w:tcPr>
+            <w:tcW w:type="dxa" w:w="3408"/>
+          </w:tcPr>
+          <w:p>
+            <w:r>
+              <w:t>Sections 9 and 11–14. Give extra time to finish the full task set; use Section 15 when the week includes a coding lab.</w:t>
+            </w:r>
+          </w:p>
+        </w:tc>
+      </w:tr>
+    </w:tbl>
+    <w:p>
+      <w:r>
+        <w:t>Before class, solve the supported practice: Give MSE and RMSE with units.</w:t>
+      </w:r>
+    </w:p>
+    <w:p>
+      <w:r>
+        <w:t>Reasoned practice answer: Teacher explanation: MSE 14/3 square cm; RMSE sqrt(14/3) about 2.16 cm.</w:t>
+      </w:r>
+    </w:p>
+    <w:p>
+      <w:r>
+        <w:t>Check every learner before discussion: Use the worked case for Absolute and squared loss. Proposed explanation: “A final answer is enough”. Decide whether this explanation is supported. Point to the step or supplied fact that decides; explain your repair if needed.</w:t>
+      </w:r>
+    </w:p>
+    <w:p>
+      <w:r>
+        <w:t>Misconception repair: Ask for the relevant counts, units, procedure or saved record. For this week: (1+2+3)/3=2 cm.</w:t>
+      </w:r>
+    </w:p>
+    <w:p>
+      <w:r>
+        <w:t>Support: read the exact case aloud, enlarge the labelled picture, supply input cards and model only the first deciding step. Accept a spoken explanation or drawing; retain the reasoning goal.</w:t>
+      </w:r>
+    </w:p>
+    <w:p>
+      <w:r>
+        <w:t>Extension: Convert every residual to millimetres. Require a prediction and a reason before comparing. Expected result: MAE becomes20 mm; MSE becomes1400/3 mm²; RMSE becomes about21.60 mm. Reason: Residuals scale by10; squares scale by100, while the square root returns a length unit.</w:t>
+      </w:r>
+    </w:p>
+    <w:p>
+      <w:r>
+        <w:t>Independent assessment: withhold the reserved answer until the learner has attempted the new case. Record support separately from correctness.</w:t>
+      </w:r>
+    </w:p>
+    <w:tbl>
+      <w:tblPr>
+        <w:tblStyle w:val="LightShading-Accent1"/>
+        <w:tblW w:type="auto" w:w="0"/>
+        <w:tblLook w:firstColumn="1" w:firstRow="1" w:lastColumn="0" w:lastRow="0" w:noHBand="0" w:noVBand="1" w:val="04A0"/>
+      </w:tblPr>
+      <w:tblGrid>
+        <w:gridCol w:w="2556"/>
+        <w:gridCol w:w="2556"/>
+        <w:gridCol w:w="2556"/>
+        <w:gridCol w:w="2556"/>
+      </w:tblGrid>
+      <w:tr>
+        <w:trPr>
+          <w:tblHeader/>
+        </w:trPr>
+        <w:tc>
+          <w:tcPr>
+            <w:tcW w:type="dxa" w:w="2556"/>
+          </w:tcPr>
+          <w:p>
+            <w:r>
+              <w:t>Criterion</w:t>
+            </w:r>
+          </w:p>
+        </w:tc>
+        <w:tc>
+          <w:tcPr>
+            <w:tcW w:type="dxa" w:w="2556"/>
+          </w:tcPr>
+          <w:p>
+            <w:r>
+              <w:t>Not yet</w:t>
+            </w:r>
+          </w:p>
+        </w:tc>
+        <w:tc>
+          <w:tcPr>
+            <w:tcW w:type="dxa" w:w="2556"/>
+          </w:tcPr>
+          <w:p>
+            <w:r>
+              <w:t>With support</w:t>
+            </w:r>
+          </w:p>
+        </w:tc>
+        <w:tc>
+          <w:tcPr>
+            <w:tcW w:type="dxa" w:w="2556"/>
+          </w:tcPr>
+          <w:p>
+            <w:r>
+              <w:t>Independent</w:t>
+            </w:r>
+          </w:p>
+        </w:tc>
+      </w:tr>
+      <w:tr>
+        <w:tc>
+          <w:tcPr>
+            <w:tcW w:type="dxa" w:w="2556"/>
+          </w:tcPr>
+          <w:p>
+            <w:r>
+              <w:t>Explanation</w:t>
+            </w:r>
+          </w:p>
+        </w:tc>
+        <w:tc>
+          <w:tcPr>
+            <w:tcW w:type="dxa" w:w="2556"/>
+          </w:tcPr>
+          <w:p>
+            <w:r>
+              <w:t>Names an answer without a deciding fact</w:t>
+            </w:r>
+          </w:p>
+        </w:tc>
+        <w:tc>
+          <w:tcPr>
+            <w:tcW w:type="dxa" w:w="2556"/>
+          </w:tcPr>
+          <w:p>
+            <w:r>
+              <w:t>Uses a hint to link fact and decision</w:t>
+            </w:r>
+          </w:p>
+        </w:tc>
+        <w:tc>
+          <w:tcPr>
+            <w:tcW w:type="dxa" w:w="2556"/>
+          </w:tcPr>
+          <w:p>
+            <w:r>
+              <w:t>Explains the deciding fact in own words</w:t>
+            </w:r>
+          </w:p>
+        </w:tc>
+      </w:tr>
+      <w:tr>
+        <w:tc>
+          <w:tcPr>
+            <w:tcW w:type="dxa" w:w="2556"/>
+          </w:tcPr>
+          <w:p>
+            <w:r>
+              <w:t>Trace or test</w:t>
+            </w:r>
+          </w:p>
+        </w:tc>
+        <w:tc>
+          <w:tcPr>
+            <w:tcW w:type="dxa" w:w="2556"/>
+          </w:tcPr>
+          <w:p>
+            <w:r>
+              <w:t>Cannot connect input and result</w:t>
+            </w:r>
+          </w:p>
+        </w:tc>
+        <w:tc>
+          <w:tcPr>
+            <w:tcW w:type="dxa" w:w="2556"/>
+          </w:tcPr>
+          <w:p>
+            <w:r>
+              <w:t>Completes steps with prompts</w:t>
+            </w:r>
+          </w:p>
+        </w:tc>
+        <w:tc>
+          <w:tcPr>
+            <w:tcW w:type="dxa" w:w="2556"/>
+          </w:tcPr>
+          <w:p>
+            <w:r>
+              <w:t>Traces or tests a changed case accurately</w:t>
+            </w:r>
+          </w:p>
+        </w:tc>
+      </w:tr>
+      <w:tr>
+        <w:tc>
+          <w:tcPr>
+            <w:tcW w:type="dxa" w:w="2556"/>
+          </w:tcPr>
+          <w:p>
+            <w:r>
+              <w:t>Limits and revision</w:t>
+            </w:r>
+          </w:p>
+        </w:tc>
+        <w:tc>
+          <w:tcPr>
+            <w:tcW w:type="dxa" w:w="2556"/>
+          </w:tcPr>
+          <w:p>
+            <w:r>
+              <w:t>Claims more than evidence supports</w:t>
+            </w:r>
+          </w:p>
+        </w:tc>
+        <w:tc>
+          <w:tcPr>
+            <w:tcW w:type="dxa" w:w="2556"/>
+          </w:tcPr>
+          <w:p>
+            <w:r>
+              <w:t>Names a limit after a prompt</w:t>
+            </w:r>
+          </w:p>
+        </w:tc>
+        <w:tc>
+          <w:tcPr>
+            <w:tcW w:type="dxa" w:w="2556"/>
+          </w:tcPr>
+          <w:p>
+            <w:r>
+              <w:t>States a defensible limit and useful next test</w:t>
+            </w:r>
+          </w:p>
+        </w:tc>
+      </w:tr>
+    </w:tbl>
+    <w:p>
+      <w:r>
+        <w:t>Project checkpoint: Evaluate and revise. Compare with your starting method, explain errors and record a justified revision.</w:t>
+      </w:r>
+    </w:p>
+    <w:p>
+      <w:r>
+        <w:t>Use the weekly teacher answer for topic-specific reasoning. A saved progress tick is an activity record; judge mastery from the learner’s explanation and evidence.</w:t>
+      </w:r>
+    </w:p>
     <w:sectPr>
       <w:pgSz w:w="12240" w:h="15840"/>
       <w:pgMar w:top="936" w:right="1008" w:bottom="936" w:left="1008" w:header="720" w:footer="720" w:gutter="0"/>

--- a/downloads/teacher/ai-4-week-21.docx
+++ b/downloads/teacher/ai-4-week-21.docx
@@ -3367,6 +3367,39 @@
         <w:t>Use the weekly teacher answer for topic-specific reasoning. A saved progress tick is an activity record; judge mastery from the learner’s explanation and evidence.</w:t>
       </w:r>
     </w:p>
+    <w:p>
+      <w:pPr>
+        <w:pStyle w:val="Heading1"/>
+      </w:pPr>
+      <w:r>
+        <w:t>08. Use feedback, labs and repair paths</w:t>
+      </w:r>
+    </w:p>
+    <w:p>
+      <w:r>
+        <w:t>Use the two formative questions as supported practice, not as independent mastery scores. Discuss the deciding evidence rather than accepting a guessed selection.</w:t>
+      </w:r>
+    </w:p>
+    <w:p>
+      <w:r>
+        <w:t>The feedback comes from the reviewed public worked case. Do not reveal the separately reserved independent teacher answer until the learner has attempted that case.</w:t>
+      </w:r>
+    </w:p>
+    <w:p>
+      <w:r>
+        <w:t>Ask students to predict before running code. Preserve errors and actual outputs; collect a changed test and an explanation. The branch-boundary and indexing lessons deliberately include failure cases.</w:t>
+      </w:r>
+    </w:p>
+    <w:p>
+      <w:r>
+        <w:t>Use the earlier worked-explanation links to address a specific missing building block, then return to the current question. Adapt this suggestion after observing the learner; it is not an automatic diagnosis.</w:t>
+      </w:r>
+    </w:p>
+    <w:p>
+      <w:r>
+        <w:t>Collect the completed-work portfolio as evidence. Record support separately from correctness, and assess explanation, trace/test and limitations. Progress ticks and quiz selections alone do not establish mastery.</w:t>
+      </w:r>
+    </w:p>
     <w:sectPr>
       <w:pgSz w:w="12240" w:h="15840"/>
       <w:pgMar w:top="936" w:right="1008" w:bottom="936" w:left="1008" w:header="720" w:footer="720" w:gutter="0"/>

--- a/downloads/teacher/ai-4-week-21.docx
+++ b/downloads/teacher/ai-4-week-21.docx
@@ -29,6 +29,11 @@
       </w:r>
     </w:p>
     <w:p>
+      <w:r>
+        <w:t>Prepare Absolute Error and MAE: check the target, prerequisites, resources and adaptable teaching schedule.</w:t>
+      </w:r>
+    </w:p>
+    <w:p>
       <w:pPr>
         <w:pStyle w:val="Heading3"/>
       </w:pPr>
@@ -37,8 +42,20 @@
       </w:r>
     </w:p>
     <w:p>
-      <w:r>
-        <w:t>Primary target: Calculate MAE MSE and RMSE</w:t>
+      <w:pPr>
+        <w:spacing w:line="336" w:lineRule="auto" w:after="180"/>
+      </w:pPr>
+      <w:r>
+        <w:rPr>
+          <w:b w:val="0"/>
+        </w:rPr>
+        <w:t xml:space="preserve">Primary target: Calculate MAE MSE and </w:t>
+      </w:r>
+      <w:r>
+        <w:rPr>
+          <w:b/>
+        </w:rPr>
+        <w:t>RMSE</w:t>
       </w:r>
     </w:p>
     <w:tbl>
@@ -185,8 +202,37 @@
       </w:tr>
     </w:tbl>
     <w:p>
-      <w:r>
-        <w:t>This is a starting allocation of 135 minutes, not a validated duration. Preserve all named topics. Schedule extra time for connected examples, the full investigation, independent cases and project building. Repeated copies of a case share one recorded attempt; they are not new evidence.</w:t>
+      <w:pPr>
+        <w:spacing w:line="336" w:lineRule="auto" w:after="180"/>
+      </w:pPr>
+      <w:r>
+        <w:rPr>
+          <w:b w:val="0"/>
+        </w:rPr>
+        <w:t>This is a starting allocation of 135 minutes, not a validated duration. Preserve all named topics. Schedule extra time for connected examples, the full investigation, independent cases and project building.</w:t>
+      </w:r>
+    </w:p>
+    <w:p>
+      <w:pPr>
+        <w:spacing w:line="336" w:lineRule="auto" w:after="180"/>
+      </w:pPr>
+      <w:r>
+        <w:rPr>
+          <w:b w:val="0"/>
+        </w:rPr>
+        <w:t xml:space="preserve">Repeated copies of a case share one recorded attempt; they are not new </w:t>
+      </w:r>
+      <w:r>
+        <w:rPr>
+          <w:b/>
+        </w:rPr>
+        <w:t>evidence</w:t>
+      </w:r>
+      <w:r>
+        <w:rPr>
+          <w:b w:val="0"/>
+        </w:rPr>
+        <w:t>.</w:t>
       </w:r>
     </w:p>
     <w:p>
@@ -206,17 +252,47 @@
       </w:r>
     </w:p>
     <w:p>
-      <w:r>
+      <w:pPr>
+        <w:spacing w:line="336" w:lineRule="auto" w:after="180"/>
+      </w:pPr>
+      <w:r>
+        <w:rPr>
+          <w:b w:val="0"/>
+        </w:rPr>
         <w:t>Without opening the old lesson, explain one key idea from Mean, Median, and Baselines. Give an example and a mistake that the idea helps you avoid.</w:t>
       </w:r>
     </w:p>
     <w:p>
-      <w:r>
-        <w:t>Look for: Fit mean and median constant baselines on training targets</w:t>
-      </w:r>
-    </w:p>
-    <w:p>
-      <w:r>
+      <w:pPr>
+        <w:spacing w:line="336" w:lineRule="auto" w:after="180"/>
+      </w:pPr>
+      <w:r>
+        <w:rPr>
+          <w:b w:val="0"/>
+        </w:rPr>
+        <w:t xml:space="preserve">Look for: Fit mean and median constant baselines on </w:t>
+      </w:r>
+      <w:r>
+        <w:rPr>
+          <w:b/>
+        </w:rPr>
+        <w:t>training</w:t>
+      </w:r>
+      <w:r>
+        <w:rPr>
+          <w:b w:val="0"/>
+        </w:rPr>
+        <w:t xml:space="preserve"> targets</w:t>
+      </w:r>
+    </w:p>
+    <w:p>
+      <w:pPr>
+        <w:spacing w:line="336" w:lineRule="auto" w:after="180"/>
+      </w:pPr>
+      <w:r>
+        <w:rPr>
+          <w:b w:val="0"/>
+        </w:rPr>
         <w:t>Reference example, not the only acceptable wording: Teacher explanation: Mean 6; median 5.</w:t>
       </w:r>
     </w:p>
@@ -229,17 +305,41 @@
       </w:r>
     </w:p>
     <w:p>
-      <w:r>
+      <w:pPr>
+        <w:spacing w:line="336" w:lineRule="auto" w:after="180"/>
+      </w:pPr>
+      <w:r>
+        <w:rPr>
+          <w:b w:val="0"/>
+        </w:rPr>
         <w:t>Without opening the old lesson, explain one key idea from Error Analysis. Give an example and a mistake that the idea helps you avoid.</w:t>
       </w:r>
     </w:p>
     <w:p>
-      <w:r>
-        <w:t>Look for: Categorize development errors using evidence</w:t>
-      </w:r>
-    </w:p>
-    <w:p>
-      <w:r>
+      <w:pPr>
+        <w:spacing w:line="336" w:lineRule="auto" w:after="180"/>
+      </w:pPr>
+      <w:r>
+        <w:rPr>
+          <w:b w:val="0"/>
+        </w:rPr>
+        <w:t xml:space="preserve">Look for: Categorize development errors using </w:t>
+      </w:r>
+      <w:r>
+        <w:rPr>
+          <w:b/>
+        </w:rPr>
+        <w:t>evidence</w:t>
+      </w:r>
+    </w:p>
+    <w:p>
+      <w:pPr>
+        <w:spacing w:line="336" w:lineRule="auto" w:after="180"/>
+      </w:pPr>
+      <w:r>
+        <w:rPr>
+          <w:b w:val="0"/>
+        </w:rPr>
         <w:t>Reference example, not the only acceptable wording: Teacher explanation: Dim 4/12 about 33.3 percent; bright 3/18 about 16.7 percent.</w:t>
       </w:r>
     </w:p>
@@ -252,22 +352,58 @@
       </w:r>
     </w:p>
     <w:p>
-      <w:r>
+      <w:pPr>
+        <w:spacing w:line="336" w:lineRule="auto" w:after="180"/>
+      </w:pPr>
+      <w:r>
+        <w:rPr>
+          <w:b w:val="0"/>
+        </w:rPr>
         <w:t>Without opening the old lesson, explain one key idea from Confusion Matrix. Give an example and a mistake that the idea helps you avoid.</w:t>
       </w:r>
     </w:p>
     <w:p>
-      <w:r>
-        <w:t>Look for: Build a labelled confusion matrix from matched reference and prediction pairs</w:t>
-      </w:r>
-    </w:p>
-    <w:p>
-      <w:r>
+      <w:pPr>
+        <w:spacing w:line="336" w:lineRule="auto" w:after="180"/>
+      </w:pPr>
+      <w:r>
+        <w:rPr>
+          <w:b w:val="0"/>
+        </w:rPr>
+        <w:t xml:space="preserve">Look for: Build a labelled confusion matrix from matched reference and </w:t>
+      </w:r>
+      <w:r>
+        <w:rPr>
+          <w:b/>
+        </w:rPr>
+        <w:t>prediction</w:t>
+      </w:r>
+      <w:r>
+        <w:rPr>
+          <w:b w:val="0"/>
+        </w:rPr>
+        <w:t xml:space="preserve"> pairs</w:t>
+      </w:r>
+    </w:p>
+    <w:p>
+      <w:pPr>
+        <w:spacing w:line="336" w:lineRule="auto" w:after="180"/>
+      </w:pPr>
+      <w:r>
+        <w:rPr>
+          <w:b w:val="0"/>
+        </w:rPr>
         <w:t>Reference example, not the only acceptable wording: Reference clear/predicted clear contains V1,V2: 2. Clear/blocked contains V3: 1. Blocked/clear contains V4,V5: 2. Blocked/blocked contains V6,V7,V8: 3. Matrix [[2,1],[2,3]].</w:t>
       </w:r>
     </w:p>
     <w:p>
-      <w:r>
+      <w:pPr>
+        <w:spacing w:line="336" w:lineRule="auto" w:after="180"/>
+      </w:pPr>
+      <w:r>
+        <w:rPr>
+          <w:b w:val="0"/>
+        </w:rPr>
         <w:t>Use the student module and workbook section with this exact week title. The worked case, independent question and answers below form one aligned lesson sequence.</w:t>
       </w:r>
     </w:p>
@@ -280,7 +416,14 @@
       </w:r>
     </w:p>
     <w:p>
-      <w:r>
+      <w:pPr>
+        <w:spacing w:line="336" w:lineRule="auto" w:after="180"/>
+        <w:shd w:fill="F5F1FB"/>
+      </w:pPr>
+      <w:r>
+        <w:rPr>
+          <w:b w:val="0"/>
+        </w:rPr>
         <w:t>Actual=[3,8,10], predicted=[5,5,11]. Compute signed residuals and MAE. A student averages residuals and gets zero; is that MAE?</w:t>
       </w:r>
     </w:p>
@@ -293,8 +436,44 @@
       </w:r>
     </w:p>
     <w:p>
-      <w:r>
-        <w:t>Absolute error measures distance from truth without cancellation; MAE averages those distances in the target's original unit.</w:t>
+      <w:pPr>
+        <w:spacing w:line="336" w:lineRule="auto" w:after="180"/>
+      </w:pPr>
+      <w:r>
+        <w:rPr>
+          <w:b/>
+        </w:rPr>
+        <w:t>Absolute error</w:t>
+      </w:r>
+      <w:r>
+        <w:rPr>
+          <w:b w:val="0"/>
+        </w:rPr>
+        <w:t xml:space="preserve"> measures distance from truth without </w:t>
+      </w:r>
+      <w:r>
+        <w:rPr>
+          <w:b/>
+        </w:rPr>
+        <w:t>cancellation</w:t>
+      </w:r>
+      <w:r>
+        <w:rPr>
+          <w:b w:val="0"/>
+        </w:rPr>
+        <w:t xml:space="preserve">; MAE averages those distances in the target's original </w:t>
+      </w:r>
+      <w:r>
+        <w:rPr>
+          <w:b/>
+        </w:rPr>
+        <w:t>unit</w:t>
+      </w:r>
+      <w:r>
+        <w:rPr>
+          <w:b w:val="0"/>
+        </w:rPr>
+        <w:t>.</w:t>
       </w:r>
     </w:p>
     <w:tbl>
@@ -430,12 +609,38 @@
       </w:r>
     </w:p>
     <w:p>
-      <w:r>
+      <w:pPr>
+        <w:spacing w:line="336" w:lineRule="auto" w:after="180"/>
+      </w:pPr>
+      <w:r>
+        <w:rPr>
+          <w:b w:val="0"/>
+        </w:rPr>
         <w:t>Use the supplied scenario, student illustrations and blank paper. For numeric work, offer counters or a calculator after learners show the setup. Fictional records are supplied; personal data and paid accounts are unnecessary.</w:t>
       </w:r>
     </w:p>
     <w:p>
-      <w:r>
+      <w:pPr>
+        <w:pStyle w:val="Heading3"/>
+      </w:pPr>
+      <w:r>
+        <w:t>Alternative compact allocation</w:t>
+      </w:r>
+    </w:p>
+    <w:p>
+      <w:r>
+        <w:t>This compact option is not the full-week schedule. Use the main teaching cycle and allow extra sessions for the investigation, independent work and project.</w:t>
+      </w:r>
+    </w:p>
+    <w:p>
+      <w:pPr>
+        <w:spacing w:line="336" w:lineRule="auto" w:after="180"/>
+        <w:shd w:fill="F1F6F8"/>
+      </w:pPr>
+      <w:r>
+        <w:rPr>
+          <w:b w:val="0"/>
+        </w:rPr>
         <w:t>Allow 80 minutes: recall 8; explanation 12; worked demonstration 15; guided practice 20; independent assessment 15; project and reflection 10. Extend the lab into a second session when needed.</w:t>
       </w:r>
     </w:p>
@@ -448,8 +653,37 @@
       </w:r>
     </w:p>
     <w:p>
-      <w:r>
-        <w:t>Teach two 45-minute sessions. This week focuses on absolute and squared loss. Model the worked example first, collect the new W 4 case independently before feedback, and use the fresh retry to check transfer. Award credit for traceable reasoning and bounded claims, including justified uncertainty.</w:t>
+      <w:pPr>
+        <w:spacing w:line="336" w:lineRule="auto" w:after="180"/>
+      </w:pPr>
+      <w:r>
+        <w:rPr>
+          <w:b w:val="0"/>
+        </w:rPr>
+        <w:t xml:space="preserve">Teach two 45-minute sessions. This week focuses on absolute and squared </w:t>
+      </w:r>
+      <w:r>
+        <w:rPr>
+          <w:b/>
+        </w:rPr>
+        <w:t>loss</w:t>
+      </w:r>
+      <w:r>
+        <w:rPr>
+          <w:b w:val="0"/>
+        </w:rPr>
+        <w:t>. Model the worked example first, collect the new W 4 case independently before feedback, and use the fresh retry to check transfer.</w:t>
+      </w:r>
+    </w:p>
+    <w:p>
+      <w:pPr>
+        <w:spacing w:line="336" w:lineRule="auto" w:after="180"/>
+      </w:pPr>
+      <w:r>
+        <w:rPr>
+          <w:b w:val="0"/>
+        </w:rPr>
+        <w:t>Award credit for traceable reasoning and bounded claims, including justified uncertainty.</w:t>
       </w:r>
     </w:p>
     <w:p>
@@ -461,27 +695,93 @@
       </w:r>
     </w:p>
     <w:p>
-      <w:r>
-        <w:t>The training mean among all constant predictions.</w:t>
-      </w:r>
-    </w:p>
-    <w:p>
-      <w:r>
+      <w:pPr>
+        <w:spacing w:line="336" w:lineRule="auto" w:after="180"/>
+      </w:pPr>
+      <w:r>
+        <w:rPr>
+          <w:b w:val="0"/>
+        </w:rPr>
+        <w:t xml:space="preserve">The </w:t>
+      </w:r>
+      <w:r>
+        <w:rPr>
+          <w:b/>
+        </w:rPr>
+        <w:t>training</w:t>
+      </w:r>
+      <w:r>
+        <w:rPr>
+          <w:b w:val="0"/>
+        </w:rPr>
+        <w:t xml:space="preserve"> mean among all constant </w:t>
+      </w:r>
+      <w:r>
+        <w:rPr>
+          <w:b/>
+        </w:rPr>
+        <w:t>prediction</w:t>
+      </w:r>
+      <w:r>
+        <w:rPr>
+          <w:b w:val="0"/>
+        </w:rPr>
+        <w:t>s.</w:t>
+      </w:r>
+    </w:p>
+    <w:p>
+      <w:pPr>
+        <w:spacing w:line="336" w:lineRule="auto" w:after="180"/>
+      </w:pPr>
+      <w:r>
+        <w:rPr>
+          <w:b w:val="0"/>
+        </w:rPr>
         <w:t>Printed student lesson and workbook</w:t>
       </w:r>
     </w:p>
     <w:p>
-      <w:r>
+      <w:pPr>
+        <w:spacing w:line="336" w:lineRule="auto" w:after="180"/>
+      </w:pPr>
+      <w:r>
+        <w:rPr>
+          <w:b w:val="0"/>
+        </w:rPr>
         <w:t>Paper, pencils and a calculator for fractions</w:t>
       </w:r>
     </w:p>
     <w:p>
-      <w:r>
-        <w:t>The fictional examples and a blank evidence table</w:t>
-      </w:r>
-    </w:p>
-    <w:p>
-      <w:r>
+      <w:pPr>
+        <w:spacing w:line="336" w:lineRule="auto" w:after="180"/>
+      </w:pPr>
+      <w:r>
+        <w:rPr>
+          <w:b w:val="0"/>
+        </w:rPr>
+        <w:t xml:space="preserve">The fictional examples and a blank </w:t>
+      </w:r>
+      <w:r>
+        <w:rPr>
+          <w:b/>
+        </w:rPr>
+        <w:t>evidence</w:t>
+      </w:r>
+      <w:r>
+        <w:rPr>
+          <w:b w:val="0"/>
+        </w:rPr>
+        <w:t xml:space="preserve"> table</w:t>
+      </w:r>
+    </w:p>
+    <w:p>
+      <w:pPr>
+        <w:spacing w:line="336" w:lineRule="auto" w:after="180"/>
+      </w:pPr>
+      <w:r>
+        <w:rPr>
+          <w:b w:val="0"/>
+        </w:rPr>
         <w:t>Optional Python 3 editor; no external packages or AI accounts required</w:t>
       </w:r>
     </w:p>
@@ -494,12 +794,36 @@
       </w:r>
     </w:p>
     <w:p>
-      <w:r>
-        <w:t>By the end, I can explain absolute error and mae using a traced example and a stated limitation.</w:t>
-      </w:r>
-    </w:p>
-    <w:p>
-      <w:r>
+      <w:pPr>
+        <w:spacing w:line="336" w:lineRule="auto" w:after="180"/>
+      </w:pPr>
+      <w:r>
+        <w:rPr>
+          <w:b w:val="0"/>
+        </w:rPr>
+        <w:t xml:space="preserve">By the end, I can explain </w:t>
+      </w:r>
+      <w:r>
+        <w:rPr>
+          <w:b/>
+        </w:rPr>
+        <w:t>absolute error</w:t>
+      </w:r>
+      <w:r>
+        <w:rPr>
+          <w:b w:val="0"/>
+        </w:rPr>
+        <w:t xml:space="preserve"> and mae using a traced example and a stated limitation.</w:t>
+      </w:r>
+    </w:p>
+    <w:p>
+      <w:pPr>
+        <w:spacing w:line="336" w:lineRule="auto" w:after="180"/>
+      </w:pPr>
+      <w:r>
+        <w:rPr>
+          <w:b w:val="0"/>
+        </w:rPr>
         <w:t>This added worked case illustrates the week’s main idea. Retain all original and connected topics; schedule its practice within the teaching cycle.</w:t>
       </w:r>
     </w:p>
@@ -512,76 +836,361 @@
       </w:r>
     </w:p>
     <w:p>
+      <w:r>
+        <w:t>Model Absolute Error and MAE using the supplied case, labelled mechanism and reasoning. Make the scope of each conclusion explicit.</w:t>
+      </w:r>
+    </w:p>
+    <w:p>
+      <w:pPr>
+        <w:spacing w:line="336" w:lineRule="auto" w:after="180"/>
+      </w:pPr>
+      <w:r>
+        <w:rPr>
+          <w:b w:val="0"/>
+        </w:rPr>
+        <w:t>Trace the information, fitted behavior, and evaluation proof separately.</w:t>
+      </w:r>
+    </w:p>
+    <w:p>
       <w:pPr>
         <w:pStyle w:val="Heading3"/>
       </w:pPr>
       <w:r>
-        <w:t>Explain the mechanism</w:t>
-      </w:r>
-    </w:p>
-    <w:p>
-      <w:r>
-        <w:t>Trace the information, fitted behavior, and evaluation proof separately.</w:t>
-      </w:r>
-    </w:p>
-    <w:p>
-      <w:r>
-        <w:t>QUESTION Calculate residuals, absolute errors, and mean absolute error.</w:t>
-      </w:r>
-    </w:p>
-    <w:p>
-      <w:r>
-        <w:t>MODEL IDEA Absolute error measures distance from truth without cancellation; MAE averages those distances in the target's original unit.</w:t>
-      </w:r>
-    </w:p>
-    <w:p>
-      <w:r>
+        <w:t>Question to explain</w:t>
+      </w:r>
+    </w:p>
+    <w:p>
+      <w:pPr>
+        <w:spacing w:line="336" w:lineRule="auto" w:after="180"/>
+        <w:shd w:fill="F5F1FB"/>
+      </w:pPr>
+      <w:r>
+        <w:rPr>
+          <w:b w:val="0"/>
+        </w:rPr>
+        <w:t xml:space="preserve">QUESTION Calculate residuals, </w:t>
+      </w:r>
+      <w:r>
+        <w:rPr>
+          <w:b/>
+        </w:rPr>
+        <w:t>absolute error</w:t>
+      </w:r>
+      <w:r>
+        <w:rPr>
+          <w:b w:val="0"/>
+        </w:rPr>
+        <w:t xml:space="preserve">s, and mean </w:t>
+      </w:r>
+      <w:r>
+        <w:rPr>
+          <w:b/>
+        </w:rPr>
+        <w:t>absolute error</w:t>
+      </w:r>
+      <w:r>
+        <w:rPr>
+          <w:b w:val="0"/>
+        </w:rPr>
+        <w:t>.</w:t>
+      </w:r>
+    </w:p>
+    <w:p>
+      <w:pPr>
+        <w:spacing w:line="336" w:lineRule="auto" w:after="180"/>
+      </w:pPr>
+      <w:r>
+        <w:rPr>
+          <w:b w:val="0"/>
+        </w:rPr>
+        <w:t xml:space="preserve">MODEL IDEA </w:t>
+      </w:r>
+      <w:r>
+        <w:rPr>
+          <w:b/>
+        </w:rPr>
+        <w:t>Absolute error</w:t>
+      </w:r>
+      <w:r>
+        <w:rPr>
+          <w:b w:val="0"/>
+        </w:rPr>
+        <w:t xml:space="preserve"> measures distance from truth without </w:t>
+      </w:r>
+      <w:r>
+        <w:rPr>
+          <w:b/>
+        </w:rPr>
+        <w:t>cancellation</w:t>
+      </w:r>
+      <w:r>
+        <w:rPr>
+          <w:b w:val="0"/>
+        </w:rPr>
+        <w:t xml:space="preserve">; MAE averages those distances in the target's original </w:t>
+      </w:r>
+      <w:r>
+        <w:rPr>
+          <w:b/>
+        </w:rPr>
+        <w:t>unit</w:t>
+      </w:r>
+      <w:r>
+        <w:rPr>
+          <w:b w:val="0"/>
+        </w:rPr>
+        <w:t>.</w:t>
+      </w:r>
+    </w:p>
+    <w:p>
+      <w:pPr>
+        <w:spacing w:line="336" w:lineRule="auto" w:after="180"/>
+      </w:pPr>
+      <w:r>
+        <w:rPr>
+          <w:b w:val="0"/>
+        </w:rPr>
         <w:t>PROOF NEEDED Use an unseen case, visible calculation, error analysis, and a stated limitation.</w:t>
       </w:r>
     </w:p>
     <w:p>
-      <w:r>
-        <w:t>UNDER THE HOOD Actual heights: 10, 14, 20; predictions: 12, 13, 17. Residuals: −2, +1, +3 cm; absolute errors: 2, 1, 3 cm.</w:t>
-      </w:r>
-    </w:p>
-    <w:p>
-      <w:r>
-        <w:t>Draw a fresh data → model → prediction → evaluation trace:</w:t>
-      </w:r>
-    </w:p>
-    <w:p>
-      <w:r>
-        <w:t>Predict first. Then check each step. A correct answer without visible evidence cannot be audited.</w:t>
-      </w:r>
-    </w:p>
-    <w:p>
-      <w:r>
-        <w:t>STEP 1 Actual heights: 10, 14, 20; predictions: 12, 13, 17.</w:t>
-      </w:r>
-    </w:p>
-    <w:p>
-      <w:r>
-        <w:t>STEP 2 Residuals: −2, +1, +3 cm; absolute errors: 2, 1, 3 cm.</w:t>
-      </w:r>
-    </w:p>
-    <w:p>
-      <w:r>
+      <w:pPr>
+        <w:pStyle w:val="Heading3"/>
+      </w:pPr>
+      <w:r>
+        <w:t>How the mechanism works</w:t>
+      </w:r>
+    </w:p>
+    <w:p>
+      <w:pPr>
+        <w:spacing w:line="336" w:lineRule="auto" w:after="180"/>
+        <w:shd w:fill="F1F6F8"/>
+      </w:pPr>
+      <w:r>
+        <w:rPr>
+          <w:b w:val="0"/>
+        </w:rPr>
+        <w:t xml:space="preserve">UNDER THE HOOD Actual heights: 10, 14, 20; </w:t>
+      </w:r>
+      <w:r>
+        <w:rPr>
+          <w:b/>
+        </w:rPr>
+        <w:t>prediction</w:t>
+      </w:r>
+      <w:r>
+        <w:rPr>
+          <w:b w:val="0"/>
+        </w:rPr>
+        <w:t xml:space="preserve">s: 12, 13, 17. Residuals: −2, +1, +3 cm; </w:t>
+      </w:r>
+      <w:r>
+        <w:rPr>
+          <w:b/>
+        </w:rPr>
+        <w:t>absolute error</w:t>
+      </w:r>
+      <w:r>
+        <w:rPr>
+          <w:b w:val="0"/>
+        </w:rPr>
+        <w:t>s: 2, 1, 3 cm.</w:t>
+      </w:r>
+    </w:p>
+    <w:p>
+      <w:pPr>
+        <w:spacing w:line="336" w:lineRule="auto" w:after="180"/>
+      </w:pPr>
+      <w:r>
+        <w:rPr>
+          <w:b w:val="0"/>
+        </w:rPr>
+        <w:t xml:space="preserve">Draw a fresh data → model → </w:t>
+      </w:r>
+      <w:r>
+        <w:rPr>
+          <w:b/>
+        </w:rPr>
+        <w:t>prediction</w:t>
+      </w:r>
+      <w:r>
+        <w:rPr>
+          <w:b w:val="0"/>
+        </w:rPr>
+        <w:t xml:space="preserve"> → evaluation trace:</w:t>
+      </w:r>
+    </w:p>
+    <w:p>
+      <w:pPr>
+        <w:spacing w:line="336" w:lineRule="auto" w:after="180"/>
+      </w:pPr>
+      <w:r>
+        <w:rPr>
+          <w:b w:val="0"/>
+        </w:rPr>
+        <w:t xml:space="preserve">Predict first. Then check each step. A correct answer without visible </w:t>
+      </w:r>
+      <w:r>
+        <w:rPr>
+          <w:b/>
+        </w:rPr>
+        <w:t>evidence</w:t>
+      </w:r>
+      <w:r>
+        <w:rPr>
+          <w:b w:val="0"/>
+        </w:rPr>
+        <w:t xml:space="preserve"> cannot be audited.</w:t>
+      </w:r>
+    </w:p>
+    <w:p>
+      <w:pPr>
+        <w:pStyle w:val="Heading3"/>
+      </w:pPr>
+      <w:r>
+        <w:t>Step 1</w:t>
+      </w:r>
+    </w:p>
+    <w:p>
+      <w:pPr>
+        <w:spacing w:line="336" w:lineRule="auto" w:after="180"/>
+        <w:shd w:fill="F4F9FC"/>
+      </w:pPr>
+      <w:r>
+        <w:rPr>
+          <w:b w:val="0"/>
+        </w:rPr>
+        <w:t xml:space="preserve">STEP 1 Actual heights: 10, 14, 20; </w:t>
+      </w:r>
+      <w:r>
+        <w:rPr>
+          <w:b/>
+        </w:rPr>
+        <w:t>prediction</w:t>
+      </w:r>
+      <w:r>
+        <w:rPr>
+          <w:b w:val="0"/>
+        </w:rPr>
+        <w:t>s: 12, 13, 17.</w:t>
+      </w:r>
+    </w:p>
+    <w:p>
+      <w:pPr>
+        <w:pStyle w:val="Heading3"/>
+      </w:pPr>
+      <w:r>
+        <w:t>Step 2</w:t>
+      </w:r>
+    </w:p>
+    <w:p>
+      <w:pPr>
+        <w:spacing w:line="336" w:lineRule="auto" w:after="180"/>
+        <w:shd w:fill="F4F9FC"/>
+      </w:pPr>
+      <w:r>
+        <w:rPr>
+          <w:b w:val="0"/>
+        </w:rPr>
+        <w:t xml:space="preserve">STEP 2 Residuals: −2, +1, +3 cm; </w:t>
+      </w:r>
+      <w:r>
+        <w:rPr>
+          <w:b/>
+        </w:rPr>
+        <w:t>absolute error</w:t>
+      </w:r>
+      <w:r>
+        <w:rPr>
+          <w:b w:val="0"/>
+        </w:rPr>
+        <w:t>s: 2, 1, 3 cm.</w:t>
+      </w:r>
+    </w:p>
+    <w:p>
+      <w:pPr>
+        <w:pStyle w:val="Heading3"/>
+      </w:pPr>
+      <w:r>
+        <w:t>Step 3</w:t>
+      </w:r>
+    </w:p>
+    <w:p>
+      <w:pPr>
+        <w:spacing w:line="336" w:lineRule="auto" w:after="180"/>
+        <w:shd w:fill="F4F9FC"/>
+      </w:pPr>
+      <w:r>
+        <w:rPr>
+          <w:b w:val="0"/>
+        </w:rPr>
         <w:t>STEP 3 MAE = (2 + 1 + 3) ÷ 3 = 2 cm.</w:t>
       </w:r>
     </w:p>
     <w:p>
-      <w:r>
+      <w:pPr>
+        <w:pStyle w:val="Heading3"/>
+      </w:pPr>
+      <w:r>
+        <w:t>Step 4</w:t>
+      </w:r>
+    </w:p>
+    <w:p>
+      <w:pPr>
+        <w:spacing w:line="336" w:lineRule="auto" w:after="180"/>
+        <w:shd w:fill="F4F9FC"/>
+      </w:pPr>
+      <w:r>
+        <w:rPr>
+          <w:b w:val="0"/>
+        </w:rPr>
         <w:t>STEP 4 Compare with a baseline on the same cases and inspect the largest error.</w:t>
       </w:r>
     </w:p>
     <w:p>
-      <w:r>
-        <w:t>CHECK Verify the denominator, unit, split, class definition, and data version before interpreting a score.</w:t>
-      </w:r>
-    </w:p>
-    <w:p>
-      <w:r>
-        <w:t>Recalculate, retrace, or restate the evidence independently:</w:t>
+      <w:pPr>
+        <w:spacing w:line="336" w:lineRule="auto" w:after="180"/>
+      </w:pPr>
+      <w:r>
+        <w:rPr>
+          <w:b w:val="0"/>
+        </w:rPr>
+        <w:t xml:space="preserve">CHECK Verify the denominator, </w:t>
+      </w:r>
+      <w:r>
+        <w:rPr>
+          <w:b/>
+        </w:rPr>
+        <w:t>unit</w:t>
+      </w:r>
+      <w:r>
+        <w:rPr>
+          <w:b w:val="0"/>
+        </w:rPr>
+        <w:t>, split, class definition, and data version before interpreting a score.</w:t>
+      </w:r>
+    </w:p>
+    <w:p>
+      <w:pPr>
+        <w:spacing w:line="336" w:lineRule="auto" w:after="180"/>
+      </w:pPr>
+      <w:r>
+        <w:rPr>
+          <w:b w:val="0"/>
+        </w:rPr>
+        <w:t xml:space="preserve">Recalculate, retrace, or restate the </w:t>
+      </w:r>
+      <w:r>
+        <w:rPr>
+          <w:b/>
+        </w:rPr>
+        <w:t>evidence</w:t>
+      </w:r>
+      <w:r>
+        <w:rPr>
+          <w:b w:val="0"/>
+        </w:rPr>
+        <w:t xml:space="preserve"> independently:</w:t>
       </w:r>
     </w:p>
     <w:p>
@@ -593,12 +1202,42 @@
       </w:r>
     </w:p>
     <w:p>
-      <w:r>
+      <w:pPr>
+        <w:pStyle w:val="Heading3"/>
+      </w:pPr>
+      <w:r>
+        <w:t>The teaching case</w:t>
+      </w:r>
+    </w:p>
+    <w:p>
+      <w:pPr>
+        <w:spacing w:line="336" w:lineRule="auto" w:after="180"/>
+        <w:shd w:fill="F1F6FC"/>
+      </w:pPr>
+      <w:r>
+        <w:rPr>
+          <w:b w:val="0"/>
+        </w:rPr>
         <w:t>Actual=[3,5,9], predicted=[2,7,6] cm.</w:t>
       </w:r>
     </w:p>
     <w:p>
-      <w:r>
+      <w:pPr>
+        <w:pStyle w:val="Heading3"/>
+      </w:pPr>
+      <w:r>
+        <w:t>The teaching case</w:t>
+      </w:r>
+    </w:p>
+    <w:p>
+      <w:pPr>
+        <w:spacing w:line="336" w:lineRule="auto" w:after="180"/>
+        <w:shd w:fill="F1F6FC"/>
+      </w:pPr>
+      <w:r>
+        <w:rPr>
+          <w:b w:val="0"/>
+        </w:rPr>
         <w:t>Calculate MAE.</w:t>
       </w:r>
     </w:p>
@@ -611,36 +1250,237 @@
       </w:r>
     </w:p>
     <w:p>
-      <w:r>
-        <w:t>Absolute errors=[1,2,3]; mean=2 cm. Do not cancel signed errors before taking absolute values.</w:t>
-      </w:r>
-    </w:p>
-    <w:p>
       <w:pPr>
         <w:pStyle w:val="Heading3"/>
       </w:pPr>
       <w:r>
+        <w:t>Why the result follows</w:t>
+      </w:r>
+    </w:p>
+    <w:p>
+      <w:pPr>
+        <w:spacing w:line="336" w:lineRule="auto" w:after="180"/>
+        <w:shd w:fill="F1F6FC"/>
+      </w:pPr>
+      <w:r>
+        <w:rPr>
+          <w:b/>
+        </w:rPr>
+        <w:t>Absolute error</w:t>
+      </w:r>
+      <w:r>
+        <w:rPr>
+          <w:b w:val="0"/>
+        </w:rPr>
+        <w:t>s=[1,2,3]; mean=2 cm. Do not cancel signed errors before taking absolute values.</w:t>
+      </w:r>
+    </w:p>
+    <w:p>
+      <w:pPr>
+        <w:pStyle w:val="Heading3"/>
+      </w:pPr>
+      <w:r>
         <w:t>Explain the added worked example</w:t>
       </w:r>
     </w:p>
     <w:p>
-      <w:r>
-        <w:t>A loss summarizes error magnitude without positive and negative cancellation. MAE averages absolute residuals. MSE averages squared residuals and penalizes large magnitudes more strongly. RMSE takes the square root of MSE so it returns to the target unit. These are different questions, not interchangeable labels.</w:t>
-      </w:r>
-    </w:p>
-    <w:p>
-      <w:r>
-        <w:t>Use fictional classroom data throughout this investigation. Keep the task, units, reference labels and data split visible as you reason. Earlier weeks supplied the model-building process; this week examines absolute and squared loss.</w:t>
-      </w:r>
-    </w:p>
-    <w:p>
-      <w:r>
-        <w:t>Residuals [-1, 2,-3] cm have absolute errors [1, 2, 3], so MAE=6/3=2 cm. Squared errors [1, 4, 9] sum to 14, so MSE=14/3 square cm and RMSE=sqrt(14/3), about 2.16 cm. Keep the square and the average in the correct order.</w:t>
-      </w:r>
-    </w:p>
-    <w:p>
-      <w:r>
-        <w:t>Trace the calculation on paper before running this optional Python check. Use the stated fictional inputs and compare intermediate values. The code checks this example; your independent workbook case uses different evidence.</w:t>
+      <w:pPr>
+        <w:pStyle w:val="Heading3"/>
+      </w:pPr>
+      <w:r>
+        <w:t>Explain the added worked example · 1</w:t>
+      </w:r>
+    </w:p>
+    <w:p>
+      <w:pPr>
+        <w:spacing w:line="336" w:lineRule="auto" w:after="180"/>
+      </w:pPr>
+      <w:r>
+        <w:rPr>
+          <w:b w:val="0"/>
+        </w:rPr>
+        <w:t xml:space="preserve">A </w:t>
+      </w:r>
+      <w:r>
+        <w:rPr>
+          <w:b/>
+        </w:rPr>
+        <w:t>loss</w:t>
+      </w:r>
+      <w:r>
+        <w:rPr>
+          <w:b w:val="0"/>
+        </w:rPr>
+        <w:t xml:space="preserve"> summarizes error magnitude without positive and negative </w:t>
+      </w:r>
+      <w:r>
+        <w:rPr>
+          <w:b/>
+        </w:rPr>
+        <w:t>cancellation</w:t>
+      </w:r>
+      <w:r>
+        <w:rPr>
+          <w:b w:val="0"/>
+        </w:rPr>
+        <w:t>. MAE averages absolute residuals. MSE averages squared residuals and penalizes large magnitudes more strongly.</w:t>
+      </w:r>
+    </w:p>
+    <w:p>
+      <w:pPr>
+        <w:spacing w:line="336" w:lineRule="auto" w:after="180"/>
+      </w:pPr>
+      <w:r>
+        <w:rPr>
+          <w:b/>
+        </w:rPr>
+        <w:t>RMSE</w:t>
+      </w:r>
+      <w:r>
+        <w:rPr>
+          <w:b w:val="0"/>
+        </w:rPr>
+        <w:t xml:space="preserve"> takes the square root of MSE so it returns to the target </w:t>
+      </w:r>
+      <w:r>
+        <w:rPr>
+          <w:b/>
+        </w:rPr>
+        <w:t>unit</w:t>
+      </w:r>
+      <w:r>
+        <w:rPr>
+          <w:b w:val="0"/>
+        </w:rPr>
+        <w:t>. These are different questions, not interchangeable labels.</w:t>
+      </w:r>
+    </w:p>
+    <w:p>
+      <w:pPr>
+        <w:spacing w:line="336" w:lineRule="auto" w:after="180"/>
+      </w:pPr>
+      <w:r>
+        <w:rPr>
+          <w:b w:val="0"/>
+        </w:rPr>
+        <w:t xml:space="preserve">Use fictional classroom data throughout this investigation. Keep the task, </w:t>
+      </w:r>
+      <w:r>
+        <w:rPr>
+          <w:b/>
+        </w:rPr>
+        <w:t>unit</w:t>
+      </w:r>
+      <w:r>
+        <w:rPr>
+          <w:b w:val="0"/>
+        </w:rPr>
+        <w:t>s, reference labels and data split visible as you reason.</w:t>
+      </w:r>
+    </w:p>
+    <w:p>
+      <w:pPr>
+        <w:spacing w:line="336" w:lineRule="auto" w:after="180"/>
+      </w:pPr>
+      <w:r>
+        <w:rPr>
+          <w:b w:val="0"/>
+        </w:rPr>
+        <w:t xml:space="preserve">Earlier weeks supplied the model-building </w:t>
+      </w:r>
+      <w:r>
+        <w:rPr>
+          <w:b/>
+        </w:rPr>
+        <w:t>process</w:t>
+      </w:r>
+      <w:r>
+        <w:rPr>
+          <w:b w:val="0"/>
+        </w:rPr>
+        <w:t xml:space="preserve">; this week examines absolute and squared </w:t>
+      </w:r>
+      <w:r>
+        <w:rPr>
+          <w:b/>
+        </w:rPr>
+        <w:t>loss</w:t>
+      </w:r>
+      <w:r>
+        <w:rPr>
+          <w:b w:val="0"/>
+        </w:rPr>
+        <w:t>.</w:t>
+      </w:r>
+    </w:p>
+    <w:p>
+      <w:pPr>
+        <w:spacing w:line="336" w:lineRule="auto" w:after="180"/>
+      </w:pPr>
+      <w:r>
+        <w:rPr>
+          <w:b w:val="0"/>
+        </w:rPr>
+        <w:t xml:space="preserve">Residuals [-1, 2,-3] cm have </w:t>
+      </w:r>
+      <w:r>
+        <w:rPr>
+          <w:b/>
+        </w:rPr>
+        <w:t>absolute error</w:t>
+      </w:r>
+      <w:r>
+        <w:rPr>
+          <w:b w:val="0"/>
+        </w:rPr>
+        <w:t xml:space="preserve">s [1, 2, 3], so MAE=6/3=2 cm. Squared errors [1, 4, 9] sum to 14, so MSE=14/3 square cm and </w:t>
+      </w:r>
+      <w:r>
+        <w:rPr>
+          <w:b/>
+        </w:rPr>
+        <w:t>RMSE</w:t>
+      </w:r>
+      <w:r>
+        <w:rPr>
+          <w:b w:val="0"/>
+        </w:rPr>
+        <w:t>=sqrt(14/3), about 2.16 cm. Keep the square and the average in the correct order.</w:t>
+      </w:r>
+    </w:p>
+    <w:p>
+      <w:pPr>
+        <w:spacing w:line="336" w:lineRule="auto" w:after="180"/>
+      </w:pPr>
+      <w:r>
+        <w:rPr>
+          <w:b w:val="0"/>
+        </w:rPr>
+        <w:t xml:space="preserve">Trace the calculation on paper before running this optional Python check. Use the stated fictional </w:t>
+      </w:r>
+      <w:r>
+        <w:rPr>
+          <w:b/>
+        </w:rPr>
+        <w:t>input</w:t>
+      </w:r>
+      <w:r>
+        <w:rPr>
+          <w:b w:val="0"/>
+        </w:rPr>
+        <w:t xml:space="preserve">s and compare intermediate values. The code checks this example; your independent workbook case uses different </w:t>
+      </w:r>
+      <w:r>
+        <w:rPr>
+          <w:b/>
+        </w:rPr>
+        <w:t>evidence</w:t>
+      </w:r>
+      <w:r>
+        <w:rPr>
+          <w:b w:val="0"/>
+        </w:rPr>
+        <w:t>.</w:t>
       </w:r>
     </w:p>
     <w:p>
@@ -784,8 +1624,37 @@
       </w:r>
     </w:p>
     <w:p>
-      <w:r>
-        <w:t>Use the complete worked example below before asking learners to complete W2. Reveal a small part, invite a prediction, then explain the deciding step. These teacher notes contain solutions; do not reveal the independent case answer during modelling.</w:t>
+      <w:pPr>
+        <w:spacing w:line="336" w:lineRule="auto" w:after="180"/>
+      </w:pPr>
+      <w:r>
+        <w:rPr>
+          <w:b w:val="0"/>
+        </w:rPr>
+        <w:t xml:space="preserve">Use the complete worked example below before asking learners to complete W2. Reveal a small part, invite a </w:t>
+      </w:r>
+      <w:r>
+        <w:rPr>
+          <w:b/>
+        </w:rPr>
+        <w:t>prediction</w:t>
+      </w:r>
+      <w:r>
+        <w:rPr>
+          <w:b w:val="0"/>
+        </w:rPr>
+        <w:t>, then explain the deciding step.</w:t>
+      </w:r>
+    </w:p>
+    <w:p>
+      <w:pPr>
+        <w:spacing w:line="336" w:lineRule="auto" w:after="180"/>
+      </w:pPr>
+      <w:r>
+        <w:rPr>
+          <w:b w:val="0"/>
+        </w:rPr>
+        <w:t>These teacher notes contain solutions; do not reveal the independent case answer during modelling.</w:t>
       </w:r>
     </w:p>
     <w:p>
@@ -1075,7 +1944,13 @@
       </w:tr>
     </w:tbl>
     <w:p>
-      <w:r>
+      <w:pPr>
+        <w:spacing w:line="336" w:lineRule="auto" w:after="180"/>
+      </w:pPr>
+      <w:r>
+        <w:rPr>
+          <w:b w:val="0"/>
+        </w:rPr>
         <w:t>Use the diagram and verbal explanation together. Ask learners to match a sentence to a specific visual step; do not assign learners fixed visual or auditory learning styles.</w:t>
       </w:r>
     </w:p>
@@ -1088,8 +1963,26 @@
       </w:r>
     </w:p>
     <w:p>
-      <w:r>
-        <w:t>Compare absolute and squared error without losing track of units.</w:t>
+      <w:pPr>
+        <w:spacing w:line="336" w:lineRule="auto" w:after="180"/>
+      </w:pPr>
+      <w:r>
+        <w:rPr>
+          <w:b w:val="0"/>
+        </w:rPr>
+        <w:t xml:space="preserve">Compare absolute and squared error without losing track of </w:t>
+      </w:r>
+      <w:r>
+        <w:rPr>
+          <w:b/>
+        </w:rPr>
+        <w:t>unit</w:t>
+      </w:r>
+      <w:r>
+        <w:rPr>
+          <w:b w:val="0"/>
+        </w:rPr>
+        <w:t>s.</w:t>
       </w:r>
     </w:p>
     <w:p>
@@ -1101,13 +1994,55 @@
       </w:r>
     </w:p>
     <w:p>
-      <w:r>
+      <w:pPr>
+        <w:pStyle w:val="Heading3"/>
+      </w:pPr>
+      <w:r>
+        <w:t>Supplied facts</w:t>
+      </w:r>
+    </w:p>
+    <w:p>
+      <w:pPr>
+        <w:spacing w:line="336" w:lineRule="auto" w:after="180"/>
+        <w:shd w:fill="F1F6FC"/>
+      </w:pPr>
+      <w:r>
+        <w:rPr>
+          <w:b w:val="0"/>
+        </w:rPr>
         <w:t>Residuals are [-1, 2, 3] cm. Use MAE=mean absolute residual and MSE=mean squared residual.</w:t>
       </w:r>
     </w:p>
     <w:p>
-      <w:r>
-        <w:t>All inputs and outcomes in this worked example are invented classroom data; no real model run is claimed.</w:t>
+      <w:pPr>
+        <w:pStyle w:val="Heading3"/>
+      </w:pPr>
+      <w:r>
+        <w:t>Supplied facts</w:t>
+      </w:r>
+    </w:p>
+    <w:p>
+      <w:pPr>
+        <w:spacing w:line="336" w:lineRule="auto" w:after="180"/>
+        <w:shd w:fill="F1F6FC"/>
+      </w:pPr>
+      <w:r>
+        <w:rPr>
+          <w:b w:val="0"/>
+        </w:rPr>
+        <w:t xml:space="preserve">All </w:t>
+      </w:r>
+      <w:r>
+        <w:rPr>
+          <w:b/>
+        </w:rPr>
+        <w:t>input</w:t>
+      </w:r>
+      <w:r>
+        <w:rPr>
+          <w:b w:val="0"/>
+        </w:rPr>
+        <w:t>s and outcomes in this worked example are invented classroom data; no real model run is claimed.</w:t>
       </w:r>
     </w:p>
     <w:p>
@@ -1270,57 +2205,271 @@
       </w:r>
     </w:p>
     <w:p>
-      <w:r>
-        <w:t>Read the picture in order. RMSE=sqrt(14/3), approximately2.16 cm. The arrows show which recorded input or intermediate result each decision uses. Explain the deciding step aloud before checking the changed case; pointing to the final answer alone does not show how it follows.</w:t>
-      </w:r>
-    </w:p>
-    <w:p>
       <w:pPr>
         <w:pStyle w:val="Heading3"/>
       </w:pPr>
       <w:r>
+        <w:t>Why the result follows</w:t>
+      </w:r>
+    </w:p>
+    <w:p>
+      <w:pPr>
+        <w:spacing w:line="336" w:lineRule="auto" w:after="180"/>
+        <w:shd w:fill="F1F6FC"/>
+      </w:pPr>
+      <w:r>
+        <w:rPr>
+          <w:b w:val="0"/>
+        </w:rPr>
+        <w:t xml:space="preserve">Read the picture in order. </w:t>
+      </w:r>
+      <w:r>
+        <w:rPr>
+          <w:b/>
+        </w:rPr>
+        <w:t>RMSE</w:t>
+      </w:r>
+      <w:r>
+        <w:rPr>
+          <w:b w:val="0"/>
+        </w:rPr>
+        <w:t xml:space="preserve">=sqrt(14/3), approximately2.16 cm. The arrows show which recorded </w:t>
+      </w:r>
+      <w:r>
+        <w:rPr>
+          <w:b/>
+        </w:rPr>
+        <w:t>input</w:t>
+      </w:r>
+      <w:r>
+        <w:rPr>
+          <w:b w:val="0"/>
+        </w:rPr>
+        <w:t xml:space="preserve"> or intermediate result each decision uses.</w:t>
+      </w:r>
+    </w:p>
+    <w:p>
+      <w:pPr>
+        <w:spacing w:line="336" w:lineRule="auto" w:after="180"/>
+        <w:shd w:fill="F1F6FC"/>
+      </w:pPr>
+      <w:r>
+        <w:rPr>
+          <w:b w:val="0"/>
+        </w:rPr>
+        <w:t>Explain the deciding step aloud before checking the changed case; pointing to the final answer alone does not show how it follows.</w:t>
+      </w:r>
+    </w:p>
+    <w:p>
+      <w:pPr>
+        <w:pStyle w:val="Heading3"/>
+      </w:pPr>
+      <w:r>
         <w:t>What this example does not establish</w:t>
       </w:r>
     </w:p>
     <w:p>
-      <w:r>
-        <w:t>Different loss functions weight large misses differently; a smaller selected loss is not automatically better for every consequence.</w:t>
-      </w:r>
-    </w:p>
-    <w:p>
       <w:pPr>
         <w:pStyle w:val="Heading3"/>
       </w:pPr>
       <w:r>
+        <w:t>Keep the stated limit</w:t>
+      </w:r>
+    </w:p>
+    <w:p>
+      <w:pPr>
+        <w:spacing w:line="336" w:lineRule="auto" w:after="180"/>
+        <w:shd w:fill="FFF5E6"/>
+      </w:pPr>
+      <w:r>
+        <w:rPr>
+          <w:b w:val="0"/>
+        </w:rPr>
+        <w:t xml:space="preserve">Different </w:t>
+      </w:r>
+      <w:r>
+        <w:rPr>
+          <w:b/>
+        </w:rPr>
+        <w:t>loss</w:t>
+      </w:r>
+      <w:r>
+        <w:rPr>
+          <w:b w:val="0"/>
+        </w:rPr>
+        <w:t xml:space="preserve"> functions weight large misses differently; a smaller selected </w:t>
+      </w:r>
+      <w:r>
+        <w:rPr>
+          <w:b/>
+        </w:rPr>
+        <w:t>loss</w:t>
+      </w:r>
+      <w:r>
+        <w:rPr>
+          <w:b w:val="0"/>
+        </w:rPr>
+        <w:t xml:space="preserve"> is not automatically better for every consequence.</w:t>
+      </w:r>
+    </w:p>
+    <w:p>
+      <w:pPr>
+        <w:pStyle w:val="Heading3"/>
+      </w:pPr>
+      <w:r>
         <w:t>Change one thing in the pictured case</w:t>
       </w:r>
     </w:p>
     <w:p>
-      <w:r>
+      <w:pPr>
+        <w:pStyle w:val="Heading3"/>
+      </w:pPr>
+      <w:r>
+        <w:t>Change one thing</w:t>
+      </w:r>
+    </w:p>
+    <w:p>
+      <w:pPr>
+        <w:spacing w:line="336" w:lineRule="auto" w:after="180"/>
+        <w:shd w:fill="F5F1FB"/>
+      </w:pPr>
+      <w:r>
+        <w:rPr>
+          <w:b w:val="0"/>
+        </w:rPr>
         <w:t>Change: Convert every residual to millimetres.</w:t>
       </w:r>
     </w:p>
     <w:p>
-      <w:r>
-        <w:t>Prediction: MAE becomes20 mm; MSE becomes1400/3 mm²; RMSE becomes about21.60 mm.</w:t>
-      </w:r>
-    </w:p>
-    <w:p>
-      <w:r>
-        <w:t>Reason: Residuals scale by10; squares scale by100, while the square root returns a length unit.</w:t>
-      </w:r>
-    </w:p>
-    <w:p>
       <w:pPr>
         <w:pStyle w:val="Heading3"/>
       </w:pPr>
       <w:r>
+        <w:t>Predicted result</w:t>
+      </w:r>
+    </w:p>
+    <w:p>
+      <w:pPr>
+        <w:spacing w:line="336" w:lineRule="auto" w:after="180"/>
+        <w:shd w:fill="F1F6FC"/>
+      </w:pPr>
+      <w:r>
+        <w:rPr>
+          <w:b/>
+        </w:rPr>
+        <w:t>Prediction</w:t>
+      </w:r>
+      <w:r>
+        <w:rPr>
+          <w:b w:val="0"/>
+        </w:rPr>
+        <w:t xml:space="preserve">: MAE becomes20 mm; MSE becomes1400/3 mm²; </w:t>
+      </w:r>
+      <w:r>
+        <w:rPr>
+          <w:b/>
+        </w:rPr>
+        <w:t>RMSE</w:t>
+      </w:r>
+      <w:r>
+        <w:rPr>
+          <w:b w:val="0"/>
+        </w:rPr>
+        <w:t xml:space="preserve"> becomes about21.60 mm.</w:t>
+      </w:r>
+    </w:p>
+    <w:p>
+      <w:pPr>
+        <w:pStyle w:val="Heading3"/>
+      </w:pPr>
+      <w:r>
+        <w:t>Why the result follows</w:t>
+      </w:r>
+    </w:p>
+    <w:p>
+      <w:pPr>
+        <w:spacing w:line="336" w:lineRule="auto" w:after="180"/>
+        <w:shd w:fill="F1F6FC"/>
+      </w:pPr>
+      <w:r>
+        <w:rPr>
+          <w:b w:val="0"/>
+        </w:rPr>
+        <w:t xml:space="preserve">Reason: Residuals scale by10; squares scale by100, while the square root returns a length </w:t>
+      </w:r>
+      <w:r>
+        <w:rPr>
+          <w:b/>
+        </w:rPr>
+        <w:t>unit</w:t>
+      </w:r>
+      <w:r>
+        <w:rPr>
+          <w:b w:val="0"/>
+        </w:rPr>
+        <w:t>.</w:t>
+      </w:r>
+    </w:p>
+    <w:p>
+      <w:pPr>
+        <w:pStyle w:val="Heading3"/>
+      </w:pPr>
+      <w:r>
         <w:t>Ask while showing the picture</w:t>
       </w:r>
     </w:p>
     <w:p>
-      <w:r>
-        <w:t>Cover the result. Ask learners to name the inputs and predict the next step. Uncover one step, connect the icon to the actual procedure, and explain its evidence. Then change the supplied condition and compare. The picture is a representation; it does not document execution of a real AI model.</w:t>
+      <w:pPr>
+        <w:pStyle w:val="Heading3"/>
+      </w:pPr>
+      <w:r>
+        <w:t>Ask while showing the picture · 2</w:t>
+      </w:r>
+    </w:p>
+    <w:p>
+      <w:pPr>
+        <w:spacing w:line="336" w:lineRule="auto" w:after="180"/>
+      </w:pPr>
+      <w:r>
+        <w:rPr>
+          <w:b w:val="0"/>
+        </w:rPr>
+        <w:t xml:space="preserve">Cover the result. Ask learners to name the </w:t>
+      </w:r>
+      <w:r>
+        <w:rPr>
+          <w:b/>
+        </w:rPr>
+        <w:t>input</w:t>
+      </w:r>
+      <w:r>
+        <w:rPr>
+          <w:b w:val="0"/>
+        </w:rPr>
+        <w:t xml:space="preserve">s and predict the next step. Uncover one step, connect the icon to the actual procedure, and explain its </w:t>
+      </w:r>
+      <w:r>
+        <w:rPr>
+          <w:b/>
+        </w:rPr>
+        <w:t>evidence</w:t>
+      </w:r>
+      <w:r>
+        <w:rPr>
+          <w:b w:val="0"/>
+        </w:rPr>
+        <w:t>. Then change the supplied condition and compare.</w:t>
+      </w:r>
+    </w:p>
+    <w:p>
+      <w:pPr>
+        <w:spacing w:line="336" w:lineRule="auto" w:after="180"/>
+      </w:pPr>
+      <w:r>
+        <w:rPr>
+          <w:b w:val="0"/>
+        </w:rPr>
+        <w:t>The picture is a representation; it does not document execution of a real AI model.</w:t>
       </w:r>
     </w:p>
     <w:p>
@@ -1332,11 +2481,16 @@
       </w:r>
     </w:p>
     <w:p>
+      <w:r>
+        <w:t>Demonstrate Absolute Error and MAE, reduce support deliberately and check individual reasoning before discussing answers.</w:t>
+      </w:r>
+    </w:p>
+    <w:p>
       <w:pPr>
         <w:pStyle w:val="Heading3"/>
       </w:pPr>
       <w:r>
-        <w:t>Demonstrate and guide practice</w:t>
+        <w:t>Board sequence</w:t>
       </w:r>
     </w:p>
     <w:p>
@@ -1344,55 +2498,221 @@
         <w:pStyle w:val="Heading3"/>
       </w:pPr>
       <w:r>
-        <w:t>Board sequence</w:t>
-      </w:r>
-    </w:p>
-    <w:p>
-      <w:r>
+        <w:t>1. Put the facts on the board</w:t>
+      </w:r>
+    </w:p>
+    <w:p>
+      <w:pPr>
+        <w:spacing w:line="336" w:lineRule="auto" w:after="180"/>
+        <w:shd w:fill="F4F9FC"/>
+      </w:pPr>
+      <w:r>
+        <w:rPr>
+          <w:b w:val="0"/>
+        </w:rPr>
         <w:t>Write the given facts: Actual=[3,5,9], predicted=[2,7,6] cm.</w:t>
       </w:r>
     </w:p>
     <w:p>
-      <w:r>
+      <w:pPr>
+        <w:pStyle w:val="Heading3"/>
+      </w:pPr>
+      <w:r>
+        <w:t>2. State the decision to explain</w:t>
+      </w:r>
+    </w:p>
+    <w:p>
+      <w:pPr>
+        <w:spacing w:line="336" w:lineRule="auto" w:after="180"/>
+        <w:shd w:fill="F4F9FC"/>
+      </w:pPr>
+      <w:r>
+        <w:rPr>
+          <w:b w:val="0"/>
+        </w:rPr>
         <w:t>Write the question to explain: Calculate MAE.</w:t>
       </w:r>
     </w:p>
     <w:p>
-      <w:r>
-        <w:t>Reveal after predictions: Absolute errors=[1,2,3]; mean=2 cm. Do not cancel signed errors before taking absolute values.</w:t>
-      </w:r>
-    </w:p>
-    <w:p>
-      <w:r>
-        <w:t>Keep for an independent attempt: Actual heights are 4, 8 and 10 cm; predictions are 5, 6 and 13 cm. Calculate absolute errors and MAE.</w:t>
-      </w:r>
-    </w:p>
-    <w:p>
       <w:pPr>
         <w:pStyle w:val="Heading3"/>
       </w:pPr>
       <w:r>
+        <w:t>3. Reveal the worked reasoning</w:t>
+      </w:r>
+    </w:p>
+    <w:p>
+      <w:pPr>
+        <w:spacing w:line="336" w:lineRule="auto" w:after="180"/>
+        <w:shd w:fill="F1F6FC"/>
+      </w:pPr>
+      <w:r>
+        <w:rPr>
+          <w:b w:val="0"/>
+        </w:rPr>
+        <w:t xml:space="preserve">Reveal after </w:t>
+      </w:r>
+      <w:r>
+        <w:rPr>
+          <w:b/>
+        </w:rPr>
+        <w:t>prediction</w:t>
+      </w:r>
+      <w:r>
+        <w:rPr>
+          <w:b w:val="0"/>
+        </w:rPr>
+        <w:t xml:space="preserve">s: </w:t>
+      </w:r>
+      <w:r>
+        <w:rPr>
+          <w:b/>
+        </w:rPr>
+        <w:t>Absolute error</w:t>
+      </w:r>
+      <w:r>
+        <w:rPr>
+          <w:b w:val="0"/>
+        </w:rPr>
+        <w:t>s=[1,2,3]; mean=2 cm. Do not cancel signed errors before taking absolute values.</w:t>
+      </w:r>
+    </w:p>
+    <w:p>
+      <w:pPr>
+        <w:pStyle w:val="Heading3"/>
+      </w:pPr>
+      <w:r>
+        <w:t>Hold back the independent task</w:t>
+      </w:r>
+    </w:p>
+    <w:p>
+      <w:pPr>
+        <w:spacing w:line="336" w:lineRule="auto" w:after="180"/>
+        <w:shd w:fill="FFF5E6"/>
+      </w:pPr>
+      <w:r>
+        <w:rPr>
+          <w:b w:val="0"/>
+        </w:rPr>
+        <w:t xml:space="preserve">Keep for an independent attempt: Actual heights are 4, 8 and 10 cm; </w:t>
+      </w:r>
+      <w:r>
+        <w:rPr>
+          <w:b/>
+        </w:rPr>
+        <w:t>prediction</w:t>
+      </w:r>
+      <w:r>
+        <w:rPr>
+          <w:b w:val="0"/>
+        </w:rPr>
+        <w:t xml:space="preserve">s are 5, 6 and 13 cm. Calculate </w:t>
+      </w:r>
+      <w:r>
+        <w:rPr>
+          <w:b/>
+        </w:rPr>
+        <w:t>absolute error</w:t>
+      </w:r>
+      <w:r>
+        <w:rPr>
+          <w:b w:val="0"/>
+        </w:rPr>
+        <w:t>s and MAE.</w:t>
+      </w:r>
+    </w:p>
+    <w:p>
+      <w:pPr>
+        <w:pStyle w:val="Heading3"/>
+      </w:pPr>
+      <w:r>
         <w:t>Classroom dialogue</w:t>
       </w:r>
     </w:p>
     <w:p>
-      <w:r>
+      <w:pPr>
+        <w:pStyle w:val="Heading3"/>
+      </w:pPr>
+      <w:r>
+        <w:t>Ask the class</w:t>
+      </w:r>
+    </w:p>
+    <w:p>
+      <w:pPr>
+        <w:spacing w:line="336" w:lineRule="auto" w:after="180"/>
+        <w:shd w:fill="F5F1FB"/>
+      </w:pPr>
+      <w:r>
+        <w:rPr>
+          <w:b w:val="0"/>
+        </w:rPr>
         <w:t>Ask: Which facts are given, and which would we have to assume? Learners mark relevant details before discussing answers.</w:t>
       </w:r>
     </w:p>
     <w:p>
-      <w:r>
+      <w:pPr>
+        <w:pStyle w:val="Heading3"/>
+      </w:pPr>
+      <w:r>
+        <w:t>Language to model</w:t>
+      </w:r>
+    </w:p>
+    <w:p>
+      <w:pPr>
+        <w:spacing w:line="336" w:lineRule="auto" w:after="180"/>
+        <w:shd w:fill="F1F6F8"/>
+      </w:pPr>
+      <w:r>
+        <w:rPr>
+          <w:b w:val="0"/>
+        </w:rPr>
         <w:t>Say: Predict first. Show the rule, information path or calculation that would produce the result. A correct guess is not yet an explanation.</w:t>
       </w:r>
     </w:p>
     <w:p>
-      <w:r>
-        <w:t>Reveal reasoning one step at a time. Explain why a tempting alternative fails. Write units and denominators for arithmetic, trace conditions for decisions, and identify supporting sources for claims.</w:t>
-      </w:r>
-    </w:p>
-    <w:p>
-      <w:r>
-        <w:t>In pairs, one learner solves while the other checks evidence; exchange roles. Remove the worked answer before independent assessment.</w:t>
+      <w:pPr>
+        <w:spacing w:line="336" w:lineRule="auto" w:after="180"/>
+      </w:pPr>
+      <w:r>
+        <w:rPr>
+          <w:b w:val="0"/>
+        </w:rPr>
+        <w:t xml:space="preserve">Reveal reasoning one step at a time. Explain why a tempting alternative fails. Write </w:t>
+      </w:r>
+      <w:r>
+        <w:rPr>
+          <w:b/>
+        </w:rPr>
+        <w:t>unit</w:t>
+      </w:r>
+      <w:r>
+        <w:rPr>
+          <w:b w:val="0"/>
+        </w:rPr>
+        <w:t>s and denominators for arithmetic, trace conditions for decisions, and identify supporting sources for claims.</w:t>
+      </w:r>
+    </w:p>
+    <w:p>
+      <w:pPr>
+        <w:spacing w:line="336" w:lineRule="auto" w:after="180"/>
+      </w:pPr>
+      <w:r>
+        <w:rPr>
+          <w:b w:val="0"/>
+        </w:rPr>
+        <w:t xml:space="preserve">In pairs, one learner solves while the other checks </w:t>
+      </w:r>
+      <w:r>
+        <w:rPr>
+          <w:b/>
+        </w:rPr>
+        <w:t>evidence</w:t>
+      </w:r>
+      <w:r>
+        <w:rPr>
+          <w:b w:val="0"/>
+        </w:rPr>
+        <w:t>; exchange roles. Remove the worked answer before independent assessment.</w:t>
       </w:r>
     </w:p>
     <w:p>
@@ -1404,8 +2724,26 @@
       </w:r>
     </w:p>
     <w:p>
-      <w:r>
-        <w:t>Guided response: MSE 14/3 square cm; RMSE sqrt(14/3) about 2.16 cm. Exit response: Keep the declared primary metric and disclose any additional metric and reason. Report the large error and complete evaluation.</w:t>
+      <w:pPr>
+        <w:spacing w:line="336" w:lineRule="auto" w:after="180"/>
+      </w:pPr>
+      <w:r>
+        <w:rPr>
+          <w:b w:val="0"/>
+        </w:rPr>
+        <w:t xml:space="preserve">Guided response: MSE 14/3 square cm; </w:t>
+      </w:r>
+      <w:r>
+        <w:rPr>
+          <w:b/>
+        </w:rPr>
+        <w:t>RMSE</w:t>
+      </w:r>
+      <w:r>
+        <w:rPr>
+          <w:b w:val="0"/>
+        </w:rPr>
+        <w:t xml:space="preserve"> sqrt(14/3) about 2.16 cm. Exit response: Keep the declared primary metric and disclose any additional metric and reason. Report the large error and complete evaluation.</w:t>
       </w:r>
     </w:p>
     <w:p>
@@ -1637,41 +2975,144 @@
       </w:r>
     </w:p>
     <w:p>
-      <w:r>
-        <w:t>Completion task: Give MSE and RMSE with units.</w:t>
-      </w:r>
-    </w:p>
-    <w:p>
-      <w:r>
-        <w:t>Teacher check: Teacher explanation: MSE 14/3 square cm; RMSE sqrt(14/3) about 2.16 cm.</w:t>
-      </w:r>
-    </w:p>
-    <w:p>
-      <w:r>
-        <w:t>Start by identifying the given inputs together. Leave the intermediate steps blank. If needed, model one step, then withdraw that help on the next step. Move to a full trace only when the partial trace is understood. For partners, alternate explainer and checker; collect a response from every learner before discussion.</w:t>
-      </w:r>
-    </w:p>
-    <w:p>
       <w:pPr>
         <w:pStyle w:val="Heading3"/>
       </w:pPr>
       <w:r>
+        <w:t>Completion practice</w:t>
+      </w:r>
+    </w:p>
+    <w:p>
+      <w:pPr>
+        <w:spacing w:line="336" w:lineRule="auto" w:after="180"/>
+        <w:shd w:fill="F5F1FB"/>
+      </w:pPr>
+      <w:r>
+        <w:rPr>
+          <w:b w:val="0"/>
+        </w:rPr>
+        <w:t xml:space="preserve">Completion task: Give MSE and </w:t>
+      </w:r>
+      <w:r>
+        <w:rPr>
+          <w:b/>
+        </w:rPr>
+        <w:t>RMSE</w:t>
+      </w:r>
+      <w:r>
+        <w:rPr>
+          <w:b w:val="0"/>
+        </w:rPr>
+        <w:t xml:space="preserve"> with </w:t>
+      </w:r>
+      <w:r>
+        <w:rPr>
+          <w:b/>
+        </w:rPr>
+        <w:t>unit</w:t>
+      </w:r>
+      <w:r>
+        <w:rPr>
+          <w:b w:val="0"/>
+        </w:rPr>
+        <w:t>s.</w:t>
+      </w:r>
+    </w:p>
+    <w:p>
+      <w:pPr>
+        <w:pStyle w:val="Heading3"/>
+      </w:pPr>
+      <w:r>
+        <w:t>Reasoning to listen for</w:t>
+      </w:r>
+    </w:p>
+    <w:p>
+      <w:pPr>
+        <w:spacing w:line="336" w:lineRule="auto" w:after="180"/>
+        <w:shd w:fill="F1F6FC"/>
+      </w:pPr>
+      <w:r>
+        <w:rPr>
+          <w:b w:val="0"/>
+        </w:rPr>
+        <w:t xml:space="preserve">Teacher check: Teacher explanation: MSE 14/3 square cm; </w:t>
+      </w:r>
+      <w:r>
+        <w:rPr>
+          <w:b/>
+        </w:rPr>
+        <w:t>RMSE</w:t>
+      </w:r>
+      <w:r>
+        <w:rPr>
+          <w:b w:val="0"/>
+        </w:rPr>
+        <w:t xml:space="preserve"> sqrt(14/3) about 2.16 cm.</w:t>
+      </w:r>
+    </w:p>
+    <w:p>
+      <w:pPr>
+        <w:spacing w:line="336" w:lineRule="auto" w:after="180"/>
+      </w:pPr>
+      <w:r>
+        <w:rPr>
+          <w:b w:val="0"/>
+        </w:rPr>
+        <w:t xml:space="preserve">Start by identifying the given </w:t>
+      </w:r>
+      <w:r>
+        <w:rPr>
+          <w:b/>
+        </w:rPr>
+        <w:t>input</w:t>
+      </w:r>
+      <w:r>
+        <w:rPr>
+          <w:b w:val="0"/>
+        </w:rPr>
+        <w:t>s together. Leave the intermediate steps blank. If needed, model one step, then withdraw that help on the next step. Move to a full trace only when the partial trace is understood.</w:t>
+      </w:r>
+    </w:p>
+    <w:p>
+      <w:pPr>
+        <w:spacing w:line="336" w:lineRule="auto" w:after="180"/>
+      </w:pPr>
+      <w:r>
+        <w:rPr>
+          <w:b w:val="0"/>
+        </w:rPr>
+        <w:t>For partners, alternate explainer and checker; collect a response from every learner before discussion.</w:t>
+      </w:r>
+    </w:p>
+    <w:p>
+      <w:pPr>
+        <w:pStyle w:val="Heading3"/>
+      </w:pPr>
+      <w:r>
         <w:t>Individual reasoning check</w:t>
       </w:r>
     </w:p>
     <w:p>
-      <w:r>
-        <w:t>Use the worked case for Absolute and squared loss. Proposed explanation: “A final answer is enough”. Decide whether this explanation is supported. Point to the step or supplied fact that decides; explain your repair if needed.</w:t>
-      </w:r>
-    </w:p>
-    <w:p>
-      <w:r>
-        <w:t>Expected correction: Ask for the relevant counts, units, procedure or saved record. For this week: (1+2+3)/3=2 cm.</w:t>
-      </w:r>
-    </w:p>
-    <w:p>
-      <w:r>
-        <w:t>Collect explanations, not only yes/no votes. If a misunderstanding is common, re-model the relevant step for the class. If it affects a few learners, give a short targeted group explanation while others solve a more demanding variation.</w:t>
+      <w:pPr>
+        <w:spacing w:line="336" w:lineRule="auto" w:after="180"/>
+      </w:pPr>
+      <w:r>
+        <w:rPr>
+          <w:b w:val="0"/>
+        </w:rPr>
+        <w:t xml:space="preserve">Use the worked case for Absolute and squared </w:t>
+      </w:r>
+      <w:r>
+        <w:rPr>
+          <w:b/>
+        </w:rPr>
+        <w:t>loss</w:t>
+      </w:r>
+      <w:r>
+        <w:rPr>
+          <w:b w:val="0"/>
+        </w:rPr>
+        <w:t>. Proposed explanation: “A final answer is enough”. Decide whether this explanation is supported. Point to the step or supplied fact that decides; explain your repair if needed.</w:t>
       </w:r>
     </w:p>
     <w:p>
@@ -1679,12 +3120,84 @@
         <w:pStyle w:val="Heading3"/>
       </w:pPr>
       <w:r>
+        <w:t>Expected repair</w:t>
+      </w:r>
+    </w:p>
+    <w:p>
+      <w:pPr>
+        <w:spacing w:line="336" w:lineRule="auto" w:after="180"/>
+        <w:shd w:fill="F1F6FC"/>
+      </w:pPr>
+      <w:r>
+        <w:rPr>
+          <w:b w:val="0"/>
+        </w:rPr>
+        <w:t xml:space="preserve">Expected correction: Ask for the relevant counts, </w:t>
+      </w:r>
+      <w:r>
+        <w:rPr>
+          <w:b/>
+        </w:rPr>
+        <w:t>unit</w:t>
+      </w:r>
+      <w:r>
+        <w:rPr>
+          <w:b w:val="0"/>
+        </w:rPr>
+        <w:t>s, procedure or saved record. For this week: (1+2+3)/3=2 cm.</w:t>
+      </w:r>
+    </w:p>
+    <w:p>
+      <w:pPr>
+        <w:spacing w:line="336" w:lineRule="auto" w:after="180"/>
+      </w:pPr>
+      <w:r>
+        <w:rPr>
+          <w:b w:val="0"/>
+        </w:rPr>
+        <w:t>Collect explanations, not only yes/no votes. If a misunderstanding is common, re-model the relevant step for the class.</w:t>
+      </w:r>
+    </w:p>
+    <w:p>
+      <w:pPr>
+        <w:spacing w:line="336" w:lineRule="auto" w:after="180"/>
+      </w:pPr>
+      <w:r>
+        <w:rPr>
+          <w:b w:val="0"/>
+        </w:rPr>
+        <w:t>If it affects a few learners, give a short targeted group explanation while others solve a more demanding variation.</w:t>
+      </w:r>
+    </w:p>
+    <w:p>
+      <w:pPr>
+        <w:pStyle w:val="Heading3"/>
+      </w:pPr>
+      <w:r>
         <w:t>Pictorial practice question</w:t>
       </w:r>
     </w:p>
     <w:p>
-      <w:r>
-        <w:t>Why is quoting MSE as4.67 cm misleading? Point to the relevant step in the picture, then write the changed result and the rule or evidence that supports it.</w:t>
+      <w:pPr>
+        <w:spacing w:line="336" w:lineRule="auto" w:after="180"/>
+      </w:pPr>
+      <w:r>
+        <w:rPr>
+          <w:b w:val="0"/>
+        </w:rPr>
+        <w:t xml:space="preserve">Why is quoting MSE as4.67 cm misleading? Point to the relevant step in the picture, then write the changed result and the rule or </w:t>
+      </w:r>
+      <w:r>
+        <w:rPr>
+          <w:b/>
+        </w:rPr>
+        <w:t>evidence</w:t>
+      </w:r>
+      <w:r>
+        <w:rPr>
+          <w:b w:val="0"/>
+        </w:rPr>
+        <w:t xml:space="preserve"> that supports it.</w:t>
       </w:r>
     </w:p>
     <w:p>
@@ -1696,18 +3209,155 @@
       </w:r>
     </w:p>
     <w:p>
-      <w:r>
-        <w:t>Its unit is cm², not cm. RMSE is the corresponding square-root statistic with cm units. Changed-case check: MAE becomes20 mm; MSE becomes1400/3 mm²; RMSE becomes about21.60 mm. Residuals scale by10; squares scale by100, while the square root returns a length unit.</w:t>
-      </w:r>
-    </w:p>
-    <w:p>
-      <w:r>
-        <w:t>Changed-case reasoning: MAE becomes20 mm; MSE becomes1400/3 mm²; RMSE becomes about21.60 mm. Residuals scale by10; squares scale by100, while the square root returns a length unit.</w:t>
-      </w:r>
-    </w:p>
-    <w:p>
-      <w:r>
-        <w:t>Collect each learner’s explanation before discussion. Use the first missing connection between input, deciding step and result to choose support. This question is worked-case practice, not fresh mastery evidence.</w:t>
+      <w:pPr>
+        <w:spacing w:line="336" w:lineRule="auto" w:after="180"/>
+      </w:pPr>
+      <w:r>
+        <w:rPr>
+          <w:b w:val="0"/>
+        </w:rPr>
+        <w:t xml:space="preserve">Its </w:t>
+      </w:r>
+      <w:r>
+        <w:rPr>
+          <w:b/>
+        </w:rPr>
+        <w:t>unit</w:t>
+      </w:r>
+      <w:r>
+        <w:rPr>
+          <w:b w:val="0"/>
+        </w:rPr>
+        <w:t xml:space="preserve"> is cm², not cm. </w:t>
+      </w:r>
+      <w:r>
+        <w:rPr>
+          <w:b/>
+        </w:rPr>
+        <w:t>RMSE</w:t>
+      </w:r>
+      <w:r>
+        <w:rPr>
+          <w:b w:val="0"/>
+        </w:rPr>
+        <w:t xml:space="preserve"> is the corresponding square-root statistic with cm </w:t>
+      </w:r>
+      <w:r>
+        <w:rPr>
+          <w:b/>
+        </w:rPr>
+        <w:t>unit</w:t>
+      </w:r>
+      <w:r>
+        <w:rPr>
+          <w:b w:val="0"/>
+        </w:rPr>
+        <w:t xml:space="preserve">s. Changed-case check: MAE becomes20 mm; MSE becomes1400/3 mm²; </w:t>
+      </w:r>
+      <w:r>
+        <w:rPr>
+          <w:b/>
+        </w:rPr>
+        <w:t>RMSE</w:t>
+      </w:r>
+      <w:r>
+        <w:rPr>
+          <w:b w:val="0"/>
+        </w:rPr>
+        <w:t xml:space="preserve"> becomes about21.60 mm.</w:t>
+      </w:r>
+    </w:p>
+    <w:p>
+      <w:pPr>
+        <w:spacing w:line="336" w:lineRule="auto" w:after="180"/>
+      </w:pPr>
+      <w:r>
+        <w:rPr>
+          <w:b w:val="0"/>
+        </w:rPr>
+        <w:t xml:space="preserve">Residuals scale by10; squares scale by100, while the square root returns a length </w:t>
+      </w:r>
+      <w:r>
+        <w:rPr>
+          <w:b/>
+        </w:rPr>
+        <w:t>unit</w:t>
+      </w:r>
+      <w:r>
+        <w:rPr>
+          <w:b w:val="0"/>
+        </w:rPr>
+        <w:t>.</w:t>
+      </w:r>
+    </w:p>
+    <w:p>
+      <w:pPr>
+        <w:spacing w:line="336" w:lineRule="auto" w:after="180"/>
+      </w:pPr>
+      <w:r>
+        <w:rPr>
+          <w:b w:val="0"/>
+        </w:rPr>
+        <w:t xml:space="preserve">Changed-case reasoning: MAE becomes20 mm; MSE becomes1400/3 mm²; </w:t>
+      </w:r>
+      <w:r>
+        <w:rPr>
+          <w:b/>
+        </w:rPr>
+        <w:t>RMSE</w:t>
+      </w:r>
+      <w:r>
+        <w:rPr>
+          <w:b w:val="0"/>
+        </w:rPr>
+        <w:t xml:space="preserve"> becomes about21.60 mm. Residuals scale by10; squares scale by100, while the square root returns a length </w:t>
+      </w:r>
+      <w:r>
+        <w:rPr>
+          <w:b/>
+        </w:rPr>
+        <w:t>unit</w:t>
+      </w:r>
+      <w:r>
+        <w:rPr>
+          <w:b w:val="0"/>
+        </w:rPr>
+        <w:t>.</w:t>
+      </w:r>
+    </w:p>
+    <w:p>
+      <w:pPr>
+        <w:spacing w:line="336" w:lineRule="auto" w:after="180"/>
+      </w:pPr>
+      <w:r>
+        <w:rPr>
+          <w:b w:val="0"/>
+        </w:rPr>
+        <w:t xml:space="preserve">Collect each learner’s explanation before discussion. Use the first missing connection between </w:t>
+      </w:r>
+      <w:r>
+        <w:rPr>
+          <w:b/>
+        </w:rPr>
+        <w:t>input</w:t>
+      </w:r>
+      <w:r>
+        <w:rPr>
+          <w:b w:val="0"/>
+        </w:rPr>
+        <w:t xml:space="preserve">, deciding step and result to choose support. This question is worked-case practice, not fresh mastery </w:t>
+      </w:r>
+      <w:r>
+        <w:rPr>
+          <w:b/>
+        </w:rPr>
+        <w:t>evidence</w:t>
+      </w:r>
+      <w:r>
+        <w:rPr>
+          <w:b w:val="0"/>
+        </w:rPr>
+        <w:t>.</w:t>
       </w:r>
     </w:p>
     <w:p>
@@ -1719,54 +3369,133 @@
       </w:r>
     </w:p>
     <w:p>
+      <w:r>
+        <w:t>Run the Absolute Error and MAE investigation and use the first unsupported step to choose a teaching response.</w:t>
+      </w:r>
+    </w:p>
+    <w:p>
+      <w:pPr>
+        <w:spacing w:line="336" w:lineRule="auto" w:after="180"/>
+      </w:pPr>
+      <w:r>
+        <w:rPr>
+          <w:b w:val="0"/>
+        </w:rPr>
+        <w:t>Keep the test conditions fixed, record every result, and change only one planned factor.</w:t>
+      </w:r>
+    </w:p>
+    <w:p>
+      <w:pPr>
+        <w:spacing w:line="336" w:lineRule="auto" w:after="180"/>
+        <w:shd w:fill="F4F9FC"/>
+      </w:pPr>
+      <w:r>
+        <w:rPr>
+          <w:b w:val="0"/>
+        </w:rPr>
+        <w:t xml:space="preserve">1. Write the hypothesis and expected </w:t>
+      </w:r>
+      <w:r>
+        <w:rPr>
+          <w:b/>
+        </w:rPr>
+        <w:t>evidence</w:t>
+      </w:r>
+      <w:r>
+        <w:rPr>
+          <w:b w:val="0"/>
+        </w:rPr>
+        <w:t xml:space="preserve"> before running.</w:t>
+      </w:r>
+    </w:p>
+    <w:p>
+      <w:pPr>
+        <w:spacing w:line="336" w:lineRule="auto" w:after="180"/>
+        <w:shd w:fill="F4F9FC"/>
+      </w:pPr>
+      <w:r>
+        <w:rPr>
+          <w:b w:val="0"/>
+        </w:rPr>
+        <w:t xml:space="preserve">2. MAE Lab: calculate each row, verify </w:t>
+      </w:r>
+      <w:r>
+        <w:rPr>
+          <w:b/>
+        </w:rPr>
+        <w:t>unit</w:t>
+      </w:r>
+      <w:r>
+        <w:rPr>
+          <w:b w:val="0"/>
+        </w:rPr>
+        <w:t>s and denominator, then compare model and baseline on identical examples.</w:t>
+      </w:r>
+    </w:p>
+    <w:p>
+      <w:pPr>
+        <w:spacing w:line="336" w:lineRule="auto" w:after="180"/>
+        <w:shd w:fill="F4F9FC"/>
+      </w:pPr>
+      <w:r>
+        <w:rPr>
+          <w:b w:val="0"/>
+        </w:rPr>
+        <w:t>3. Run one normal, one boundary, one missing, and one shifted case.</w:t>
+      </w:r>
+    </w:p>
+    <w:p>
+      <w:pPr>
+        <w:spacing w:line="336" w:lineRule="auto" w:after="180"/>
+        <w:shd w:fill="F4F9FC"/>
+      </w:pPr>
+      <w:r>
+        <w:rPr>
+          <w:b w:val="0"/>
+        </w:rPr>
+        <w:t>4. Calculate the metric from raw counts or row-level errors.</w:t>
+      </w:r>
+    </w:p>
+    <w:p>
+      <w:pPr>
+        <w:spacing w:line="336" w:lineRule="auto" w:after="180"/>
+        <w:shd w:fill="F4F9FC"/>
+      </w:pPr>
+      <w:r>
+        <w:rPr>
+          <w:b w:val="0"/>
+        </w:rPr>
+        <w:t>5. Interpret what changed, what did not, and what remains unsafe or unknown.</w:t>
+      </w:r>
+    </w:p>
+    <w:p>
       <w:pPr>
         <w:pStyle w:val="Heading3"/>
       </w:pPr>
       <w:r>
-        <w:t>Run the weekly evidence lab</w:t>
-      </w:r>
-    </w:p>
-    <w:p>
-      <w:r>
-        <w:t>Keep the test conditions fixed, record every result, and change only one planned factor.</w:t>
-      </w:r>
-    </w:p>
-    <w:p>
-      <w:r>
-        <w:t>1. Write the hypothesis and expected evidence before running.</w:t>
-      </w:r>
-    </w:p>
-    <w:p>
-      <w:r>
-        <w:t>2. MAE Lab: calculate each row, verify units and denominator, then compare model and baseline on identical examples.</w:t>
-      </w:r>
-    </w:p>
-    <w:p>
-      <w:r>
-        <w:t>3. Run one normal, one boundary, one missing, and one shifted case.</w:t>
-      </w:r>
-    </w:p>
-    <w:p>
-      <w:r>
-        <w:t>4. Calculate the metric from raw counts or row-level errors.</w:t>
-      </w:r>
-    </w:p>
-    <w:p>
-      <w:r>
-        <w:t>5. Interpret what changed, what did not, and what remains unsafe or unknown.</w:t>
-      </w:r>
-    </w:p>
-    <w:p>
-      <w:pPr>
-        <w:pStyle w:val="Heading3"/>
-      </w:pPr>
-      <w:r>
         <w:t>Make the lab runnable</w:t>
       </w:r>
     </w:p>
     <w:p>
-      <w:r>
-        <w:t>Use the concrete case as the shared normal case and the independent question as a second case. Each pair creates a boundary or missing-information case and predicts its result before testing. Keep the expected result separate from an observed mistake.</w:t>
+      <w:pPr>
+        <w:spacing w:line="336" w:lineRule="auto" w:after="180"/>
+      </w:pPr>
+      <w:r>
+        <w:rPr>
+          <w:b w:val="0"/>
+        </w:rPr>
+        <w:t>Use the concrete case as the shared normal case and the independent question as a second case. Each pair creates a boundary or missing-information case and predicts its result before testing.</w:t>
+      </w:r>
+    </w:p>
+    <w:p>
+      <w:pPr>
+        <w:spacing w:line="336" w:lineRule="auto" w:after="180"/>
+      </w:pPr>
+      <w:r>
+        <w:rPr>
+          <w:b w:val="0"/>
+        </w:rPr>
+        <w:t>Keep the expected result separate from an observed mistake.</w:t>
       </w:r>
     </w:p>
     <w:tbl>
@@ -1924,13 +3653,48 @@
       </w:r>
     </w:p>
     <w:p>
-      <w:r>
-        <w:t>MISCONCEPTION TO REPAIR Average signed residual is a safe replacement for average absolute error.</w:t>
-      </w:r>
-    </w:p>
-    <w:p>
-      <w:r>
-        <w:t>For guessing, return to given facts and request a trace. For vocabulary without application, use one example and one non-example. For arithmetic errors, check the setup before the calculation. Finish with a different uncoached case before recording mastery.</w:t>
+      <w:pPr>
+        <w:spacing w:line="336" w:lineRule="auto" w:after="180"/>
+      </w:pPr>
+      <w:r>
+        <w:rPr>
+          <w:b w:val="0"/>
+        </w:rPr>
+        <w:t xml:space="preserve">MISCONCEPTION TO REPAIR Average signed residual is a safe replacement for average </w:t>
+      </w:r>
+      <w:r>
+        <w:rPr>
+          <w:b/>
+        </w:rPr>
+        <w:t>absolute error</w:t>
+      </w:r>
+      <w:r>
+        <w:rPr>
+          <w:b w:val="0"/>
+        </w:rPr>
+        <w:t>.</w:t>
+      </w:r>
+    </w:p>
+    <w:p>
+      <w:pPr>
+        <w:spacing w:line="336" w:lineRule="auto" w:after="180"/>
+      </w:pPr>
+      <w:r>
+        <w:rPr>
+          <w:b w:val="0"/>
+        </w:rPr>
+        <w:t>For guessing, return to given facts and request a trace. For vocabulary without application, use one example and one non-example. For arithmetic errors, check the setup before the calculation.</w:t>
+      </w:r>
+    </w:p>
+    <w:p>
+      <w:pPr>
+        <w:spacing w:line="336" w:lineRule="auto" w:after="180"/>
+      </w:pPr>
+      <w:r>
+        <w:rPr>
+          <w:b w:val="0"/>
+        </w:rPr>
+        <w:t>Finish with a different uncoached case before recording mastery.</w:t>
       </w:r>
     </w:p>
     <w:p>
@@ -1942,18 +3706,84 @@
       </w:r>
     </w:p>
     <w:p>
-      <w:r>
-        <w:t>A final answer is enough: Ask for the relevant counts, units, procedure or saved record. For this week: (1+2+3)/3=2 cm.</w:t>
-      </w:r>
-    </w:p>
-    <w:p>
-      <w:r>
+      <w:pPr>
+        <w:spacing w:line="336" w:lineRule="auto" w:after="180"/>
+      </w:pPr>
+      <w:r>
+        <w:rPr>
+          <w:b w:val="0"/>
+        </w:rPr>
+        <w:t xml:space="preserve">A final answer is enough: Ask for the relevant counts, </w:t>
+      </w:r>
+      <w:r>
+        <w:rPr>
+          <w:b/>
+        </w:rPr>
+        <w:t>unit</w:t>
+      </w:r>
+      <w:r>
+        <w:rPr>
+          <w:b w:val="0"/>
+        </w:rPr>
+        <w:t>s, procedure or saved record. For this week: (1+2+3)/3=2 cm.</w:t>
+      </w:r>
+    </w:p>
+    <w:p>
+      <w:pPr>
+        <w:spacing w:line="336" w:lineRule="auto" w:after="180"/>
+      </w:pPr>
+      <w:r>
+        <w:rPr>
+          <w:b w:val="0"/>
+        </w:rPr>
         <w:t>A stronger claim makes a stronger project: Keep the declared primary metric and disclose any additional metric and reason. Report the large error and complete evaluation.</w:t>
       </w:r>
     </w:p>
     <w:p>
-      <w:r>
-        <w:t>The new case can be copied from the example: The independent task changes the evidence. Require a fresh explanation: MAE 2 m; MSE 20/3 square m; RMSE about 2.58 m. In cm, MAE 200, MSE 200000/3, RMSE about 258.20.</w:t>
+      <w:pPr>
+        <w:spacing w:line="336" w:lineRule="auto" w:after="180"/>
+      </w:pPr>
+      <w:r>
+        <w:rPr>
+          <w:b w:val="0"/>
+        </w:rPr>
+        <w:t xml:space="preserve">The new case can be copied from the example: The independent task changes the </w:t>
+      </w:r>
+      <w:r>
+        <w:rPr>
+          <w:b/>
+        </w:rPr>
+        <w:t>evidence</w:t>
+      </w:r>
+      <w:r>
+        <w:rPr>
+          <w:b w:val="0"/>
+        </w:rPr>
+        <w:t xml:space="preserve">. Require a fresh explanation: MAE 2 m; MSE 20/3 square m; </w:t>
+      </w:r>
+      <w:r>
+        <w:rPr>
+          <w:b/>
+        </w:rPr>
+        <w:t>RMSE</w:t>
+      </w:r>
+      <w:r>
+        <w:rPr>
+          <w:b w:val="0"/>
+        </w:rPr>
+        <w:t xml:space="preserve"> about 2.58 m. In cm, MAE 200, MSE 200000/3, </w:t>
+      </w:r>
+      <w:r>
+        <w:rPr>
+          <w:b/>
+        </w:rPr>
+        <w:t>RMSE</w:t>
+      </w:r>
+      <w:r>
+        <w:rPr>
+          <w:b w:val="0"/>
+        </w:rPr>
+        <w:t xml:space="preserve"> about 258.20.</w:t>
       </w:r>
     </w:p>
     <w:p>
@@ -2111,8 +3941,25 @@
       </w:tr>
     </w:tbl>
     <w:p>
-      <w:r>
-        <w:t>Offer an oral explanation, drawing, enlarged visual or fewer examples when that removes a reading/writing barrier. Keep the same reasoning goal. Stretch secure learners by changing a boundary or assumption and asking them to defend the effect, not simply by assigning more of the same questions.</w:t>
+      <w:pPr>
+        <w:spacing w:line="336" w:lineRule="auto" w:after="180"/>
+      </w:pPr>
+      <w:r>
+        <w:rPr>
+          <w:b w:val="0"/>
+        </w:rPr>
+        <w:t>Offer an oral explanation, drawing, enlarged visual or fewer examples when that removes a reading/writing barrier. Keep the same reasoning goal.</w:t>
+      </w:r>
+    </w:p>
+    <w:p>
+      <w:pPr>
+        <w:spacing w:line="336" w:lineRule="auto" w:after="180"/>
+      </w:pPr>
+      <w:r>
+        <w:rPr>
+          <w:b w:val="0"/>
+        </w:rPr>
+        <w:t>Stretch secure learners by changing a boundary or assumption and asking them to defend the effect, not simply by assigning more of the same questions.</w:t>
       </w:r>
     </w:p>
     <w:p>
@@ -2124,11 +3971,16 @@
       </w:r>
     </w:p>
     <w:p>
+      <w:r>
+        <w:t>Use the Absolute Error and MAE questions, teacher keys and criteria after the relevant attempts. Previously discussed cases are practice; protect the separately selected independent task.</w:t>
+      </w:r>
+    </w:p>
+    <w:p>
       <w:pPr>
         <w:pStyle w:val="Heading3"/>
       </w:pPr>
       <w:r>
-        <w:t>Assess and explain the answers</w:t>
+        <w:t>Worked case answer</w:t>
       </w:r>
     </w:p>
     <w:p>
@@ -2136,12 +3988,25 @@
         <w:pStyle w:val="Heading3"/>
       </w:pPr>
       <w:r>
-        <w:t>Worked case answer</w:t>
-      </w:r>
-    </w:p>
-    <w:p>
-      <w:r>
-        <w:t>Absolute errors=[1,2,3]; mean=2 cm. Do not cancel signed errors before taking absolute values.</w:t>
+        <w:t>Teacher key · Worked case answer</w:t>
+      </w:r>
+    </w:p>
+    <w:p>
+      <w:pPr>
+        <w:spacing w:line="336" w:lineRule="auto" w:after="180"/>
+        <w:shd w:fill="F1F6FC"/>
+      </w:pPr>
+      <w:r>
+        <w:rPr>
+          <w:b/>
+        </w:rPr>
+        <w:t>Absolute error</w:t>
+      </w:r>
+      <w:r>
+        <w:rPr>
+          <w:b w:val="0"/>
+        </w:rPr>
+        <w:t>s=[1,2,3]; mean=2 cm. Do not cancel signed errors before taking absolute values.</w:t>
       </w:r>
     </w:p>
     <w:p>
@@ -2153,21 +4018,81 @@
       </w:r>
     </w:p>
     <w:p>
-      <w:r>
-        <w:t>Actual heights are 4, 8 and 10 cm; predictions are 5, 6 and 13 cm. Calculate absolute errors and MAE.</w:t>
-      </w:r>
-    </w:p>
-    <w:p>
       <w:pPr>
         <w:pStyle w:val="Heading3"/>
       </w:pPr>
       <w:r>
+        <w:t>Independent question · withhold the key</w:t>
+      </w:r>
+    </w:p>
+    <w:p>
+      <w:pPr>
+        <w:spacing w:line="336" w:lineRule="auto" w:after="180"/>
+        <w:shd w:fill="F5F1FB"/>
+      </w:pPr>
+      <w:r>
+        <w:rPr>
+          <w:b w:val="0"/>
+        </w:rPr>
+        <w:t xml:space="preserve">Actual heights are 4, 8 and 10 cm; </w:t>
+      </w:r>
+      <w:r>
+        <w:rPr>
+          <w:b/>
+        </w:rPr>
+        <w:t>prediction</w:t>
+      </w:r>
+      <w:r>
+        <w:rPr>
+          <w:b w:val="0"/>
+        </w:rPr>
+        <w:t xml:space="preserve">s are 5, 6 and 13 cm. Calculate </w:t>
+      </w:r>
+      <w:r>
+        <w:rPr>
+          <w:b/>
+        </w:rPr>
+        <w:t>absolute error</w:t>
+      </w:r>
+      <w:r>
+        <w:rPr>
+          <w:b w:val="0"/>
+        </w:rPr>
+        <w:t>s and MAE.</w:t>
+      </w:r>
+    </w:p>
+    <w:p>
+      <w:pPr>
+        <w:pStyle w:val="Heading3"/>
+      </w:pPr>
+      <w:r>
         <w:t>Expected independent answer</w:t>
       </w:r>
     </w:p>
     <w:p>
-      <w:r>
-        <w:t>Absolute errors are 1, 2 and 3 cm. MAE is (1+2+3)/3 = 2 cm. Signed errors must not cancel.</w:t>
+      <w:pPr>
+        <w:pStyle w:val="Heading3"/>
+      </w:pPr>
+      <w:r>
+        <w:t>Teacher key · Expected independent answer</w:t>
+      </w:r>
+    </w:p>
+    <w:p>
+      <w:pPr>
+        <w:spacing w:line="336" w:lineRule="auto" w:after="180"/>
+        <w:shd w:fill="F1F6FC"/>
+      </w:pPr>
+      <w:r>
+        <w:rPr>
+          <w:b/>
+        </w:rPr>
+        <w:t>Absolute error</w:t>
+      </w:r>
+      <w:r>
+        <w:rPr>
+          <w:b w:val="0"/>
+        </w:rPr>
+        <w:t>s are 1, 2 and 3 cm. MAE is (1+2+3)/3 = 2 cm. Signed errors must not cancel.</w:t>
       </w:r>
     </w:p>
     <w:p>
@@ -2405,8 +4330,25 @@
       </w:tr>
     </w:tbl>
     <w:p>
-      <w:r>
-        <w:t>Use 6/8 as a classroom checkpoint, with 2 required for both Result and Reasoning. This is a proposed teaching rule, not a validated certification threshold. Do not count a coached answer as independent mastery; correct unsafe or unsupported claims regardless of total.</w:t>
+      <w:pPr>
+        <w:spacing w:line="336" w:lineRule="auto" w:after="180"/>
+      </w:pPr>
+      <w:r>
+        <w:rPr>
+          <w:b w:val="0"/>
+        </w:rPr>
+        <w:t>Use 6/8 as a classroom checkpoint, with 2 required for both Result and Reasoning. This is a proposed teaching rule, not a validated certification threshold.</w:t>
+      </w:r>
+    </w:p>
+    <w:p>
+      <w:pPr>
+        <w:spacing w:line="336" w:lineRule="auto" w:after="180"/>
+      </w:pPr>
+      <w:r>
+        <w:rPr>
+          <w:b w:val="0"/>
+        </w:rPr>
+        <w:t>Do not count a coached answer as independent mastery; correct unsafe or unsupported claims regardless of total.</w:t>
       </w:r>
     </w:p>
     <w:p>
@@ -2418,8 +4360,38 @@
       </w:r>
     </w:p>
     <w:p>
-      <w:r>
-        <w:t>Ask the learner to find the evidence that challenges this claim: “Averaging signed errors is the same as mean absolute error.” Keep the first attempt and an uncoached retry separate.</w:t>
+      <w:pPr>
+        <w:spacing w:line="336" w:lineRule="auto" w:after="180"/>
+      </w:pPr>
+      <w:r>
+        <w:rPr>
+          <w:b w:val="0"/>
+        </w:rPr>
+        <w:t xml:space="preserve">Ask the learner to find the </w:t>
+      </w:r>
+      <w:r>
+        <w:rPr>
+          <w:b/>
+        </w:rPr>
+        <w:t>evidence</w:t>
+      </w:r>
+      <w:r>
+        <w:rPr>
+          <w:b w:val="0"/>
+        </w:rPr>
+        <w:t xml:space="preserve"> that challenges this claim: “Averaging signed errors is the same as mean </w:t>
+      </w:r>
+      <w:r>
+        <w:rPr>
+          <w:b/>
+        </w:rPr>
+        <w:t>absolute error</w:t>
+      </w:r>
+      <w:r>
+        <w:rPr>
+          <w:b w:val="0"/>
+        </w:rPr>
+        <w:t>.” Keep the first attempt and an uncoached retry separate.</w:t>
       </w:r>
     </w:p>
     <w:p>
@@ -2431,15 +4403,66 @@
       </w:r>
     </w:p>
     <w:p>
-      <w:r>
-        <w:t>Residuals=[-2,3,-1], summing to 0. Absolute errors=[2,3,1], MAE=6/3=2 in the target's units. Signed errors can cancel even when every prediction is wrong.</w:t>
-      </w:r>
-    </w:p>
-    <w:p>
       <w:pPr>
         <w:pStyle w:val="Heading3"/>
       </w:pPr>
       <w:r>
+        <w:t>Teacher key · Original transfer answer</w:t>
+      </w:r>
+    </w:p>
+    <w:p>
+      <w:pPr>
+        <w:spacing w:line="336" w:lineRule="auto" w:after="180"/>
+        <w:shd w:fill="F1F6FC"/>
+      </w:pPr>
+      <w:r>
+        <w:rPr>
+          <w:b w:val="0"/>
+        </w:rPr>
+        <w:t xml:space="preserve">Residuals=[-2,3,-1], summing to 0. </w:t>
+      </w:r>
+      <w:r>
+        <w:rPr>
+          <w:b/>
+        </w:rPr>
+        <w:t>Absolute error</w:t>
+      </w:r>
+      <w:r>
+        <w:rPr>
+          <w:b w:val="0"/>
+        </w:rPr>
+        <w:t xml:space="preserve">s=[2,3,1], MAE=6/3=2 in the target's </w:t>
+      </w:r>
+      <w:r>
+        <w:rPr>
+          <w:b/>
+        </w:rPr>
+        <w:t>unit</w:t>
+      </w:r>
+      <w:r>
+        <w:rPr>
+          <w:b w:val="0"/>
+        </w:rPr>
+        <w:t xml:space="preserve">s. Signed errors can cancel even when every </w:t>
+      </w:r>
+      <w:r>
+        <w:rPr>
+          <w:b/>
+        </w:rPr>
+        <w:t>prediction</w:t>
+      </w:r>
+      <w:r>
+        <w:rPr>
+          <w:b w:val="0"/>
+        </w:rPr>
+        <w:t xml:space="preserve"> is wrong.</w:t>
+      </w:r>
+    </w:p>
+    <w:p>
+      <w:pPr>
+        <w:pStyle w:val="Heading3"/>
+      </w:pPr>
+      <w:r>
         <w:t>Explanations for the additional workbook examples</w:t>
       </w:r>
     </w:p>
@@ -2452,58 +4475,286 @@
       </w:r>
     </w:p>
     <w:p>
-      <w:r>
+      <w:pPr>
+        <w:pStyle w:val="Heading3"/>
+      </w:pPr>
+      <w:r>
+        <w:t>Workbook question · W1</w:t>
+      </w:r>
+    </w:p>
+    <w:p>
+      <w:pPr>
+        <w:spacing w:line="336" w:lineRule="auto" w:after="180"/>
+        <w:shd w:fill="F5F1FB"/>
+      </w:pPr>
+      <w:r>
+        <w:rPr>
+          <w:b w:val="0"/>
+        </w:rPr>
         <w:t>Calculate MAE for the worked residuals.</w:t>
       </w:r>
     </w:p>
     <w:p>
-      <w:r>
+      <w:pPr>
+        <w:pStyle w:val="Heading3"/>
+      </w:pPr>
+      <w:r>
+        <w:t>Teacher reasoning · W1</w:t>
+      </w:r>
+    </w:p>
+    <w:p>
+      <w:pPr>
+        <w:spacing w:line="336" w:lineRule="auto" w:after="180"/>
+        <w:shd w:fill="F1F6FC"/>
+      </w:pPr>
+      <w:r>
+        <w:rPr>
+          <w:b w:val="0"/>
+        </w:rPr>
         <w:t>Teacher explanation: (1+2+3)/3=2 cm.</w:t>
       </w:r>
     </w:p>
     <w:p>
-      <w:r>
-        <w:t>MAE uses absolute residual sizes, so add 1, 2 and 3 and divide by three: (1+2+3)/3 = 2 cm. Positive and negative signed residuals must not cancel in this calculation. State centimetres because absolute error retains the target unit.</w:t>
-      </w:r>
-    </w:p>
-    <w:p>
       <w:pPr>
         <w:pStyle w:val="Heading3"/>
       </w:pPr>
       <w:r>
+        <w:t>Teacher reasoning · W1</w:t>
+      </w:r>
+    </w:p>
+    <w:p>
+      <w:pPr>
+        <w:spacing w:line="336" w:lineRule="auto" w:after="180"/>
+        <w:shd w:fill="F1F6FC"/>
+      </w:pPr>
+      <w:r>
+        <w:rPr>
+          <w:b w:val="0"/>
+        </w:rPr>
+        <w:t>MAE uses absolute residual sizes, so add 1, 2 and 3 and divide by three: (1+2+3)/3 = 2 cm. Positive and negative signed residuals must not cancel in this calculation.</w:t>
+      </w:r>
+    </w:p>
+    <w:p>
+      <w:pPr>
+        <w:spacing w:line="336" w:lineRule="auto" w:after="180"/>
+        <w:shd w:fill="F1F6FC"/>
+      </w:pPr>
+      <w:r>
+        <w:rPr>
+          <w:b w:val="0"/>
+        </w:rPr>
+        <w:t xml:space="preserve">State centimetres because </w:t>
+      </w:r>
+      <w:r>
+        <w:rPr>
+          <w:b/>
+        </w:rPr>
+        <w:t>absolute error</w:t>
+      </w:r>
+      <w:r>
+        <w:rPr>
+          <w:b w:val="0"/>
+        </w:rPr>
+        <w:t xml:space="preserve"> retains the target </w:t>
+      </w:r>
+      <w:r>
+        <w:rPr>
+          <w:b/>
+        </w:rPr>
+        <w:t>unit</w:t>
+      </w:r>
+      <w:r>
+        <w:rPr>
+          <w:b w:val="0"/>
+        </w:rPr>
+        <w:t>.</w:t>
+      </w:r>
+    </w:p>
+    <w:p>
+      <w:pPr>
+        <w:pStyle w:val="Heading3"/>
+      </w:pPr>
+      <w:r>
         <w:t>W2 Compute squared loss</w:t>
       </w:r>
     </w:p>
     <w:p>
-      <w:r>
-        <w:t>Give MSE and RMSE with units.</w:t>
-      </w:r>
-    </w:p>
-    <w:p>
-      <w:r>
-        <w:t>Teacher explanation: MSE 14/3 square cm; RMSE sqrt(14/3) about 2.16 cm.</w:t>
-      </w:r>
-    </w:p>
-    <w:p>
-      <w:r>
-        <w:t>Square the residual sizes to get 1, 4 and 9; their mean is 14/3 square centimetres. Take the square root to obtain RMSE sqrt(14/3), approximately 2.16 cm. MSE and RMSE describe related quantities but have different units.</w:t>
-      </w:r>
-    </w:p>
-    <w:p>
       <w:pPr>
         <w:pStyle w:val="Heading3"/>
       </w:pPr>
       <w:r>
+        <w:t>Workbook question · W2</w:t>
+      </w:r>
+    </w:p>
+    <w:p>
+      <w:pPr>
+        <w:spacing w:line="336" w:lineRule="auto" w:after="180"/>
+        <w:shd w:fill="F5F1FB"/>
+      </w:pPr>
+      <w:r>
+        <w:rPr>
+          <w:b w:val="0"/>
+        </w:rPr>
+        <w:t xml:space="preserve">Give MSE and </w:t>
+      </w:r>
+      <w:r>
+        <w:rPr>
+          <w:b/>
+        </w:rPr>
+        <w:t>RMSE</w:t>
+      </w:r>
+      <w:r>
+        <w:rPr>
+          <w:b w:val="0"/>
+        </w:rPr>
+        <w:t xml:space="preserve"> with </w:t>
+      </w:r>
+      <w:r>
+        <w:rPr>
+          <w:b/>
+        </w:rPr>
+        <w:t>unit</w:t>
+      </w:r>
+      <w:r>
+        <w:rPr>
+          <w:b w:val="0"/>
+        </w:rPr>
+        <w:t>s.</w:t>
+      </w:r>
+    </w:p>
+    <w:p>
+      <w:pPr>
+        <w:pStyle w:val="Heading3"/>
+      </w:pPr>
+      <w:r>
+        <w:t>Teacher reasoning · W2</w:t>
+      </w:r>
+    </w:p>
+    <w:p>
+      <w:pPr>
+        <w:spacing w:line="336" w:lineRule="auto" w:after="180"/>
+        <w:shd w:fill="F1F6FC"/>
+      </w:pPr>
+      <w:r>
+        <w:rPr>
+          <w:b w:val="0"/>
+        </w:rPr>
+        <w:t xml:space="preserve">Teacher explanation: MSE 14/3 square cm; </w:t>
+      </w:r>
+      <w:r>
+        <w:rPr>
+          <w:b/>
+        </w:rPr>
+        <w:t>RMSE</w:t>
+      </w:r>
+      <w:r>
+        <w:rPr>
+          <w:b w:val="0"/>
+        </w:rPr>
+        <w:t xml:space="preserve"> sqrt(14/3) about 2.16 cm.</w:t>
+      </w:r>
+    </w:p>
+    <w:p>
+      <w:pPr>
+        <w:pStyle w:val="Heading3"/>
+      </w:pPr>
+      <w:r>
+        <w:t>Teacher reasoning · W2</w:t>
+      </w:r>
+    </w:p>
+    <w:p>
+      <w:pPr>
+        <w:spacing w:line="336" w:lineRule="auto" w:after="180"/>
+        <w:shd w:fill="F1F6FC"/>
+      </w:pPr>
+      <w:r>
+        <w:rPr>
+          <w:b w:val="0"/>
+        </w:rPr>
+        <w:t xml:space="preserve">Square the residual sizes to get 1, 4 and 9; their mean is 14/3 square centimetres. Take the square root to obtain </w:t>
+      </w:r>
+      <w:r>
+        <w:rPr>
+          <w:b/>
+        </w:rPr>
+        <w:t>RMSE</w:t>
+      </w:r>
+      <w:r>
+        <w:rPr>
+          <w:b w:val="0"/>
+        </w:rPr>
+        <w:t xml:space="preserve"> sqrt(14/3), approximately 2.16 cm. MSE and </w:t>
+      </w:r>
+      <w:r>
+        <w:rPr>
+          <w:b/>
+        </w:rPr>
+        <w:t>RMSE</w:t>
+      </w:r>
+      <w:r>
+        <w:rPr>
+          <w:b w:val="0"/>
+        </w:rPr>
+        <w:t xml:space="preserve"> describe related quantities but have different </w:t>
+      </w:r>
+      <w:r>
+        <w:rPr>
+          <w:b/>
+        </w:rPr>
+        <w:t>unit</w:t>
+      </w:r>
+      <w:r>
+        <w:rPr>
+          <w:b w:val="0"/>
+        </w:rPr>
+        <w:t>s.</w:t>
+      </w:r>
+    </w:p>
+    <w:p>
+      <w:pPr>
+        <w:pStyle w:val="Heading3"/>
+      </w:pPr>
+      <w:r>
         <w:t>W3 Compare patterns</w:t>
       </w:r>
     </w:p>
     <w:p>
-      <w:r>
+      <w:pPr>
+        <w:pStyle w:val="Heading3"/>
+      </w:pPr>
+      <w:r>
+        <w:t>Workbook question · W3</w:t>
+      </w:r>
+    </w:p>
+    <w:p>
+      <w:pPr>
+        <w:spacing w:line="336" w:lineRule="auto" w:after="180"/>
+        <w:shd w:fill="F5F1FB"/>
+      </w:pPr>
+      <w:r>
+        <w:rPr>
+          <w:b w:val="0"/>
+        </w:rPr>
         <w:t>Why do [0, 0, 6] and [2, 2, 2] have equal MAE but unequal MSE?</w:t>
       </w:r>
     </w:p>
     <w:p>
-      <w:r>
+      <w:pPr>
+        <w:pStyle w:val="Heading3"/>
+      </w:pPr>
+      <w:r>
+        <w:t>Teacher reasoning · W3</w:t>
+      </w:r>
+    </w:p>
+    <w:p>
+      <w:pPr>
+        <w:spacing w:line="336" w:lineRule="auto" w:after="180"/>
+        <w:shd w:fill="F1F6FC"/>
+      </w:pPr>
+      <w:r>
+        <w:rPr>
+          <w:b w:val="0"/>
+        </w:rPr>
         <w:t>Teacher explanation: Both absolute sums are 6. Squared sums are 36 and 12, so MSE 12 versus 4.</w:t>
       </w:r>
     </w:p>
@@ -2516,30 +4767,126 @@
       </w:r>
     </w:p>
     <w:p>
-      <w:r>
-        <w:t>Residuals [-2, 0, 4] m: calculate MAE MSE RMSE and the result of converting to cm.</w:t>
-      </w:r>
-    </w:p>
-    <w:p>
-      <w:r>
-        <w:t>Teacher explanation: MAE 2 m; MSE 20/3 square m; RMSE about 2.58 m. In cm, MAE 200, MSE 200000/3, RMSE about 258.20.</w:t>
-      </w:r>
-    </w:p>
-    <w:p>
       <w:pPr>
         <w:pStyle w:val="Heading3"/>
       </w:pPr>
       <w:r>
+        <w:t>Workbook question · W4</w:t>
+      </w:r>
+    </w:p>
+    <w:p>
+      <w:pPr>
+        <w:spacing w:line="336" w:lineRule="auto" w:after="180"/>
+        <w:shd w:fill="F5F1FB"/>
+      </w:pPr>
+      <w:r>
+        <w:rPr>
+          <w:b w:val="0"/>
+        </w:rPr>
+        <w:t xml:space="preserve">Residuals [-2, 0, 4] m: calculate MAE MSE </w:t>
+      </w:r>
+      <w:r>
+        <w:rPr>
+          <w:b/>
+        </w:rPr>
+        <w:t>RMSE</w:t>
+      </w:r>
+      <w:r>
+        <w:rPr>
+          <w:b w:val="0"/>
+        </w:rPr>
+        <w:t xml:space="preserve"> and the result of converting to cm.</w:t>
+      </w:r>
+    </w:p>
+    <w:p>
+      <w:pPr>
+        <w:pStyle w:val="Heading3"/>
+      </w:pPr>
+      <w:r>
+        <w:t>Teacher reasoning · W4</w:t>
+      </w:r>
+    </w:p>
+    <w:p>
+      <w:pPr>
+        <w:spacing w:line="336" w:lineRule="auto" w:after="180"/>
+        <w:shd w:fill="F1F6FC"/>
+      </w:pPr>
+      <w:r>
+        <w:rPr>
+          <w:b w:val="0"/>
+        </w:rPr>
+        <w:t xml:space="preserve">Teacher explanation: MAE 2 m; MSE 20/3 square m; </w:t>
+      </w:r>
+      <w:r>
+        <w:rPr>
+          <w:b/>
+        </w:rPr>
+        <w:t>RMSE</w:t>
+      </w:r>
+      <w:r>
+        <w:rPr>
+          <w:b w:val="0"/>
+        </w:rPr>
+        <w:t xml:space="preserve"> about 2.58 m. In cm, MAE 200, MSE 200000/3, </w:t>
+      </w:r>
+      <w:r>
+        <w:rPr>
+          <w:b/>
+        </w:rPr>
+        <w:t>RMSE</w:t>
+      </w:r>
+      <w:r>
+        <w:rPr>
+          <w:b w:val="0"/>
+        </w:rPr>
+        <w:t xml:space="preserve"> about 258.20.</w:t>
+      </w:r>
+    </w:p>
+    <w:p>
+      <w:pPr>
+        <w:pStyle w:val="Heading3"/>
+      </w:pPr>
+      <w:r>
         <w:t>W5 Choose honestly</w:t>
       </w:r>
     </w:p>
     <w:p>
-      <w:r>
+      <w:pPr>
+        <w:pStyle w:val="Heading3"/>
+      </w:pPr>
+      <w:r>
+        <w:t>Workbook question · W5</w:t>
+      </w:r>
+    </w:p>
+    <w:p>
+      <w:pPr>
+        <w:spacing w:line="336" w:lineRule="auto" w:after="180"/>
+        <w:shd w:fill="F5F1FB"/>
+      </w:pPr>
+      <w:r>
+        <w:rPr>
+          <w:b w:val="0"/>
+        </w:rPr>
         <w:t>A team switches from MSE to MAE only after seeing a bad large error. What should be reported?</w:t>
       </w:r>
     </w:p>
     <w:p>
-      <w:r>
+      <w:pPr>
+        <w:pStyle w:val="Heading3"/>
+      </w:pPr>
+      <w:r>
+        <w:t>Teacher reasoning · W5</w:t>
+      </w:r>
+    </w:p>
+    <w:p>
+      <w:pPr>
+        <w:spacing w:line="336" w:lineRule="auto" w:after="180"/>
+        <w:shd w:fill="F1F6FC"/>
+      </w:pPr>
+      <w:r>
+        <w:rPr>
+          <w:b w:val="0"/>
+        </w:rPr>
         <w:t>Teacher explanation: Keep the declared primary metric and disclose any additional metric and reason. Report the large error and complete evaluation.</w:t>
       </w:r>
     </w:p>
@@ -2552,21 +4899,87 @@
       </w:r>
     </w:p>
     <w:p>
-      <w:r>
-        <w:t>Selected case: Residuals [-2, 0, 4] m: calculate MAE MSE RMSE and the result of converting to cm.</w:t>
-      </w:r>
-    </w:p>
-    <w:p>
       <w:pPr>
         <w:pStyle w:val="Heading3"/>
       </w:pPr>
       <w:r>
+        <w:t>Independent question · withhold the key</w:t>
+      </w:r>
+    </w:p>
+    <w:p>
+      <w:pPr>
+        <w:spacing w:line="336" w:lineRule="auto" w:after="180"/>
+        <w:shd w:fill="F5F1FB"/>
+      </w:pPr>
+      <w:r>
+        <w:rPr>
+          <w:b w:val="0"/>
+        </w:rPr>
+        <w:t xml:space="preserve">Selected case: Residuals [-2, 0, 4] m: calculate MAE MSE </w:t>
+      </w:r>
+      <w:r>
+        <w:rPr>
+          <w:b/>
+        </w:rPr>
+        <w:t>RMSE</w:t>
+      </w:r>
+      <w:r>
+        <w:rPr>
+          <w:b w:val="0"/>
+        </w:rPr>
+        <w:t xml:space="preserve"> and the result of converting to cm.</w:t>
+      </w:r>
+    </w:p>
+    <w:p>
+      <w:pPr>
+        <w:pStyle w:val="Heading3"/>
+      </w:pPr>
+      <w:r>
         <w:t>Selected case answer</w:t>
       </w:r>
     </w:p>
     <w:p>
-      <w:r>
-        <w:t>Teacher explanation: MAE 2 m; MSE 20/3 square m; RMSE about 2.58 m. In cm, MAE 200, MSE 200000/3, RMSE about 258.20.</w:t>
+      <w:pPr>
+        <w:pStyle w:val="Heading3"/>
+      </w:pPr>
+      <w:r>
+        <w:t>Teacher key · Selected case answer</w:t>
+      </w:r>
+    </w:p>
+    <w:p>
+      <w:pPr>
+        <w:spacing w:line="336" w:lineRule="auto" w:after="180"/>
+        <w:shd w:fill="F1F6FC"/>
+      </w:pPr>
+      <w:r>
+        <w:rPr>
+          <w:b w:val="0"/>
+        </w:rPr>
+        <w:t xml:space="preserve">Teacher explanation: MAE 2 m; MSE 20/3 square m; </w:t>
+      </w:r>
+      <w:r>
+        <w:rPr>
+          <w:b/>
+        </w:rPr>
+        <w:t>RMSE</w:t>
+      </w:r>
+      <w:r>
+        <w:rPr>
+          <w:b w:val="0"/>
+        </w:rPr>
+        <w:t xml:space="preserve"> about 2.58 m. In cm, MAE 200, MSE 200000/3, </w:t>
+      </w:r>
+      <w:r>
+        <w:rPr>
+          <w:b/>
+        </w:rPr>
+        <w:t>RMSE</w:t>
+      </w:r>
+      <w:r>
+        <w:rPr>
+          <w:b w:val="0"/>
+        </w:rPr>
+        <w:t xml:space="preserve"> about 258.20.</w:t>
       </w:r>
     </w:p>
     <w:tbl>
@@ -2672,21 +5085,77 @@
       </w:tr>
     </w:tbl>
     <w:p>
-      <w:r>
-        <w:t>Record each dimension as not yet, with support, or independent. Accept a valid alternative procedure with a defensible trace. Do not penalise an honestly recorded model failure if the learner correctly explains its evidence and limits.</w:t>
-      </w:r>
-    </w:p>
-    <w:p>
       <w:pPr>
         <w:pStyle w:val="Heading3"/>
       </w:pPr>
       <w:r>
+        <w:t>Teacher key · Selected case answer</w:t>
+      </w:r>
+    </w:p>
+    <w:p>
+      <w:pPr>
+        <w:spacing w:line="336" w:lineRule="auto" w:after="180"/>
+        <w:shd w:fill="F1F6FC"/>
+      </w:pPr>
+      <w:r>
+        <w:rPr>
+          <w:b w:val="0"/>
+        </w:rPr>
+        <w:t>Record each dimension as not yet, with support, or independent. Accept a valid alternative procedure with a defensible trace.</w:t>
+      </w:r>
+    </w:p>
+    <w:p>
+      <w:pPr>
+        <w:spacing w:line="336" w:lineRule="auto" w:after="180"/>
+        <w:shd w:fill="F1F6FC"/>
+      </w:pPr>
+      <w:r>
+        <w:rPr>
+          <w:b w:val="0"/>
+        </w:rPr>
+        <w:t xml:space="preserve">Do not penalise an honestly recorded model failure if the learner correctly explains its </w:t>
+      </w:r>
+      <w:r>
+        <w:rPr>
+          <w:b/>
+        </w:rPr>
+        <w:t>evidence</w:t>
+      </w:r>
+      <w:r>
+        <w:rPr>
+          <w:b w:val="0"/>
+        </w:rPr>
+        <w:t xml:space="preserve"> and limits.</w:t>
+      </w:r>
+    </w:p>
+    <w:p>
+      <w:pPr>
+        <w:pStyle w:val="Heading3"/>
+      </w:pPr>
+      <w:r>
         <w:t>Feedback that the learner uses</w:t>
       </w:r>
     </w:p>
     <w:p>
-      <w:r>
-        <w:t>Name the earliest unsupported step and give one action to repair it. Have the learner make that repair now and explain why. Then assess the relevant skill on a fresh, fully specified case. Confirm it was not previously practised with feedback; solve and check the new case before assigning it. A follow-up design prompt is a starting brief, not automatically an equivalent test.</w:t>
+      <w:pPr>
+        <w:spacing w:line="336" w:lineRule="auto" w:after="180"/>
+      </w:pPr>
+      <w:r>
+        <w:rPr>
+          <w:b w:val="0"/>
+        </w:rPr>
+        <w:t>Name the earliest unsupported step and give one action to repair it. Have the learner make that repair now and explain why. Then assess the relevant skill on a fresh, fully specified case.</w:t>
+      </w:r>
+    </w:p>
+    <w:p>
+      <w:pPr>
+        <w:spacing w:line="336" w:lineRule="auto" w:after="180"/>
+      </w:pPr>
+      <w:r>
+        <w:rPr>
+          <w:b w:val="0"/>
+        </w:rPr>
+        <w:t>Confirm it was not previously practised with feedback; solve and check the new case before assigning it. A follow-up design prompt is a starting brief, not automatically an equivalent test.</w:t>
       </w:r>
     </w:p>
     <w:p>
@@ -2698,11 +5167,62 @@
       </w:r>
     </w:p>
     <w:p>
+      <w:r>
+        <w:t>Connect Absolute Error and MAE to Responsible Plant Classifier, adapt support and plan a later changed-case check.</w:t>
+      </w:r>
+    </w:p>
+    <w:p>
       <w:pPr>
         <w:pStyle w:val="Heading3"/>
       </w:pPr>
       <w:r>
-        <w:t>Connect and extend learning</w:t>
+        <w:t>Responsible Plant Classifier</w:t>
+      </w:r>
+    </w:p>
+    <w:p>
+      <w:pPr>
+        <w:spacing w:line="336" w:lineRule="auto" w:after="180"/>
+      </w:pPr>
+      <w:r>
+        <w:rPr>
+          <w:b w:val="0"/>
+        </w:rPr>
+        <w:t>Use MAE correctly in the optional growth model; keep classifier and regression metrics clearly separated.</w:t>
+      </w:r>
+    </w:p>
+    <w:p>
+      <w:pPr>
+        <w:spacing w:line="336" w:lineRule="auto" w:after="180"/>
+      </w:pPr>
+      <w:r>
+        <w:rPr>
+          <w:b w:val="0"/>
+        </w:rPr>
+        <w:t xml:space="preserve">Keep the decision, </w:t>
+      </w:r>
+      <w:r>
+        <w:rPr>
+          <w:b/>
+        </w:rPr>
+        <w:t>input</w:t>
+      </w:r>
+      <w:r>
+        <w:rPr>
+          <w:b w:val="0"/>
+        </w:rPr>
+        <w:t xml:space="preserve">, result, explanation and remaining limitation in the project </w:t>
+      </w:r>
+      <w:r>
+        <w:rPr>
+          <w:b/>
+        </w:rPr>
+        <w:t>evidence</w:t>
+      </w:r>
+      <w:r>
+        <w:rPr>
+          <w:b w:val="0"/>
+        </w:rPr>
+        <w:t xml:space="preserve"> record. Retrieve this record next week rather than restarting the project.</w:t>
       </w:r>
     </w:p>
     <w:p>
@@ -2710,17 +5230,30 @@
         <w:pStyle w:val="Heading3"/>
       </w:pPr>
       <w:r>
-        <w:t>Responsible Plant Classifier</w:t>
-      </w:r>
-    </w:p>
-    <w:p>
-      <w:r>
-        <w:t>Use MAE correctly in the optional growth model; keep classifier and regression metrics clearly separated.</w:t>
-      </w:r>
-    </w:p>
-    <w:p>
-      <w:r>
-        <w:t>Keep the decision, input, result, explanation and remaining limitation in the project evidence record. Retrieve this record next week rather than restarting the project.</w:t>
+        <w:t>Support and stretch</w:t>
+      </w:r>
+    </w:p>
+    <w:p>
+      <w:pPr>
+        <w:spacing w:line="336" w:lineRule="auto" w:after="180"/>
+      </w:pPr>
+      <w:r>
+        <w:rPr>
+          <w:b w:val="0"/>
+        </w:rPr>
+        <w:t xml:space="preserve">Use a tiny labelled dataset, explicit </w:t>
+      </w:r>
+      <w:r>
+        <w:rPr>
+          <w:b/>
+        </w:rPr>
+        <w:t>unit</w:t>
+      </w:r>
+      <w:r>
+        <w:rPr>
+          <w:b w:val="0"/>
+        </w:rPr>
+        <w:t>s and a named positive class. Stretch: require a baseline, held-out evaluation and subgroup or shifted-condition analysis with denominators.</w:t>
       </w:r>
     </w:p>
     <w:p>
@@ -2728,12 +5261,30 @@
         <w:pStyle w:val="Heading3"/>
       </w:pPr>
       <w:r>
-        <w:t>Support and stretch</w:t>
-      </w:r>
-    </w:p>
-    <w:p>
-      <w:r>
-        <w:t>Use a tiny labelled dataset, explicit units and a named positive class. Stretch: require a baseline, held-out evaluation and subgroup or shifted-condition analysis with denominators.</w:t>
+        <w:t>Exit reflection</w:t>
+      </w:r>
+    </w:p>
+    <w:p>
+      <w:pPr>
+        <w:spacing w:line="336" w:lineRule="auto" w:after="180"/>
+      </w:pPr>
+      <w:r>
+        <w:rPr>
+          <w:b w:val="0"/>
+        </w:rPr>
+        <w:t xml:space="preserve">Ask for one decision the learner can now justify and one situation requiring more </w:t>
+      </w:r>
+      <w:r>
+        <w:rPr>
+          <w:b/>
+        </w:rPr>
+        <w:t>evidence</w:t>
+      </w:r>
+      <w:r>
+        <w:rPr>
+          <w:b w:val="0"/>
+        </w:rPr>
+        <w:t xml:space="preserve"> or human review. Confidence ratings are separate from correct independent performance.</w:t>
       </w:r>
     </w:p>
     <w:p>
@@ -2741,12 +5292,30 @@
         <w:pStyle w:val="Heading3"/>
       </w:pPr>
       <w:r>
-        <w:t>Exit reflection</w:t>
-      </w:r>
-    </w:p>
-    <w:p>
-      <w:r>
-        <w:t>Ask for one decision the learner can now justify and one situation requiring more evidence or human review. Confidence ratings are separate from correct independent performance.</w:t>
+        <w:t>Bridge to the next week</w:t>
+      </w:r>
+    </w:p>
+    <w:p>
+      <w:pPr>
+        <w:spacing w:line="336" w:lineRule="auto" w:after="180"/>
+      </w:pPr>
+      <w:r>
+        <w:rPr>
+          <w:b w:val="0"/>
+        </w:rPr>
+        <w:t xml:space="preserve">Next: Week 22: Train a Regression Model. Retrieve today’s </w:t>
+      </w:r>
+      <w:r>
+        <w:rPr>
+          <w:b/>
+        </w:rPr>
+        <w:t>evidence</w:t>
+      </w:r>
+      <w:r>
+        <w:rPr>
+          <w:b w:val="0"/>
+        </w:rPr>
+        <w:t xml:space="preserve"> and identify what carries forward and what is new.</w:t>
       </w:r>
     </w:p>
     <w:p>
@@ -2754,12 +5323,158 @@
         <w:pStyle w:val="Heading3"/>
       </w:pPr>
       <w:r>
-        <w:t>Bridge to the next week</w:t>
-      </w:r>
-    </w:p>
-    <w:p>
-      <w:r>
-        <w:t>Next: Week 22: Train a Regression Model. Retrieve today’s evidence and identify what carries forward and what is new.</w:t>
+        <w:t>Support and fresh reassessment</w:t>
+      </w:r>
+    </w:p>
+    <w:p>
+      <w:pPr>
+        <w:spacing w:line="336" w:lineRule="auto" w:after="180"/>
+      </w:pPr>
+      <w:r>
+        <w:rPr>
+          <w:b w:val="0"/>
+        </w:rPr>
+        <w:t xml:space="preserve">Provide a blank </w:t>
+      </w:r>
+      <w:r>
+        <w:rPr>
+          <w:b/>
+        </w:rPr>
+        <w:t>evidence</w:t>
+      </w:r>
+      <w:r>
+        <w:rPr>
+          <w:b w:val="0"/>
+        </w:rPr>
+        <w:t xml:space="preserve"> table and allow a verbal explanation before writing. Highlight the given conditions without supplying the W 4 conclusion. Use mae and mse in full sentences.</w:t>
+      </w:r>
+    </w:p>
+    <w:p>
+      <w:pPr>
+        <w:spacing w:line="336" w:lineRule="auto" w:after="180"/>
+      </w:pPr>
+      <w:r>
+        <w:rPr>
+          <w:b w:val="0"/>
+        </w:rPr>
+        <w:t>Extension: alter one condition in the worked example and explain which conclusion changes and which remains supported.</w:t>
+      </w:r>
+    </w:p>
+    <w:p>
+      <w:pPr>
+        <w:spacing w:line="336" w:lineRule="auto" w:after="180"/>
+      </w:pPr>
+      <w:r>
+        <w:rPr>
+          <w:b w:val="0"/>
+        </w:rPr>
+        <w:t xml:space="preserve">For independent W 4, require: MAE 2 m; MSE 20/3 square m; </w:t>
+      </w:r>
+      <w:r>
+        <w:rPr>
+          <w:b/>
+        </w:rPr>
+        <w:t>RMSE</w:t>
+      </w:r>
+      <w:r>
+        <w:rPr>
+          <w:b w:val="0"/>
+        </w:rPr>
+        <w:t xml:space="preserve"> about 2.58 m. In cm, MAE 200, MSE 200000/3, </w:t>
+      </w:r>
+      <w:r>
+        <w:rPr>
+          <w:b/>
+        </w:rPr>
+        <w:t>RMSE</w:t>
+      </w:r>
+      <w:r>
+        <w:rPr>
+          <w:b w:val="0"/>
+        </w:rPr>
+        <w:t xml:space="preserve"> about 258.20. Fresh retry residuals [-1, 1, 4]: MAE 2, MSE 6, </w:t>
+      </w:r>
+      <w:r>
+        <w:rPr>
+          <w:b/>
+        </w:rPr>
+        <w:t>RMSE</w:t>
+      </w:r>
+      <w:r>
+        <w:rPr>
+          <w:b w:val="0"/>
+        </w:rPr>
+        <w:t xml:space="preserve"> sqrt 6 about 2.45 in corresponding </w:t>
+      </w:r>
+      <w:r>
+        <w:rPr>
+          <w:b/>
+        </w:rPr>
+        <w:t>unit</w:t>
+      </w:r>
+      <w:r>
+        <w:rPr>
+          <w:b w:val="0"/>
+        </w:rPr>
+        <w:t>s.</w:t>
+      </w:r>
+    </w:p>
+    <w:p>
+      <w:pPr>
+        <w:spacing w:line="336" w:lineRule="auto" w:after="180"/>
+      </w:pPr>
+      <w:r>
+        <w:rPr>
+          <w:b w:val="0"/>
+        </w:rPr>
+        <w:t xml:space="preserve">Require </w:t>
+      </w:r>
+      <w:r>
+        <w:rPr>
+          <w:b/>
+        </w:rPr>
+        <w:t>unit</w:t>
+      </w:r>
+      <w:r>
+        <w:rPr>
+          <w:b w:val="0"/>
+        </w:rPr>
+        <w:t>s and operation order. Mark each criterion as independent, supported or not yet demonstrated. Reassess the reasoning after feedback; do not replace the first attempt silently.</w:t>
+      </w:r>
+    </w:p>
+    <w:p>
+      <w:pPr>
+        <w:spacing w:line="336" w:lineRule="auto" w:after="180"/>
+      </w:pPr>
+      <w:r>
+        <w:rPr>
+          <w:b w:val="0"/>
+        </w:rPr>
+        <w:t xml:space="preserve">Next week: </w:t>
+      </w:r>
+      <w:r>
+        <w:rPr>
+          <w:b/>
+        </w:rPr>
+        <w:t>Fitting</w:t>
+      </w:r>
+      <w:r>
+        <w:rPr>
+          <w:b w:val="0"/>
+        </w:rPr>
+        <w:t xml:space="preserve"> a line. Carry forward the saved </w:t>
+      </w:r>
+      <w:r>
+        <w:rPr>
+          <w:b/>
+        </w:rPr>
+        <w:t>evidence</w:t>
+      </w:r>
+      <w:r>
+        <w:rPr>
+          <w:b w:val="0"/>
+        </w:rPr>
+        <w:t xml:space="preserve"> and the distinction between development choices and justified claims.</w:t>
       </w:r>
     </w:p>
     <w:p>
@@ -2767,40 +5482,40 @@
         <w:pStyle w:val="Heading3"/>
       </w:pPr>
       <w:r>
-        <w:t>Support and fresh reassessment</w:t>
-      </w:r>
-    </w:p>
-    <w:p>
-      <w:r>
-        <w:t>Provide a blank evidence table and allow a verbal explanation before writing. Highlight the given conditions without supplying the W 4 conclusion. Use mae and mse in full sentences. Extension: alter one condition in the worked example and explain which conclusion changes and which remains supported.</w:t>
-      </w:r>
-    </w:p>
-    <w:p>
-      <w:r>
-        <w:t>For independent W 4, require: MAE 2 m; MSE 20/3 square m; RMSE about 2.58 m. In cm, MAE 200, MSE 200000/3, RMSE about 258.20. Fresh retry residuals [-1, 1, 4]: MAE 2, MSE 6, RMSE sqrt 6 about 2.45 in corresponding units. Require units and operation order. Mark each criterion as independent, supported or not yet demonstrated. Reassess the reasoning after feedback; do not replace the first attempt silently.</w:t>
-      </w:r>
-    </w:p>
-    <w:p>
-      <w:r>
-        <w:t>Next week: Fitting a line. Carry forward the saved evidence and the distinction between development choices and justified claims.</w:t>
-      </w:r>
-    </w:p>
-    <w:p>
-      <w:pPr>
-        <w:pStyle w:val="Heading3"/>
-      </w:pPr>
-      <w:r>
         <w:t>Plan the delayed return</w:t>
       </w:r>
     </w:p>
     <w:p>
-      <w:r>
+      <w:pPr>
+        <w:spacing w:line="336" w:lineRule="auto" w:after="180"/>
+      </w:pPr>
+      <w:r>
+        <w:rPr>
+          <w:b w:val="0"/>
+        </w:rPr>
         <w:t>Suggested return points in this level: ai-4/22, ai-4/24, ai-4/27. Use actual classroom dates, adjusting for holidays and gaps. One, three and six teaching weeks are scheduling choices, not a claimed optimal spacing.</w:t>
       </w:r>
     </w:p>
     <w:p>
-      <w:r>
-        <w:t>At a delayed check, ask for the idea from memory and a changed application. Compare with the earlier independent response and record support used. For a new level, revisit the previous capstone before checking the new prerequisites.</w:t>
+      <w:pPr>
+        <w:spacing w:line="336" w:lineRule="auto" w:after="180"/>
+      </w:pPr>
+      <w:r>
+        <w:rPr>
+          <w:b w:val="0"/>
+        </w:rPr>
+        <w:t>At a delayed check, ask for the idea from memory and a changed application. Compare with the earlier independent response and record support used.</w:t>
+      </w:r>
+    </w:p>
+    <w:p>
+      <w:pPr>
+        <w:spacing w:line="336" w:lineRule="auto" w:after="180"/>
+      </w:pPr>
+      <w:r>
+        <w:rPr>
+          <w:b w:val="0"/>
+        </w:rPr>
+        <w:t>For a new level, revisit the previous capstone before checking the new prerequisites.</w:t>
       </w:r>
     </w:p>
     <w:tbl>
@@ -2960,8 +5675,26 @@
       </w:tr>
     </w:tbl>
     <w:p>
-      <w:r>
-        <w:t>Use the evidence to choose reteaching or the next step. A completed page, confidence rating or attractive project does not by itself demonstrate understanding.</w:t>
+      <w:pPr>
+        <w:spacing w:line="336" w:lineRule="auto" w:after="180"/>
+      </w:pPr>
+      <w:r>
+        <w:rPr>
+          <w:b w:val="0"/>
+        </w:rPr>
+        <w:t xml:space="preserve">Use the </w:t>
+      </w:r>
+      <w:r>
+        <w:rPr>
+          <w:b/>
+        </w:rPr>
+        <w:t>evidence</w:t>
+      </w:r>
+      <w:r>
+        <w:rPr>
+          <w:b w:val="0"/>
+        </w:rPr>
+        <w:t xml:space="preserve"> to choose reteaching or the next step. A completed page, confidence rating or attractive project does not by itself demonstrate understanding.</w:t>
       </w:r>
     </w:p>
     <w:p>
@@ -2973,8 +5706,37 @@
       </w:r>
     </w:p>
     <w:p>
-      <w:r>
-        <w:t>For your Responsible Plant Classifier, save the input, procedure, observed result and limitation of this check. Label this worked example as practice; use a different, previously unreviewed case when checking independent understanding.</w:t>
+      <w:pPr>
+        <w:spacing w:line="336" w:lineRule="auto" w:after="180"/>
+      </w:pPr>
+      <w:r>
+        <w:rPr>
+          <w:b w:val="0"/>
+        </w:rPr>
+        <w:t xml:space="preserve">For your Responsible Plant Classifier, save the </w:t>
+      </w:r>
+      <w:r>
+        <w:rPr>
+          <w:b/>
+        </w:rPr>
+        <w:t>input</w:t>
+      </w:r>
+      <w:r>
+        <w:rPr>
+          <w:b w:val="0"/>
+        </w:rPr>
+        <w:t>, procedure, observed result and limitation of this check.</w:t>
+      </w:r>
+    </w:p>
+    <w:p>
+      <w:pPr>
+        <w:spacing w:line="336" w:lineRule="auto" w:after="180"/>
+      </w:pPr>
+      <w:r>
+        <w:rPr>
+          <w:b w:val="0"/>
+        </w:rPr>
+        <w:t>Label this worked example as practice; use a different, previously unreviewed case when checking independent understanding.</w:t>
       </w:r>
     </w:p>
     <w:p>
@@ -2987,12 +5749,56 @@
     </w:p>
     <w:p>
       <w:r>
-        <w:t>Teaching target: Calculate MAE MSE and RMSE</w:t>
-      </w:r>
-    </w:p>
-    <w:p>
-      <w:r>
-        <w:t>Prepare the labelled worked-case picture, the matching workbook, fictional input cards and a place for individual responses. Check a local Python 3 environment before class; have a paper-trace version ready.</w:t>
+        <w:t>Use this preparation summary alongside the detailed Absolute Error and MAE lesson; it is a checklist rather than a replacement for the full sequence.</w:t>
+      </w:r>
+    </w:p>
+    <w:p>
+      <w:pPr>
+        <w:pStyle w:val="Heading3"/>
+      </w:pPr>
+      <w:r>
+        <w:t>Teaching target</w:t>
+      </w:r>
+    </w:p>
+    <w:p>
+      <w:pPr>
+        <w:spacing w:line="336" w:lineRule="auto" w:after="180"/>
+        <w:shd w:fill="EDF7F3"/>
+      </w:pPr>
+      <w:r>
+        <w:rPr>
+          <w:b w:val="0"/>
+        </w:rPr>
+        <w:t xml:space="preserve">Teaching target: Calculate MAE MSE and </w:t>
+      </w:r>
+      <w:r>
+        <w:rPr>
+          <w:b/>
+        </w:rPr>
+        <w:t>RMSE</w:t>
+      </w:r>
+    </w:p>
+    <w:p>
+      <w:pPr>
+        <w:spacing w:line="336" w:lineRule="auto" w:after="180"/>
+      </w:pPr>
+      <w:r>
+        <w:rPr>
+          <w:b w:val="0"/>
+        </w:rPr>
+        <w:t xml:space="preserve">Prepare the labelled worked-case picture, the matching workbook, fictional </w:t>
+      </w:r>
+      <w:r>
+        <w:rPr>
+          <w:b/>
+        </w:rPr>
+        <w:t>input</w:t>
+      </w:r>
+      <w:r>
+        <w:rPr>
+          <w:b w:val="0"/>
+        </w:rPr>
+        <w:t xml:space="preserve"> cards and a place for individual responses. Check a local Python 3 environment before class; have a paper-trace version ready.</w:t>
       </w:r>
     </w:p>
     <w:tbl>
@@ -3139,37 +5945,255 @@
       </w:tr>
     </w:tbl>
     <w:p>
-      <w:r>
-        <w:t>Before class, solve the supported practice: Give MSE and RMSE with units.</w:t>
-      </w:r>
-    </w:p>
-    <w:p>
-      <w:r>
-        <w:t>Reasoned practice answer: Teacher explanation: MSE 14/3 square cm; RMSE sqrt(14/3) about 2.16 cm.</w:t>
-      </w:r>
-    </w:p>
-    <w:p>
-      <w:r>
-        <w:t>Check every learner before discussion: Use the worked case for Absolute and squared loss. Proposed explanation: “A final answer is enough”. Decide whether this explanation is supported. Point to the step or supplied fact that decides; explain your repair if needed.</w:t>
-      </w:r>
-    </w:p>
-    <w:p>
-      <w:r>
-        <w:t>Misconception repair: Ask for the relevant counts, units, procedure or saved record. For this week: (1+2+3)/3=2 cm.</w:t>
-      </w:r>
-    </w:p>
-    <w:p>
-      <w:r>
-        <w:t>Support: read the exact case aloud, enlarge the labelled picture, supply input cards and model only the first deciding step. Accept a spoken explanation or drawing; retain the reasoning goal.</w:t>
-      </w:r>
-    </w:p>
-    <w:p>
-      <w:r>
-        <w:t>Extension: Convert every residual to millimetres. Require a prediction and a reason before comparing. Expected result: MAE becomes20 mm; MSE becomes1400/3 mm²; RMSE becomes about21.60 mm. Reason: Residuals scale by10; squares scale by100, while the square root returns a length unit.</w:t>
-      </w:r>
-    </w:p>
-    <w:p>
-      <w:r>
+      <w:pPr>
+        <w:spacing w:line="336" w:lineRule="auto" w:after="180"/>
+      </w:pPr>
+      <w:r>
+        <w:rPr>
+          <w:b w:val="0"/>
+        </w:rPr>
+        <w:t xml:space="preserve">Before class, solve the supported practice: Give MSE and </w:t>
+      </w:r>
+      <w:r>
+        <w:rPr>
+          <w:b/>
+        </w:rPr>
+        <w:t>RMSE</w:t>
+      </w:r>
+      <w:r>
+        <w:rPr>
+          <w:b w:val="0"/>
+        </w:rPr>
+        <w:t xml:space="preserve"> with </w:t>
+      </w:r>
+      <w:r>
+        <w:rPr>
+          <w:b/>
+        </w:rPr>
+        <w:t>unit</w:t>
+      </w:r>
+      <w:r>
+        <w:rPr>
+          <w:b w:val="0"/>
+        </w:rPr>
+        <w:t>s.</w:t>
+      </w:r>
+    </w:p>
+    <w:p>
+      <w:pPr>
+        <w:pStyle w:val="Heading3"/>
+      </w:pPr>
+      <w:r>
+        <w:t>Supported practice answer</w:t>
+      </w:r>
+    </w:p>
+    <w:p>
+      <w:pPr>
+        <w:spacing w:line="336" w:lineRule="auto" w:after="180"/>
+        <w:shd w:fill="F1F6FC"/>
+      </w:pPr>
+      <w:r>
+        <w:rPr>
+          <w:b w:val="0"/>
+        </w:rPr>
+        <w:t xml:space="preserve">Reasoned practice answer: Teacher explanation: MSE 14/3 square cm; </w:t>
+      </w:r>
+      <w:r>
+        <w:rPr>
+          <w:b/>
+        </w:rPr>
+        <w:t>RMSE</w:t>
+      </w:r>
+      <w:r>
+        <w:rPr>
+          <w:b w:val="0"/>
+        </w:rPr>
+        <w:t xml:space="preserve"> sqrt(14/3) about 2.16 cm.</w:t>
+      </w:r>
+    </w:p>
+    <w:p>
+      <w:pPr>
+        <w:spacing w:line="336" w:lineRule="auto" w:after="180"/>
+      </w:pPr>
+      <w:r>
+        <w:rPr>
+          <w:b w:val="0"/>
+        </w:rPr>
+        <w:t xml:space="preserve">Check every learner before discussion: Use the worked case for Absolute and squared </w:t>
+      </w:r>
+      <w:r>
+        <w:rPr>
+          <w:b/>
+        </w:rPr>
+        <w:t>loss</w:t>
+      </w:r>
+      <w:r>
+        <w:rPr>
+          <w:b w:val="0"/>
+        </w:rPr>
+        <w:t>. Proposed explanation: “A final answer is enough”. Decide whether this explanation is supported.</w:t>
+      </w:r>
+    </w:p>
+    <w:p>
+      <w:pPr>
+        <w:spacing w:line="336" w:lineRule="auto" w:after="180"/>
+      </w:pPr>
+      <w:r>
+        <w:rPr>
+          <w:b w:val="0"/>
+        </w:rPr>
+        <w:t>Point to the step or supplied fact that decides; explain your repair if needed.</w:t>
+      </w:r>
+    </w:p>
+    <w:p>
+      <w:pPr>
+        <w:pStyle w:val="Heading3"/>
+      </w:pPr>
+      <w:r>
+        <w:t>Repair the misconception</w:t>
+      </w:r>
+    </w:p>
+    <w:p>
+      <w:pPr>
+        <w:spacing w:line="336" w:lineRule="auto" w:after="180"/>
+        <w:shd w:fill="FFF5E6"/>
+      </w:pPr>
+      <w:r>
+        <w:rPr>
+          <w:b w:val="0"/>
+        </w:rPr>
+        <w:t xml:space="preserve">Misconception repair: Ask for the relevant counts, </w:t>
+      </w:r>
+      <w:r>
+        <w:rPr>
+          <w:b/>
+        </w:rPr>
+        <w:t>unit</w:t>
+      </w:r>
+      <w:r>
+        <w:rPr>
+          <w:b w:val="0"/>
+        </w:rPr>
+        <w:t>s, procedure or saved record. For this week: (1+2+3)/3=2 cm.</w:t>
+      </w:r>
+    </w:p>
+    <w:p>
+      <w:pPr>
+        <w:pStyle w:val="Heading3"/>
+      </w:pPr>
+      <w:r>
+        <w:t>Support without giving away the answer</w:t>
+      </w:r>
+    </w:p>
+    <w:p>
+      <w:pPr>
+        <w:spacing w:line="336" w:lineRule="auto" w:after="180"/>
+        <w:shd w:fill="F1F6F8"/>
+      </w:pPr>
+      <w:r>
+        <w:rPr>
+          <w:b w:val="0"/>
+        </w:rPr>
+        <w:t xml:space="preserve">Support: read the exact case aloud, enlarge the labelled picture, supply </w:t>
+      </w:r>
+      <w:r>
+        <w:rPr>
+          <w:b/>
+        </w:rPr>
+        <w:t>input</w:t>
+      </w:r>
+      <w:r>
+        <w:rPr>
+          <w:b w:val="0"/>
+        </w:rPr>
+        <w:t xml:space="preserve"> cards and model only the first deciding step. Accept a spoken explanation or drawing; retain the reasoning goal.</w:t>
+      </w:r>
+    </w:p>
+    <w:p>
+      <w:pPr>
+        <w:pStyle w:val="Heading3"/>
+      </w:pPr>
+      <w:r>
+        <w:t>Extend the reasoning</w:t>
+      </w:r>
+    </w:p>
+    <w:p>
+      <w:pPr>
+        <w:spacing w:line="336" w:lineRule="auto" w:after="180"/>
+        <w:shd w:fill="F5F1FB"/>
+      </w:pPr>
+      <w:r>
+        <w:rPr>
+          <w:b w:val="0"/>
+        </w:rPr>
+        <w:t xml:space="preserve">Extension: Convert every residual to millimetres. Require a </w:t>
+      </w:r>
+      <w:r>
+        <w:rPr>
+          <w:b/>
+        </w:rPr>
+        <w:t>prediction</w:t>
+      </w:r>
+      <w:r>
+        <w:rPr>
+          <w:b w:val="0"/>
+        </w:rPr>
+        <w:t xml:space="preserve"> and a reason before comparing. Expected result: MAE becomes20 mm; MSE becomes1400/3 mm²; </w:t>
+      </w:r>
+      <w:r>
+        <w:rPr>
+          <w:b/>
+        </w:rPr>
+        <w:t>RMSE</w:t>
+      </w:r>
+      <w:r>
+        <w:rPr>
+          <w:b w:val="0"/>
+        </w:rPr>
+        <w:t xml:space="preserve"> becomes about21.60 mm.</w:t>
+      </w:r>
+    </w:p>
+    <w:p>
+      <w:pPr>
+        <w:spacing w:line="336" w:lineRule="auto" w:after="180"/>
+        <w:shd w:fill="F5F1FB"/>
+      </w:pPr>
+      <w:r>
+        <w:rPr>
+          <w:b w:val="0"/>
+        </w:rPr>
+        <w:t xml:space="preserve">Reason: Residuals scale by10; squares scale by100, while the square root returns a length </w:t>
+      </w:r>
+      <w:r>
+        <w:rPr>
+          <w:b/>
+        </w:rPr>
+        <w:t>unit</w:t>
+      </w:r>
+      <w:r>
+        <w:rPr>
+          <w:b w:val="0"/>
+        </w:rPr>
+        <w:t>.</w:t>
+      </w:r>
+    </w:p>
+    <w:p>
+      <w:pPr>
+        <w:pStyle w:val="Heading3"/>
+      </w:pPr>
+      <w:r>
+        <w:t>Protect the independent attempt</w:t>
+      </w:r>
+    </w:p>
+    <w:p>
+      <w:pPr>
+        <w:spacing w:line="336" w:lineRule="auto" w:after="180"/>
+        <w:shd w:fill="FFF5E6"/>
+      </w:pPr>
+      <w:r>
+        <w:rPr>
+          <w:b w:val="0"/>
+        </w:rPr>
         <w:t>Independent assessment: withhold the reserved answer until the learner has attempted the new case. Record support separately from correctness.</w:t>
       </w:r>
     </w:p>
@@ -3358,13 +6382,46 @@
       </w:tr>
     </w:tbl>
     <w:p>
-      <w:r>
+      <w:pPr>
+        <w:pStyle w:val="Heading3"/>
+      </w:pPr>
+      <w:r>
+        <w:t>Project checkpoint</w:t>
+      </w:r>
+    </w:p>
+    <w:p>
+      <w:pPr>
+        <w:spacing w:line="336" w:lineRule="auto" w:after="180"/>
+        <w:shd w:fill="EDF7F3"/>
+      </w:pPr>
+      <w:r>
+        <w:rPr>
+          <w:b w:val="0"/>
+        </w:rPr>
         <w:t>Project checkpoint: Evaluate and revise. Compare with your starting method, explain errors and record a justified revision.</w:t>
       </w:r>
     </w:p>
     <w:p>
-      <w:r>
-        <w:t>Use the weekly teacher answer for topic-specific reasoning. A saved progress tick is an activity record; judge mastery from the learner’s explanation and evidence.</w:t>
+      <w:pPr>
+        <w:spacing w:line="336" w:lineRule="auto" w:after="180"/>
+      </w:pPr>
+      <w:r>
+        <w:rPr>
+          <w:b w:val="0"/>
+        </w:rPr>
+        <w:t xml:space="preserve">Use the weekly teacher answer for topic-specific reasoning. A saved progress tick is an activity record; judge mastery from the learner’s explanation and </w:t>
+      </w:r>
+      <w:r>
+        <w:rPr>
+          <w:b/>
+        </w:rPr>
+        <w:t>evidence</w:t>
+      </w:r>
+      <w:r>
+        <w:rPr>
+          <w:b w:val="0"/>
+        </w:rPr>
+        <w:t>.</w:t>
       </w:r>
     </w:p>
     <w:p>
@@ -3377,27 +6434,1088 @@
     </w:p>
     <w:p>
       <w:r>
-        <w:t>Use the two formative questions as supported practice, not as independent mastery scores. Discuss the deciding evidence rather than accepting a guessed selection.</w:t>
-      </w:r>
-    </w:p>
-    <w:p>
-      <w:r>
+        <w:t>Use feedback, earlier review and portfolios purposefully. Apply the coding routine only when this lesson has an executable lab.</w:t>
+      </w:r>
+    </w:p>
+    <w:p>
+      <w:pPr>
+        <w:spacing w:line="336" w:lineRule="auto" w:after="180"/>
+      </w:pPr>
+      <w:r>
+        <w:rPr>
+          <w:b w:val="0"/>
+        </w:rPr>
+        <w:t xml:space="preserve">Use the two formative questions as supported practice, not as independent mastery scores. Discuss the deciding </w:t>
+      </w:r>
+      <w:r>
+        <w:rPr>
+          <w:b/>
+        </w:rPr>
+        <w:t>evidence</w:t>
+      </w:r>
+      <w:r>
+        <w:rPr>
+          <w:b w:val="0"/>
+        </w:rPr>
+        <w:t xml:space="preserve"> rather than accepting a guessed selection.</w:t>
+      </w:r>
+    </w:p>
+    <w:p>
+      <w:pPr>
+        <w:spacing w:line="336" w:lineRule="auto" w:after="180"/>
+      </w:pPr>
+      <w:r>
+        <w:rPr>
+          <w:b w:val="0"/>
+        </w:rPr>
         <w:t>The feedback comes from the reviewed public worked case. Do not reveal the separately reserved independent teacher answer until the learner has attempted that case.</w:t>
       </w:r>
     </w:p>
     <w:p>
-      <w:r>
-        <w:t>Ask students to predict before running code. Preserve errors and actual outputs; collect a changed test and an explanation. The branch-boundary and indexing lessons deliberately include failure cases.</w:t>
-      </w:r>
-    </w:p>
-    <w:p>
-      <w:r>
+      <w:pPr>
+        <w:spacing w:line="336" w:lineRule="auto" w:after="180"/>
+      </w:pPr>
+      <w:r>
+        <w:rPr>
+          <w:b w:val="0"/>
+        </w:rPr>
+        <w:t xml:space="preserve">Ask students to predict before running code. Preserve errors and actual </w:t>
+      </w:r>
+      <w:r>
+        <w:rPr>
+          <w:b/>
+        </w:rPr>
+        <w:t>output</w:t>
+      </w:r>
+      <w:r>
+        <w:rPr>
+          <w:b w:val="0"/>
+        </w:rPr>
+        <w:t>s; collect a changed test and an explanation. The branch-boundary and indexing lessons deliberately include failure cases.</w:t>
+      </w:r>
+    </w:p>
+    <w:p>
+      <w:pPr>
+        <w:spacing w:line="336" w:lineRule="auto" w:after="180"/>
+      </w:pPr>
+      <w:r>
+        <w:rPr>
+          <w:b w:val="0"/>
+        </w:rPr>
         <w:t>Use the earlier worked-explanation links to address a specific missing building block, then return to the current question. Adapt this suggestion after observing the learner; it is not an automatic diagnosis.</w:t>
       </w:r>
     </w:p>
     <w:p>
-      <w:r>
-        <w:t>Collect the completed-work portfolio as evidence. Record support separately from correctness, and assess explanation, trace/test and limitations. Progress ticks and quiz selections alone do not establish mastery.</w:t>
+      <w:pPr>
+        <w:spacing w:line="336" w:lineRule="auto" w:after="180"/>
+      </w:pPr>
+      <w:r>
+        <w:rPr>
+          <w:b w:val="0"/>
+        </w:rPr>
+        <w:t xml:space="preserve">Collect the completed-work portfolio as </w:t>
+      </w:r>
+      <w:r>
+        <w:rPr>
+          <w:b/>
+        </w:rPr>
+        <w:t>evidence</w:t>
+      </w:r>
+      <w:r>
+        <w:rPr>
+          <w:b w:val="0"/>
+        </w:rPr>
+        <w:t>. Record support separately from correctness, and assess explanation, trace/test and limitations. Progress ticks and quiz selections alone do not establish mastery.</w:t>
+      </w:r>
+    </w:p>
+    <w:p>
+      <w:pPr>
+        <w:pStyle w:val="Heading1"/>
+      </w:pPr>
+      <w:r>
+        <w:t>09. Visual concept journey</w:t>
+      </w:r>
+    </w:p>
+    <w:p>
+      <w:r>
+        <w:t>Show one Absolute Error and MAE graphic at a time, request a prediction and discuss its trace before the independent assessment.</w:t>
+      </w:r>
+    </w:p>
+    <w:p>
+      <w:pPr>
+        <w:spacing w:line="336" w:lineRule="auto" w:after="180"/>
+      </w:pPr>
+      <w:r>
+        <w:rPr>
+          <w:b w:val="0"/>
+        </w:rPr>
+        <w:t xml:space="preserve">Use one picture at a time. Hide a worked result before asking for a </w:t>
+      </w:r>
+      <w:r>
+        <w:rPr>
+          <w:b/>
+        </w:rPr>
+        <w:t>prediction</w:t>
+      </w:r>
+      <w:r>
+        <w:rPr>
+          <w:b w:val="0"/>
+        </w:rPr>
+        <w:t>, then reveal it for feedback. These are supported teaching cases; retain the separate independent assessment for a fresh first attempt.</w:t>
+      </w:r>
+    </w:p>
+    <w:p>
+      <w:pPr>
+        <w:pStyle w:val="Heading3"/>
+      </w:pPr>
+      <w:r>
+        <w:t>01. Absolute Error and MAE: the case</w:t>
+      </w:r>
+    </w:p>
+    <w:p>
+      <w:r>
+        <w:drawing>
+          <wp:inline xmlns:a="http://schemas.openxmlformats.org/drawingml/2006/main" xmlns:pic="http://schemas.openxmlformats.org/drawingml/2006/picture">
+            <wp:extent cx="5486400" cy="2990088"/>
+            <wp:docPr id="2" name="Picture 2" descr="Compare absolute and squared error without losing track of units. Supplied facts: Residuals are [-1, 2, 3] cm. Use MAE=mean absolute residual and MSE=mean squared residual. All inputs and outcomes in this worked example are invented classroom data; no real model run is claimed."/>
+            <wp:cNvGraphicFramePr>
+              <a:graphicFrameLocks noChangeAspect="1"/>
+            </wp:cNvGraphicFramePr>
+            <a:graphic>
+              <a:graphicData uri="http://schemas.openxmlformats.org/drawingml/2006/picture">
+                <pic:pic>
+                  <pic:nvPicPr>
+                    <pic:cNvPr id="0" name="academy-story-ai-4-21-01.png"/>
+                    <pic:cNvPicPr/>
+                  </pic:nvPicPr>
+                  <pic:blipFill>
+                    <a:blip r:embed="rId10"/>
+                    <a:stretch>
+                      <a:fillRect/>
+                    </a:stretch>
+                  </pic:blipFill>
+                  <pic:spPr>
+                    <a:xfrm>
+                      <a:off x="0" y="0"/>
+                      <a:ext cx="5486400" cy="2990088"/>
+                    </a:xfrm>
+                    <a:prstGeom prst="rect"/>
+                  </pic:spPr>
+                </pic:pic>
+              </a:graphicData>
+            </a:graphic>
+          </wp:inline>
+        </w:drawing>
+      </w:r>
+    </w:p>
+    <w:p>
+      <w:pPr>
+        <w:spacing w:line="336" w:lineRule="auto" w:after="180"/>
+      </w:pPr>
+      <w:r>
+        <w:rPr>
+          <w:b w:val="0"/>
+        </w:rPr>
+        <w:t xml:space="preserve">Compare absolute and squared error without losing track of </w:t>
+      </w:r>
+      <w:r>
+        <w:rPr>
+          <w:b/>
+        </w:rPr>
+        <w:t>unit</w:t>
+      </w:r>
+      <w:r>
+        <w:rPr>
+          <w:b w:val="0"/>
+        </w:rPr>
+        <w:t>s. Supplied facts: Residuals are [-1, 2, 3] cm. Use MAE=mean absolute residual and MSE=mean squared residual.</w:t>
+      </w:r>
+    </w:p>
+    <w:p>
+      <w:pPr>
+        <w:spacing w:line="336" w:lineRule="auto" w:after="180"/>
+      </w:pPr>
+      <w:r>
+        <w:rPr>
+          <w:b w:val="0"/>
+        </w:rPr>
+        <w:t xml:space="preserve">All </w:t>
+      </w:r>
+      <w:r>
+        <w:rPr>
+          <w:b/>
+        </w:rPr>
+        <w:t>input</w:t>
+      </w:r>
+      <w:r>
+        <w:rPr>
+          <w:b w:val="0"/>
+        </w:rPr>
+        <w:t>s and outcomes in this worked example are invented classroom data; no real model run is claimed.</w:t>
+      </w:r>
+    </w:p>
+    <w:p>
+      <w:pPr>
+        <w:spacing w:line="336" w:lineRule="auto" w:after="180"/>
+        <w:shd w:fill="F5F1FB"/>
+      </w:pPr>
+      <w:r>
+        <w:rPr>
+          <w:b w:val="0"/>
+        </w:rPr>
+        <w:t>Point to the given fact that matters most. Explain why it matters.</w:t>
+      </w:r>
+    </w:p>
+    <w:p>
+      <w:pPr>
+        <w:pStyle w:val="Heading3"/>
+      </w:pPr>
+      <w:r>
+        <w:t>Discuss while showing the picture</w:t>
+      </w:r>
+    </w:p>
+    <w:p>
+      <w:pPr>
+        <w:spacing w:line="336" w:lineRule="auto" w:after="180"/>
+        <w:shd w:fill="F1F6F8"/>
+      </w:pPr>
+      <w:r>
+        <w:rPr>
+          <w:b w:val="0"/>
+        </w:rPr>
+        <w:t>Teacher prompt: Point to the given fact that matters most. Explain why it matters. Ask learners to describe one label or arrow in ordinary words. Use the adjacent transcript if the image is difficult to see.</w:t>
+      </w:r>
+    </w:p>
+    <w:p>
+      <w:pPr>
+        <w:pStyle w:val="Heading3"/>
+      </w:pPr>
+      <w:r>
+        <w:t>02. Follow the deciding steps</w:t>
+      </w:r>
+    </w:p>
+    <w:p>
+      <w:r>
+        <w:drawing>
+          <wp:inline xmlns:a="http://schemas.openxmlformats.org/drawingml/2006/main" xmlns:pic="http://schemas.openxmlformats.org/drawingml/2006/picture">
+            <wp:extent cx="5486400" cy="3182112"/>
+            <wp:docPr id="3" name="Picture 3" descr="Absolute errors: Absolute values1, 2, 3 give MAE6/3=2 cm. → Squared errors: Squares1, 4, 9 give MSE14/3 cm², approximately = 4.67 cm². → Root squared error: RMSE=sqrt(14/3), approximately2.16 cm."/>
+            <wp:cNvGraphicFramePr>
+              <a:graphicFrameLocks noChangeAspect="1"/>
+            </wp:cNvGraphicFramePr>
+            <a:graphic>
+              <a:graphicData uri="http://schemas.openxmlformats.org/drawingml/2006/picture">
+                <pic:pic>
+                  <pic:nvPicPr>
+                    <pic:cNvPr id="0" name="academy-story-ai-4-21-02.png"/>
+                    <pic:cNvPicPr/>
+                  </pic:nvPicPr>
+                  <pic:blipFill>
+                    <a:blip r:embed="rId11"/>
+                    <a:stretch>
+                      <a:fillRect/>
+                    </a:stretch>
+                  </pic:blipFill>
+                  <pic:spPr>
+                    <a:xfrm>
+                      <a:off x="0" y="0"/>
+                      <a:ext cx="5486400" cy="3182112"/>
+                    </a:xfrm>
+                    <a:prstGeom prst="rect"/>
+                  </pic:spPr>
+                </pic:pic>
+              </a:graphicData>
+            </a:graphic>
+          </wp:inline>
+        </w:drawing>
+      </w:r>
+    </w:p>
+    <w:p>
+      <w:pPr>
+        <w:spacing w:line="336" w:lineRule="auto" w:after="180"/>
+      </w:pPr>
+      <w:r>
+        <w:rPr>
+          <w:b/>
+        </w:rPr>
+        <w:t>Absolute error</w:t>
+      </w:r>
+      <w:r>
+        <w:rPr>
+          <w:b w:val="0"/>
+        </w:rPr>
+        <w:t xml:space="preserve">s: Absolute values1, 2, 3 give MAE6/3=2 cm. → Squared errors: Squares1, 4, 9 give MSE14/3 cm², approximately = 4.67 cm². → Root squared error: </w:t>
+      </w:r>
+      <w:r>
+        <w:rPr>
+          <w:b/>
+        </w:rPr>
+        <w:t>RMSE</w:t>
+      </w:r>
+      <w:r>
+        <w:rPr>
+          <w:b w:val="0"/>
+        </w:rPr>
+        <w:t>=sqrt(14/3), approximately2.16 cm.</w:t>
+      </w:r>
+    </w:p>
+    <w:p>
+      <w:pPr>
+        <w:spacing w:line="336" w:lineRule="auto" w:after="180"/>
+        <w:shd w:fill="F5F1FB"/>
+      </w:pPr>
+      <w:r>
+        <w:rPr>
+          <w:b w:val="0"/>
+        </w:rPr>
+        <w:t xml:space="preserve">Point to each numbered stage and explain which recorded </w:t>
+      </w:r>
+      <w:r>
+        <w:rPr>
+          <w:b/>
+        </w:rPr>
+        <w:t>input</w:t>
+      </w:r>
+      <w:r>
+        <w:rPr>
+          <w:b w:val="0"/>
+        </w:rPr>
+        <w:t xml:space="preserve"> it uses.</w:t>
+      </w:r>
+    </w:p>
+    <w:p>
+      <w:pPr>
+        <w:pStyle w:val="Heading3"/>
+      </w:pPr>
+      <w:r>
+        <w:t>Discuss while showing the picture</w:t>
+      </w:r>
+    </w:p>
+    <w:p>
+      <w:pPr>
+        <w:spacing w:line="336" w:lineRule="auto" w:after="180"/>
+        <w:shd w:fill="F1F6F8"/>
+      </w:pPr>
+      <w:r>
+        <w:rPr>
+          <w:b w:val="0"/>
+        </w:rPr>
+        <w:t xml:space="preserve">Teacher prompt: Point to each numbered stage and explain which recorded </w:t>
+      </w:r>
+      <w:r>
+        <w:rPr>
+          <w:b/>
+        </w:rPr>
+        <w:t>input</w:t>
+      </w:r>
+      <w:r>
+        <w:rPr>
+          <w:b w:val="0"/>
+        </w:rPr>
+        <w:t xml:space="preserve"> it uses. Ask learners to describe one label or arrow in ordinary words. Use the adjacent transcript if the image is difficult to see.</w:t>
+      </w:r>
+    </w:p>
+    <w:p>
+      <w:pPr>
+        <w:pStyle w:val="Heading3"/>
+      </w:pPr>
+      <w:r>
+        <w:t>03. Absolute and squared loss at a glance</w:t>
+      </w:r>
+    </w:p>
+    <w:p>
+      <w:r>
+        <w:drawing>
+          <wp:inline xmlns:a="http://schemas.openxmlformats.org/drawingml/2006/main" xmlns:pic="http://schemas.openxmlformats.org/drawingml/2006/picture">
+            <wp:extent cx="5486400" cy="2834640"/>
+            <wp:docPr id="4" name="Picture 4" descr="Absolute and squared loss at a glance. Residuals | minus 1 plus 2 minus 3 | Signed differences. Absolute values | 1 2 3 | MAE 2 cm. Squares | 1 4 9 | MSE 14 divided by 3"/>
+            <wp:cNvGraphicFramePr>
+              <a:graphicFrameLocks noChangeAspect="1"/>
+            </wp:cNvGraphicFramePr>
+            <a:graphic>
+              <a:graphicData uri="http://schemas.openxmlformats.org/drawingml/2006/picture">
+                <pic:pic>
+                  <pic:nvPicPr>
+                    <pic:cNvPr id="0" name="academy-story-ai-4-21-03.png"/>
+                    <pic:cNvPicPr/>
+                  </pic:nvPicPr>
+                  <pic:blipFill>
+                    <a:blip r:embed="rId12"/>
+                    <a:stretch>
+                      <a:fillRect/>
+                    </a:stretch>
+                  </pic:blipFill>
+                  <pic:spPr>
+                    <a:xfrm>
+                      <a:off x="0" y="0"/>
+                      <a:ext cx="5486400" cy="2834640"/>
+                    </a:xfrm>
+                    <a:prstGeom prst="rect"/>
+                  </pic:spPr>
+                </pic:pic>
+              </a:graphicData>
+            </a:graphic>
+          </wp:inline>
+        </w:drawing>
+      </w:r>
+    </w:p>
+    <w:p>
+      <w:pPr>
+        <w:spacing w:line="336" w:lineRule="auto" w:after="180"/>
+      </w:pPr>
+      <w:r>
+        <w:rPr>
+          <w:b w:val="0"/>
+        </w:rPr>
+        <w:t xml:space="preserve">Absolute and squared </w:t>
+      </w:r>
+      <w:r>
+        <w:rPr>
+          <w:b/>
+        </w:rPr>
+        <w:t>loss</w:t>
+      </w:r>
+      <w:r>
+        <w:rPr>
+          <w:b w:val="0"/>
+        </w:rPr>
+        <w:t xml:space="preserve"> at a glance. Residuals | minus 1 plus 2 minus 3 | Signed differences. Absolute values | 1 2 3 | MAE 2 cm. Squares | 1 4 9 | MSE 14 divided by 3</w:t>
+      </w:r>
+    </w:p>
+    <w:p>
+      <w:pPr>
+        <w:spacing w:line="336" w:lineRule="auto" w:after="180"/>
+        <w:shd w:fill="F5F1FB"/>
+      </w:pPr>
+      <w:r>
+        <w:rPr>
+          <w:b w:val="0"/>
+        </w:rPr>
+        <w:t>Read the labels and values. Explain the relationship the model shows.</w:t>
+      </w:r>
+    </w:p>
+    <w:p>
+      <w:pPr>
+        <w:pStyle w:val="Heading3"/>
+      </w:pPr>
+      <w:r>
+        <w:t>Discuss while showing the picture</w:t>
+      </w:r>
+    </w:p>
+    <w:p>
+      <w:pPr>
+        <w:spacing w:line="336" w:lineRule="auto" w:after="180"/>
+        <w:shd w:fill="F1F6F8"/>
+      </w:pPr>
+      <w:r>
+        <w:rPr>
+          <w:b w:val="0"/>
+        </w:rPr>
+        <w:t>Teacher prompt: Read the labels and values. Explain the relationship the model shows. Ask learners to describe one label or arrow in ordinary words. Use the adjacent transcript if the image is difficult to see.</w:t>
+      </w:r>
+    </w:p>
+    <w:p>
+      <w:pPr>
+        <w:pStyle w:val="Heading3"/>
+      </w:pPr>
+      <w:r>
+        <w:t>04. Change one thing. Trace what follows.</w:t>
+      </w:r>
+    </w:p>
+    <w:p>
+      <w:r>
+        <w:drawing>
+          <wp:inline xmlns:a="http://schemas.openxmlformats.org/drawingml/2006/main" xmlns:pic="http://schemas.openxmlformats.org/drawingml/2006/picture">
+            <wp:extent cx="5486400" cy="3026664"/>
+            <wp:docPr id="5" name="Picture 5" descr="Original case: RMSE=sqrt(14/3), approximately2.16 cm. Changed condition: Convert every residual to millimetres. Expected result: MAE becomes20 mm; MSE becomes1400/3 mm²; RMSE becomes about21.60 mm. Reason: Residuals scale by10; squares scale by100, while the square root returns a length unit."/>
+            <wp:cNvGraphicFramePr>
+              <a:graphicFrameLocks noChangeAspect="1"/>
+            </wp:cNvGraphicFramePr>
+            <a:graphic>
+              <a:graphicData uri="http://schemas.openxmlformats.org/drawingml/2006/picture">
+                <pic:pic>
+                  <pic:nvPicPr>
+                    <pic:cNvPr id="0" name="academy-story-ai-4-21-04.png"/>
+                    <pic:cNvPicPr/>
+                  </pic:nvPicPr>
+                  <pic:blipFill>
+                    <a:blip r:embed="rId13"/>
+                    <a:stretch>
+                      <a:fillRect/>
+                    </a:stretch>
+                  </pic:blipFill>
+                  <pic:spPr>
+                    <a:xfrm>
+                      <a:off x="0" y="0"/>
+                      <a:ext cx="5486400" cy="3026664"/>
+                    </a:xfrm>
+                    <a:prstGeom prst="rect"/>
+                  </pic:spPr>
+                </pic:pic>
+              </a:graphicData>
+            </a:graphic>
+          </wp:inline>
+        </w:drawing>
+      </w:r>
+    </w:p>
+    <w:p>
+      <w:pPr>
+        <w:spacing w:line="336" w:lineRule="auto" w:after="180"/>
+      </w:pPr>
+      <w:r>
+        <w:rPr>
+          <w:b w:val="0"/>
+        </w:rPr>
+        <w:t xml:space="preserve">Original case: </w:t>
+      </w:r>
+      <w:r>
+        <w:rPr>
+          <w:b/>
+        </w:rPr>
+        <w:t>RMSE</w:t>
+      </w:r>
+      <w:r>
+        <w:rPr>
+          <w:b w:val="0"/>
+        </w:rPr>
+        <w:t xml:space="preserve">=sqrt(14/3), approximately2.16 cm. Changed condition: Convert every residual to millimetres. Expected result: MAE becomes20 mm; MSE becomes1400/3 mm²; </w:t>
+      </w:r>
+      <w:r>
+        <w:rPr>
+          <w:b/>
+        </w:rPr>
+        <w:t>RMSE</w:t>
+      </w:r>
+      <w:r>
+        <w:rPr>
+          <w:b w:val="0"/>
+        </w:rPr>
+        <w:t xml:space="preserve"> becomes about21.60 mm.</w:t>
+      </w:r>
+    </w:p>
+    <w:p>
+      <w:pPr>
+        <w:spacing w:line="336" w:lineRule="auto" w:after="180"/>
+      </w:pPr>
+      <w:r>
+        <w:rPr>
+          <w:b w:val="0"/>
+        </w:rPr>
+        <w:t xml:space="preserve">Reason: Residuals scale by10; squares scale by100, while the square root returns a length </w:t>
+      </w:r>
+      <w:r>
+        <w:rPr>
+          <w:b/>
+        </w:rPr>
+        <w:t>unit</w:t>
+      </w:r>
+      <w:r>
+        <w:rPr>
+          <w:b w:val="0"/>
+        </w:rPr>
+        <w:t>.</w:t>
+      </w:r>
+    </w:p>
+    <w:p>
+      <w:pPr>
+        <w:spacing w:line="336" w:lineRule="auto" w:after="180"/>
+        <w:shd w:fill="F5F1FB"/>
+      </w:pPr>
+      <w:r>
+        <w:rPr>
+          <w:b w:val="0"/>
+        </w:rPr>
+        <w:t>Predict before checking the worked changed-case result. Name what changed and what the supplied facts allow you to conclude.</w:t>
+      </w:r>
+    </w:p>
+    <w:p>
+      <w:pPr>
+        <w:pStyle w:val="Heading3"/>
+      </w:pPr>
+      <w:r>
+        <w:t>Discuss while showing the picture</w:t>
+      </w:r>
+    </w:p>
+    <w:p>
+      <w:pPr>
+        <w:spacing w:line="336" w:lineRule="auto" w:after="180"/>
+        <w:shd w:fill="F1F6F8"/>
+      </w:pPr>
+      <w:r>
+        <w:rPr>
+          <w:b w:val="0"/>
+        </w:rPr>
+        <w:t>Teacher prompt: Predict before checking the worked changed-case result. Name what changed and what the supplied facts allow you to conclude. Ask learners to describe one label or arrow in ordinary words.</w:t>
+      </w:r>
+    </w:p>
+    <w:p>
+      <w:pPr>
+        <w:spacing w:line="336" w:lineRule="auto" w:after="180"/>
+        <w:shd w:fill="F1F6F8"/>
+      </w:pPr>
+      <w:r>
+        <w:rPr>
+          <w:b w:val="0"/>
+        </w:rPr>
+        <w:t xml:space="preserve">Use the adjacent transcript if the image is difficult to see. Changed-case reasoning: Residuals scale by10; squares scale by100, while the square root returns a length </w:t>
+      </w:r>
+      <w:r>
+        <w:rPr>
+          <w:b/>
+        </w:rPr>
+        <w:t>unit</w:t>
+      </w:r>
+      <w:r>
+        <w:rPr>
+          <w:b w:val="0"/>
+        </w:rPr>
+        <w:t>.</w:t>
+      </w:r>
+    </w:p>
+    <w:p>
+      <w:pPr>
+        <w:pStyle w:val="Heading3"/>
+      </w:pPr>
+      <w:r>
+        <w:t>05. Connect the explanation to its limit</w:t>
+      </w:r>
+    </w:p>
+    <w:p>
+      <w:r>
+        <w:drawing>
+          <wp:inline xmlns:a="http://schemas.openxmlformats.org/drawingml/2006/main" xmlns:pic="http://schemas.openxmlformats.org/drawingml/2006/picture">
+            <wp:extent cx="5486400" cy="2834640"/>
+            <wp:docPr id="6" name="Picture 6" descr="Read the picture in order. RMSE=sqrt(14/3), approximately2.16 cm. The arrows show which recorded input or intermediate result each decision uses. Explain the deciding step aloud before checking the changed case; pointing to the final answer alone does not show how it follows. Limit: Different loss functions weight large misses differently; a smaller selected loss is not automatically better for every consequence."/>
+            <wp:cNvGraphicFramePr>
+              <a:graphicFrameLocks noChangeAspect="1"/>
+            </wp:cNvGraphicFramePr>
+            <a:graphic>
+              <a:graphicData uri="http://schemas.openxmlformats.org/drawingml/2006/picture">
+                <pic:pic>
+                  <pic:nvPicPr>
+                    <pic:cNvPr id="0" name="academy-story-ai-4-21-05.png"/>
+                    <pic:cNvPicPr/>
+                  </pic:nvPicPr>
+                  <pic:blipFill>
+                    <a:blip r:embed="rId14"/>
+                    <a:stretch>
+                      <a:fillRect/>
+                    </a:stretch>
+                  </pic:blipFill>
+                  <pic:spPr>
+                    <a:xfrm>
+                      <a:off x="0" y="0"/>
+                      <a:ext cx="5486400" cy="2834640"/>
+                    </a:xfrm>
+                    <a:prstGeom prst="rect"/>
+                  </pic:spPr>
+                </pic:pic>
+              </a:graphicData>
+            </a:graphic>
+          </wp:inline>
+        </w:drawing>
+      </w:r>
+    </w:p>
+    <w:p>
+      <w:pPr>
+        <w:spacing w:line="336" w:lineRule="auto" w:after="180"/>
+      </w:pPr>
+      <w:r>
+        <w:rPr>
+          <w:b w:val="0"/>
+        </w:rPr>
+        <w:t xml:space="preserve">Read the picture in order. </w:t>
+      </w:r>
+      <w:r>
+        <w:rPr>
+          <w:b/>
+        </w:rPr>
+        <w:t>RMSE</w:t>
+      </w:r>
+      <w:r>
+        <w:rPr>
+          <w:b w:val="0"/>
+        </w:rPr>
+        <w:t xml:space="preserve">=sqrt(14/3), approximately2.16 cm. The arrows show which recorded </w:t>
+      </w:r>
+      <w:r>
+        <w:rPr>
+          <w:b/>
+        </w:rPr>
+        <w:t>input</w:t>
+      </w:r>
+      <w:r>
+        <w:rPr>
+          <w:b w:val="0"/>
+        </w:rPr>
+        <w:t xml:space="preserve"> or intermediate result each decision uses.</w:t>
+      </w:r>
+    </w:p>
+    <w:p>
+      <w:pPr>
+        <w:spacing w:line="336" w:lineRule="auto" w:after="180"/>
+      </w:pPr>
+      <w:r>
+        <w:rPr>
+          <w:b w:val="0"/>
+        </w:rPr>
+        <w:t>Explain the deciding step aloud before checking the changed case; pointing to the final answer alone does not show how it follows.</w:t>
+      </w:r>
+    </w:p>
+    <w:p>
+      <w:pPr>
+        <w:spacing w:line="336" w:lineRule="auto" w:after="180"/>
+      </w:pPr>
+      <w:r>
+        <w:rPr>
+          <w:b w:val="0"/>
+        </w:rPr>
+        <w:t xml:space="preserve">Limit: Different </w:t>
+      </w:r>
+      <w:r>
+        <w:rPr>
+          <w:b/>
+        </w:rPr>
+        <w:t>loss</w:t>
+      </w:r>
+      <w:r>
+        <w:rPr>
+          <w:b w:val="0"/>
+        </w:rPr>
+        <w:t xml:space="preserve"> functions weight large misses differently; a smaller selected </w:t>
+      </w:r>
+      <w:r>
+        <w:rPr>
+          <w:b/>
+        </w:rPr>
+        <w:t>loss</w:t>
+      </w:r>
+      <w:r>
+        <w:rPr>
+          <w:b w:val="0"/>
+        </w:rPr>
+        <w:t xml:space="preserve"> is not automatically better for every consequence.</w:t>
+      </w:r>
+    </w:p>
+    <w:p>
+      <w:pPr>
+        <w:spacing w:line="336" w:lineRule="auto" w:after="180"/>
+        <w:shd w:fill="F5F1FB"/>
+      </w:pPr>
+      <w:r>
+        <w:rPr>
+          <w:b w:val="0"/>
+        </w:rPr>
+        <w:t>Explain the case, then point to a limit on the claim.</w:t>
+      </w:r>
+    </w:p>
+    <w:p>
+      <w:pPr>
+        <w:pStyle w:val="Heading3"/>
+      </w:pPr>
+      <w:r>
+        <w:t>Discuss while showing the picture</w:t>
+      </w:r>
+    </w:p>
+    <w:p>
+      <w:pPr>
+        <w:spacing w:line="336" w:lineRule="auto" w:after="180"/>
+        <w:shd w:fill="F1F6F8"/>
+      </w:pPr>
+      <w:r>
+        <w:rPr>
+          <w:b w:val="0"/>
+        </w:rPr>
+        <w:t>Teacher prompt: Explain the case, then point to a limit on the claim. Ask learners to describe one label or arrow in ordinary words. Use the adjacent transcript if the image is difficult to see.</w:t>
+      </w:r>
+    </w:p>
+    <w:p>
+      <w:pPr>
+        <w:spacing w:line="336" w:lineRule="auto" w:after="180"/>
+        <w:shd w:fill="F1F6F8"/>
+      </w:pPr>
+      <w:r>
+        <w:rPr>
+          <w:b w:val="0"/>
+        </w:rPr>
+        <w:t xml:space="preserve">Keep the stated scope: Different </w:t>
+      </w:r>
+      <w:r>
+        <w:rPr>
+          <w:b/>
+        </w:rPr>
+        <w:t>loss</w:t>
+      </w:r>
+      <w:r>
+        <w:rPr>
+          <w:b w:val="0"/>
+        </w:rPr>
+        <w:t xml:space="preserve"> functions weight large misses differently; a smaller selected </w:t>
+      </w:r>
+      <w:r>
+        <w:rPr>
+          <w:b/>
+        </w:rPr>
+        <w:t>loss</w:t>
+      </w:r>
+      <w:r>
+        <w:rPr>
+          <w:b w:val="0"/>
+        </w:rPr>
+        <w:t xml:space="preserve"> is not automatically better for every consequence.</w:t>
+      </w:r>
+    </w:p>
+    <w:p>
+      <w:pPr>
+        <w:pStyle w:val="Heading3"/>
+      </w:pPr>
+      <w:r>
+        <w:t>06. Make the idea visible in your project</w:t>
+      </w:r>
+    </w:p>
+    <w:p>
+      <w:r>
+        <w:drawing>
+          <wp:inline xmlns:a="http://schemas.openxmlformats.org/drawingml/2006/main" xmlns:pic="http://schemas.openxmlformats.org/drawingml/2006/picture">
+            <wp:extent cx="5486400" cy="3681984"/>
+            <wp:docPr id="7" name="Picture 7" descr="For your Responsible Plant Classifier, save the input, procedure, observed result and limitation of this check. Label this worked example as practice; use a different, previously unreviewed case when checking independent understanding. Draw your input, deciding step, result and limit. Supported question: Why is quoting MSE as4.67 cm misleading? Point to the relevant step in the picture, then write the changed result and the rule or evidence that supports it."/>
+            <wp:cNvGraphicFramePr>
+              <a:graphicFrameLocks noChangeAspect="1"/>
+            </wp:cNvGraphicFramePr>
+            <a:graphic>
+              <a:graphicData uri="http://schemas.openxmlformats.org/drawingml/2006/picture">
+                <pic:pic>
+                  <pic:nvPicPr>
+                    <pic:cNvPr id="0" name="academy-story-ai-4-21-06.png"/>
+                    <pic:cNvPicPr/>
+                  </pic:nvPicPr>
+                  <pic:blipFill>
+                    <a:blip r:embed="rId15"/>
+                    <a:stretch>
+                      <a:fillRect/>
+                    </a:stretch>
+                  </pic:blipFill>
+                  <pic:spPr>
+                    <a:xfrm>
+                      <a:off x="0" y="0"/>
+                      <a:ext cx="5486400" cy="3681984"/>
+                    </a:xfrm>
+                    <a:prstGeom prst="rect"/>
+                  </pic:spPr>
+                </pic:pic>
+              </a:graphicData>
+            </a:graphic>
+          </wp:inline>
+        </w:drawing>
+      </w:r>
+    </w:p>
+    <w:p>
+      <w:pPr>
+        <w:spacing w:line="336" w:lineRule="auto" w:after="180"/>
+      </w:pPr>
+      <w:r>
+        <w:rPr>
+          <w:b w:val="0"/>
+        </w:rPr>
+        <w:t xml:space="preserve">For your Responsible Plant Classifier, save the </w:t>
+      </w:r>
+      <w:r>
+        <w:rPr>
+          <w:b/>
+        </w:rPr>
+        <w:t>input</w:t>
+      </w:r>
+      <w:r>
+        <w:rPr>
+          <w:b w:val="0"/>
+        </w:rPr>
+        <w:t>, procedure, observed result and limitation of this check.</w:t>
+      </w:r>
+    </w:p>
+    <w:p>
+      <w:pPr>
+        <w:spacing w:line="336" w:lineRule="auto" w:after="180"/>
+      </w:pPr>
+      <w:r>
+        <w:rPr>
+          <w:b w:val="0"/>
+        </w:rPr>
+        <w:t xml:space="preserve">Label this worked example as practice; use a different, previously unreviewed case when checking independent understanding. Draw your </w:t>
+      </w:r>
+      <w:r>
+        <w:rPr>
+          <w:b/>
+        </w:rPr>
+        <w:t>input</w:t>
+      </w:r>
+      <w:r>
+        <w:rPr>
+          <w:b w:val="0"/>
+        </w:rPr>
+        <w:t>, deciding step, result and limit.</w:t>
+      </w:r>
+    </w:p>
+    <w:p>
+      <w:pPr>
+        <w:spacing w:line="336" w:lineRule="auto" w:after="180"/>
+      </w:pPr>
+      <w:r>
+        <w:rPr>
+          <w:b w:val="0"/>
+        </w:rPr>
+        <w:t xml:space="preserve">Supported question: Why is quoting MSE as4.67 cm misleading? Point to the relevant step in the picture, then write the changed result and the rule or </w:t>
+      </w:r>
+      <w:r>
+        <w:rPr>
+          <w:b/>
+        </w:rPr>
+        <w:t>evidence</w:t>
+      </w:r>
+      <w:r>
+        <w:rPr>
+          <w:b w:val="0"/>
+        </w:rPr>
+        <w:t xml:space="preserve"> that supports it.</w:t>
+      </w:r>
+    </w:p>
+    <w:p>
+      <w:pPr>
+        <w:spacing w:line="336" w:lineRule="auto" w:after="180"/>
+        <w:shd w:fill="F5F1FB"/>
+      </w:pPr>
+      <w:r>
+        <w:rPr>
+          <w:b w:val="0"/>
+        </w:rPr>
+        <w:t xml:space="preserve">Draw your project trace and justify the deciding step using </w:t>
+      </w:r>
+      <w:r>
+        <w:rPr>
+          <w:b/>
+        </w:rPr>
+        <w:t>evidence</w:t>
+      </w:r>
+      <w:r>
+        <w:rPr>
+          <w:b w:val="0"/>
+        </w:rPr>
+        <w:t>.</w:t>
+      </w:r>
+    </w:p>
+    <w:p>
+      <w:pPr>
+        <w:pStyle w:val="Heading3"/>
+      </w:pPr>
+      <w:r>
+        <w:t>Discuss while showing the picture</w:t>
+      </w:r>
+    </w:p>
+    <w:p>
+      <w:pPr>
+        <w:spacing w:line="336" w:lineRule="auto" w:after="180"/>
+        <w:shd w:fill="F1F6F8"/>
+      </w:pPr>
+      <w:r>
+        <w:rPr>
+          <w:b w:val="0"/>
+        </w:rPr>
+        <w:t xml:space="preserve">Teacher prompt: Draw your project trace and justify the deciding step using </w:t>
+      </w:r>
+      <w:r>
+        <w:rPr>
+          <w:b/>
+        </w:rPr>
+        <w:t>evidence</w:t>
+      </w:r>
+      <w:r>
+        <w:rPr>
+          <w:b w:val="0"/>
+        </w:rPr>
+        <w:t>. Ask learners to describe one label or arrow in ordinary words. Use the adjacent transcript if the image is difficult to see.</w:t>
+      </w:r>
+    </w:p>
+    <w:p>
+      <w:pPr>
+        <w:spacing w:line="336" w:lineRule="auto" w:after="180"/>
+        <w:shd w:fill="F1F6F8"/>
+      </w:pPr>
+      <w:r>
+        <w:rPr>
+          <w:b w:val="0"/>
+        </w:rPr>
+        <w:t xml:space="preserve">Supported practice key: Its </w:t>
+      </w:r>
+      <w:r>
+        <w:rPr>
+          <w:b/>
+        </w:rPr>
+        <w:t>unit</w:t>
+      </w:r>
+      <w:r>
+        <w:rPr>
+          <w:b w:val="0"/>
+        </w:rPr>
+        <w:t xml:space="preserve"> is cm², not cm. </w:t>
+      </w:r>
+      <w:r>
+        <w:rPr>
+          <w:b/>
+        </w:rPr>
+        <w:t>RMSE</w:t>
+      </w:r>
+      <w:r>
+        <w:rPr>
+          <w:b w:val="0"/>
+        </w:rPr>
+        <w:t xml:space="preserve"> is the corresponding square-root statistic with cm </w:t>
+      </w:r>
+      <w:r>
+        <w:rPr>
+          <w:b/>
+        </w:rPr>
+        <w:t>unit</w:t>
+      </w:r>
+      <w:r>
+        <w:rPr>
+          <w:b w:val="0"/>
+        </w:rPr>
+        <w:t xml:space="preserve">s. Changed-case check: MAE becomes20 mm; MSE becomes1400/3 mm²; </w:t>
+      </w:r>
+      <w:r>
+        <w:rPr>
+          <w:b/>
+        </w:rPr>
+        <w:t>RMSE</w:t>
+      </w:r>
+      <w:r>
+        <w:rPr>
+          <w:b w:val="0"/>
+        </w:rPr>
+        <w:t xml:space="preserve"> becomes about21.60 mm.</w:t>
+      </w:r>
+    </w:p>
+    <w:p>
+      <w:pPr>
+        <w:spacing w:line="336" w:lineRule="auto" w:after="180"/>
+        <w:shd w:fill="F1F6F8"/>
+      </w:pPr>
+      <w:r>
+        <w:rPr>
+          <w:b w:val="0"/>
+        </w:rPr>
+        <w:t xml:space="preserve">Residuals scale by10; squares scale by100, while the square root returns a length </w:t>
+      </w:r>
+      <w:r>
+        <w:rPr>
+          <w:b/>
+        </w:rPr>
+        <w:t>unit</w:t>
+      </w:r>
+      <w:r>
+        <w:rPr>
+          <w:b w:val="0"/>
+        </w:rPr>
+        <w:t>.</w:t>
       </w:r>
     </w:p>
     <w:sectPr>

--- a/downloads/teacher/ai-4-week-21.docx
+++ b/downloads/teacher/ai-4-week-21.docx
@@ -195,7 +195,7 @@
           </w:tcPr>
           <w:p>
             <w:r>
-              <w:t>Sections 9 and 11–14. Give extra time to finish the full task set; use Section 15 when the week includes a coding lab.</w:t>
+              <w:t>Use “Run the investigation”, “Connect your project”, “Show what you know”, “Study a complete case” and “Try a new case independently”. Give extra time for the full task set. If this week has a coding lab, use its named section; section numbers can change when extra explanations are included.</w:t>
             </w:r>
           </w:p>
         </w:tc>
@@ -2483,6 +2483,26 @@
     <w:p>
       <w:r>
         <w:t>Demonstrate Absolute Error and MAE, reduce support deliberately and check individual reasoning before discussing answers.</w:t>
+      </w:r>
+    </w:p>
+    <w:p>
+      <w:pPr>
+        <w:pStyle w:val="Heading3"/>
+      </w:pPr>
+      <w:r>
+        <w:t>Choose the pacing route</w:t>
+      </w:r>
+    </w:p>
+    <w:p>
+      <w:pPr>
+        <w:spacing w:line="336" w:lineRule="auto" w:after="180"/>
+        <w:shd w:fill="F1F6F8"/>
+      </w:pPr>
+      <w:r>
+        <w:rPr>
+          <w:b w:val="0"/>
+        </w:rPr>
+        <w:t>Compact alternative: this two-session sequence covers selected core tasks. Use the three-session weekly plan for the full lesson, independent transfer, feedback and project work; allow extra time for extensions.</w:t>
       </w:r>
     </w:p>
     <w:p>
@@ -5938,7 +5958,7 @@
           </w:tcPr>
           <w:p>
             <w:r>
-              <w:t>Sections 9 and 11–14. Give extra time to finish the full task set; use Section 15 when the week includes a coding lab.</w:t>
+              <w:t>Use “Run the investigation”, “Connect your project”, “Show what you know”, “Study a complete case” and “Try a new case independently”. Give extra time for the full task set. If this week has a coding lab, use its named section; section numbers can change when extra explanations are included.</w:t>
             </w:r>
           </w:p>
         </w:tc>

--- a/downloads/teacher/ai-4-week-21.docx
+++ b/downloads/teacher/ai-4-week-21.docx
@@ -25,20 +25,38 @@
         <w:pStyle w:val="Heading1"/>
       </w:pPr>
       <w:r>
-        <w:t>01. Absolute Error and MAE</w:t>
-      </w:r>
-    </w:p>
-    <w:p>
-      <w:r>
-        <w:t>Prepare Absolute Error and MAE: check the target, prerequisites, resources and adaptable teaching schedule.</w:t>
-      </w:r>
-    </w:p>
-    <w:p>
-      <w:pPr>
-        <w:pStyle w:val="Heading3"/>
-      </w:pPr>
-      <w:r>
-        <w:t>Teach the learning cycle</w:t>
+        <w:t>Teach loss as an operation with a question and a unit.</w:t>
+      </w:r>
+    </w:p>
+    <w:p>
+      <w:r>
+        <w:t>Supply complete evaluation predictions and a training-derived baseline; retain reversed rankings and all large misses.</w:t>
+      </w:r>
+    </w:p>
+    <w:p>
+      <w:r>
+        <w:t>Require per-record evidence and a declared metric before accepting a model-improvement claim.</w:t>
+      </w:r>
+    </w:p>
+    <w:p>
+      <w:pPr>
+        <w:pStyle w:val="Heading1"/>
+      </w:pPr>
+      <w:r>
+        <w:t>01. Prepare the connected experiment</w:t>
+      </w:r>
+    </w:p>
+    <w:p>
+      <w:r>
+        <w:t>Keep prior exposure, shared practice and independent evidence distinct.</w:t>
+      </w:r>
+    </w:p>
+    <w:p>
+      <w:pPr>
+        <w:pStyle w:val="Heading2"/>
+      </w:pPr>
+      <w:r>
+        <w:t>Goal and main teaching plan</w:t>
       </w:r>
     </w:p>
     <w:p>
@@ -237,9 +255,313 @@
     </w:p>
     <w:p>
       <w:pPr>
+        <w:pStyle w:val="Heading2"/>
+      </w:pPr>
+      <w:r>
+        <w:t>Materials and prerequisite</w:t>
+      </w:r>
+    </w:p>
+    <w:p>
+      <w:pPr>
+        <w:spacing w:line="336" w:lineRule="auto" w:after="180"/>
+      </w:pPr>
+      <w:r>
+        <w:rPr>
+          <w:b w:val="0"/>
+        </w:rPr>
+        <w:t xml:space="preserve">Teach two 45-minute sessions. This week focuses on absolute and squared </w:t>
+      </w:r>
+      <w:r>
+        <w:rPr>
+          <w:b/>
+        </w:rPr>
+        <w:t>loss</w:t>
+      </w:r>
+      <w:r>
+        <w:rPr>
+          <w:b w:val="0"/>
+        </w:rPr>
+        <w:t>. Model the worked example first, collect the new W 4 case independently before feedback, and use the fresh retry to check transfer.</w:t>
+      </w:r>
+    </w:p>
+    <w:p>
+      <w:pPr>
+        <w:spacing w:line="336" w:lineRule="auto" w:after="180"/>
+      </w:pPr>
+      <w:r>
+        <w:rPr>
+          <w:b w:val="0"/>
+        </w:rPr>
+        <w:t>Award credit for traceable reasoning and bounded claims, including justified uncertainty.</w:t>
+      </w:r>
+    </w:p>
+    <w:p>
+      <w:pPr>
+        <w:spacing w:line="336" w:lineRule="auto" w:after="180"/>
+      </w:pPr>
+      <w:r>
+        <w:rPr>
+          <w:b w:val="0"/>
+        </w:rPr>
+        <w:t>Use the supplied scenario, student illustrations and blank paper. For numeric work, offer counters or a calculator after learners show the setup. Fictional records are supplied; personal data and paid accounts are unnecessary.</w:t>
+      </w:r>
+    </w:p>
+    <w:p>
+      <w:pPr>
+        <w:spacing w:line="336" w:lineRule="auto" w:after="180"/>
+      </w:pPr>
+      <w:r>
+        <w:rPr>
+          <w:b w:val="0"/>
+        </w:rPr>
+        <w:t>Opposite signed residuals can cancel. Take each absolute value first, then add the magnitudes and divide by the count. The resulting MAE retains the target unit.</w:t>
+      </w:r>
+    </w:p>
+    <w:p>
+      <w:pPr>
+        <w:spacing w:line="336" w:lineRule="auto" w:after="180"/>
+      </w:pPr>
+      <w:r>
+        <w:rPr>
+          <w:b w:val="0"/>
+        </w:rPr>
+        <w:t>Printed student lesson and workbook</w:t>
+      </w:r>
+    </w:p>
+    <w:p>
+      <w:pPr>
+        <w:spacing w:line="336" w:lineRule="auto" w:after="180"/>
+      </w:pPr>
+      <w:r>
+        <w:rPr>
+          <w:b w:val="0"/>
+        </w:rPr>
+        <w:t>Paper, pencils and a calculator for fractions</w:t>
+      </w:r>
+    </w:p>
+    <w:p>
+      <w:pPr>
+        <w:spacing w:line="336" w:lineRule="auto" w:after="180"/>
+      </w:pPr>
+      <w:r>
+        <w:rPr>
+          <w:b w:val="0"/>
+        </w:rPr>
+        <w:t xml:space="preserve">The fictional examples and a blank </w:t>
+      </w:r>
+      <w:r>
+        <w:rPr>
+          <w:b/>
+        </w:rPr>
+        <w:t>evidence</w:t>
+      </w:r>
+      <w:r>
+        <w:rPr>
+          <w:b w:val="0"/>
+        </w:rPr>
+        <w:t xml:space="preserve"> table</w:t>
+      </w:r>
+    </w:p>
+    <w:p>
+      <w:pPr>
+        <w:spacing w:line="336" w:lineRule="auto" w:after="180"/>
+      </w:pPr>
+      <w:r>
+        <w:rPr>
+          <w:b w:val="0"/>
+        </w:rPr>
+        <w:t>Optional Python 3 editor; no external packages or AI accounts required</w:t>
+      </w:r>
+    </w:p>
+    <w:p>
+      <w:pPr>
+        <w:pStyle w:val="Heading2"/>
+      </w:pPr>
+      <w:r>
+        <w:t>Opening retrieval</w:t>
+      </w:r>
+    </w:p>
+    <w:p>
+      <w:pPr>
+        <w:spacing w:line="336" w:lineRule="auto" w:after="180"/>
+      </w:pPr>
+      <w:r>
+        <w:rPr>
+          <w:b w:val="0"/>
+        </w:rPr>
+        <w:t>Without opening the old lesson, explain one key idea from Mean, Median, and Baselines. Give an example and a mistake that the idea helps you avoid.</w:t>
+      </w:r>
+    </w:p>
+    <w:p>
+      <w:pPr>
+        <w:spacing w:line="336" w:lineRule="auto" w:after="180"/>
+      </w:pPr>
+      <w:r>
+        <w:rPr>
+          <w:b w:val="0"/>
+        </w:rPr>
+        <w:t xml:space="preserve">Look for: Fit mean and median constant baselines on </w:t>
+      </w:r>
+      <w:r>
+        <w:rPr>
+          <w:b/>
+        </w:rPr>
+        <w:t>training</w:t>
+      </w:r>
+      <w:r>
+        <w:rPr>
+          <w:b w:val="0"/>
+        </w:rPr>
+        <w:t xml:space="preserve"> targets</w:t>
+      </w:r>
+    </w:p>
+    <w:p>
+      <w:pPr>
+        <w:spacing w:line="336" w:lineRule="auto" w:after="180"/>
+      </w:pPr>
+      <w:r>
+        <w:rPr>
+          <w:b w:val="0"/>
+        </w:rPr>
+        <w:t>Reference example, not the only acceptable wording: Teacher explanation: Mean 6; median 5.</w:t>
+      </w:r>
+    </w:p>
+    <w:p>
+      <w:pPr>
+        <w:spacing w:line="336" w:lineRule="auto" w:after="180"/>
+      </w:pPr>
+      <w:r>
+        <w:rPr>
+          <w:b w:val="0"/>
+        </w:rPr>
+        <w:t>Without opening the old lesson, explain one key idea from Error Analysis. Give an example and a mistake that the idea helps you avoid.</w:t>
+      </w:r>
+    </w:p>
+    <w:p>
+      <w:pPr>
+        <w:spacing w:line="336" w:lineRule="auto" w:after="180"/>
+      </w:pPr>
+      <w:r>
+        <w:rPr>
+          <w:b w:val="0"/>
+        </w:rPr>
+        <w:t xml:space="preserve">Look for: Categorize development errors using </w:t>
+      </w:r>
+      <w:r>
+        <w:rPr>
+          <w:b/>
+        </w:rPr>
+        <w:t>evidence</w:t>
+      </w:r>
+    </w:p>
+    <w:p>
+      <w:pPr>
+        <w:spacing w:line="336" w:lineRule="auto" w:after="180"/>
+      </w:pPr>
+      <w:r>
+        <w:rPr>
+          <w:b w:val="0"/>
+        </w:rPr>
+        <w:t>Reference example, not the only acceptable wording: Teacher explanation: Dim 4/12 about 33.3 percent; bright 3/18 about 16.7 percent.</w:t>
+      </w:r>
+    </w:p>
+    <w:p>
+      <w:pPr>
+        <w:spacing w:line="336" w:lineRule="auto" w:after="180"/>
+      </w:pPr>
+      <w:r>
+        <w:rPr>
+          <w:b w:val="0"/>
+        </w:rPr>
+        <w:t>Without opening the old lesson, explain one key idea from Confusion Matrix. Give an example and a mistake that the idea helps you avoid.</w:t>
+      </w:r>
+    </w:p>
+    <w:p>
+      <w:pPr>
+        <w:spacing w:line="336" w:lineRule="auto" w:after="180"/>
+      </w:pPr>
+      <w:r>
+        <w:rPr>
+          <w:b w:val="0"/>
+        </w:rPr>
+        <w:t xml:space="preserve">Look for: Build a labelled confusion matrix from matched reference and </w:t>
+      </w:r>
+      <w:r>
+        <w:rPr>
+          <w:b/>
+        </w:rPr>
+        <w:t>prediction</w:t>
+      </w:r>
+      <w:r>
+        <w:rPr>
+          <w:b w:val="0"/>
+        </w:rPr>
+        <w:t xml:space="preserve"> pairs</w:t>
+      </w:r>
+    </w:p>
+    <w:p>
+      <w:pPr>
+        <w:spacing w:line="336" w:lineRule="auto" w:after="180"/>
+      </w:pPr>
+      <w:r>
+        <w:rPr>
+          <w:b w:val="0"/>
+        </w:rPr>
+        <w:t>Reference example, not the only acceptable wording: Reference clear/predicted clear contains V1,V2: 2. Clear/blocked contains V3: 1. Blocked/clear contains V4,V5: 2. Blocked/blocked contains V6,V7,V8: 3. Matrix [[2,1],[2,3]].</w:t>
+      </w:r>
+    </w:p>
+    <w:p>
+      <w:pPr>
+        <w:pStyle w:val="Heading2"/>
+      </w:pPr>
+      <w:r>
+        <w:t>End goal</w:t>
+      </w:r>
+    </w:p>
+    <w:p>
+      <w:pPr>
+        <w:spacing w:line="336" w:lineRule="auto" w:after="180"/>
+      </w:pPr>
+      <w:r>
+        <w:rPr>
+          <w:b w:val="0"/>
+        </w:rPr>
+        <w:t xml:space="preserve">By the end, I can explain </w:t>
+      </w:r>
+      <w:r>
+        <w:rPr>
+          <w:b/>
+        </w:rPr>
+        <w:t>absolute error</w:t>
+      </w:r>
+      <w:r>
+        <w:rPr>
+          <w:b w:val="0"/>
+        </w:rPr>
+        <w:t xml:space="preserve"> and mae using a traced example and a stated limitation.</w:t>
+      </w:r>
+    </w:p>
+    <w:p>
+      <w:pPr>
+        <w:pStyle w:val="Heading2"/>
+      </w:pPr>
+      <w:r>
+        <w:t>Earlier wording, alternatives and picture transcripts · reference / check after trying</w:t>
+      </w:r>
+    </w:p>
+    <w:p>
+      <w:pPr>
         <w:pStyle w:val="Heading3"/>
       </w:pPr>
       <w:r>
+        <w:t>Teach the learning cycle</w:t>
+      </w:r>
+    </w:p>
+    <w:p>
+      <w:pPr>
+        <w:pStyle w:val="Heading3"/>
+      </w:pPr>
+      <w:r>
         <w:t>Retrieval answer guidance</w:t>
       </w:r>
     </w:p>
@@ -253,172 +575,42 @@
     </w:p>
     <w:p>
       <w:pPr>
+        <w:pStyle w:val="Heading3"/>
+      </w:pPr>
+      <w:r>
+        <w:t>Error Analysis</w:t>
+      </w:r>
+    </w:p>
+    <w:p>
+      <w:pPr>
+        <w:pStyle w:val="Heading3"/>
+      </w:pPr>
+      <w:r>
+        <w:t>Confusion Matrix</w:t>
+      </w:r>
+    </w:p>
+    <w:p>
+      <w:pPr>
         <w:spacing w:line="336" w:lineRule="auto" w:after="180"/>
       </w:pPr>
       <w:r>
         <w:rPr>
           <w:b w:val="0"/>
         </w:rPr>
-        <w:t>Without opening the old lesson, explain one key idea from Mean, Median, and Baselines. Give an example and a mistake that the idea helps you avoid.</w:t>
+        <w:t>Use the student module and workbook section with this exact week title. The worked case, independent question and answers below form one aligned lesson sequence.</w:t>
+      </w:r>
+    </w:p>
+    <w:p>
+      <w:pPr>
+        <w:pStyle w:val="Heading3"/>
+      </w:pPr>
+      <w:r>
+        <w:t>What the learner must demonstrate</w:t>
       </w:r>
     </w:p>
     <w:p>
       <w:pPr>
         <w:spacing w:line="336" w:lineRule="auto" w:after="180"/>
-      </w:pPr>
-      <w:r>
-        <w:rPr>
-          <w:b w:val="0"/>
-        </w:rPr>
-        <w:t xml:space="preserve">Look for: Fit mean and median constant baselines on </w:t>
-      </w:r>
-      <w:r>
-        <w:rPr>
-          <w:b/>
-        </w:rPr>
-        <w:t>training</w:t>
-      </w:r>
-      <w:r>
-        <w:rPr>
-          <w:b w:val="0"/>
-        </w:rPr>
-        <w:t xml:space="preserve"> targets</w:t>
-      </w:r>
-    </w:p>
-    <w:p>
-      <w:pPr>
-        <w:spacing w:line="336" w:lineRule="auto" w:after="180"/>
-      </w:pPr>
-      <w:r>
-        <w:rPr>
-          <w:b w:val="0"/>
-        </w:rPr>
-        <w:t>Reference example, not the only acceptable wording: Teacher explanation: Mean 6; median 5.</w:t>
-      </w:r>
-    </w:p>
-    <w:p>
-      <w:pPr>
-        <w:pStyle w:val="Heading3"/>
-      </w:pPr>
-      <w:r>
-        <w:t>Error Analysis</w:t>
-      </w:r>
-    </w:p>
-    <w:p>
-      <w:pPr>
-        <w:spacing w:line="336" w:lineRule="auto" w:after="180"/>
-      </w:pPr>
-      <w:r>
-        <w:rPr>
-          <w:b w:val="0"/>
-        </w:rPr>
-        <w:t>Without opening the old lesson, explain one key idea from Error Analysis. Give an example and a mistake that the idea helps you avoid.</w:t>
-      </w:r>
-    </w:p>
-    <w:p>
-      <w:pPr>
-        <w:spacing w:line="336" w:lineRule="auto" w:after="180"/>
-      </w:pPr>
-      <w:r>
-        <w:rPr>
-          <w:b w:val="0"/>
-        </w:rPr>
-        <w:t xml:space="preserve">Look for: Categorize development errors using </w:t>
-      </w:r>
-      <w:r>
-        <w:rPr>
-          <w:b/>
-        </w:rPr>
-        <w:t>evidence</w:t>
-      </w:r>
-    </w:p>
-    <w:p>
-      <w:pPr>
-        <w:spacing w:line="336" w:lineRule="auto" w:after="180"/>
-      </w:pPr>
-      <w:r>
-        <w:rPr>
-          <w:b w:val="0"/>
-        </w:rPr>
-        <w:t>Reference example, not the only acceptable wording: Teacher explanation: Dim 4/12 about 33.3 percent; bright 3/18 about 16.7 percent.</w:t>
-      </w:r>
-    </w:p>
-    <w:p>
-      <w:pPr>
-        <w:pStyle w:val="Heading3"/>
-      </w:pPr>
-      <w:r>
-        <w:t>Confusion Matrix</w:t>
-      </w:r>
-    </w:p>
-    <w:p>
-      <w:pPr>
-        <w:spacing w:line="336" w:lineRule="auto" w:after="180"/>
-      </w:pPr>
-      <w:r>
-        <w:rPr>
-          <w:b w:val="0"/>
-        </w:rPr>
-        <w:t>Without opening the old lesson, explain one key idea from Confusion Matrix. Give an example and a mistake that the idea helps you avoid.</w:t>
-      </w:r>
-    </w:p>
-    <w:p>
-      <w:pPr>
-        <w:spacing w:line="336" w:lineRule="auto" w:after="180"/>
-      </w:pPr>
-      <w:r>
-        <w:rPr>
-          <w:b w:val="0"/>
-        </w:rPr>
-        <w:t xml:space="preserve">Look for: Build a labelled confusion matrix from matched reference and </w:t>
-      </w:r>
-      <w:r>
-        <w:rPr>
-          <w:b/>
-        </w:rPr>
-        <w:t>prediction</w:t>
-      </w:r>
-      <w:r>
-        <w:rPr>
-          <w:b w:val="0"/>
-        </w:rPr>
-        <w:t xml:space="preserve"> pairs</w:t>
-      </w:r>
-    </w:p>
-    <w:p>
-      <w:pPr>
-        <w:spacing w:line="336" w:lineRule="auto" w:after="180"/>
-      </w:pPr>
-      <w:r>
-        <w:rPr>
-          <w:b w:val="0"/>
-        </w:rPr>
-        <w:t>Reference example, not the only acceptable wording: Reference clear/predicted clear contains V1,V2: 2. Clear/blocked contains V3: 1. Blocked/clear contains V4,V5: 2. Blocked/blocked contains V6,V7,V8: 3. Matrix [[2,1],[2,3]].</w:t>
-      </w:r>
-    </w:p>
-    <w:p>
-      <w:pPr>
-        <w:spacing w:line="336" w:lineRule="auto" w:after="180"/>
-      </w:pPr>
-      <w:r>
-        <w:rPr>
-          <w:b w:val="0"/>
-        </w:rPr>
-        <w:t>Use the student module and workbook section with this exact week title. The worked case, independent question and answers below form one aligned lesson sequence.</w:t>
-      </w:r>
-    </w:p>
-    <w:p>
-      <w:pPr>
-        <w:pStyle w:val="Heading3"/>
-      </w:pPr>
-      <w:r>
-        <w:t>What the learner must demonstrate</w:t>
-      </w:r>
-    </w:p>
-    <w:p>
-      <w:pPr>
-        <w:spacing w:line="336" w:lineRule="auto" w:after="180"/>
-        <w:shd w:fill="F5F1FB"/>
       </w:pPr>
       <w:r>
         <w:rPr>
@@ -609,6 +801,11 @@
       </w:r>
     </w:p>
     <w:p>
+      <w:r>
+        <w:t>This compact option is not the full-week schedule. Use the main teaching cycle and allow extra sessions for the investigation, independent work and project.</w:t>
+      </w:r>
+    </w:p>
+    <w:p>
       <w:pPr>
         <w:spacing w:line="336" w:lineRule="auto" w:after="180"/>
       </w:pPr>
@@ -616,7 +813,7 @@
         <w:rPr>
           <w:b w:val="0"/>
         </w:rPr>
-        <w:t>Use the supplied scenario, student illustrations and blank paper. For numeric work, offer counters or a calculator after learners show the setup. Fictional records are supplied; personal data and paid accounts are unnecessary.</w:t>
+        <w:t>Allow 80 minutes: recall 8; explanation 12; worked demonstration 15; guided practice 20; independent assessment 15; project and reflection 10. Extend the lab into a second session when needed.</w:t>
       </w:r>
     </w:p>
     <w:p>
@@ -624,32 +821,55 @@
         <w:pStyle w:val="Heading3"/>
       </w:pPr>
       <w:r>
-        <w:t>Alternative compact allocation</w:t>
-      </w:r>
-    </w:p>
-    <w:p>
-      <w:r>
-        <w:t>This compact option is not the full-week schedule. Use the main teaching cycle and allow extra sessions for the investigation, independent work and project.</w:t>
+        <w:t>Preparation for the connected explanation</w:t>
+      </w:r>
+    </w:p>
+    <w:p>
+      <w:pPr>
+        <w:pStyle w:val="Heading3"/>
+      </w:pPr>
+      <w:r>
+        <w:t>Readiness answer</w:t>
+      </w:r>
+    </w:p>
+    <w:p>
+      <w:pPr>
+        <w:pStyle w:val="Heading3"/>
+      </w:pPr>
+      <w:r>
+        <w:t>End goal for the pictorial case</w:t>
       </w:r>
     </w:p>
     <w:p>
       <w:pPr>
         <w:spacing w:line="336" w:lineRule="auto" w:after="180"/>
-        <w:shd w:fill="F1F6F8"/>
-      </w:pPr>
-      <w:r>
-        <w:rPr>
-          <w:b w:val="0"/>
-        </w:rPr>
-        <w:t>Allow 80 minutes: recall 8; explanation 12; worked demonstration 15; guided practice 20; independent assessment 15; project and reflection 10. Extend the lab into a second session when needed.</w:t>
-      </w:r>
-    </w:p>
-    <w:p>
-      <w:pPr>
-        <w:pStyle w:val="Heading3"/>
-      </w:pPr>
-      <w:r>
-        <w:t>Preparation for the connected explanation</w:t>
+      </w:pPr>
+      <w:r>
+        <w:rPr>
+          <w:b w:val="0"/>
+        </w:rPr>
+        <w:t>This added worked case illustrates the week’s main idea. Retain all original and connected topics; schedule its practice within the teaching cycle.</w:t>
+      </w:r>
+    </w:p>
+    <w:p>
+      <w:pPr>
+        <w:pStyle w:val="Heading1"/>
+      </w:pPr>
+      <w:r>
+        <w:t>02. Teach the operation before the metric label</w:t>
+      </w:r>
+    </w:p>
+    <w:p>
+      <w:r>
+        <w:t>Keep signed error,absolute magnitude,squared magnitude and root in distinct steps.</w:t>
+      </w:r>
+    </w:p>
+    <w:p>
+      <w:pPr>
+        <w:pStyle w:val="Heading2"/>
+      </w:pPr>
+      <w:r>
+        <w:t>Main definitions and supplied calculation</w:t>
       </w:r>
     </w:p>
     <w:p>
@@ -660,7 +880,7 @@
         <w:rPr>
           <w:b w:val="0"/>
         </w:rPr>
-        <w:t xml:space="preserve">Teach two 45-minute sessions. This week focuses on absolute and squared </w:t>
+        <w:t xml:space="preserve">A </w:t>
       </w:r>
       <w:r>
         <w:rPr>
@@ -672,7 +892,19 @@
         <w:rPr>
           <w:b w:val="0"/>
         </w:rPr>
-        <w:t>. Model the worked example first, collect the new W 4 case independently before feedback, and use the fresh retry to check transfer.</w:t>
+        <w:t xml:space="preserve"> summarizes error magnitude without positive and negative </w:t>
+      </w:r>
+      <w:r>
+        <w:rPr>
+          <w:b/>
+        </w:rPr>
+        <w:t>cancellation</w:t>
+      </w:r>
+      <w:r>
+        <w:rPr>
+          <w:b w:val="0"/>
+        </w:rPr>
+        <w:t>. MAE averages absolute residuals. MSE averages squared residuals and penalizes large magnitudes more strongly.</w:t>
       </w:r>
     </w:p>
     <w:p>
@@ -681,17 +913,27 @@
       </w:pPr>
       <w:r>
         <w:rPr>
-          <w:b w:val="0"/>
-        </w:rPr>
-        <w:t>Award credit for traceable reasoning and bounded claims, including justified uncertainty.</w:t>
-      </w:r>
-    </w:p>
-    <w:p>
-      <w:pPr>
-        <w:pStyle w:val="Heading3"/>
-      </w:pPr>
-      <w:r>
-        <w:t>Readiness answer</w:t>
+          <w:b/>
+        </w:rPr>
+        <w:t>RMSE</w:t>
+      </w:r>
+      <w:r>
+        <w:rPr>
+          <w:b w:val="0"/>
+        </w:rPr>
+        <w:t xml:space="preserve"> takes the square root of MSE so it returns to the target </w:t>
+      </w:r>
+      <w:r>
+        <w:rPr>
+          <w:b/>
+        </w:rPr>
+        <w:t>unit</w:t>
+      </w:r>
+      <w:r>
+        <w:rPr>
+          <w:b w:val="0"/>
+        </w:rPr>
+        <w:t>. These are different questions, not interchangeable labels.</w:t>
       </w:r>
     </w:p>
     <w:p>
@@ -702,31 +944,54 @@
         <w:rPr>
           <w:b w:val="0"/>
         </w:rPr>
-        <w:t xml:space="preserve">The </w:t>
+        <w:t xml:space="preserve">Use fictional classroom data throughout this investigation. Keep the task, </w:t>
       </w:r>
       <w:r>
         <w:rPr>
           <w:b/>
         </w:rPr>
-        <w:t>training</w:t>
-      </w:r>
-      <w:r>
-        <w:rPr>
-          <w:b w:val="0"/>
-        </w:rPr>
-        <w:t xml:space="preserve"> mean among all constant </w:t>
+        <w:t>unit</w:t>
+      </w:r>
+      <w:r>
+        <w:rPr>
+          <w:b w:val="0"/>
+        </w:rPr>
+        <w:t>s, reference labels and data split visible as you reason.</w:t>
+      </w:r>
+    </w:p>
+    <w:p>
+      <w:pPr>
+        <w:spacing w:line="336" w:lineRule="auto" w:after="180"/>
+      </w:pPr>
+      <w:r>
+        <w:rPr>
+          <w:b w:val="0"/>
+        </w:rPr>
+        <w:t xml:space="preserve">Earlier weeks supplied the model-building </w:t>
       </w:r>
       <w:r>
         <w:rPr>
           <w:b/>
         </w:rPr>
-        <w:t>prediction</w:t>
-      </w:r>
-      <w:r>
-        <w:rPr>
-          <w:b w:val="0"/>
-        </w:rPr>
-        <w:t>s.</w:t>
+        <w:t>process</w:t>
+      </w:r>
+      <w:r>
+        <w:rPr>
+          <w:b w:val="0"/>
+        </w:rPr>
+        <w:t xml:space="preserve">; this week examines absolute and squared </w:t>
+      </w:r>
+      <w:r>
+        <w:rPr>
+          <w:b/>
+        </w:rPr>
+        <w:t>loss</w:t>
+      </w:r>
+      <w:r>
+        <w:rPr>
+          <w:b w:val="0"/>
+        </w:rPr>
+        <w:t>.</w:t>
       </w:r>
     </w:p>
     <w:p>
@@ -737,7 +1002,31 @@
         <w:rPr>
           <w:b w:val="0"/>
         </w:rPr>
-        <w:t>Printed student lesson and workbook</w:t>
+        <w:t xml:space="preserve">Residuals [-1, 2,-3] cm have </w:t>
+      </w:r>
+      <w:r>
+        <w:rPr>
+          <w:b/>
+        </w:rPr>
+        <w:t>absolute error</w:t>
+      </w:r>
+      <w:r>
+        <w:rPr>
+          <w:b w:val="0"/>
+        </w:rPr>
+        <w:t xml:space="preserve">s [1, 2, 3], so MAE=6/3=2 cm. Squared errors [1, 4, 9] sum to 14, so MSE=14/3 square cm and </w:t>
+      </w:r>
+      <w:r>
+        <w:rPr>
+          <w:b/>
+        </w:rPr>
+        <w:t>RMSE</w:t>
+      </w:r>
+      <w:r>
+        <w:rPr>
+          <w:b w:val="0"/>
+        </w:rPr>
+        <w:t>=sqrt(14/3), about 2.16 cm. Keep the square and the average in the correct order.</w:t>
       </w:r>
     </w:p>
     <w:p>
@@ -748,747 +1037,31 @@
         <w:rPr>
           <w:b w:val="0"/>
         </w:rPr>
-        <w:t>Paper, pencils and a calculator for fractions</w:t>
-      </w:r>
-    </w:p>
-    <w:p>
-      <w:pPr>
-        <w:spacing w:line="336" w:lineRule="auto" w:after="180"/>
-      </w:pPr>
-      <w:r>
-        <w:rPr>
-          <w:b w:val="0"/>
-        </w:rPr>
-        <w:t xml:space="preserve">The fictional examples and a blank </w:t>
+        <w:t xml:space="preserve">Trace the calculation on paper before running this optional Python check. Use the stated fictional </w:t>
       </w:r>
       <w:r>
         <w:rPr>
           <w:b/>
         </w:rPr>
+        <w:t>input</w:t>
+      </w:r>
+      <w:r>
+        <w:rPr>
+          <w:b w:val="0"/>
+        </w:rPr>
+        <w:t xml:space="preserve">s and compare intermediate values. The code checks this example; your independent workbook case uses different </w:t>
+      </w:r>
+      <w:r>
+        <w:rPr>
+          <w:b/>
+        </w:rPr>
         <w:t>evidence</w:t>
       </w:r>
       <w:r>
         <w:rPr>
           <w:b w:val="0"/>
         </w:rPr>
-        <w:t xml:space="preserve"> table</w:t>
-      </w:r>
-    </w:p>
-    <w:p>
-      <w:pPr>
-        <w:spacing w:line="336" w:lineRule="auto" w:after="180"/>
-      </w:pPr>
-      <w:r>
-        <w:rPr>
-          <w:b w:val="0"/>
-        </w:rPr>
-        <w:t>Optional Python 3 editor; no external packages or AI accounts required</w:t>
-      </w:r>
-    </w:p>
-    <w:p>
-      <w:pPr>
-        <w:pStyle w:val="Heading3"/>
-      </w:pPr>
-      <w:r>
-        <w:t>End goal for the pictorial case</w:t>
-      </w:r>
-    </w:p>
-    <w:p>
-      <w:pPr>
-        <w:spacing w:line="336" w:lineRule="auto" w:after="180"/>
-      </w:pPr>
-      <w:r>
-        <w:rPr>
-          <w:b w:val="0"/>
-        </w:rPr>
-        <w:t xml:space="preserve">By the end, I can explain </w:t>
-      </w:r>
-      <w:r>
-        <w:rPr>
-          <w:b/>
-        </w:rPr>
-        <w:t>absolute error</w:t>
-      </w:r>
-      <w:r>
-        <w:rPr>
-          <w:b w:val="0"/>
-        </w:rPr>
-        <w:t xml:space="preserve"> and mae using a traced example and a stated limitation.</w:t>
-      </w:r>
-    </w:p>
-    <w:p>
-      <w:pPr>
-        <w:spacing w:line="336" w:lineRule="auto" w:after="180"/>
-      </w:pPr>
-      <w:r>
-        <w:rPr>
-          <w:b w:val="0"/>
-        </w:rPr>
-        <w:t>This added worked case illustrates the week’s main idea. Retain all original and connected topics; schedule its practice within the teaching cycle.</w:t>
-      </w:r>
-    </w:p>
-    <w:p>
-      <w:pPr>
-        <w:pStyle w:val="Heading1"/>
-      </w:pPr>
-      <w:r>
-        <w:t>02. Explain the mechanism</w:t>
-      </w:r>
-    </w:p>
-    <w:p>
-      <w:r>
-        <w:t>Model Absolute Error and MAE using the supplied case, labelled mechanism and reasoning. Make the scope of each conclusion explicit.</w:t>
-      </w:r>
-    </w:p>
-    <w:p>
-      <w:pPr>
-        <w:spacing w:line="336" w:lineRule="auto" w:after="180"/>
-      </w:pPr>
-      <w:r>
-        <w:rPr>
-          <w:b w:val="0"/>
-        </w:rPr>
-        <w:t>Trace the information, fitted behavior, and evaluation proof separately.</w:t>
-      </w:r>
-    </w:p>
-    <w:p>
-      <w:pPr>
-        <w:pStyle w:val="Heading3"/>
-      </w:pPr>
-      <w:r>
-        <w:t>Question to explain</w:t>
-      </w:r>
-    </w:p>
-    <w:p>
-      <w:pPr>
-        <w:spacing w:line="336" w:lineRule="auto" w:after="180"/>
-        <w:shd w:fill="F5F1FB"/>
-      </w:pPr>
-      <w:r>
-        <w:rPr>
-          <w:b w:val="0"/>
-        </w:rPr>
-        <w:t xml:space="preserve">QUESTION Calculate residuals, </w:t>
-      </w:r>
-      <w:r>
-        <w:rPr>
-          <w:b/>
-        </w:rPr>
-        <w:t>absolute error</w:t>
-      </w:r>
-      <w:r>
-        <w:rPr>
-          <w:b w:val="0"/>
-        </w:rPr>
-        <w:t xml:space="preserve">s, and mean </w:t>
-      </w:r>
-      <w:r>
-        <w:rPr>
-          <w:b/>
-        </w:rPr>
-        <w:t>absolute error</w:t>
-      </w:r>
-      <w:r>
-        <w:rPr>
-          <w:b w:val="0"/>
-        </w:rPr>
         <w:t>.</w:t>
-      </w:r>
-    </w:p>
-    <w:p>
-      <w:pPr>
-        <w:spacing w:line="336" w:lineRule="auto" w:after="180"/>
-      </w:pPr>
-      <w:r>
-        <w:rPr>
-          <w:b w:val="0"/>
-        </w:rPr>
-        <w:t xml:space="preserve">MODEL IDEA </w:t>
-      </w:r>
-      <w:r>
-        <w:rPr>
-          <w:b/>
-        </w:rPr>
-        <w:t>Absolute error</w:t>
-      </w:r>
-      <w:r>
-        <w:rPr>
-          <w:b w:val="0"/>
-        </w:rPr>
-        <w:t xml:space="preserve"> measures distance from truth without </w:t>
-      </w:r>
-      <w:r>
-        <w:rPr>
-          <w:b/>
-        </w:rPr>
-        <w:t>cancellation</w:t>
-      </w:r>
-      <w:r>
-        <w:rPr>
-          <w:b w:val="0"/>
-        </w:rPr>
-        <w:t xml:space="preserve">; MAE averages those distances in the target's original </w:t>
-      </w:r>
-      <w:r>
-        <w:rPr>
-          <w:b/>
-        </w:rPr>
-        <w:t>unit</w:t>
-      </w:r>
-      <w:r>
-        <w:rPr>
-          <w:b w:val="0"/>
-        </w:rPr>
-        <w:t>.</w:t>
-      </w:r>
-    </w:p>
-    <w:p>
-      <w:pPr>
-        <w:spacing w:line="336" w:lineRule="auto" w:after="180"/>
-      </w:pPr>
-      <w:r>
-        <w:rPr>
-          <w:b w:val="0"/>
-        </w:rPr>
-        <w:t>PROOF NEEDED Use an unseen case, visible calculation, error analysis, and a stated limitation.</w:t>
-      </w:r>
-    </w:p>
-    <w:p>
-      <w:pPr>
-        <w:pStyle w:val="Heading3"/>
-      </w:pPr>
-      <w:r>
-        <w:t>How the mechanism works</w:t>
-      </w:r>
-    </w:p>
-    <w:p>
-      <w:pPr>
-        <w:spacing w:line="336" w:lineRule="auto" w:after="180"/>
-        <w:shd w:fill="F1F6F8"/>
-      </w:pPr>
-      <w:r>
-        <w:rPr>
-          <w:b w:val="0"/>
-        </w:rPr>
-        <w:t xml:space="preserve">UNDER THE HOOD Actual heights: 10, 14, 20; </w:t>
-      </w:r>
-      <w:r>
-        <w:rPr>
-          <w:b/>
-        </w:rPr>
-        <w:t>prediction</w:t>
-      </w:r>
-      <w:r>
-        <w:rPr>
-          <w:b w:val="0"/>
-        </w:rPr>
-        <w:t xml:space="preserve">s: 12, 13, 17. Residuals: −2, +1, +3 cm; </w:t>
-      </w:r>
-      <w:r>
-        <w:rPr>
-          <w:b/>
-        </w:rPr>
-        <w:t>absolute error</w:t>
-      </w:r>
-      <w:r>
-        <w:rPr>
-          <w:b w:val="0"/>
-        </w:rPr>
-        <w:t>s: 2, 1, 3 cm.</w:t>
-      </w:r>
-    </w:p>
-    <w:p>
-      <w:pPr>
-        <w:spacing w:line="336" w:lineRule="auto" w:after="180"/>
-      </w:pPr>
-      <w:r>
-        <w:rPr>
-          <w:b w:val="0"/>
-        </w:rPr>
-        <w:t xml:space="preserve">Draw a fresh data → model → </w:t>
-      </w:r>
-      <w:r>
-        <w:rPr>
-          <w:b/>
-        </w:rPr>
-        <w:t>prediction</w:t>
-      </w:r>
-      <w:r>
-        <w:rPr>
-          <w:b w:val="0"/>
-        </w:rPr>
-        <w:t xml:space="preserve"> → evaluation trace:</w:t>
-      </w:r>
-    </w:p>
-    <w:p>
-      <w:pPr>
-        <w:spacing w:line="336" w:lineRule="auto" w:after="180"/>
-      </w:pPr>
-      <w:r>
-        <w:rPr>
-          <w:b w:val="0"/>
-        </w:rPr>
-        <w:t xml:space="preserve">Predict first. Then check each step. A correct answer without visible </w:t>
-      </w:r>
-      <w:r>
-        <w:rPr>
-          <w:b/>
-        </w:rPr>
-        <w:t>evidence</w:t>
-      </w:r>
-      <w:r>
-        <w:rPr>
-          <w:b w:val="0"/>
-        </w:rPr>
-        <w:t xml:space="preserve"> cannot be audited.</w:t>
-      </w:r>
-    </w:p>
-    <w:p>
-      <w:pPr>
-        <w:pStyle w:val="Heading3"/>
-      </w:pPr>
-      <w:r>
-        <w:t>Step 1</w:t>
-      </w:r>
-    </w:p>
-    <w:p>
-      <w:pPr>
-        <w:spacing w:line="336" w:lineRule="auto" w:after="180"/>
-        <w:shd w:fill="F4F9FC"/>
-      </w:pPr>
-      <w:r>
-        <w:rPr>
-          <w:b w:val="0"/>
-        </w:rPr>
-        <w:t xml:space="preserve">STEP 1 Actual heights: 10, 14, 20; </w:t>
-      </w:r>
-      <w:r>
-        <w:rPr>
-          <w:b/>
-        </w:rPr>
-        <w:t>prediction</w:t>
-      </w:r>
-      <w:r>
-        <w:rPr>
-          <w:b w:val="0"/>
-        </w:rPr>
-        <w:t>s: 12, 13, 17.</w:t>
-      </w:r>
-    </w:p>
-    <w:p>
-      <w:pPr>
-        <w:pStyle w:val="Heading3"/>
-      </w:pPr>
-      <w:r>
-        <w:t>Step 2</w:t>
-      </w:r>
-    </w:p>
-    <w:p>
-      <w:pPr>
-        <w:spacing w:line="336" w:lineRule="auto" w:after="180"/>
-        <w:shd w:fill="F4F9FC"/>
-      </w:pPr>
-      <w:r>
-        <w:rPr>
-          <w:b w:val="0"/>
-        </w:rPr>
-        <w:t xml:space="preserve">STEP 2 Residuals: −2, +1, +3 cm; </w:t>
-      </w:r>
-      <w:r>
-        <w:rPr>
-          <w:b/>
-        </w:rPr>
-        <w:t>absolute error</w:t>
-      </w:r>
-      <w:r>
-        <w:rPr>
-          <w:b w:val="0"/>
-        </w:rPr>
-        <w:t>s: 2, 1, 3 cm.</w:t>
-      </w:r>
-    </w:p>
-    <w:p>
-      <w:pPr>
-        <w:pStyle w:val="Heading3"/>
-      </w:pPr>
-      <w:r>
-        <w:t>Step 3</w:t>
-      </w:r>
-    </w:p>
-    <w:p>
-      <w:pPr>
-        <w:spacing w:line="336" w:lineRule="auto" w:after="180"/>
-        <w:shd w:fill="F4F9FC"/>
-      </w:pPr>
-      <w:r>
-        <w:rPr>
-          <w:b w:val="0"/>
-        </w:rPr>
-        <w:t>STEP 3 MAE = (2 + 1 + 3) ÷ 3 = 2 cm.</w:t>
-      </w:r>
-    </w:p>
-    <w:p>
-      <w:pPr>
-        <w:pStyle w:val="Heading3"/>
-      </w:pPr>
-      <w:r>
-        <w:t>Step 4</w:t>
-      </w:r>
-    </w:p>
-    <w:p>
-      <w:pPr>
-        <w:spacing w:line="336" w:lineRule="auto" w:after="180"/>
-        <w:shd w:fill="F4F9FC"/>
-      </w:pPr>
-      <w:r>
-        <w:rPr>
-          <w:b w:val="0"/>
-        </w:rPr>
-        <w:t>STEP 4 Compare with a baseline on the same cases and inspect the largest error.</w:t>
-      </w:r>
-    </w:p>
-    <w:p>
-      <w:pPr>
-        <w:spacing w:line="336" w:lineRule="auto" w:after="180"/>
-      </w:pPr>
-      <w:r>
-        <w:rPr>
-          <w:b w:val="0"/>
-        </w:rPr>
-        <w:t xml:space="preserve">CHECK Verify the denominator, </w:t>
-      </w:r>
-      <w:r>
-        <w:rPr>
-          <w:b/>
-        </w:rPr>
-        <w:t>unit</w:t>
-      </w:r>
-      <w:r>
-        <w:rPr>
-          <w:b w:val="0"/>
-        </w:rPr>
-        <w:t>, split, class definition, and data version before interpreting a score.</w:t>
-      </w:r>
-    </w:p>
-    <w:p>
-      <w:pPr>
-        <w:spacing w:line="336" w:lineRule="auto" w:after="180"/>
-      </w:pPr>
-      <w:r>
-        <w:rPr>
-          <w:b w:val="0"/>
-        </w:rPr>
-        <w:t xml:space="preserve">Recalculate, retrace, or restate the </w:t>
-      </w:r>
-      <w:r>
-        <w:rPr>
-          <w:b/>
-        </w:rPr>
-        <w:t>evidence</w:t>
-      </w:r>
-      <w:r>
-        <w:rPr>
-          <w:b w:val="0"/>
-        </w:rPr>
-        <w:t xml:space="preserve"> independently:</w:t>
-      </w:r>
-    </w:p>
-    <w:p>
-      <w:pPr>
-        <w:pStyle w:val="Heading3"/>
-      </w:pPr>
-      <w:r>
-        <w:t>Concrete teaching case</w:t>
-      </w:r>
-    </w:p>
-    <w:p>
-      <w:pPr>
-        <w:pStyle w:val="Heading3"/>
-      </w:pPr>
-      <w:r>
-        <w:t>The teaching case</w:t>
-      </w:r>
-    </w:p>
-    <w:p>
-      <w:pPr>
-        <w:spacing w:line="336" w:lineRule="auto" w:after="180"/>
-        <w:shd w:fill="F1F6FC"/>
-      </w:pPr>
-      <w:r>
-        <w:rPr>
-          <w:b w:val="0"/>
-        </w:rPr>
-        <w:t>Actual=[3,5,9], predicted=[2,7,6] cm.</w:t>
-      </w:r>
-    </w:p>
-    <w:p>
-      <w:pPr>
-        <w:pStyle w:val="Heading3"/>
-      </w:pPr>
-      <w:r>
-        <w:t>The teaching case</w:t>
-      </w:r>
-    </w:p>
-    <w:p>
-      <w:pPr>
-        <w:spacing w:line="336" w:lineRule="auto" w:after="180"/>
-        <w:shd w:fill="F1F6FC"/>
-      </w:pPr>
-      <w:r>
-        <w:rPr>
-          <w:b w:val="0"/>
-        </w:rPr>
-        <w:t>Calculate MAE.</w:t>
-      </w:r>
-    </w:p>
-    <w:p>
-      <w:pPr>
-        <w:pStyle w:val="Heading3"/>
-      </w:pPr>
-      <w:r>
-        <w:t>Exact explanation to model</w:t>
-      </w:r>
-    </w:p>
-    <w:p>
-      <w:pPr>
-        <w:pStyle w:val="Heading3"/>
-      </w:pPr>
-      <w:r>
-        <w:t>Why the result follows</w:t>
-      </w:r>
-    </w:p>
-    <w:p>
-      <w:pPr>
-        <w:spacing w:line="336" w:lineRule="auto" w:after="180"/>
-        <w:shd w:fill="F1F6FC"/>
-      </w:pPr>
-      <w:r>
-        <w:rPr>
-          <w:b/>
-        </w:rPr>
-        <w:t>Absolute error</w:t>
-      </w:r>
-      <w:r>
-        <w:rPr>
-          <w:b w:val="0"/>
-        </w:rPr>
-        <w:t>s=[1,2,3]; mean=2 cm. Do not cancel signed errors before taking absolute values.</w:t>
-      </w:r>
-    </w:p>
-    <w:p>
-      <w:pPr>
-        <w:pStyle w:val="Heading3"/>
-      </w:pPr>
-      <w:r>
-        <w:t>Explain the added worked example</w:t>
-      </w:r>
-    </w:p>
-    <w:p>
-      <w:pPr>
-        <w:pStyle w:val="Heading3"/>
-      </w:pPr>
-      <w:r>
-        <w:t>Explain the added worked example · 1</w:t>
-      </w:r>
-    </w:p>
-    <w:p>
-      <w:pPr>
-        <w:spacing w:line="336" w:lineRule="auto" w:after="180"/>
-      </w:pPr>
-      <w:r>
-        <w:rPr>
-          <w:b w:val="0"/>
-        </w:rPr>
-        <w:t xml:space="preserve">A </w:t>
-      </w:r>
-      <w:r>
-        <w:rPr>
-          <w:b/>
-        </w:rPr>
-        <w:t>loss</w:t>
-      </w:r>
-      <w:r>
-        <w:rPr>
-          <w:b w:val="0"/>
-        </w:rPr>
-        <w:t xml:space="preserve"> summarizes error magnitude without positive and negative </w:t>
-      </w:r>
-      <w:r>
-        <w:rPr>
-          <w:b/>
-        </w:rPr>
-        <w:t>cancellation</w:t>
-      </w:r>
-      <w:r>
-        <w:rPr>
-          <w:b w:val="0"/>
-        </w:rPr>
-        <w:t>. MAE averages absolute residuals. MSE averages squared residuals and penalizes large magnitudes more strongly.</w:t>
-      </w:r>
-    </w:p>
-    <w:p>
-      <w:pPr>
-        <w:spacing w:line="336" w:lineRule="auto" w:after="180"/>
-      </w:pPr>
-      <w:r>
-        <w:rPr>
-          <w:b/>
-        </w:rPr>
-        <w:t>RMSE</w:t>
-      </w:r>
-      <w:r>
-        <w:rPr>
-          <w:b w:val="0"/>
-        </w:rPr>
-        <w:t xml:space="preserve"> takes the square root of MSE so it returns to the target </w:t>
-      </w:r>
-      <w:r>
-        <w:rPr>
-          <w:b/>
-        </w:rPr>
-        <w:t>unit</w:t>
-      </w:r>
-      <w:r>
-        <w:rPr>
-          <w:b w:val="0"/>
-        </w:rPr>
-        <w:t>. These are different questions, not interchangeable labels.</w:t>
-      </w:r>
-    </w:p>
-    <w:p>
-      <w:pPr>
-        <w:spacing w:line="336" w:lineRule="auto" w:after="180"/>
-      </w:pPr>
-      <w:r>
-        <w:rPr>
-          <w:b w:val="0"/>
-        </w:rPr>
-        <w:t xml:space="preserve">Use fictional classroom data throughout this investigation. Keep the task, </w:t>
-      </w:r>
-      <w:r>
-        <w:rPr>
-          <w:b/>
-        </w:rPr>
-        <w:t>unit</w:t>
-      </w:r>
-      <w:r>
-        <w:rPr>
-          <w:b w:val="0"/>
-        </w:rPr>
-        <w:t>s, reference labels and data split visible as you reason.</w:t>
-      </w:r>
-    </w:p>
-    <w:p>
-      <w:pPr>
-        <w:spacing w:line="336" w:lineRule="auto" w:after="180"/>
-      </w:pPr>
-      <w:r>
-        <w:rPr>
-          <w:b w:val="0"/>
-        </w:rPr>
-        <w:t xml:space="preserve">Earlier weeks supplied the model-building </w:t>
-      </w:r>
-      <w:r>
-        <w:rPr>
-          <w:b/>
-        </w:rPr>
-        <w:t>process</w:t>
-      </w:r>
-      <w:r>
-        <w:rPr>
-          <w:b w:val="0"/>
-        </w:rPr>
-        <w:t xml:space="preserve">; this week examines absolute and squared </w:t>
-      </w:r>
-      <w:r>
-        <w:rPr>
-          <w:b/>
-        </w:rPr>
-        <w:t>loss</w:t>
-      </w:r>
-      <w:r>
-        <w:rPr>
-          <w:b w:val="0"/>
-        </w:rPr>
-        <w:t>.</w:t>
-      </w:r>
-    </w:p>
-    <w:p>
-      <w:pPr>
-        <w:spacing w:line="336" w:lineRule="auto" w:after="180"/>
-      </w:pPr>
-      <w:r>
-        <w:rPr>
-          <w:b w:val="0"/>
-        </w:rPr>
-        <w:t xml:space="preserve">Residuals [-1, 2,-3] cm have </w:t>
-      </w:r>
-      <w:r>
-        <w:rPr>
-          <w:b/>
-        </w:rPr>
-        <w:t>absolute error</w:t>
-      </w:r>
-      <w:r>
-        <w:rPr>
-          <w:b w:val="0"/>
-        </w:rPr>
-        <w:t xml:space="preserve">s [1, 2, 3], so MAE=6/3=2 cm. Squared errors [1, 4, 9] sum to 14, so MSE=14/3 square cm and </w:t>
-      </w:r>
-      <w:r>
-        <w:rPr>
-          <w:b/>
-        </w:rPr>
-        <w:t>RMSE</w:t>
-      </w:r>
-      <w:r>
-        <w:rPr>
-          <w:b w:val="0"/>
-        </w:rPr>
-        <w:t>=sqrt(14/3), about 2.16 cm. Keep the square and the average in the correct order.</w:t>
-      </w:r>
-    </w:p>
-    <w:p>
-      <w:pPr>
-        <w:spacing w:line="336" w:lineRule="auto" w:after="180"/>
-      </w:pPr>
-      <w:r>
-        <w:rPr>
-          <w:b w:val="0"/>
-        </w:rPr>
-        <w:t xml:space="preserve">Trace the calculation on paper before running this optional Python check. Use the stated fictional </w:t>
-      </w:r>
-      <w:r>
-        <w:rPr>
-          <w:b/>
-        </w:rPr>
-        <w:t>input</w:t>
-      </w:r>
-      <w:r>
-        <w:rPr>
-          <w:b w:val="0"/>
-        </w:rPr>
-        <w:t xml:space="preserve">s and compare intermediate values. The code checks this example; your independent workbook case uses different </w:t>
-      </w:r>
-      <w:r>
-        <w:rPr>
-          <w:b/>
-        </w:rPr>
-        <w:t>evidence</w:t>
-      </w:r>
-      <w:r>
-        <w:rPr>
-          <w:b w:val="0"/>
-        </w:rPr>
-        <w:t>.</w:t>
-      </w:r>
-    </w:p>
-    <w:p>
-      <w:pPr>
-        <w:pStyle w:val="Heading3"/>
-      </w:pPr>
-      <w:r>
-        <w:t>Key terms</w:t>
       </w:r>
     </w:p>
     <w:tbl>
@@ -1615,48 +1188,6 @@
         </w:tc>
       </w:tr>
     </w:tbl>
-    <w:p>
-      <w:pPr>
-        <w:pStyle w:val="Heading3"/>
-      </w:pPr>
-      <w:r>
-        <w:t>Model the reasoning aloud</w:t>
-      </w:r>
-    </w:p>
-    <w:p>
-      <w:pPr>
-        <w:spacing w:line="336" w:lineRule="auto" w:after="180"/>
-      </w:pPr>
-      <w:r>
-        <w:rPr>
-          <w:b w:val="0"/>
-        </w:rPr>
-        <w:t xml:space="preserve">Use the complete worked example below before asking learners to complete W2. Reveal a small part, invite a </w:t>
-      </w:r>
-      <w:r>
-        <w:rPr>
-          <w:b/>
-        </w:rPr>
-        <w:t>prediction</w:t>
-      </w:r>
-      <w:r>
-        <w:rPr>
-          <w:b w:val="0"/>
-        </w:rPr>
-        <w:t>, then explain the deciding step.</w:t>
-      </w:r>
-    </w:p>
-    <w:p>
-      <w:pPr>
-        <w:spacing w:line="336" w:lineRule="auto" w:after="180"/>
-      </w:pPr>
-      <w:r>
-        <w:rPr>
-          <w:b w:val="0"/>
-        </w:rPr>
-        <w:t>These teacher notes contain solutions; do not reveal the independent case answer during modelling.</w:t>
-      </w:r>
-    </w:p>
     <w:p>
       <w:pPr>
         <w:pStyle w:val="Heading3"/>
@@ -1841,6 +1372,854 @@
         <w:t>________________________________________________________________</w:t>
       </w:r>
     </w:p>
+    <w:p>
+      <w:pPr>
+        <w:pStyle w:val="Heading2"/>
+      </w:pPr>
+      <w:r>
+        <w:t>Complete candidate/baseline ranking contrast</w:t>
+      </w:r>
+    </w:p>
+    <w:p>
+      <w:pPr>
+        <w:spacing w:line="336" w:lineRule="auto" w:after="180"/>
+      </w:pPr>
+      <w:r>
+        <w:rPr>
+          <w:b w:val="0"/>
+        </w:rPr>
+        <w:t>Fit the mean baseline on separate training heights [5,7,9] cm, giving constant 7 cm; those targets are not evaluation cases. Candidate predictions [10,10,4] are supplied, not fitted in this lesson. On matched E1–E3, candidate residuals [0,0,6] give MAE 2 cm, MSE 12 cm², RMSE sqrt(12)≈3.46 cm. Baseline residuals [3,3,3] give MAE 3 cm, MSE 9 cm², RMSE 3 cm. The candidate is better by MAE but worse by MSE/RMSE here.</w:t>
+      </w:r>
+    </w:p>
+    <w:p>
+      <w:pPr>
+        <w:spacing w:line="336" w:lineRule="auto" w:after="180"/>
+      </w:pPr>
+      <w:r>
+        <w:rPr>
+          <w:b w:val="0"/>
+        </w:rPr>
+        <w:t>Explain the single large miss and state which loss was chosen for the task before scoring.</w:t>
+      </w:r>
+    </w:p>
+    <w:p>
+      <w:pPr>
+        <w:pStyle w:val="Heading2"/>
+      </w:pPr>
+      <w:r>
+        <w:t>Read separate pictured residuals and unit scope</w:t>
+      </w:r>
+    </w:p>
+    <w:p>
+      <w:pPr>
+        <w:spacing w:line="336" w:lineRule="auto" w:after="180"/>
+      </w:pPr>
+      <w:r>
+        <w:rPr>
+          <w:b w:val="0"/>
+        </w:rPr>
+        <w:t xml:space="preserve">Compare absolute and squared error without losing track of </w:t>
+      </w:r>
+      <w:r>
+        <w:rPr>
+          <w:b/>
+        </w:rPr>
+        <w:t>unit</w:t>
+      </w:r>
+      <w:r>
+        <w:rPr>
+          <w:b w:val="0"/>
+        </w:rPr>
+        <w:t>s.</w:t>
+      </w:r>
+    </w:p>
+    <w:p>
+      <w:pPr>
+        <w:spacing w:line="336" w:lineRule="auto" w:after="180"/>
+      </w:pPr>
+      <w:r>
+        <w:rPr>
+          <w:b w:val="0"/>
+        </w:rPr>
+        <w:t>Residuals are [-1, 2, 3] cm. Use MAE=mean absolute residual and MSE=mean squared residual.</w:t>
+      </w:r>
+    </w:p>
+    <w:p>
+      <w:pPr>
+        <w:spacing w:line="336" w:lineRule="auto" w:after="180"/>
+      </w:pPr>
+      <w:r>
+        <w:rPr>
+          <w:b w:val="0"/>
+        </w:rPr>
+        <w:t xml:space="preserve">All </w:t>
+      </w:r>
+      <w:r>
+        <w:rPr>
+          <w:b/>
+        </w:rPr>
+        <w:t>input</w:t>
+      </w:r>
+      <w:r>
+        <w:rPr>
+          <w:b w:val="0"/>
+        </w:rPr>
+        <w:t>s and outcomes in this worked example are invented classroom data; no real model run is claimed.</w:t>
+      </w:r>
+    </w:p>
+    <w:p>
+      <w:pPr>
+        <w:spacing w:line="336" w:lineRule="auto" w:after="180"/>
+      </w:pPr>
+      <w:r>
+        <w:rPr>
+          <w:b w:val="0"/>
+        </w:rPr>
+        <w:t>Main residuals are [-1,2,-3] cm; the pictured residuals are [-1,2,3] cm. Their signs differ but their absolute and squared errors agree: MAE 2 cm, MSE 14/3 cm², RMSE sqrt(14/3)≈2.16 cm. Converting the pictured residuals to mm gives [-10,20,30]: MAE 20 mm, MSE 1400/3 mm², RMSE≈21.60 mm. The physical errors did not change. Never compare the raw cm and mm loss numbers as if the model improved or worsened.</w:t>
+      </w:r>
+    </w:p>
+    <w:p>
+      <w:pPr>
+        <w:pStyle w:val="Heading2"/>
+      </w:pPr>
+      <w:r>
+        <w:t>Trace all three losses and mm conversion</w:t>
+      </w:r>
+    </w:p>
+    <w:p>
+      <w:r>
+        <w:drawing>
+          <wp:inline xmlns:a="http://schemas.openxmlformats.org/drawingml/2006/main" xmlns:pic="http://schemas.openxmlformats.org/drawingml/2006/picture">
+            <wp:extent cx="5486400" cy="3182112"/>
+            <wp:docPr id="1" name="Picture 1" descr="Absolute errors: Absolute values1, 2, 3 give MAE6/3=2 cm. → Squared errors: Squares1, 4, 9 give MSE14/3 cm², approximately = 4.67 cm². → Root squared error: RMSE=sqrt(14/3), approximately2.16 cm."/>
+            <wp:cNvGraphicFramePr>
+              <a:graphicFrameLocks noChangeAspect="1"/>
+            </wp:cNvGraphicFramePr>
+            <a:graphic>
+              <a:graphicData uri="http://schemas.openxmlformats.org/drawingml/2006/picture">
+                <pic:pic>
+                  <pic:nvPicPr>
+                    <pic:cNvPr id="0" name="academy-story-ai-4-21-02.png"/>
+                    <pic:cNvPicPr/>
+                  </pic:nvPicPr>
+                  <pic:blipFill>
+                    <a:blip r:embed="rId9"/>
+                    <a:stretch>
+                      <a:fillRect/>
+                    </a:stretch>
+                  </pic:blipFill>
+                  <pic:spPr>
+                    <a:xfrm>
+                      <a:off x="0" y="0"/>
+                      <a:ext cx="5486400" cy="3182112"/>
+                    </a:xfrm>
+                    <a:prstGeom prst="rect"/>
+                  </pic:spPr>
+                </pic:pic>
+              </a:graphicData>
+            </a:graphic>
+          </wp:inline>
+        </w:drawing>
+      </w:r>
+    </w:p>
+    <w:p>
+      <w:pPr>
+        <w:pStyle w:val="Heading3"/>
+      </w:pPr>
+      <w:r>
+        <w:t>Read the picture one step at a time</w:t>
+      </w:r>
+    </w:p>
+    <w:tbl>
+      <w:tblPr>
+        <w:tblStyle w:val="LightShading-Accent1"/>
+        <w:tblW w:type="auto" w:w="0"/>
+        <w:tblLook w:firstColumn="1" w:firstRow="1" w:lastColumn="0" w:lastRow="0" w:noHBand="0" w:noVBand="1" w:val="04A0"/>
+      </w:tblPr>
+      <w:tblGrid>
+        <w:gridCol w:w="5112"/>
+        <w:gridCol w:w="5112"/>
+      </w:tblGrid>
+      <w:tr>
+        <w:trPr>
+          <w:tblHeader/>
+        </w:trPr>
+        <w:tc>
+          <w:tcPr>
+            <w:tcW w:type="dxa" w:w="5112"/>
+          </w:tcPr>
+          <w:p>
+            <w:r>
+              <w:t>Step</w:t>
+            </w:r>
+          </w:p>
+        </w:tc>
+        <w:tc>
+          <w:tcPr>
+            <w:tcW w:type="dxa" w:w="5112"/>
+          </w:tcPr>
+          <w:p>
+            <w:r>
+              <w:t>What happens and why</w:t>
+            </w:r>
+          </w:p>
+        </w:tc>
+      </w:tr>
+      <w:tr>
+        <w:tc>
+          <w:tcPr>
+            <w:tcW w:type="dxa" w:w="5112"/>
+          </w:tcPr>
+          <w:p>
+            <w:r>
+              <w:t>1. Absolute errors</w:t>
+            </w:r>
+          </w:p>
+        </w:tc>
+        <w:tc>
+          <w:tcPr>
+            <w:tcW w:type="dxa" w:w="5112"/>
+          </w:tcPr>
+          <w:p>
+            <w:r>
+              <w:t>Absolute values1, 2, 3 give MAE6/3=2 cm.</w:t>
+            </w:r>
+          </w:p>
+        </w:tc>
+      </w:tr>
+      <w:tr>
+        <w:tc>
+          <w:tcPr>
+            <w:tcW w:type="dxa" w:w="5112"/>
+          </w:tcPr>
+          <w:p>
+            <w:r>
+              <w:t>2. Squared errors</w:t>
+            </w:r>
+          </w:p>
+        </w:tc>
+        <w:tc>
+          <w:tcPr>
+            <w:tcW w:type="dxa" w:w="5112"/>
+          </w:tcPr>
+          <w:p>
+            <w:r>
+              <w:t>Squares1, 4, 9 give MSE14/3 cm², approximately = 4.67 cm².</w:t>
+            </w:r>
+          </w:p>
+        </w:tc>
+      </w:tr>
+      <w:tr>
+        <w:tc>
+          <w:tcPr>
+            <w:tcW w:type="dxa" w:w="5112"/>
+          </w:tcPr>
+          <w:p>
+            <w:r>
+              <w:t>3. Root squared error</w:t>
+            </w:r>
+          </w:p>
+        </w:tc>
+        <w:tc>
+          <w:tcPr>
+            <w:tcW w:type="dxa" w:w="5112"/>
+          </w:tcPr>
+          <w:p>
+            <w:r>
+              <w:t>RMSE=sqrt(14/3), approximately2.16 cm.</w:t>
+            </w:r>
+          </w:p>
+        </w:tc>
+      </w:tr>
+    </w:tbl>
+    <w:p>
+      <w:r>
+        <w:t>Match each pictured step to the supplied facts. This is a worked teaching case, not an independent assessment.</w:t>
+      </w:r>
+    </w:p>
+    <w:p>
+      <w:pPr>
+        <w:spacing w:line="336" w:lineRule="auto" w:after="180"/>
+      </w:pPr>
+      <w:r>
+        <w:rPr>
+          <w:b w:val="0"/>
+        </w:rPr>
+        <w:t xml:space="preserve">Read the picture in order. </w:t>
+      </w:r>
+      <w:r>
+        <w:rPr>
+          <w:b/>
+        </w:rPr>
+        <w:t>RMSE</w:t>
+      </w:r>
+      <w:r>
+        <w:rPr>
+          <w:b w:val="0"/>
+        </w:rPr>
+        <w:t xml:space="preserve">=sqrt(14/3), approximately2.16 cm. The arrows show which recorded </w:t>
+      </w:r>
+      <w:r>
+        <w:rPr>
+          <w:b/>
+        </w:rPr>
+        <w:t>input</w:t>
+      </w:r>
+      <w:r>
+        <w:rPr>
+          <w:b w:val="0"/>
+        </w:rPr>
+        <w:t xml:space="preserve"> or intermediate result each decision uses.</w:t>
+      </w:r>
+    </w:p>
+    <w:p>
+      <w:pPr>
+        <w:spacing w:line="336" w:lineRule="auto" w:after="180"/>
+      </w:pPr>
+      <w:r>
+        <w:rPr>
+          <w:b w:val="0"/>
+        </w:rPr>
+        <w:t>Explain the deciding step aloud before checking the changed case; pointing to the final answer alone does not show how it follows.</w:t>
+      </w:r>
+    </w:p>
+    <w:p>
+      <w:pPr>
+        <w:spacing w:line="336" w:lineRule="auto" w:after="180"/>
+      </w:pPr>
+      <w:r>
+        <w:rPr>
+          <w:b w:val="0"/>
+        </w:rPr>
+        <w:t xml:space="preserve">Different </w:t>
+      </w:r>
+      <w:r>
+        <w:rPr>
+          <w:b/>
+        </w:rPr>
+        <w:t>loss</w:t>
+      </w:r>
+      <w:r>
+        <w:rPr>
+          <w:b w:val="0"/>
+        </w:rPr>
+        <w:t xml:space="preserve"> functions weight large misses differently; a smaller selected </w:t>
+      </w:r>
+      <w:r>
+        <w:rPr>
+          <w:b/>
+        </w:rPr>
+        <w:t>loss</w:t>
+      </w:r>
+      <w:r>
+        <w:rPr>
+          <w:b w:val="0"/>
+        </w:rPr>
+        <w:t xml:space="preserve"> is not automatically better for every consequence.</w:t>
+      </w:r>
+    </w:p>
+    <w:p>
+      <w:pPr>
+        <w:spacing w:line="336" w:lineRule="auto" w:after="180"/>
+      </w:pPr>
+      <w:r>
+        <w:rPr>
+          <w:b w:val="0"/>
+        </w:rPr>
+        <w:t>Change: Convert every residual to millimetres.</w:t>
+      </w:r>
+    </w:p>
+    <w:p>
+      <w:pPr>
+        <w:spacing w:line="336" w:lineRule="auto" w:after="180"/>
+      </w:pPr>
+      <w:r>
+        <w:rPr>
+          <w:b/>
+        </w:rPr>
+        <w:t>Prediction</w:t>
+      </w:r>
+      <w:r>
+        <w:rPr>
+          <w:b w:val="0"/>
+        </w:rPr>
+        <w:t xml:space="preserve">: MAE becomes20 mm; MSE becomes1400/3 mm²; </w:t>
+      </w:r>
+      <w:r>
+        <w:rPr>
+          <w:b/>
+        </w:rPr>
+        <w:t>RMSE</w:t>
+      </w:r>
+      <w:r>
+        <w:rPr>
+          <w:b w:val="0"/>
+        </w:rPr>
+        <w:t xml:space="preserve"> becomes about21.60 mm.</w:t>
+      </w:r>
+    </w:p>
+    <w:p>
+      <w:pPr>
+        <w:spacing w:line="336" w:lineRule="auto" w:after="180"/>
+      </w:pPr>
+      <w:r>
+        <w:rPr>
+          <w:b w:val="0"/>
+        </w:rPr>
+        <w:t xml:space="preserve">Reason: Residuals scale by10; squares scale by100, while the square root returns a length </w:t>
+      </w:r>
+      <w:r>
+        <w:rPr>
+          <w:b/>
+        </w:rPr>
+        <w:t>unit</w:t>
+      </w:r>
+      <w:r>
+        <w:rPr>
+          <w:b w:val="0"/>
+        </w:rPr>
+        <w:t>.</w:t>
+      </w:r>
+    </w:p>
+    <w:p>
+      <w:pPr>
+        <w:pStyle w:val="Heading2"/>
+      </w:pPr>
+      <w:r>
+        <w:t>Additional actual/predicted pair example · reference / check after trying</w:t>
+      </w:r>
+    </w:p>
+    <w:p>
+      <w:pPr>
+        <w:spacing w:line="336" w:lineRule="auto" w:after="180"/>
+      </w:pPr>
+      <w:r>
+        <w:rPr>
+          <w:b w:val="0"/>
+        </w:rPr>
+        <w:t>Actual=[3,5,9], predicted=[2,7,6] cm.</w:t>
+      </w:r>
+    </w:p>
+    <w:p>
+      <w:pPr>
+        <w:spacing w:line="336" w:lineRule="auto" w:after="180"/>
+      </w:pPr>
+      <w:r>
+        <w:rPr>
+          <w:b w:val="0"/>
+        </w:rPr>
+        <w:t>Calculate MAE.</w:t>
+      </w:r>
+    </w:p>
+    <w:p>
+      <w:pPr>
+        <w:spacing w:line="336" w:lineRule="auto" w:after="180"/>
+      </w:pPr>
+      <w:r>
+        <w:rPr>
+          <w:b/>
+        </w:rPr>
+        <w:t>Absolute error</w:t>
+      </w:r>
+      <w:r>
+        <w:rPr>
+          <w:b w:val="0"/>
+        </w:rPr>
+        <w:t>s=[1,2,3]; mean=2 cm. Do not cancel signed errors before taking absolute values.</w:t>
+      </w:r>
+    </w:p>
+    <w:p>
+      <w:pPr>
+        <w:pStyle w:val="Heading2"/>
+      </w:pPr>
+      <w:r>
+        <w:t>Earlier wording, alternatives and picture transcripts · reference / check after trying</w:t>
+      </w:r>
+    </w:p>
+    <w:p>
+      <w:pPr>
+        <w:spacing w:line="336" w:lineRule="auto" w:after="180"/>
+      </w:pPr>
+      <w:r>
+        <w:rPr>
+          <w:b w:val="0"/>
+        </w:rPr>
+        <w:t>Explain the mechanism</w:t>
+      </w:r>
+    </w:p>
+    <w:p>
+      <w:pPr>
+        <w:spacing w:line="336" w:lineRule="auto" w:after="180"/>
+      </w:pPr>
+      <w:r>
+        <w:rPr>
+          <w:b w:val="0"/>
+        </w:rPr>
+        <w:t>Trace the information, fitted behavior, and evaluation proof separately.</w:t>
+      </w:r>
+    </w:p>
+    <w:p>
+      <w:pPr>
+        <w:spacing w:line="336" w:lineRule="auto" w:after="180"/>
+      </w:pPr>
+      <w:r>
+        <w:rPr>
+          <w:b w:val="0"/>
+        </w:rPr>
+        <w:t xml:space="preserve">QUESTION Calculate residuals, </w:t>
+      </w:r>
+      <w:r>
+        <w:rPr>
+          <w:b/>
+        </w:rPr>
+        <w:t>absolute error</w:t>
+      </w:r>
+      <w:r>
+        <w:rPr>
+          <w:b w:val="0"/>
+        </w:rPr>
+        <w:t xml:space="preserve">s, and mean </w:t>
+      </w:r>
+      <w:r>
+        <w:rPr>
+          <w:b/>
+        </w:rPr>
+        <w:t>absolute error</w:t>
+      </w:r>
+      <w:r>
+        <w:rPr>
+          <w:b w:val="0"/>
+        </w:rPr>
+        <w:t>.</w:t>
+      </w:r>
+    </w:p>
+    <w:p>
+      <w:pPr>
+        <w:spacing w:line="336" w:lineRule="auto" w:after="180"/>
+      </w:pPr>
+      <w:r>
+        <w:rPr>
+          <w:b w:val="0"/>
+        </w:rPr>
+        <w:t xml:space="preserve">MODEL IDEA </w:t>
+      </w:r>
+      <w:r>
+        <w:rPr>
+          <w:b/>
+        </w:rPr>
+        <w:t>Absolute error</w:t>
+      </w:r>
+      <w:r>
+        <w:rPr>
+          <w:b w:val="0"/>
+        </w:rPr>
+        <w:t xml:space="preserve"> measures distance from truth without </w:t>
+      </w:r>
+      <w:r>
+        <w:rPr>
+          <w:b/>
+        </w:rPr>
+        <w:t>cancellation</w:t>
+      </w:r>
+      <w:r>
+        <w:rPr>
+          <w:b w:val="0"/>
+        </w:rPr>
+        <w:t xml:space="preserve">; MAE averages those distances in the target's original </w:t>
+      </w:r>
+      <w:r>
+        <w:rPr>
+          <w:b/>
+        </w:rPr>
+        <w:t>unit</w:t>
+      </w:r>
+      <w:r>
+        <w:rPr>
+          <w:b w:val="0"/>
+        </w:rPr>
+        <w:t>.</w:t>
+      </w:r>
+    </w:p>
+    <w:p>
+      <w:pPr>
+        <w:spacing w:line="336" w:lineRule="auto" w:after="180"/>
+      </w:pPr>
+      <w:r>
+        <w:rPr>
+          <w:b w:val="0"/>
+        </w:rPr>
+        <w:t>PROOF NEEDED Use an unseen case, visible calculation, error analysis, and a stated limitation.</w:t>
+      </w:r>
+    </w:p>
+    <w:p>
+      <w:pPr>
+        <w:spacing w:line="336" w:lineRule="auto" w:after="180"/>
+      </w:pPr>
+      <w:r>
+        <w:rPr>
+          <w:b w:val="0"/>
+        </w:rPr>
+        <w:t xml:space="preserve">UNDER THE HOOD Actual heights: 10, 14, 20; </w:t>
+      </w:r>
+      <w:r>
+        <w:rPr>
+          <w:b/>
+        </w:rPr>
+        <w:t>prediction</w:t>
+      </w:r>
+      <w:r>
+        <w:rPr>
+          <w:b w:val="0"/>
+        </w:rPr>
+        <w:t xml:space="preserve">s: 12, 13, 17. Residuals: −2, +1, +3 cm; </w:t>
+      </w:r>
+      <w:r>
+        <w:rPr>
+          <w:b/>
+        </w:rPr>
+        <w:t>absolute error</w:t>
+      </w:r>
+      <w:r>
+        <w:rPr>
+          <w:b w:val="0"/>
+        </w:rPr>
+        <w:t>s: 2, 1, 3 cm.</w:t>
+      </w:r>
+    </w:p>
+    <w:p>
+      <w:pPr>
+        <w:spacing w:line="336" w:lineRule="auto" w:after="180"/>
+      </w:pPr>
+      <w:r>
+        <w:rPr>
+          <w:b w:val="0"/>
+        </w:rPr>
+        <w:t xml:space="preserve">Draw a fresh data → model → </w:t>
+      </w:r>
+      <w:r>
+        <w:rPr>
+          <w:b/>
+        </w:rPr>
+        <w:t>prediction</w:t>
+      </w:r>
+      <w:r>
+        <w:rPr>
+          <w:b w:val="0"/>
+        </w:rPr>
+        <w:t xml:space="preserve"> → evaluation trace:</w:t>
+      </w:r>
+    </w:p>
+    <w:p>
+      <w:pPr>
+        <w:spacing w:line="336" w:lineRule="auto" w:after="180"/>
+      </w:pPr>
+      <w:r>
+        <w:rPr>
+          <w:b w:val="0"/>
+        </w:rPr>
+        <w:t xml:space="preserve">Predict first. Then check each step. A correct answer without visible </w:t>
+      </w:r>
+      <w:r>
+        <w:rPr>
+          <w:b/>
+        </w:rPr>
+        <w:t>evidence</w:t>
+      </w:r>
+      <w:r>
+        <w:rPr>
+          <w:b w:val="0"/>
+        </w:rPr>
+        <w:t xml:space="preserve"> cannot be audited.</w:t>
+      </w:r>
+    </w:p>
+    <w:p>
+      <w:pPr>
+        <w:spacing w:line="336" w:lineRule="auto" w:after="180"/>
+      </w:pPr>
+      <w:r>
+        <w:rPr>
+          <w:b w:val="0"/>
+        </w:rPr>
+        <w:t xml:space="preserve">STEP 1 Actual heights: 10, 14, 20; </w:t>
+      </w:r>
+      <w:r>
+        <w:rPr>
+          <w:b/>
+        </w:rPr>
+        <w:t>prediction</w:t>
+      </w:r>
+      <w:r>
+        <w:rPr>
+          <w:b w:val="0"/>
+        </w:rPr>
+        <w:t>s: 12, 13, 17.</w:t>
+      </w:r>
+    </w:p>
+    <w:p>
+      <w:pPr>
+        <w:spacing w:line="336" w:lineRule="auto" w:after="180"/>
+      </w:pPr>
+      <w:r>
+        <w:rPr>
+          <w:b w:val="0"/>
+        </w:rPr>
+        <w:t xml:space="preserve">STEP 2 Residuals: −2, +1, +3 cm; </w:t>
+      </w:r>
+      <w:r>
+        <w:rPr>
+          <w:b/>
+        </w:rPr>
+        <w:t>absolute error</w:t>
+      </w:r>
+      <w:r>
+        <w:rPr>
+          <w:b w:val="0"/>
+        </w:rPr>
+        <w:t>s: 2, 1, 3 cm.</w:t>
+      </w:r>
+    </w:p>
+    <w:p>
+      <w:pPr>
+        <w:spacing w:line="336" w:lineRule="auto" w:after="180"/>
+      </w:pPr>
+      <w:r>
+        <w:rPr>
+          <w:b w:val="0"/>
+        </w:rPr>
+        <w:t>STEP 3 MAE = (2 + 1 + 3) ÷ 3 = 2 cm.</w:t>
+      </w:r>
+    </w:p>
+    <w:p>
+      <w:pPr>
+        <w:spacing w:line="336" w:lineRule="auto" w:after="180"/>
+      </w:pPr>
+      <w:r>
+        <w:rPr>
+          <w:b w:val="0"/>
+        </w:rPr>
+        <w:t>STEP 4 Compare with a baseline on the same cases and inspect the largest error.</w:t>
+      </w:r>
+    </w:p>
+    <w:p>
+      <w:pPr>
+        <w:spacing w:line="336" w:lineRule="auto" w:after="180"/>
+      </w:pPr>
+      <w:r>
+        <w:rPr>
+          <w:b w:val="0"/>
+        </w:rPr>
+        <w:t xml:space="preserve">CHECK Verify the denominator, </w:t>
+      </w:r>
+      <w:r>
+        <w:rPr>
+          <w:b/>
+        </w:rPr>
+        <w:t>unit</w:t>
+      </w:r>
+      <w:r>
+        <w:rPr>
+          <w:b w:val="0"/>
+        </w:rPr>
+        <w:t>, split, class definition, and data version before interpreting a score.</w:t>
+      </w:r>
+    </w:p>
+    <w:p>
+      <w:pPr>
+        <w:spacing w:line="336" w:lineRule="auto" w:after="180"/>
+      </w:pPr>
+      <w:r>
+        <w:rPr>
+          <w:b w:val="0"/>
+        </w:rPr>
+        <w:t xml:space="preserve">Recalculate, retrace, or restate the </w:t>
+      </w:r>
+      <w:r>
+        <w:rPr>
+          <w:b/>
+        </w:rPr>
+        <w:t>evidence</w:t>
+      </w:r>
+      <w:r>
+        <w:rPr>
+          <w:b w:val="0"/>
+        </w:rPr>
+        <w:t xml:space="preserve"> independently:</w:t>
+      </w:r>
+    </w:p>
+    <w:p>
+      <w:pPr>
+        <w:pStyle w:val="Heading3"/>
+      </w:pPr>
+      <w:r>
+        <w:t>Concrete teaching case</w:t>
+      </w:r>
+    </w:p>
+    <w:p>
+      <w:pPr>
+        <w:pStyle w:val="Heading3"/>
+      </w:pPr>
+      <w:r>
+        <w:t>Exact explanation to model</w:t>
+      </w:r>
+    </w:p>
+    <w:p>
+      <w:pPr>
+        <w:pStyle w:val="Heading3"/>
+      </w:pPr>
+      <w:r>
+        <w:t>Explain the added worked example</w:t>
+      </w:r>
+    </w:p>
+    <w:p>
+      <w:pPr>
+        <w:pStyle w:val="Heading3"/>
+      </w:pPr>
+      <w:r>
+        <w:t>Key terms</w:t>
+      </w:r>
+    </w:p>
+    <w:p>
+      <w:pPr>
+        <w:pStyle w:val="Heading3"/>
+      </w:pPr>
+      <w:r>
+        <w:t>Model the reasoning aloud</w:t>
+      </w:r>
+    </w:p>
+    <w:p>
+      <w:pPr>
+        <w:spacing w:line="336" w:lineRule="auto" w:after="180"/>
+      </w:pPr>
+      <w:r>
+        <w:rPr>
+          <w:b w:val="0"/>
+        </w:rPr>
+        <w:t xml:space="preserve">Use the complete worked example below before asking learners to complete W2. Reveal a small part, invite a </w:t>
+      </w:r>
+      <w:r>
+        <w:rPr>
+          <w:b/>
+        </w:rPr>
+        <w:t>prediction</w:t>
+      </w:r>
+      <w:r>
+        <w:rPr>
+          <w:b w:val="0"/>
+        </w:rPr>
+        <w:t>, then explain the deciding step.</w:t>
+      </w:r>
+    </w:p>
+    <w:p>
+      <w:pPr>
+        <w:spacing w:line="336" w:lineRule="auto" w:after="180"/>
+      </w:pPr>
+      <w:r>
+        <w:rPr>
+          <w:b w:val="0"/>
+        </w:rPr>
+        <w:t>These teacher notes contain solutions; do not reveal the independent case answer during modelling.</w:t>
+      </w:r>
+    </w:p>
     <w:tbl>
       <w:tblPr>
         <w:tblStyle w:val="LightShading-Accent1"/>
@@ -1964,85 +2343,10 @@
     </w:p>
     <w:p>
       <w:pPr>
-        <w:spacing w:line="336" w:lineRule="auto" w:after="180"/>
-      </w:pPr>
-      <w:r>
-        <w:rPr>
-          <w:b w:val="0"/>
-        </w:rPr>
-        <w:t xml:space="preserve">Compare absolute and squared error without losing track of </w:t>
-      </w:r>
-      <w:r>
-        <w:rPr>
-          <w:b/>
-        </w:rPr>
-        <w:t>unit</w:t>
-      </w:r>
-      <w:r>
-        <w:rPr>
-          <w:b w:val="0"/>
-        </w:rPr>
-        <w:t>s.</w:t>
-      </w:r>
-    </w:p>
-    <w:p>
-      <w:pPr>
         <w:pStyle w:val="Heading3"/>
       </w:pPr>
       <w:r>
         <w:t>The facts we will use</w:t>
-      </w:r>
-    </w:p>
-    <w:p>
-      <w:pPr>
-        <w:pStyle w:val="Heading3"/>
-      </w:pPr>
-      <w:r>
-        <w:t>Supplied facts</w:t>
-      </w:r>
-    </w:p>
-    <w:p>
-      <w:pPr>
-        <w:spacing w:line="336" w:lineRule="auto" w:after="180"/>
-        <w:shd w:fill="F1F6FC"/>
-      </w:pPr>
-      <w:r>
-        <w:rPr>
-          <w:b w:val="0"/>
-        </w:rPr>
-        <w:t>Residuals are [-1, 2, 3] cm. Use MAE=mean absolute residual and MSE=mean squared residual.</w:t>
-      </w:r>
-    </w:p>
-    <w:p>
-      <w:pPr>
-        <w:pStyle w:val="Heading3"/>
-      </w:pPr>
-      <w:r>
-        <w:t>Supplied facts</w:t>
-      </w:r>
-    </w:p>
-    <w:p>
-      <w:pPr>
-        <w:spacing w:line="336" w:lineRule="auto" w:after="180"/>
-        <w:shd w:fill="F1F6FC"/>
-      </w:pPr>
-      <w:r>
-        <w:rPr>
-          <w:b w:val="0"/>
-        </w:rPr>
-        <w:t xml:space="preserve">All </w:t>
-      </w:r>
-      <w:r>
-        <w:rPr>
-          <w:b/>
-        </w:rPr>
-        <w:t>input</w:t>
-      </w:r>
-      <w:r>
-        <w:rPr>
-          <w:b w:val="0"/>
-        </w:rPr>
-        <w:t>s and outcomes in this worked example are invented classroom data; no real model run is claimed.</w:t>
       </w:r>
     </w:p>
     <w:p>
@@ -2050,7 +2354,7 @@
         <w:drawing>
           <wp:inline xmlns:a="http://schemas.openxmlformats.org/drawingml/2006/main" xmlns:pic="http://schemas.openxmlformats.org/drawingml/2006/picture">
             <wp:extent cx="5486400" cy="5185229"/>
-            <wp:docPr id="1" name="Picture 1" descr="Absolute Error and MAE. Absolute errors: Absolute values1, 2, 3 give MAE6/3=2 cm.. Squared errors: Squares1, 4, 9 give MSE14/3 cm², approximately = 4.67 cm².. Root squared error: RMSE=sqrt(14/3), approximately2.16 cm."/>
+            <wp:docPr id="2" name="Picture 2" descr="Absolute Error and MAE. Absolute errors: Absolute values1, 2, 3 give MAE6/3=2 cm.. Squared errors: Squares1, 4, 9 give MSE14/3 cm², approximately = 4.67 cm².. Root squared error: RMSE=sqrt(14/3), approximately2.16 cm."/>
             <wp:cNvGraphicFramePr>
               <a:graphicFrameLocks noChangeAspect="1"/>
             </wp:cNvGraphicFramePr>
@@ -2062,7 +2366,7 @@
                     <pic:cNvPicPr/>
                   </pic:nvPicPr>
                   <pic:blipFill>
-                    <a:blip r:embed="rId9"/>
+                    <a:blip r:embed="rId10"/>
                     <a:stretch>
                       <a:fillRect/>
                     </a:stretch>
@@ -2086,114 +2390,7 @@
         <w:pStyle w:val="Heading3"/>
       </w:pPr>
       <w:r>
-        <w:t>Read the picture one step at a time</w:t>
-      </w:r>
-    </w:p>
-    <w:tbl>
-      <w:tblPr>
-        <w:tblStyle w:val="LightShading-Accent1"/>
-        <w:tblW w:type="auto" w:w="0"/>
-        <w:tblLook w:firstColumn="1" w:firstRow="1" w:lastColumn="0" w:lastRow="0" w:noHBand="0" w:noVBand="1" w:val="04A0"/>
-      </w:tblPr>
-      <w:tblGrid>
-        <w:gridCol w:w="5112"/>
-        <w:gridCol w:w="5112"/>
-      </w:tblGrid>
-      <w:tr>
-        <w:trPr>
-          <w:tblHeader/>
-        </w:trPr>
-        <w:tc>
-          <w:tcPr>
-            <w:tcW w:type="dxa" w:w="5112"/>
-          </w:tcPr>
-          <w:p>
-            <w:r>
-              <w:t>Step</w:t>
-            </w:r>
-          </w:p>
-        </w:tc>
-        <w:tc>
-          <w:tcPr>
-            <w:tcW w:type="dxa" w:w="5112"/>
-          </w:tcPr>
-          <w:p>
-            <w:r>
-              <w:t>What happens and why</w:t>
-            </w:r>
-          </w:p>
-        </w:tc>
-      </w:tr>
-      <w:tr>
-        <w:tc>
-          <w:tcPr>
-            <w:tcW w:type="dxa" w:w="5112"/>
-          </w:tcPr>
-          <w:p>
-            <w:r>
-              <w:t>1. Absolute errors</w:t>
-            </w:r>
-          </w:p>
-        </w:tc>
-        <w:tc>
-          <w:tcPr>
-            <w:tcW w:type="dxa" w:w="5112"/>
-          </w:tcPr>
-          <w:p>
-            <w:r>
-              <w:t>Absolute values1, 2, 3 give MAE6/3=2 cm.</w:t>
-            </w:r>
-          </w:p>
-        </w:tc>
-      </w:tr>
-      <w:tr>
-        <w:tc>
-          <w:tcPr>
-            <w:tcW w:type="dxa" w:w="5112"/>
-          </w:tcPr>
-          <w:p>
-            <w:r>
-              <w:t>2. Squared errors</w:t>
-            </w:r>
-          </w:p>
-        </w:tc>
-        <w:tc>
-          <w:tcPr>
-            <w:tcW w:type="dxa" w:w="5112"/>
-          </w:tcPr>
-          <w:p>
-            <w:r>
-              <w:t>Squares1, 4, 9 give MSE14/3 cm², approximately = 4.67 cm².</w:t>
-            </w:r>
-          </w:p>
-        </w:tc>
-      </w:tr>
-      <w:tr>
-        <w:tc>
-          <w:tcPr>
-            <w:tcW w:type="dxa" w:w="5112"/>
-          </w:tcPr>
-          <w:p>
-            <w:r>
-              <w:t>3. Root squared error</w:t>
-            </w:r>
-          </w:p>
-        </w:tc>
-        <w:tc>
-          <w:tcPr>
-            <w:tcW w:type="dxa" w:w="5112"/>
-          </w:tcPr>
-          <w:p>
-            <w:r>
-              <w:t>RMSE=sqrt(14/3), approximately2.16 cm.</w:t>
-            </w:r>
-          </w:p>
-        </w:tc>
-      </w:tr>
-    </w:tbl>
-    <w:p>
-      <w:r>
-        <w:t>Match each pictured step to the supplied facts. This is a worked teaching case, not an independent assessment.</w:t>
+        <w:t>Why this result follows</w:t>
       </w:r>
     </w:p>
     <w:p>
@@ -2201,7 +2398,7 @@
         <w:pStyle w:val="Heading3"/>
       </w:pPr>
       <w:r>
-        <w:t>Why this result follows</w:t>
+        <w:t>What this example does not establish</w:t>
       </w:r>
     </w:p>
     <w:p>
@@ -2209,55 +2406,516 @@
         <w:pStyle w:val="Heading3"/>
       </w:pPr>
       <w:r>
-        <w:t>Why the result follows</w:t>
+        <w:t>Change one thing in the pictured case</w:t>
+      </w:r>
+    </w:p>
+    <w:p>
+      <w:pPr>
+        <w:pStyle w:val="Heading3"/>
+      </w:pPr>
+      <w:r>
+        <w:t>Ask while showing the picture</w:t>
       </w:r>
     </w:p>
     <w:p>
       <w:pPr>
         <w:spacing w:line="336" w:lineRule="auto" w:after="180"/>
-        <w:shd w:fill="F1F6FC"/>
-      </w:pPr>
-      <w:r>
-        <w:rPr>
-          <w:b w:val="0"/>
-        </w:rPr>
-        <w:t xml:space="preserve">Read the picture in order. </w:t>
+      </w:pPr>
+      <w:r>
+        <w:rPr>
+          <w:b w:val="0"/>
+        </w:rPr>
+        <w:t xml:space="preserve">Cover the result. Ask learners to name the </w:t>
       </w:r>
       <w:r>
         <w:rPr>
           <w:b/>
         </w:rPr>
+        <w:t>input</w:t>
+      </w:r>
+      <w:r>
+        <w:rPr>
+          <w:b w:val="0"/>
+        </w:rPr>
+        <w:t xml:space="preserve">s and predict the next step. Uncover one step, connect the icon to the actual procedure, and explain its </w:t>
+      </w:r>
+      <w:r>
+        <w:rPr>
+          <w:b/>
+        </w:rPr>
+        <w:t>evidence</w:t>
+      </w:r>
+      <w:r>
+        <w:rPr>
+          <w:b w:val="0"/>
+        </w:rPr>
+        <w:t>. Then change the supplied condition and compare.</w:t>
+      </w:r>
+    </w:p>
+    <w:p>
+      <w:pPr>
+        <w:spacing w:line="336" w:lineRule="auto" w:after="180"/>
+      </w:pPr>
+      <w:r>
+        <w:rPr>
+          <w:b w:val="0"/>
+        </w:rPr>
+        <w:t>The picture is a representation; it does not document execution of a real AI model.</w:t>
+      </w:r>
+    </w:p>
+    <w:p>
+      <w:pPr>
+        <w:pStyle w:val="Heading1"/>
+      </w:pPr>
+      <w:r>
+        <w:t>03. Guide the calculation, then remove help</w:t>
+      </w:r>
+    </w:p>
+    <w:p>
+      <w:r>
+        <w:t>Collect each learner’s prediction before showing its key.</w:t>
+      </w:r>
+    </w:p>
+    <w:p>
+      <w:pPr>
+        <w:pStyle w:val="Heading2"/>
+      </w:pPr>
+      <w:r>
+        <w:t>Current completion task and checked key</w:t>
+      </w:r>
+    </w:p>
+    <w:p>
+      <w:pPr>
+        <w:spacing w:line="336" w:lineRule="auto" w:after="180"/>
+      </w:pPr>
+      <w:r>
+        <w:rPr>
+          <w:b w:val="0"/>
+        </w:rPr>
+        <w:t xml:space="preserve">Completion task: Give MSE and </w:t>
+      </w:r>
+      <w:r>
+        <w:rPr>
+          <w:b/>
+        </w:rPr>
         <w:t>RMSE</w:t>
       </w:r>
       <w:r>
         <w:rPr>
           <w:b w:val="0"/>
         </w:rPr>
-        <w:t xml:space="preserve">=sqrt(14/3), approximately2.16 cm. The arrows show which recorded </w:t>
+        <w:t xml:space="preserve"> with </w:t>
       </w:r>
       <w:r>
         <w:rPr>
           <w:b/>
         </w:rPr>
+        <w:t>unit</w:t>
+      </w:r>
+      <w:r>
+        <w:rPr>
+          <w:b w:val="0"/>
+        </w:rPr>
+        <w:t>s.</w:t>
+      </w:r>
+    </w:p>
+    <w:p>
+      <w:pPr>
+        <w:spacing w:line="336" w:lineRule="auto" w:after="180"/>
+      </w:pPr>
+      <w:r>
+        <w:rPr>
+          <w:b w:val="0"/>
+        </w:rPr>
+        <w:t xml:space="preserve">Teacher check: Teacher explanation: MSE 14/3 square cm; </w:t>
+      </w:r>
+      <w:r>
+        <w:rPr>
+          <w:b/>
+        </w:rPr>
+        <w:t>RMSE</w:t>
+      </w:r>
+      <w:r>
+        <w:rPr>
+          <w:b w:val="0"/>
+        </w:rPr>
+        <w:t xml:space="preserve"> sqrt(14/3) about 2.16 cm.</w:t>
+      </w:r>
+    </w:p>
+    <w:p>
+      <w:pPr>
+        <w:spacing w:line="336" w:lineRule="auto" w:after="180"/>
+      </w:pPr>
+      <w:r>
+        <w:rPr>
+          <w:b w:val="0"/>
+        </w:rPr>
+        <w:t xml:space="preserve">Start by identifying the given </w:t>
+      </w:r>
+      <w:r>
+        <w:rPr>
+          <w:b/>
+        </w:rPr>
         <w:t>input</w:t>
       </w:r>
       <w:r>
         <w:rPr>
           <w:b w:val="0"/>
         </w:rPr>
-        <w:t xml:space="preserve"> or intermediate result each decision uses.</w:t>
+        <w:t>s together. Leave the intermediate steps blank. If needed, model one step, then withdraw that help on the next step. Move to a full trace only when the partial trace is understood.</w:t>
       </w:r>
     </w:p>
     <w:p>
       <w:pPr>
         <w:spacing w:line="336" w:lineRule="auto" w:after="180"/>
-        <w:shd w:fill="F1F6FC"/>
-      </w:pPr>
-      <w:r>
-        <w:rPr>
-          <w:b w:val="0"/>
-        </w:rPr>
-        <w:t>Explain the deciding step aloud before checking the changed case; pointing to the final answer alone does not show how it follows.</w:t>
+      </w:pPr>
+      <w:r>
+        <w:rPr>
+          <w:b w:val="0"/>
+        </w:rPr>
+        <w:t>For partners, alternate explainer and checker; collect a response from every learner before discussion.</w:t>
+      </w:r>
+    </w:p>
+    <w:p>
+      <w:pPr>
+        <w:pStyle w:val="Heading2"/>
+      </w:pPr>
+      <w:r>
+        <w:t>Individual misconception check</w:t>
+      </w:r>
+    </w:p>
+    <w:p>
+      <w:pPr>
+        <w:spacing w:line="336" w:lineRule="auto" w:after="180"/>
+      </w:pPr>
+      <w:r>
+        <w:rPr>
+          <w:b w:val="0"/>
+        </w:rPr>
+        <w:t xml:space="preserve">Use the worked case for Absolute and squared </w:t>
+      </w:r>
+      <w:r>
+        <w:rPr>
+          <w:b/>
+        </w:rPr>
+        <w:t>loss</w:t>
+      </w:r>
+      <w:r>
+        <w:rPr>
+          <w:b w:val="0"/>
+        </w:rPr>
+        <w:t>. Proposed explanation: “A final answer is enough”. Decide whether this explanation is supported. Point to the step or supplied fact that decides; explain your repair if needed.</w:t>
+      </w:r>
+    </w:p>
+    <w:p>
+      <w:pPr>
+        <w:spacing w:line="336" w:lineRule="auto" w:after="180"/>
+      </w:pPr>
+      <w:r>
+        <w:rPr>
+          <w:b w:val="0"/>
+        </w:rPr>
+        <w:t xml:space="preserve">Expected correction: Ask for the relevant counts, </w:t>
+      </w:r>
+      <w:r>
+        <w:rPr>
+          <w:b/>
+        </w:rPr>
+        <w:t>unit</w:t>
+      </w:r>
+      <w:r>
+        <w:rPr>
+          <w:b w:val="0"/>
+        </w:rPr>
+        <w:t>s, procedure or saved record. For this week: (1+2+3)/3=2 cm.</w:t>
+      </w:r>
+    </w:p>
+    <w:p>
+      <w:pPr>
+        <w:spacing w:line="336" w:lineRule="auto" w:after="180"/>
+      </w:pPr>
+      <w:r>
+        <w:rPr>
+          <w:b w:val="0"/>
+        </w:rPr>
+        <w:t>Collect explanations, not only yes/no votes. If a misunderstanding is common, re-model the relevant step for the class.</w:t>
+      </w:r>
+    </w:p>
+    <w:p>
+      <w:pPr>
+        <w:spacing w:line="336" w:lineRule="auto" w:after="180"/>
+      </w:pPr>
+      <w:r>
+        <w:rPr>
+          <w:b w:val="0"/>
+        </w:rPr>
+        <w:t>If it affects a few learners, give a short targeted group explanation while others solve a more demanding variation.</w:t>
+      </w:r>
+    </w:p>
+    <w:p>
+      <w:pPr>
+        <w:pStyle w:val="Heading2"/>
+      </w:pPr>
+      <w:r>
+        <w:t>Pictorial question and changed-case reasoning</w:t>
+      </w:r>
+    </w:p>
+    <w:p>
+      <w:pPr>
+        <w:spacing w:line="336" w:lineRule="auto" w:after="180"/>
+      </w:pPr>
+      <w:r>
+        <w:rPr>
+          <w:b w:val="0"/>
+        </w:rPr>
+        <w:t xml:space="preserve">Why is quoting MSE as4.67 cm misleading? Point to the relevant step in the picture, then write the changed result and the rule or </w:t>
+      </w:r>
+      <w:r>
+        <w:rPr>
+          <w:b/>
+        </w:rPr>
+        <w:t>evidence</w:t>
+      </w:r>
+      <w:r>
+        <w:rPr>
+          <w:b w:val="0"/>
+        </w:rPr>
+        <w:t xml:space="preserve"> that supports it.</w:t>
+      </w:r>
+    </w:p>
+    <w:p>
+      <w:pPr>
+        <w:spacing w:line="336" w:lineRule="auto" w:after="180"/>
+      </w:pPr>
+      <w:r>
+        <w:rPr>
+          <w:b w:val="0"/>
+        </w:rPr>
+        <w:t xml:space="preserve">Its </w:t>
+      </w:r>
+      <w:r>
+        <w:rPr>
+          <w:b/>
+        </w:rPr>
+        <w:t>unit</w:t>
+      </w:r>
+      <w:r>
+        <w:rPr>
+          <w:b w:val="0"/>
+        </w:rPr>
+        <w:t xml:space="preserve"> is cm², not cm. </w:t>
+      </w:r>
+      <w:r>
+        <w:rPr>
+          <w:b/>
+        </w:rPr>
+        <w:t>RMSE</w:t>
+      </w:r>
+      <w:r>
+        <w:rPr>
+          <w:b w:val="0"/>
+        </w:rPr>
+        <w:t xml:space="preserve"> is the corresponding square-root statistic with cm </w:t>
+      </w:r>
+      <w:r>
+        <w:rPr>
+          <w:b/>
+        </w:rPr>
+        <w:t>unit</w:t>
+      </w:r>
+      <w:r>
+        <w:rPr>
+          <w:b w:val="0"/>
+        </w:rPr>
+        <w:t xml:space="preserve">s. Changed-case check: MAE becomes20 mm; MSE becomes1400/3 mm²; </w:t>
+      </w:r>
+      <w:r>
+        <w:rPr>
+          <w:b/>
+        </w:rPr>
+        <w:t>RMSE</w:t>
+      </w:r>
+      <w:r>
+        <w:rPr>
+          <w:b w:val="0"/>
+        </w:rPr>
+        <w:t xml:space="preserve"> becomes about21.60 mm.</w:t>
+      </w:r>
+    </w:p>
+    <w:p>
+      <w:pPr>
+        <w:spacing w:line="336" w:lineRule="auto" w:after="180"/>
+      </w:pPr>
+      <w:r>
+        <w:rPr>
+          <w:b w:val="0"/>
+        </w:rPr>
+        <w:t xml:space="preserve">Residuals scale by10; squares scale by100, while the square root returns a length </w:t>
+      </w:r>
+      <w:r>
+        <w:rPr>
+          <w:b/>
+        </w:rPr>
+        <w:t>unit</w:t>
+      </w:r>
+      <w:r>
+        <w:rPr>
+          <w:b w:val="0"/>
+        </w:rPr>
+        <w:t>.</w:t>
+      </w:r>
+    </w:p>
+    <w:p>
+      <w:pPr>
+        <w:spacing w:line="336" w:lineRule="auto" w:after="180"/>
+      </w:pPr>
+      <w:r>
+        <w:rPr>
+          <w:b w:val="0"/>
+        </w:rPr>
+        <w:t xml:space="preserve">Changed-case reasoning: MAE becomes20 mm; MSE becomes1400/3 mm²; </w:t>
+      </w:r>
+      <w:r>
+        <w:rPr>
+          <w:b/>
+        </w:rPr>
+        <w:t>RMSE</w:t>
+      </w:r>
+      <w:r>
+        <w:rPr>
+          <w:b w:val="0"/>
+        </w:rPr>
+        <w:t xml:space="preserve"> becomes about21.60 mm. Residuals scale by10; squares scale by100, while the square root returns a length </w:t>
+      </w:r>
+      <w:r>
+        <w:rPr>
+          <w:b/>
+        </w:rPr>
+        <w:t>unit</w:t>
+      </w:r>
+      <w:r>
+        <w:rPr>
+          <w:b w:val="0"/>
+        </w:rPr>
+        <w:t>.</w:t>
+      </w:r>
+    </w:p>
+    <w:p>
+      <w:pPr>
+        <w:spacing w:line="336" w:lineRule="auto" w:after="180"/>
+      </w:pPr>
+      <w:r>
+        <w:rPr>
+          <w:b w:val="0"/>
+        </w:rPr>
+        <w:t xml:space="preserve">Collect each learner’s explanation before discussion. Use the first missing connection between </w:t>
+      </w:r>
+      <w:r>
+        <w:rPr>
+          <w:b/>
+        </w:rPr>
+        <w:t>input</w:t>
+      </w:r>
+      <w:r>
+        <w:rPr>
+          <w:b w:val="0"/>
+        </w:rPr>
+        <w:t xml:space="preserve">, deciding step and result to choose support. This question is worked-case practice, not fresh mastery </w:t>
+      </w:r>
+      <w:r>
+        <w:rPr>
+          <w:b/>
+        </w:rPr>
+        <w:t>evidence</w:t>
+      </w:r>
+      <w:r>
+        <w:rPr>
+          <w:b w:val="0"/>
+        </w:rPr>
+        <w:t>.</w:t>
+      </w:r>
+    </w:p>
+    <w:p>
+      <w:pPr>
+        <w:pStyle w:val="Heading2"/>
+      </w:pPr>
+      <w:r>
+        <w:t>Keep each learner explaining</w:t>
+      </w:r>
+    </w:p>
+    <w:p>
+      <w:pPr>
+        <w:spacing w:line="336" w:lineRule="auto" w:after="180"/>
+      </w:pPr>
+      <w:r>
+        <w:rPr>
+          <w:b w:val="0"/>
+        </w:rPr>
+        <w:t>Ask: Which facts are given, and which would we have to assume? Learners mark relevant details before discussing answers.</w:t>
+      </w:r>
+    </w:p>
+    <w:p>
+      <w:pPr>
+        <w:spacing w:line="336" w:lineRule="auto" w:after="180"/>
+      </w:pPr>
+      <w:r>
+        <w:rPr>
+          <w:b w:val="0"/>
+        </w:rPr>
+        <w:t>Say: Predict first. Show the rule, information path or calculation that would produce the result. A correct guess is not yet an explanation.</w:t>
+      </w:r>
+    </w:p>
+    <w:p>
+      <w:pPr>
+        <w:spacing w:line="336" w:lineRule="auto" w:after="180"/>
+      </w:pPr>
+      <w:r>
+        <w:rPr>
+          <w:b w:val="0"/>
+        </w:rPr>
+        <w:t xml:space="preserve">In pairs, one learner solves while the other checks </w:t>
+      </w:r>
+      <w:r>
+        <w:rPr>
+          <w:b/>
+        </w:rPr>
+        <w:t>evidence</w:t>
+      </w:r>
+      <w:r>
+        <w:rPr>
+          <w:b w:val="0"/>
+        </w:rPr>
+        <w:t>; exchange roles. Remove the worked answer before independent assessment.</w:t>
+      </w:r>
+    </w:p>
+    <w:p>
+      <w:pPr>
+        <w:pStyle w:val="Heading2"/>
+      </w:pPr>
+      <w:r>
+        <w:t>Earlier wording, alternatives and picture transcripts · reference / check after trying</w:t>
+      </w:r>
+    </w:p>
+    <w:p>
+      <w:pPr>
+        <w:spacing w:line="336" w:lineRule="auto" w:after="180"/>
+      </w:pPr>
+      <w:r>
+        <w:rPr>
+          <w:b w:val="0"/>
+        </w:rPr>
+        <w:t>Compact alternative: this two-session sequence covers selected core tasks. Use the three-session weekly plan for the full lesson, independent transfer, feedback and project work; allow extra time for extensions.</w:t>
+      </w:r>
+    </w:p>
+    <w:p>
+      <w:pPr>
+        <w:spacing w:line="336" w:lineRule="auto" w:after="180"/>
+      </w:pPr>
+      <w:r>
+        <w:rPr>
+          <w:b w:val="0"/>
+        </w:rPr>
+        <w:t>Demonstrate and guide practice</w:t>
       </w:r>
     </w:p>
     <w:p>
@@ -2265,7 +2923,75 @@
         <w:pStyle w:val="Heading3"/>
       </w:pPr>
       <w:r>
-        <w:t>What this example does not establish</w:t>
+        <w:t>Board sequence</w:t>
+      </w:r>
+    </w:p>
+    <w:p>
+      <w:pPr>
+        <w:spacing w:line="336" w:lineRule="auto" w:after="180"/>
+      </w:pPr>
+      <w:r>
+        <w:rPr>
+          <w:b w:val="0"/>
+        </w:rPr>
+        <w:t>Write the given facts: Actual=[3,5,9], predicted=[2,7,6] cm.</w:t>
+      </w:r>
+    </w:p>
+    <w:p>
+      <w:pPr>
+        <w:spacing w:line="336" w:lineRule="auto" w:after="180"/>
+      </w:pPr>
+      <w:r>
+        <w:rPr>
+          <w:b w:val="0"/>
+        </w:rPr>
+        <w:t>Write the question to explain: Calculate MAE.</w:t>
+      </w:r>
+    </w:p>
+    <w:p>
+      <w:pPr>
+        <w:spacing w:line="336" w:lineRule="auto" w:after="180"/>
+      </w:pPr>
+      <w:r>
+        <w:rPr>
+          <w:b w:val="0"/>
+        </w:rPr>
+        <w:t xml:space="preserve">Reveal after </w:t>
+      </w:r>
+      <w:r>
+        <w:rPr>
+          <w:b/>
+        </w:rPr>
+        <w:t>prediction</w:t>
+      </w:r>
+      <w:r>
+        <w:rPr>
+          <w:b w:val="0"/>
+        </w:rPr>
+        <w:t xml:space="preserve">s: </w:t>
+      </w:r>
+      <w:r>
+        <w:rPr>
+          <w:b/>
+        </w:rPr>
+        <w:t>Absolute error</w:t>
+      </w:r>
+      <w:r>
+        <w:rPr>
+          <w:b w:val="0"/>
+        </w:rPr>
+        <w:t>s=[1,2,3]; mean=2 cm. Do not cancel signed errors before taking absolute values.</w:t>
+      </w:r>
+    </w:p>
+    <w:p>
+      <w:pPr>
+        <w:spacing w:line="336" w:lineRule="auto" w:after="180"/>
+      </w:pPr>
+      <w:r>
+        <w:rPr>
+          <w:b w:val="0"/>
+        </w:rPr>
+        <w:t>Use the earlier transfer question as additional practice. Reserve the selected fresh metre-residual and centimetre-conversion task for the first individual attempt and record support used.</w:t>
       </w:r>
     </w:p>
     <w:p>
@@ -2273,466 +2999,30 @@
         <w:pStyle w:val="Heading3"/>
       </w:pPr>
       <w:r>
-        <w:t>Keep the stated limit</w:t>
+        <w:t>Classroom dialogue</w:t>
       </w:r>
     </w:p>
     <w:p>
       <w:pPr>
         <w:spacing w:line="336" w:lineRule="auto" w:after="180"/>
-        <w:shd w:fill="FFF5E6"/>
-      </w:pPr>
-      <w:r>
-        <w:rPr>
-          <w:b w:val="0"/>
-        </w:rPr>
-        <w:t xml:space="preserve">Different </w:t>
+      </w:pPr>
+      <w:r>
+        <w:rPr>
+          <w:b w:val="0"/>
+        </w:rPr>
+        <w:t xml:space="preserve">Reveal reasoning one step at a time. Explain why a tempting alternative fails. Write </w:t>
       </w:r>
       <w:r>
         <w:rPr>
           <w:b/>
         </w:rPr>
-        <w:t>loss</w:t>
-      </w:r>
-      <w:r>
-        <w:rPr>
-          <w:b w:val="0"/>
-        </w:rPr>
-        <w:t xml:space="preserve"> functions weight large misses differently; a smaller selected </w:t>
-      </w:r>
-      <w:r>
-        <w:rPr>
-          <w:b/>
-        </w:rPr>
-        <w:t>loss</w:t>
-      </w:r>
-      <w:r>
-        <w:rPr>
-          <w:b w:val="0"/>
-        </w:rPr>
-        <w:t xml:space="preserve"> is not automatically better for every consequence.</w:t>
-      </w:r>
-    </w:p>
-    <w:p>
-      <w:pPr>
-        <w:pStyle w:val="Heading3"/>
-      </w:pPr>
-      <w:r>
-        <w:t>Change one thing in the pictured case</w:t>
-      </w:r>
-    </w:p>
-    <w:p>
-      <w:pPr>
-        <w:pStyle w:val="Heading3"/>
-      </w:pPr>
-      <w:r>
-        <w:t>Change one thing</w:t>
-      </w:r>
-    </w:p>
-    <w:p>
-      <w:pPr>
-        <w:spacing w:line="336" w:lineRule="auto" w:after="180"/>
-        <w:shd w:fill="F5F1FB"/>
-      </w:pPr>
-      <w:r>
-        <w:rPr>
-          <w:b w:val="0"/>
-        </w:rPr>
-        <w:t>Change: Convert every residual to millimetres.</w:t>
-      </w:r>
-    </w:p>
-    <w:p>
-      <w:pPr>
-        <w:pStyle w:val="Heading3"/>
-      </w:pPr>
-      <w:r>
-        <w:t>Predicted result</w:t>
-      </w:r>
-    </w:p>
-    <w:p>
-      <w:pPr>
-        <w:spacing w:line="336" w:lineRule="auto" w:after="180"/>
-        <w:shd w:fill="F1F6FC"/>
-      </w:pPr>
-      <w:r>
-        <w:rPr>
-          <w:b/>
-        </w:rPr>
-        <w:t>Prediction</w:t>
-      </w:r>
-      <w:r>
-        <w:rPr>
-          <w:b w:val="0"/>
-        </w:rPr>
-        <w:t xml:space="preserve">: MAE becomes20 mm; MSE becomes1400/3 mm²; </w:t>
-      </w:r>
-      <w:r>
-        <w:rPr>
-          <w:b/>
-        </w:rPr>
-        <w:t>RMSE</w:t>
-      </w:r>
-      <w:r>
-        <w:rPr>
-          <w:b w:val="0"/>
-        </w:rPr>
-        <w:t xml:space="preserve"> becomes about21.60 mm.</w:t>
-      </w:r>
-    </w:p>
-    <w:p>
-      <w:pPr>
-        <w:pStyle w:val="Heading3"/>
-      </w:pPr>
-      <w:r>
-        <w:t>Why the result follows</w:t>
-      </w:r>
-    </w:p>
-    <w:p>
-      <w:pPr>
-        <w:spacing w:line="336" w:lineRule="auto" w:after="180"/>
-        <w:shd w:fill="F1F6FC"/>
-      </w:pPr>
-      <w:r>
-        <w:rPr>
-          <w:b w:val="0"/>
-        </w:rPr>
-        <w:t xml:space="preserve">Reason: Residuals scale by10; squares scale by100, while the square root returns a length </w:t>
-      </w:r>
-      <w:r>
-        <w:rPr>
-          <w:b/>
-        </w:rPr>
         <w:t>unit</w:t>
       </w:r>
       <w:r>
         <w:rPr>
           <w:b w:val="0"/>
         </w:rPr>
-        <w:t>.</w:t>
-      </w:r>
-    </w:p>
-    <w:p>
-      <w:pPr>
-        <w:pStyle w:val="Heading3"/>
-      </w:pPr>
-      <w:r>
-        <w:t>Ask while showing the picture</w:t>
-      </w:r>
-    </w:p>
-    <w:p>
-      <w:pPr>
-        <w:pStyle w:val="Heading3"/>
-      </w:pPr>
-      <w:r>
-        <w:t>Ask while showing the picture · 2</w:t>
-      </w:r>
-    </w:p>
-    <w:p>
-      <w:pPr>
-        <w:spacing w:line="336" w:lineRule="auto" w:after="180"/>
-      </w:pPr>
-      <w:r>
-        <w:rPr>
-          <w:b w:val="0"/>
-        </w:rPr>
-        <w:t xml:space="preserve">Cover the result. Ask learners to name the </w:t>
-      </w:r>
-      <w:r>
-        <w:rPr>
-          <w:b/>
-        </w:rPr>
-        <w:t>input</w:t>
-      </w:r>
-      <w:r>
-        <w:rPr>
-          <w:b w:val="0"/>
-        </w:rPr>
-        <w:t xml:space="preserve">s and predict the next step. Uncover one step, connect the icon to the actual procedure, and explain its </w:t>
-      </w:r>
-      <w:r>
-        <w:rPr>
-          <w:b/>
-        </w:rPr>
-        <w:t>evidence</w:t>
-      </w:r>
-      <w:r>
-        <w:rPr>
-          <w:b w:val="0"/>
-        </w:rPr>
-        <w:t>. Then change the supplied condition and compare.</w:t>
-      </w:r>
-    </w:p>
-    <w:p>
-      <w:pPr>
-        <w:spacing w:line="336" w:lineRule="auto" w:after="180"/>
-      </w:pPr>
-      <w:r>
-        <w:rPr>
-          <w:b w:val="0"/>
-        </w:rPr>
-        <w:t>The picture is a representation; it does not document execution of a real AI model.</w:t>
-      </w:r>
-    </w:p>
-    <w:p>
-      <w:pPr>
-        <w:pStyle w:val="Heading1"/>
-      </w:pPr>
-      <w:r>
-        <w:t>03. Demonstrate and guide practice</w:t>
-      </w:r>
-    </w:p>
-    <w:p>
-      <w:r>
-        <w:t>Demonstrate Absolute Error and MAE, reduce support deliberately and check individual reasoning before discussing answers.</w:t>
-      </w:r>
-    </w:p>
-    <w:p>
-      <w:pPr>
-        <w:pStyle w:val="Heading3"/>
-      </w:pPr>
-      <w:r>
-        <w:t>Choose the pacing route</w:t>
-      </w:r>
-    </w:p>
-    <w:p>
-      <w:pPr>
-        <w:spacing w:line="336" w:lineRule="auto" w:after="180"/>
-        <w:shd w:fill="F1F6F8"/>
-      </w:pPr>
-      <w:r>
-        <w:rPr>
-          <w:b w:val="0"/>
-        </w:rPr>
-        <w:t>Compact alternative: this two-session sequence covers selected core tasks. Use the three-session weekly plan for the full lesson, independent transfer, feedback and project work; allow extra time for extensions.</w:t>
-      </w:r>
-    </w:p>
-    <w:p>
-      <w:pPr>
-        <w:pStyle w:val="Heading3"/>
-      </w:pPr>
-      <w:r>
-        <w:t>Board sequence</w:t>
-      </w:r>
-    </w:p>
-    <w:p>
-      <w:pPr>
-        <w:pStyle w:val="Heading3"/>
-      </w:pPr>
-      <w:r>
-        <w:t>1. Put the facts on the board</w:t>
-      </w:r>
-    </w:p>
-    <w:p>
-      <w:pPr>
-        <w:spacing w:line="336" w:lineRule="auto" w:after="180"/>
-        <w:shd w:fill="F4F9FC"/>
-      </w:pPr>
-      <w:r>
-        <w:rPr>
-          <w:b w:val="0"/>
-        </w:rPr>
-        <w:t>Write the given facts: Actual=[3,5,9], predicted=[2,7,6] cm.</w:t>
-      </w:r>
-    </w:p>
-    <w:p>
-      <w:pPr>
-        <w:pStyle w:val="Heading3"/>
-      </w:pPr>
-      <w:r>
-        <w:t>2. State the decision to explain</w:t>
-      </w:r>
-    </w:p>
-    <w:p>
-      <w:pPr>
-        <w:spacing w:line="336" w:lineRule="auto" w:after="180"/>
-        <w:shd w:fill="F4F9FC"/>
-      </w:pPr>
-      <w:r>
-        <w:rPr>
-          <w:b w:val="0"/>
-        </w:rPr>
-        <w:t>Write the question to explain: Calculate MAE.</w:t>
-      </w:r>
-    </w:p>
-    <w:p>
-      <w:pPr>
-        <w:pStyle w:val="Heading3"/>
-      </w:pPr>
-      <w:r>
-        <w:t>3. Reveal the worked reasoning</w:t>
-      </w:r>
-    </w:p>
-    <w:p>
-      <w:pPr>
-        <w:spacing w:line="336" w:lineRule="auto" w:after="180"/>
-        <w:shd w:fill="F1F6FC"/>
-      </w:pPr>
-      <w:r>
-        <w:rPr>
-          <w:b w:val="0"/>
-        </w:rPr>
-        <w:t xml:space="preserve">Reveal after </w:t>
-      </w:r>
-      <w:r>
-        <w:rPr>
-          <w:b/>
-        </w:rPr>
-        <w:t>prediction</w:t>
-      </w:r>
-      <w:r>
-        <w:rPr>
-          <w:b w:val="0"/>
-        </w:rPr>
-        <w:t xml:space="preserve">s: </w:t>
-      </w:r>
-      <w:r>
-        <w:rPr>
-          <w:b/>
-        </w:rPr>
-        <w:t>Absolute error</w:t>
-      </w:r>
-      <w:r>
-        <w:rPr>
-          <w:b w:val="0"/>
-        </w:rPr>
-        <w:t>s=[1,2,3]; mean=2 cm. Do not cancel signed errors before taking absolute values.</w:t>
-      </w:r>
-    </w:p>
-    <w:p>
-      <w:pPr>
-        <w:pStyle w:val="Heading3"/>
-      </w:pPr>
-      <w:r>
-        <w:t>Hold back the independent task</w:t>
-      </w:r>
-    </w:p>
-    <w:p>
-      <w:pPr>
-        <w:spacing w:line="336" w:lineRule="auto" w:after="180"/>
-        <w:shd w:fill="FFF5E6"/>
-      </w:pPr>
-      <w:r>
-        <w:rPr>
-          <w:b w:val="0"/>
-        </w:rPr>
-        <w:t xml:space="preserve">Keep for an independent attempt: Actual heights are 4, 8 and 10 cm; </w:t>
-      </w:r>
-      <w:r>
-        <w:rPr>
-          <w:b/>
-        </w:rPr>
-        <w:t>prediction</w:t>
-      </w:r>
-      <w:r>
-        <w:rPr>
-          <w:b w:val="0"/>
-        </w:rPr>
-        <w:t xml:space="preserve">s are 5, 6 and 13 cm. Calculate </w:t>
-      </w:r>
-      <w:r>
-        <w:rPr>
-          <w:b/>
-        </w:rPr>
-        <w:t>absolute error</w:t>
-      </w:r>
-      <w:r>
-        <w:rPr>
-          <w:b w:val="0"/>
-        </w:rPr>
-        <w:t>s and MAE.</w:t>
-      </w:r>
-    </w:p>
-    <w:p>
-      <w:pPr>
-        <w:pStyle w:val="Heading3"/>
-      </w:pPr>
-      <w:r>
-        <w:t>Classroom dialogue</w:t>
-      </w:r>
-    </w:p>
-    <w:p>
-      <w:pPr>
-        <w:pStyle w:val="Heading3"/>
-      </w:pPr>
-      <w:r>
-        <w:t>Ask the class</w:t>
-      </w:r>
-    </w:p>
-    <w:p>
-      <w:pPr>
-        <w:spacing w:line="336" w:lineRule="auto" w:after="180"/>
-        <w:shd w:fill="F5F1FB"/>
-      </w:pPr>
-      <w:r>
-        <w:rPr>
-          <w:b w:val="0"/>
-        </w:rPr>
-        <w:t>Ask: Which facts are given, and which would we have to assume? Learners mark relevant details before discussing answers.</w:t>
-      </w:r>
-    </w:p>
-    <w:p>
-      <w:pPr>
-        <w:pStyle w:val="Heading3"/>
-      </w:pPr>
-      <w:r>
-        <w:t>Language to model</w:t>
-      </w:r>
-    </w:p>
-    <w:p>
-      <w:pPr>
-        <w:spacing w:line="336" w:lineRule="auto" w:after="180"/>
-        <w:shd w:fill="F1F6F8"/>
-      </w:pPr>
-      <w:r>
-        <w:rPr>
-          <w:b w:val="0"/>
-        </w:rPr>
-        <w:t>Say: Predict first. Show the rule, information path or calculation that would produce the result. A correct guess is not yet an explanation.</w:t>
-      </w:r>
-    </w:p>
-    <w:p>
-      <w:pPr>
-        <w:spacing w:line="336" w:lineRule="auto" w:after="180"/>
-      </w:pPr>
-      <w:r>
-        <w:rPr>
-          <w:b w:val="0"/>
-        </w:rPr>
-        <w:t xml:space="preserve">Reveal reasoning one step at a time. Explain why a tempting alternative fails. Write </w:t>
-      </w:r>
-      <w:r>
-        <w:rPr>
-          <w:b/>
-        </w:rPr>
-        <w:t>unit</w:t>
-      </w:r>
-      <w:r>
-        <w:rPr>
-          <w:b w:val="0"/>
-        </w:rPr>
         <w:t>s and denominators for arithmetic, trace conditions for decisions, and identify supporting sources for claims.</w:t>
-      </w:r>
-    </w:p>
-    <w:p>
-      <w:pPr>
-        <w:spacing w:line="336" w:lineRule="auto" w:after="180"/>
-      </w:pPr>
-      <w:r>
-        <w:rPr>
-          <w:b w:val="0"/>
-        </w:rPr>
-        <w:t xml:space="preserve">In pairs, one learner solves while the other checks </w:t>
-      </w:r>
-      <w:r>
-        <w:rPr>
-          <w:b/>
-        </w:rPr>
-        <w:t>evidence</w:t>
-      </w:r>
-      <w:r>
-        <w:rPr>
-          <w:b w:val="0"/>
-        </w:rPr>
-        <w:t>; exchange roles. Remove the worked answer before independent assessment.</w:t>
       </w:r>
     </w:p>
     <w:p>
@@ -2999,523 +3289,111 @@
         <w:pStyle w:val="Heading3"/>
       </w:pPr>
       <w:r>
-        <w:t>Completion practice</w:t>
+        <w:t>Individual reasoning check</w:t>
+      </w:r>
+    </w:p>
+    <w:p>
+      <w:pPr>
+        <w:pStyle w:val="Heading3"/>
+      </w:pPr>
+      <w:r>
+        <w:t>Pictorial practice question</w:t>
+      </w:r>
+    </w:p>
+    <w:p>
+      <w:pPr>
+        <w:pStyle w:val="Heading3"/>
+      </w:pPr>
+      <w:r>
+        <w:t>Reasoned teacher answer</w:t>
+      </w:r>
+    </w:p>
+    <w:p>
+      <w:pPr>
+        <w:pStyle w:val="Heading1"/>
+      </w:pPr>
+      <w:r>
+        <w:t>04. Run the complete supplied investigation</w:t>
+      </w:r>
+    </w:p>
+    <w:p>
+      <w:r>
+        <w:t>Keep predictions, observed or supplied outcomes and unmeasured cases separate.</w:t>
+      </w:r>
+    </w:p>
+    <w:p>
+      <w:pPr>
+        <w:pStyle w:val="Heading2"/>
+      </w:pPr>
+      <w:r>
+        <w:t>Supplied inputs and checked guidance</w:t>
       </w:r>
     </w:p>
     <w:p>
       <w:pPr>
         <w:spacing w:line="336" w:lineRule="auto" w:after="180"/>
-        <w:shd w:fill="F5F1FB"/>
-      </w:pPr>
-      <w:r>
-        <w:rPr>
-          <w:b w:val="0"/>
-        </w:rPr>
-        <w:t xml:space="preserve">Completion task: Give MSE and </w:t>
-      </w:r>
-      <w:r>
-        <w:rPr>
-          <w:b/>
-        </w:rPr>
-        <w:t>RMSE</w:t>
-      </w:r>
-      <w:r>
-        <w:rPr>
-          <w:b w:val="0"/>
-        </w:rPr>
-        <w:t xml:space="preserve"> with </w:t>
-      </w:r>
-      <w:r>
-        <w:rPr>
-          <w:b/>
-        </w:rPr>
-        <w:t>unit</w:t>
-      </w:r>
-      <w:r>
-        <w:rPr>
-          <w:b w:val="0"/>
-        </w:rPr>
-        <w:t>s.</w:t>
-      </w:r>
-    </w:p>
-    <w:p>
-      <w:pPr>
-        <w:pStyle w:val="Heading3"/>
-      </w:pPr>
-      <w:r>
-        <w:t>Reasoning to listen for</w:t>
-      </w:r>
-    </w:p>
-    <w:p>
-      <w:pPr>
-        <w:spacing w:line="336" w:lineRule="auto" w:after="180"/>
-        <w:shd w:fill="F1F6FC"/>
-      </w:pPr>
-      <w:r>
-        <w:rPr>
-          <w:b w:val="0"/>
-        </w:rPr>
-        <w:t xml:space="preserve">Teacher check: Teacher explanation: MSE 14/3 square cm; </w:t>
-      </w:r>
-      <w:r>
-        <w:rPr>
-          <w:b/>
-        </w:rPr>
-        <w:t>RMSE</w:t>
-      </w:r>
-      <w:r>
-        <w:rPr>
-          <w:b w:val="0"/>
-        </w:rPr>
-        <w:t xml:space="preserve"> sqrt(14/3) about 2.16 cm.</w:t>
-      </w:r>
-    </w:p>
-    <w:p>
-      <w:pPr>
-        <w:spacing w:line="336" w:lineRule="auto" w:after="180"/>
-      </w:pPr>
-      <w:r>
-        <w:rPr>
-          <w:b w:val="0"/>
-        </w:rPr>
-        <w:t xml:space="preserve">Start by identifying the given </w:t>
-      </w:r>
-      <w:r>
-        <w:rPr>
-          <w:b/>
-        </w:rPr>
-        <w:t>input</w:t>
-      </w:r>
-      <w:r>
-        <w:rPr>
-          <w:b w:val="0"/>
-        </w:rPr>
-        <w:t>s together. Leave the intermediate steps blank. If needed, model one step, then withdraw that help on the next step. Move to a full trace only when the partial trace is understood.</w:t>
-      </w:r>
-    </w:p>
-    <w:p>
-      <w:pPr>
-        <w:spacing w:line="336" w:lineRule="auto" w:after="180"/>
-      </w:pPr>
-      <w:r>
-        <w:rPr>
-          <w:b w:val="0"/>
-        </w:rPr>
-        <w:t>For partners, alternate explainer and checker; collect a response from every learner before discussion.</w:t>
-      </w:r>
-    </w:p>
-    <w:p>
-      <w:pPr>
-        <w:pStyle w:val="Heading3"/>
-      </w:pPr>
-      <w:r>
-        <w:t>Individual reasoning check</w:t>
-      </w:r>
-    </w:p>
-    <w:p>
-      <w:pPr>
-        <w:spacing w:line="336" w:lineRule="auto" w:after="180"/>
-      </w:pPr>
-      <w:r>
-        <w:rPr>
-          <w:b w:val="0"/>
-        </w:rPr>
-        <w:t xml:space="preserve">Use the worked case for Absolute and squared </w:t>
-      </w:r>
-      <w:r>
-        <w:rPr>
-          <w:b/>
-        </w:rPr>
-        <w:t>loss</w:t>
-      </w:r>
-      <w:r>
-        <w:rPr>
-          <w:b w:val="0"/>
-        </w:rPr>
-        <w:t>. Proposed explanation: “A final answer is enough”. Decide whether this explanation is supported. Point to the step or supplied fact that decides; explain your repair if needed.</w:t>
-      </w:r>
-    </w:p>
-    <w:p>
-      <w:pPr>
-        <w:pStyle w:val="Heading3"/>
-      </w:pPr>
-      <w:r>
-        <w:t>Expected repair</w:t>
-      </w:r>
-    </w:p>
-    <w:p>
-      <w:pPr>
-        <w:spacing w:line="336" w:lineRule="auto" w:after="180"/>
-        <w:shd w:fill="F1F6FC"/>
-      </w:pPr>
-      <w:r>
-        <w:rPr>
-          <w:b w:val="0"/>
-        </w:rPr>
-        <w:t xml:space="preserve">Expected correction: Ask for the relevant counts, </w:t>
-      </w:r>
-      <w:r>
-        <w:rPr>
-          <w:b/>
-        </w:rPr>
-        <w:t>unit</w:t>
-      </w:r>
-      <w:r>
-        <w:rPr>
-          <w:b w:val="0"/>
-        </w:rPr>
-        <w:t>s, procedure or saved record. For this week: (1+2+3)/3=2 cm.</w:t>
-      </w:r>
-    </w:p>
-    <w:p>
-      <w:pPr>
-        <w:spacing w:line="336" w:lineRule="auto" w:after="180"/>
-      </w:pPr>
-      <w:r>
-        <w:rPr>
-          <w:b w:val="0"/>
-        </w:rPr>
-        <w:t>Collect explanations, not only yes/no votes. If a misunderstanding is common, re-model the relevant step for the class.</w:t>
-      </w:r>
-    </w:p>
-    <w:p>
-      <w:pPr>
-        <w:spacing w:line="336" w:lineRule="auto" w:after="180"/>
-      </w:pPr>
-      <w:r>
-        <w:rPr>
-          <w:b w:val="0"/>
-        </w:rPr>
-        <w:t>If it affects a few learners, give a short targeted group explanation while others solve a more demanding variation.</w:t>
-      </w:r>
-    </w:p>
-    <w:p>
-      <w:pPr>
-        <w:pStyle w:val="Heading3"/>
-      </w:pPr>
-      <w:r>
-        <w:t>Pictorial practice question</w:t>
-      </w:r>
-    </w:p>
-    <w:p>
-      <w:pPr>
-        <w:spacing w:line="336" w:lineRule="auto" w:after="180"/>
-      </w:pPr>
-      <w:r>
-        <w:rPr>
-          <w:b w:val="0"/>
-        </w:rPr>
-        <w:t xml:space="preserve">Why is quoting MSE as4.67 cm misleading? Point to the relevant step in the picture, then write the changed result and the rule or </w:t>
-      </w:r>
-      <w:r>
-        <w:rPr>
-          <w:b/>
-        </w:rPr>
-        <w:t>evidence</w:t>
-      </w:r>
-      <w:r>
-        <w:rPr>
-          <w:b w:val="0"/>
-        </w:rPr>
-        <w:t xml:space="preserve"> that supports it.</w:t>
-      </w:r>
-    </w:p>
-    <w:p>
-      <w:pPr>
-        <w:pStyle w:val="Heading3"/>
-      </w:pPr>
-      <w:r>
-        <w:t>Reasoned teacher answer</w:t>
-      </w:r>
-    </w:p>
-    <w:p>
-      <w:pPr>
-        <w:spacing w:line="336" w:lineRule="auto" w:after="180"/>
-      </w:pPr>
-      <w:r>
-        <w:rPr>
-          <w:b w:val="0"/>
-        </w:rPr>
-        <w:t xml:space="preserve">Its </w:t>
-      </w:r>
-      <w:r>
-        <w:rPr>
-          <w:b/>
-        </w:rPr>
-        <w:t>unit</w:t>
-      </w:r>
-      <w:r>
-        <w:rPr>
-          <w:b w:val="0"/>
-        </w:rPr>
-        <w:t xml:space="preserve"> is cm², not cm. </w:t>
-      </w:r>
-      <w:r>
-        <w:rPr>
-          <w:b/>
-        </w:rPr>
-        <w:t>RMSE</w:t>
-      </w:r>
-      <w:r>
-        <w:rPr>
-          <w:b w:val="0"/>
-        </w:rPr>
-        <w:t xml:space="preserve"> is the corresponding square-root statistic with cm </w:t>
-      </w:r>
-      <w:r>
-        <w:rPr>
-          <w:b/>
-        </w:rPr>
-        <w:t>unit</w:t>
-      </w:r>
-      <w:r>
-        <w:rPr>
-          <w:b w:val="0"/>
-        </w:rPr>
-        <w:t xml:space="preserve">s. Changed-case check: MAE becomes20 mm; MSE becomes1400/3 mm²; </w:t>
-      </w:r>
-      <w:r>
-        <w:rPr>
-          <w:b/>
-        </w:rPr>
-        <w:t>RMSE</w:t>
-      </w:r>
-      <w:r>
-        <w:rPr>
-          <w:b w:val="0"/>
-        </w:rPr>
-        <w:t xml:space="preserve"> becomes about21.60 mm.</w:t>
-      </w:r>
-    </w:p>
-    <w:p>
-      <w:pPr>
-        <w:spacing w:line="336" w:lineRule="auto" w:after="180"/>
-      </w:pPr>
-      <w:r>
-        <w:rPr>
-          <w:b w:val="0"/>
-        </w:rPr>
-        <w:t xml:space="preserve">Residuals scale by10; squares scale by100, while the square root returns a length </w:t>
-      </w:r>
-      <w:r>
-        <w:rPr>
-          <w:b/>
-        </w:rPr>
-        <w:t>unit</w:t>
-      </w:r>
-      <w:r>
-        <w:rPr>
-          <w:b w:val="0"/>
-        </w:rPr>
-        <w:t>.</w:t>
-      </w:r>
-    </w:p>
-    <w:p>
-      <w:pPr>
-        <w:spacing w:line="336" w:lineRule="auto" w:after="180"/>
-      </w:pPr>
-      <w:r>
-        <w:rPr>
-          <w:b w:val="0"/>
-        </w:rPr>
-        <w:t xml:space="preserve">Changed-case reasoning: MAE becomes20 mm; MSE becomes1400/3 mm²; </w:t>
-      </w:r>
-      <w:r>
-        <w:rPr>
-          <w:b/>
-        </w:rPr>
-        <w:t>RMSE</w:t>
-      </w:r>
-      <w:r>
-        <w:rPr>
-          <w:b w:val="0"/>
-        </w:rPr>
-        <w:t xml:space="preserve"> becomes about21.60 mm. Residuals scale by10; squares scale by100, while the square root returns a length </w:t>
-      </w:r>
-      <w:r>
-        <w:rPr>
-          <w:b/>
-        </w:rPr>
-        <w:t>unit</w:t>
-      </w:r>
-      <w:r>
-        <w:rPr>
-          <w:b w:val="0"/>
-        </w:rPr>
-        <w:t>.</w:t>
-      </w:r>
-    </w:p>
-    <w:p>
-      <w:pPr>
-        <w:spacing w:line="336" w:lineRule="auto" w:after="180"/>
-      </w:pPr>
-      <w:r>
-        <w:rPr>
-          <w:b w:val="0"/>
-        </w:rPr>
-        <w:t xml:space="preserve">Collect each learner’s explanation before discussion. Use the first missing connection between </w:t>
-      </w:r>
-      <w:r>
-        <w:rPr>
-          <w:b/>
-        </w:rPr>
-        <w:t>input</w:t>
-      </w:r>
-      <w:r>
-        <w:rPr>
-          <w:b w:val="0"/>
-        </w:rPr>
-        <w:t xml:space="preserve">, deciding step and result to choose support. This question is worked-case practice, not fresh mastery </w:t>
-      </w:r>
-      <w:r>
-        <w:rPr>
-          <w:b/>
-        </w:rPr>
-        <w:t>evidence</w:t>
-      </w:r>
-      <w:r>
-        <w:rPr>
-          <w:b w:val="0"/>
-        </w:rPr>
-        <w:t>.</w:t>
-      </w:r>
-    </w:p>
-    <w:p>
-      <w:pPr>
-        <w:pStyle w:val="Heading1"/>
-      </w:pPr>
-      <w:r>
-        <w:t>04. Run the weekly evidence lab</w:t>
-      </w:r>
-    </w:p>
-    <w:p>
-      <w:r>
-        <w:t>Run the Absolute Error and MAE investigation and use the first unsupported step to choose a teaching response.</w:t>
-      </w:r>
-    </w:p>
-    <w:p>
-      <w:pPr>
-        <w:spacing w:line="336" w:lineRule="auto" w:after="180"/>
-      </w:pPr>
-      <w:r>
-        <w:rPr>
-          <w:b w:val="0"/>
-        </w:rPr>
-        <w:t>Keep the test conditions fixed, record every result, and change only one planned factor.</w:t>
-      </w:r>
-    </w:p>
-    <w:p>
-      <w:pPr>
-        <w:spacing w:line="336" w:lineRule="auto" w:after="180"/>
-        <w:shd w:fill="F4F9FC"/>
-      </w:pPr>
-      <w:r>
-        <w:rPr>
-          <w:b w:val="0"/>
-        </w:rPr>
-        <w:t xml:space="preserve">1. Write the hypothesis and expected </w:t>
-      </w:r>
-      <w:r>
-        <w:rPr>
-          <w:b/>
-        </w:rPr>
-        <w:t>evidence</w:t>
-      </w:r>
-      <w:r>
-        <w:rPr>
-          <w:b w:val="0"/>
-        </w:rPr>
-        <w:t xml:space="preserve"> before running.</w:t>
-      </w:r>
-    </w:p>
-    <w:p>
-      <w:pPr>
-        <w:spacing w:line="336" w:lineRule="auto" w:after="180"/>
-        <w:shd w:fill="F4F9FC"/>
-      </w:pPr>
-      <w:r>
-        <w:rPr>
-          <w:b w:val="0"/>
-        </w:rPr>
-        <w:t xml:space="preserve">2. MAE Lab: calculate each row, verify </w:t>
-      </w:r>
-      <w:r>
-        <w:rPr>
-          <w:b/>
-        </w:rPr>
-        <w:t>unit</w:t>
-      </w:r>
-      <w:r>
-        <w:rPr>
-          <w:b w:val="0"/>
-        </w:rPr>
-        <w:t>s and denominator, then compare model and baseline on identical examples.</w:t>
-      </w:r>
-    </w:p>
-    <w:p>
-      <w:pPr>
-        <w:spacing w:line="336" w:lineRule="auto" w:after="180"/>
-        <w:shd w:fill="F4F9FC"/>
-      </w:pPr>
-      <w:r>
-        <w:rPr>
-          <w:b w:val="0"/>
-        </w:rPr>
+      </w:pPr>
+      <w:r>
+        <w:rPr>
+          <w:b w:val="0"/>
+        </w:rPr>
+        <w:t>Main formulas and units as supplied; candidate wins lab MAE2vs3 but loses MSE12vs9 and RMSEsqrt12vs3. Keep the large miss. Zero residuals give zero losses only on those records; missing list has no observed mean. Independent [-2,0,4] m:absolute sum6→MAE2m,squares20→MSE20/3m²,RMSEsqrt(20/3)≈2.582m. In cm:MAE200,MSE200000/3cm²,RMSE≈258.20cm. No final-test or consequence guarantee.</w:t>
+      </w:r>
+    </w:p>
+    <w:p>
+      <w:pPr>
+        <w:pStyle w:val="Heading2"/>
+      </w:pPr>
+      <w:r>
+        <w:t>Predict, investigate and record</w:t>
+      </w:r>
+    </w:p>
+    <w:p>
+      <w:pPr>
+        <w:pStyle w:val="ListNumber"/>
+      </w:pPr>
+      <w:r>
+        <w:t>1. Write the hypothesis and expected evidence before running.</w:t>
+      </w:r>
+    </w:p>
+    <w:p>
+      <w:pPr>
+        <w:pStyle w:val="ListNumber"/>
+      </w:pPr>
+      <w:r>
+        <w:t>2. MAE Lab: calculate each row, verify units and denominator, then compare model and baseline on identical examples.</w:t>
+      </w:r>
+    </w:p>
+    <w:p>
+      <w:pPr>
+        <w:pStyle w:val="ListNumber"/>
+      </w:pPr>
+      <w:r>
         <w:t>3. Run one normal, one boundary, one missing, and one shifted case.</w:t>
       </w:r>
     </w:p>
     <w:p>
       <w:pPr>
-        <w:spacing w:line="336" w:lineRule="auto" w:after="180"/>
-        <w:shd w:fill="F4F9FC"/>
-      </w:pPr>
-      <w:r>
-        <w:rPr>
-          <w:b w:val="0"/>
-        </w:rPr>
+        <w:pStyle w:val="ListNumber"/>
+      </w:pPr>
+      <w:r>
         <w:t>4. Calculate the metric from raw counts or row-level errors.</w:t>
       </w:r>
     </w:p>
     <w:p>
       <w:pPr>
-        <w:spacing w:line="336" w:lineRule="auto" w:after="180"/>
-        <w:shd w:fill="F4F9FC"/>
-      </w:pPr>
-      <w:r>
-        <w:rPr>
-          <w:b w:val="0"/>
-        </w:rPr>
+        <w:pStyle w:val="ListNumber"/>
+      </w:pPr>
+      <w:r>
         <w:t>5. Interpret what changed, what did not, and what remains unsafe or unknown.</w:t>
       </w:r>
     </w:p>
     <w:p>
       <w:pPr>
-        <w:pStyle w:val="Heading3"/>
-      </w:pPr>
-      <w:r>
-        <w:t>Make the lab runnable</w:t>
-      </w:r>
-    </w:p>
-    <w:p>
-      <w:pPr>
-        <w:spacing w:line="336" w:lineRule="auto" w:after="180"/>
-      </w:pPr>
-      <w:r>
-        <w:rPr>
-          <w:b w:val="0"/>
-        </w:rPr>
-        <w:t>Use the concrete case as the shared normal case and the independent question as a second case. Each pair creates a boundary or missing-information case and predicts its result before testing.</w:t>
-      </w:r>
-    </w:p>
-    <w:p>
-      <w:pPr>
-        <w:spacing w:line="336" w:lineRule="auto" w:after="180"/>
-      </w:pPr>
-      <w:r>
-        <w:rPr>
-          <w:b w:val="0"/>
-        </w:rPr>
-        <w:t>Keep the expected result separate from an observed mistake.</w:t>
+        <w:pStyle w:val="Heading2"/>
+      </w:pPr>
+      <w:r>
+        <w:t>Keep the experiment ledger</w:t>
       </w:r>
     </w:p>
     <w:tbl>
@@ -3666,10 +3544,10 @@
     </w:tbl>
     <w:p>
       <w:pPr>
-        <w:pStyle w:val="Heading3"/>
-      </w:pPr>
-      <w:r>
-        <w:t>Diagnose and reteach</w:t>
+        <w:pStyle w:val="Heading2"/>
+      </w:pPr>
+      <w:r>
+        <w:t>Diagnose the current misconceptions</w:t>
       </w:r>
     </w:p>
     <w:p>
@@ -3680,19 +3558,19 @@
         <w:rPr>
           <w:b w:val="0"/>
         </w:rPr>
-        <w:t xml:space="preserve">MISCONCEPTION TO REPAIR Average signed residual is a safe replacement for average </w:t>
+        <w:t xml:space="preserve">A final answer is enough: Ask for the relevant counts, </w:t>
       </w:r>
       <w:r>
         <w:rPr>
           <w:b/>
         </w:rPr>
-        <w:t>absolute error</w:t>
-      </w:r>
-      <w:r>
-        <w:rPr>
-          <w:b w:val="0"/>
-        </w:rPr>
-        <w:t>.</w:t>
+        <w:t>unit</w:t>
+      </w:r>
+      <w:r>
+        <w:rPr>
+          <w:b w:val="0"/>
+        </w:rPr>
+        <w:t>s, procedure or saved record. For this week: (1+2+3)/3=2 cm.</w:t>
       </w:r>
     </w:p>
     <w:p>
@@ -3703,7 +3581,7 @@
         <w:rPr>
           <w:b w:val="0"/>
         </w:rPr>
-        <w:t>For guessing, return to given facts and request a trace. For vocabulary without application, use one example and one non-example. For arithmetic errors, check the setup before the calculation.</w:t>
+        <w:t>A stronger claim makes a stronger project: Keep the declared primary metric and disclose any additional metric and reason. Report the large error and complete evaluation.</w:t>
       </w:r>
     </w:p>
     <w:p>
@@ -3714,72 +3592,31 @@
         <w:rPr>
           <w:b w:val="0"/>
         </w:rPr>
-        <w:t>Finish with a different uncoached case before recording mastery.</w:t>
-      </w:r>
-    </w:p>
-    <w:p>
-      <w:pPr>
-        <w:pStyle w:val="Heading3"/>
-      </w:pPr>
-      <w:r>
-        <w:t>Address these additional misconceptions</w:t>
-      </w:r>
-    </w:p>
-    <w:p>
-      <w:pPr>
-        <w:spacing w:line="336" w:lineRule="auto" w:after="180"/>
-      </w:pPr>
-      <w:r>
-        <w:rPr>
-          <w:b w:val="0"/>
-        </w:rPr>
-        <w:t xml:space="preserve">A final answer is enough: Ask for the relevant counts, </w:t>
+        <w:t xml:space="preserve">The new case can be copied from the example: The independent task changes the </w:t>
       </w:r>
       <w:r>
         <w:rPr>
           <w:b/>
         </w:rPr>
-        <w:t>unit</w:t>
-      </w:r>
-      <w:r>
-        <w:rPr>
-          <w:b w:val="0"/>
-        </w:rPr>
-        <w:t>s, procedure or saved record. For this week: (1+2+3)/3=2 cm.</w:t>
-      </w:r>
-    </w:p>
-    <w:p>
-      <w:pPr>
-        <w:spacing w:line="336" w:lineRule="auto" w:after="180"/>
-      </w:pPr>
-      <w:r>
-        <w:rPr>
-          <w:b w:val="0"/>
-        </w:rPr>
-        <w:t>A stronger claim makes a stronger project: Keep the declared primary metric and disclose any additional metric and reason. Report the large error and complete evaluation.</w:t>
-      </w:r>
-    </w:p>
-    <w:p>
-      <w:pPr>
-        <w:spacing w:line="336" w:lineRule="auto" w:after="180"/>
-      </w:pPr>
-      <w:r>
-        <w:rPr>
-          <w:b w:val="0"/>
-        </w:rPr>
-        <w:t xml:space="preserve">The new case can be copied from the example: The independent task changes the </w:t>
+        <w:t>evidence</w:t>
+      </w:r>
+      <w:r>
+        <w:rPr>
+          <w:b w:val="0"/>
+        </w:rPr>
+        <w:t xml:space="preserve">. Require a fresh explanation: MAE 2 m; MSE 20/3 square m; </w:t>
       </w:r>
       <w:r>
         <w:rPr>
           <w:b/>
         </w:rPr>
-        <w:t>evidence</w:t>
-      </w:r>
-      <w:r>
-        <w:rPr>
-          <w:b w:val="0"/>
-        </w:rPr>
-        <w:t xml:space="preserve">. Require a fresh explanation: MAE 2 m; MSE 20/3 square m; </w:t>
+        <w:t>RMSE</w:t>
+      </w:r>
+      <w:r>
+        <w:rPr>
+          <w:b w:val="0"/>
+        </w:rPr>
+        <w:t xml:space="preserve"> about 2.58 m. In cm, MAE 200, MSE 200000/3, </w:t>
       </w:r>
       <w:r>
         <w:rPr>
@@ -3791,27 +3628,15 @@
         <w:rPr>
           <w:b w:val="0"/>
         </w:rPr>
-        <w:t xml:space="preserve"> about 2.58 m. In cm, MAE 200, MSE 200000/3, </w:t>
-      </w:r>
-      <w:r>
-        <w:rPr>
-          <w:b/>
-        </w:rPr>
-        <w:t>RMSE</w:t>
-      </w:r>
-      <w:r>
-        <w:rPr>
-          <w:b w:val="0"/>
-        </w:rPr>
         <w:t xml:space="preserve"> about 258.20.</w:t>
       </w:r>
     </w:p>
     <w:p>
       <w:pPr>
-        <w:pStyle w:val="Heading3"/>
-      </w:pPr>
-      <w:r>
-        <w:t>Match the support to the first error</w:t>
+        <w:pStyle w:val="Heading2"/>
+      </w:pPr>
+      <w:r>
+        <w:t>Choose accessible support</w:t>
       </w:r>
     </w:p>
     <w:tbl>
@@ -3984,15 +3809,641 @@
     </w:p>
     <w:p>
       <w:pPr>
+        <w:pStyle w:val="Heading2"/>
+      </w:pPr>
+      <w:r>
+        <w:t>Earlier wording, alternatives and picture transcripts · reference / check after trying</w:t>
+      </w:r>
+    </w:p>
+    <w:p>
+      <w:pPr>
+        <w:spacing w:line="336" w:lineRule="auto" w:after="180"/>
+      </w:pPr>
+      <w:r>
+        <w:rPr>
+          <w:b w:val="0"/>
+        </w:rPr>
+        <w:t>Run the weekly evidence lab</w:t>
+      </w:r>
+    </w:p>
+    <w:p>
+      <w:pPr>
+        <w:spacing w:line="336" w:lineRule="auto" w:after="180"/>
+      </w:pPr>
+      <w:r>
+        <w:rPr>
+          <w:b w:val="0"/>
+        </w:rPr>
+        <w:t>Keep the test conditions fixed, record every result, and change only one planned factor.</w:t>
+      </w:r>
+    </w:p>
+    <w:p>
+      <w:pPr>
+        <w:pStyle w:val="Heading3"/>
+      </w:pPr>
+      <w:r>
+        <w:t>Make the lab runnable</w:t>
+      </w:r>
+    </w:p>
+    <w:p>
+      <w:pPr>
+        <w:spacing w:line="336" w:lineRule="auto" w:after="180"/>
+      </w:pPr>
+      <w:r>
+        <w:rPr>
+          <w:b w:val="0"/>
+        </w:rPr>
+        <w:t>Use the supplied complete investigation for shared practice. Reserve the selected fresh metre-residual and centimetre-conversion task for the individual first attempt before hints or feedback; earlier transfer questions remain additional practice.</w:t>
+      </w:r>
+    </w:p>
+    <w:p>
+      <w:pPr>
+        <w:pStyle w:val="Heading3"/>
+      </w:pPr>
+      <w:r>
+        <w:t>Diagnose and reteach</w:t>
+      </w:r>
+    </w:p>
+    <w:p>
+      <w:pPr>
+        <w:spacing w:line="336" w:lineRule="auto" w:after="180"/>
+      </w:pPr>
+      <w:r>
+        <w:rPr>
+          <w:b w:val="0"/>
+        </w:rPr>
+        <w:t xml:space="preserve">MISCONCEPTION TO REPAIR Average signed residual is a safe replacement for average </w:t>
+      </w:r>
+      <w:r>
+        <w:rPr>
+          <w:b/>
+        </w:rPr>
+        <w:t>absolute error</w:t>
+      </w:r>
+      <w:r>
+        <w:rPr>
+          <w:b w:val="0"/>
+        </w:rPr>
+        <w:t>.</w:t>
+      </w:r>
+    </w:p>
+    <w:p>
+      <w:pPr>
+        <w:spacing w:line="336" w:lineRule="auto" w:after="180"/>
+      </w:pPr>
+      <w:r>
+        <w:rPr>
+          <w:b w:val="0"/>
+        </w:rPr>
+        <w:t>For guessing, return to given facts and request a trace. For vocabulary without application, use one example and one non-example. For arithmetic errors, check the setup before the calculation.</w:t>
+      </w:r>
+    </w:p>
+    <w:p>
+      <w:pPr>
+        <w:spacing w:line="336" w:lineRule="auto" w:after="180"/>
+      </w:pPr>
+      <w:r>
+        <w:rPr>
+          <w:b w:val="0"/>
+        </w:rPr>
+        <w:t>Finish with a different uncoached case before recording mastery.</w:t>
+      </w:r>
+    </w:p>
+    <w:p>
+      <w:pPr>
+        <w:pStyle w:val="Heading3"/>
+      </w:pPr>
+      <w:r>
+        <w:t>Address these additional misconceptions</w:t>
+      </w:r>
+    </w:p>
+    <w:p>
+      <w:pPr>
+        <w:pStyle w:val="Heading3"/>
+      </w:pPr>
+      <w:r>
+        <w:t>Match the support to the first error</w:t>
+      </w:r>
+    </w:p>
+    <w:p>
+      <w:pPr>
         <w:pStyle w:val="Heading1"/>
       </w:pPr>
       <w:r>
-        <w:t>05. Assess and explain the answers</w:t>
-      </w:r>
-    </w:p>
-    <w:p>
-      <w:r>
-        <w:t>Use the Absolute Error and MAE questions, teacher keys and criteria after the relevant attempts. Previously discussed cases are practice; protect the separately selected independent task.</w:t>
+        <w:t>05. Assess the selected experiment transfer</w:t>
+      </w:r>
+    </w:p>
+    <w:p>
+      <w:r>
+        <w:t>Keep this key until after a first attempt; record any help and prior exposure.</w:t>
+      </w:r>
+    </w:p>
+    <w:p>
+      <w:pPr>
+        <w:pStyle w:val="Heading2"/>
+      </w:pPr>
+      <w:r>
+        <w:t>Selected independent task and checked key</w:t>
+      </w:r>
+    </w:p>
+    <w:p>
+      <w:pPr>
+        <w:spacing w:line="336" w:lineRule="auto" w:after="180"/>
+      </w:pPr>
+      <w:r>
+        <w:rPr>
+          <w:b w:val="0"/>
+        </w:rPr>
+        <w:t xml:space="preserve">Selected case: Residuals [-2, 0, 4] m: calculate MAE MSE </w:t>
+      </w:r>
+      <w:r>
+        <w:rPr>
+          <w:b/>
+        </w:rPr>
+        <w:t>RMSE</w:t>
+      </w:r>
+      <w:r>
+        <w:rPr>
+          <w:b w:val="0"/>
+        </w:rPr>
+        <w:t xml:space="preserve"> and the result of converting to cm.</w:t>
+      </w:r>
+    </w:p>
+    <w:p>
+      <w:pPr>
+        <w:spacing w:line="336" w:lineRule="auto" w:after="180"/>
+      </w:pPr>
+      <w:r>
+        <w:rPr>
+          <w:b w:val="0"/>
+        </w:rPr>
+        <w:t xml:space="preserve">Teacher explanation: MAE 2 m; MSE 20/3 square m; </w:t>
+      </w:r>
+      <w:r>
+        <w:rPr>
+          <w:b/>
+        </w:rPr>
+        <w:t>RMSE</w:t>
+      </w:r>
+      <w:r>
+        <w:rPr>
+          <w:b w:val="0"/>
+        </w:rPr>
+        <w:t xml:space="preserve"> about 2.58 m. In cm, MAE 200, MSE 200000/3, </w:t>
+      </w:r>
+      <w:r>
+        <w:rPr>
+          <w:b/>
+        </w:rPr>
+        <w:t>RMSE</w:t>
+      </w:r>
+      <w:r>
+        <w:rPr>
+          <w:b w:val="0"/>
+        </w:rPr>
+        <w:t xml:space="preserve"> about 258.20.</w:t>
+      </w:r>
+    </w:p>
+    <w:p>
+      <w:pPr>
+        <w:pStyle w:val="Heading2"/>
+      </w:pPr>
+      <w:r>
+        <w:t>Judge trace, scope and support</w:t>
+      </w:r>
+    </w:p>
+    <w:tbl>
+      <w:tblPr>
+        <w:tblStyle w:val="LightShading-Accent1"/>
+        <w:tblW w:type="auto" w:w="0"/>
+        <w:tblLook w:firstColumn="1" w:firstRow="1" w:lastColumn="0" w:lastRow="0" w:noHBand="0" w:noVBand="1" w:val="04A0"/>
+      </w:tblPr>
+      <w:tblGrid>
+        <w:gridCol w:w="5112"/>
+        <w:gridCol w:w="5112"/>
+      </w:tblGrid>
+      <w:tr>
+        <w:trPr>
+          <w:tblHeader/>
+        </w:trPr>
+        <w:tc>
+          <w:tcPr>
+            <w:tcW w:type="dxa" w:w="5112"/>
+          </w:tcPr>
+          <w:p>
+            <w:r>
+              <w:t>Dimension</w:t>
+            </w:r>
+          </w:p>
+        </w:tc>
+        <w:tc>
+          <w:tcPr>
+            <w:tcW w:type="dxa" w:w="5112"/>
+          </w:tcPr>
+          <w:p>
+            <w:r>
+              <w:t>Evidence required</w:t>
+            </w:r>
+          </w:p>
+        </w:tc>
+      </w:tr>
+      <w:tr>
+        <w:tc>
+          <w:tcPr>
+            <w:tcW w:type="dxa" w:w="5112"/>
+          </w:tcPr>
+          <w:p>
+            <w:r>
+              <w:t>Explanation</w:t>
+            </w:r>
+          </w:p>
+        </w:tc>
+        <w:tc>
+          <w:tcPr>
+            <w:tcW w:type="dxa" w:w="5112"/>
+          </w:tcPr>
+          <w:p>
+            <w:r>
+              <w:t>Names the applicable idea or procedure and ties it to the supplied facts.</w:t>
+            </w:r>
+          </w:p>
+        </w:tc>
+      </w:tr>
+      <w:tr>
+        <w:tc>
+          <w:tcPr>
+            <w:tcW w:type="dxa" w:w="5112"/>
+          </w:tcPr>
+          <w:p>
+            <w:r>
+              <w:t>Trace and result</w:t>
+            </w:r>
+          </w:p>
+        </w:tc>
+        <w:tc>
+          <w:tcPr>
+            <w:tcW w:type="dxa" w:w="5112"/>
+          </w:tcPr>
+          <w:p>
+            <w:r>
+              <w:t>Preserves the given inputs and shows the relevant intermediate steps; distinguishes a prediction from an observed execution.</w:t>
+            </w:r>
+          </w:p>
+        </w:tc>
+      </w:tr>
+      <w:tr>
+        <w:tc>
+          <w:tcPr>
+            <w:tcW w:type="dxa" w:w="5112"/>
+          </w:tcPr>
+          <w:p>
+            <w:r>
+              <w:t>Limits</w:t>
+            </w:r>
+          </w:p>
+        </w:tc>
+        <w:tc>
+          <w:tcPr>
+            <w:tcW w:type="dxa" w:w="5112"/>
+          </w:tcPr>
+          <w:p>
+            <w:r>
+              <w:t>States the assumptions, missing evidence or conditions under which the result would change.</w:t>
+            </w:r>
+          </w:p>
+        </w:tc>
+      </w:tr>
+    </w:tbl>
+    <w:p>
+      <w:pPr>
+        <w:spacing w:line="336" w:lineRule="auto" w:after="180"/>
+      </w:pPr>
+      <w:r>
+        <w:rPr>
+          <w:b w:val="0"/>
+        </w:rPr>
+        <w:t>Record each dimension as not yet, with support, or independent. Accept a valid alternative procedure with a defensible trace.</w:t>
+      </w:r>
+    </w:p>
+    <w:p>
+      <w:pPr>
+        <w:spacing w:line="336" w:lineRule="auto" w:after="180"/>
+      </w:pPr>
+      <w:r>
+        <w:rPr>
+          <w:b w:val="0"/>
+        </w:rPr>
+        <w:t xml:space="preserve">Do not penalise an honestly recorded model failure if the learner correctly explains its </w:t>
+      </w:r>
+      <w:r>
+        <w:rPr>
+          <w:b/>
+        </w:rPr>
+        <w:t>evidence</w:t>
+      </w:r>
+      <w:r>
+        <w:rPr>
+          <w:b w:val="0"/>
+        </w:rPr>
+        <w:t xml:space="preserve"> and limits.</w:t>
+      </w:r>
+    </w:p>
+    <w:p>
+      <w:pPr>
+        <w:pStyle w:val="Heading2"/>
+      </w:pPr>
+      <w:r>
+        <w:t>Give one repair action</w:t>
+      </w:r>
+    </w:p>
+    <w:p>
+      <w:pPr>
+        <w:spacing w:line="336" w:lineRule="auto" w:after="180"/>
+      </w:pPr>
+      <w:r>
+        <w:rPr>
+          <w:b w:val="0"/>
+        </w:rPr>
+        <w:t>Name the earliest unsupported step and give one action to repair it. Have the learner make that repair now and explain why. Then assess the relevant skill on a fresh, fully specified case.</w:t>
+      </w:r>
+    </w:p>
+    <w:p>
+      <w:pPr>
+        <w:spacing w:line="336" w:lineRule="auto" w:after="180"/>
+      </w:pPr>
+      <w:r>
+        <w:rPr>
+          <w:b w:val="0"/>
+        </w:rPr>
+        <w:t>Confirm it was not previously practised with feedback; solve and check the new case before assigning it. A follow-up design prompt is a starting brief, not automatically an equivalent test.</w:t>
+      </w:r>
+    </w:p>
+    <w:p>
+      <w:pPr>
+        <w:pStyle w:val="Heading2"/>
+      </w:pPr>
+      <w:r>
+        <w:t>W1 Compute MAE</w:t>
+      </w:r>
+    </w:p>
+    <w:p>
+      <w:pPr>
+        <w:spacing w:line="336" w:lineRule="auto" w:after="180"/>
+      </w:pPr>
+      <w:r>
+        <w:rPr>
+          <w:b w:val="0"/>
+        </w:rPr>
+        <w:t>Calculate MAE for the worked residuals.</w:t>
+      </w:r>
+    </w:p>
+    <w:p>
+      <w:pPr>
+        <w:spacing w:line="336" w:lineRule="auto" w:after="180"/>
+      </w:pPr>
+      <w:r>
+        <w:rPr>
+          <w:b w:val="0"/>
+        </w:rPr>
+        <w:t>Teacher explanation: (1+2+3)/3=2 cm.</w:t>
+      </w:r>
+    </w:p>
+    <w:p>
+      <w:pPr>
+        <w:spacing w:line="336" w:lineRule="auto" w:after="180"/>
+      </w:pPr>
+      <w:r>
+        <w:rPr>
+          <w:b w:val="0"/>
+        </w:rPr>
+        <w:t>MAE uses absolute residual sizes, so add 1, 2 and 3 and divide by three: (1+2+3)/3 = 2 cm. Positive and negative signed residuals must not cancel in this calculation.</w:t>
+      </w:r>
+    </w:p>
+    <w:p>
+      <w:pPr>
+        <w:spacing w:line="336" w:lineRule="auto" w:after="180"/>
+      </w:pPr>
+      <w:r>
+        <w:rPr>
+          <w:b w:val="0"/>
+        </w:rPr>
+        <w:t xml:space="preserve">State centimetres because </w:t>
+      </w:r>
+      <w:r>
+        <w:rPr>
+          <w:b/>
+        </w:rPr>
+        <w:t>absolute error</w:t>
+      </w:r>
+      <w:r>
+        <w:rPr>
+          <w:b w:val="0"/>
+        </w:rPr>
+        <w:t xml:space="preserve"> retains the target </w:t>
+      </w:r>
+      <w:r>
+        <w:rPr>
+          <w:b/>
+        </w:rPr>
+        <w:t>unit</w:t>
+      </w:r>
+      <w:r>
+        <w:rPr>
+          <w:b w:val="0"/>
+        </w:rPr>
+        <w:t>.</w:t>
+      </w:r>
+    </w:p>
+    <w:p>
+      <w:pPr>
+        <w:pStyle w:val="Heading2"/>
+      </w:pPr>
+      <w:r>
+        <w:t>W2 Compute squared loss</w:t>
+      </w:r>
+    </w:p>
+    <w:p>
+      <w:pPr>
+        <w:spacing w:line="336" w:lineRule="auto" w:after="180"/>
+      </w:pPr>
+      <w:r>
+        <w:rPr>
+          <w:b w:val="0"/>
+        </w:rPr>
+        <w:t xml:space="preserve">Give MSE and </w:t>
+      </w:r>
+      <w:r>
+        <w:rPr>
+          <w:b/>
+        </w:rPr>
+        <w:t>RMSE</w:t>
+      </w:r>
+      <w:r>
+        <w:rPr>
+          <w:b w:val="0"/>
+        </w:rPr>
+        <w:t xml:space="preserve"> with </w:t>
+      </w:r>
+      <w:r>
+        <w:rPr>
+          <w:b/>
+        </w:rPr>
+        <w:t>unit</w:t>
+      </w:r>
+      <w:r>
+        <w:rPr>
+          <w:b w:val="0"/>
+        </w:rPr>
+        <w:t>s.</w:t>
+      </w:r>
+    </w:p>
+    <w:p>
+      <w:pPr>
+        <w:spacing w:line="336" w:lineRule="auto" w:after="180"/>
+      </w:pPr>
+      <w:r>
+        <w:rPr>
+          <w:b w:val="0"/>
+        </w:rPr>
+        <w:t xml:space="preserve">Teacher explanation: MSE 14/3 square cm; </w:t>
+      </w:r>
+      <w:r>
+        <w:rPr>
+          <w:b/>
+        </w:rPr>
+        <w:t>RMSE</w:t>
+      </w:r>
+      <w:r>
+        <w:rPr>
+          <w:b w:val="0"/>
+        </w:rPr>
+        <w:t xml:space="preserve"> sqrt(14/3) about 2.16 cm.</w:t>
+      </w:r>
+    </w:p>
+    <w:p>
+      <w:pPr>
+        <w:spacing w:line="336" w:lineRule="auto" w:after="180"/>
+      </w:pPr>
+      <w:r>
+        <w:rPr>
+          <w:b w:val="0"/>
+        </w:rPr>
+        <w:t xml:space="preserve">Square the residual sizes to get 1, 4 and 9; their mean is 14/3 square centimetres. Take the square root to obtain </w:t>
+      </w:r>
+      <w:r>
+        <w:rPr>
+          <w:b/>
+        </w:rPr>
+        <w:t>RMSE</w:t>
+      </w:r>
+      <w:r>
+        <w:rPr>
+          <w:b w:val="0"/>
+        </w:rPr>
+        <w:t xml:space="preserve"> sqrt(14/3), approximately 2.16 cm. MSE and </w:t>
+      </w:r>
+      <w:r>
+        <w:rPr>
+          <w:b/>
+        </w:rPr>
+        <w:t>RMSE</w:t>
+      </w:r>
+      <w:r>
+        <w:rPr>
+          <w:b w:val="0"/>
+        </w:rPr>
+        <w:t xml:space="preserve"> describe related quantities but have different </w:t>
+      </w:r>
+      <w:r>
+        <w:rPr>
+          <w:b/>
+        </w:rPr>
+        <w:t>unit</w:t>
+      </w:r>
+      <w:r>
+        <w:rPr>
+          <w:b w:val="0"/>
+        </w:rPr>
+        <w:t>s.</w:t>
+      </w:r>
+    </w:p>
+    <w:p>
+      <w:pPr>
+        <w:pStyle w:val="Heading2"/>
+      </w:pPr>
+      <w:r>
+        <w:t>W3 Compare patterns</w:t>
+      </w:r>
+    </w:p>
+    <w:p>
+      <w:pPr>
+        <w:spacing w:line="336" w:lineRule="auto" w:after="180"/>
+      </w:pPr>
+      <w:r>
+        <w:rPr>
+          <w:b w:val="0"/>
+        </w:rPr>
+        <w:t>Why do [0, 0, 6] and [2, 2, 2] have equal MAE but unequal MSE?</w:t>
+      </w:r>
+    </w:p>
+    <w:p>
+      <w:pPr>
+        <w:spacing w:line="336" w:lineRule="auto" w:after="180"/>
+      </w:pPr>
+      <w:r>
+        <w:rPr>
+          <w:b w:val="0"/>
+        </w:rPr>
+        <w:t>Teacher explanation: Both absolute sums are 6. Squared sums are 36 and 12, so MSE 12 versus 4.</w:t>
+      </w:r>
+    </w:p>
+    <w:p>
+      <w:pPr>
+        <w:pStyle w:val="Heading2"/>
+      </w:pPr>
+      <w:r>
+        <w:t>W5 Choose honestly</w:t>
+      </w:r>
+    </w:p>
+    <w:p>
+      <w:pPr>
+        <w:spacing w:line="336" w:lineRule="auto" w:after="180"/>
+      </w:pPr>
+      <w:r>
+        <w:rPr>
+          <w:b w:val="0"/>
+        </w:rPr>
+        <w:t>A team switches from MSE to MAE only after seeing a bad large error. What should be reported?</w:t>
+      </w:r>
+    </w:p>
+    <w:p>
+      <w:pPr>
+        <w:spacing w:line="336" w:lineRule="auto" w:after="180"/>
+      </w:pPr>
+      <w:r>
+        <w:rPr>
+          <w:b w:val="0"/>
+        </w:rPr>
+        <w:t>Teacher explanation: Keep the declared primary metric and disclose any additional metric and reason. Report the large error and complete evaluation.</w:t>
+      </w:r>
+    </w:p>
+    <w:p>
+      <w:pPr>
+        <w:pStyle w:val="Heading2"/>
+      </w:pPr>
+      <w:r>
+        <w:t>Earlier wording, alternatives and picture transcripts · reference / check after trying</w:t>
+      </w:r>
+    </w:p>
+    <w:p>
+      <w:pPr>
+        <w:spacing w:line="336" w:lineRule="auto" w:after="180"/>
+      </w:pPr>
+      <w:r>
+        <w:rPr>
+          <w:b w:val="0"/>
+        </w:rPr>
+        <w:t>Assess and explain the answers</w:t>
       </w:r>
     </w:p>
     <w:p>
@@ -4005,28 +4456,62 @@
     </w:p>
     <w:p>
       <w:pPr>
+        <w:spacing w:line="336" w:lineRule="auto" w:after="180"/>
+      </w:pPr>
+      <w:r>
+        <w:rPr>
+          <w:b/>
+        </w:rPr>
+        <w:t>Absolute error</w:t>
+      </w:r>
+      <w:r>
+        <w:rPr>
+          <w:b w:val="0"/>
+        </w:rPr>
+        <w:t>s=[1,2,3]; mean=2 cm. Do not cancel signed errors before taking absolute values.</w:t>
+      </w:r>
+    </w:p>
+    <w:p>
+      <w:pPr>
         <w:pStyle w:val="Heading3"/>
       </w:pPr>
       <w:r>
-        <w:t>Teacher key · Worked case answer</w:t>
+        <w:t>Additional transfer practice question</w:t>
       </w:r>
     </w:p>
     <w:p>
       <w:pPr>
         <w:spacing w:line="336" w:lineRule="auto" w:after="180"/>
-        <w:shd w:fill="F1F6FC"/>
-      </w:pPr>
+      </w:pPr>
+      <w:r>
+        <w:rPr>
+          <w:b w:val="0"/>
+        </w:rPr>
+        <w:t xml:space="preserve">Actual heights are 4, 8 and 10 cm; </w:t>
+      </w:r>
       <w:r>
         <w:rPr>
           <w:b/>
         </w:rPr>
-        <w:t>Absolute error</w:t>
-      </w:r>
-      <w:r>
-        <w:rPr>
-          <w:b w:val="0"/>
-        </w:rPr>
-        <w:t>s=[1,2,3]; mean=2 cm. Do not cancel signed errors before taking absolute values.</w:t>
+        <w:t>prediction</w:t>
+      </w:r>
+      <w:r>
+        <w:rPr>
+          <w:b w:val="0"/>
+        </w:rPr>
+        <w:t xml:space="preserve">s are 5, 6 and 13 cm. Calculate </w:t>
+      </w:r>
+      <w:r>
+        <w:rPr>
+          <w:b/>
+        </w:rPr>
+        <w:t>absolute error</w:t>
+      </w:r>
+      <w:r>
+        <w:rPr>
+          <w:b w:val="0"/>
+        </w:rPr>
+        <w:t>s and MAE.</w:t>
       </w:r>
     </w:p>
     <w:p>
@@ -4034,73 +4519,12 @@
         <w:pStyle w:val="Heading3"/>
       </w:pPr>
       <w:r>
-        <w:t>Independent question</w:t>
-      </w:r>
-    </w:p>
-    <w:p>
-      <w:pPr>
-        <w:pStyle w:val="Heading3"/>
-      </w:pPr>
-      <w:r>
-        <w:t>Independent question · withhold the key</w:t>
+        <w:t>Reasoned practice answer</w:t>
       </w:r>
     </w:p>
     <w:p>
       <w:pPr>
         <w:spacing w:line="336" w:lineRule="auto" w:after="180"/>
-        <w:shd w:fill="F5F1FB"/>
-      </w:pPr>
-      <w:r>
-        <w:rPr>
-          <w:b w:val="0"/>
-        </w:rPr>
-        <w:t xml:space="preserve">Actual heights are 4, 8 and 10 cm; </w:t>
-      </w:r>
-      <w:r>
-        <w:rPr>
-          <w:b/>
-        </w:rPr>
-        <w:t>prediction</w:t>
-      </w:r>
-      <w:r>
-        <w:rPr>
-          <w:b w:val="0"/>
-        </w:rPr>
-        <w:t xml:space="preserve">s are 5, 6 and 13 cm. Calculate </w:t>
-      </w:r>
-      <w:r>
-        <w:rPr>
-          <w:b/>
-        </w:rPr>
-        <w:t>absolute error</w:t>
-      </w:r>
-      <w:r>
-        <w:rPr>
-          <w:b w:val="0"/>
-        </w:rPr>
-        <w:t>s and MAE.</w:t>
-      </w:r>
-    </w:p>
-    <w:p>
-      <w:pPr>
-        <w:pStyle w:val="Heading3"/>
-      </w:pPr>
-      <w:r>
-        <w:t>Expected independent answer</w:t>
-      </w:r>
-    </w:p>
-    <w:p>
-      <w:pPr>
-        <w:pStyle w:val="Heading3"/>
-      </w:pPr>
-      <w:r>
-        <w:t>Teacher key · Expected independent answer</w:t>
-      </w:r>
-    </w:p>
-    <w:p>
-      <w:pPr>
-        <w:spacing w:line="336" w:lineRule="auto" w:after="180"/>
-        <w:shd w:fill="F1F6FC"/>
       </w:pPr>
       <w:r>
         <w:rPr>
@@ -4424,1085 +4848,435 @@
     </w:p>
     <w:p>
       <w:pPr>
+        <w:spacing w:line="336" w:lineRule="auto" w:after="180"/>
+      </w:pPr>
+      <w:r>
+        <w:rPr>
+          <w:b w:val="0"/>
+        </w:rPr>
+        <w:t xml:space="preserve">Residuals=[-2,3,-1], summing to 0. </w:t>
+      </w:r>
+      <w:r>
+        <w:rPr>
+          <w:b/>
+        </w:rPr>
+        <w:t>Absolute error</w:t>
+      </w:r>
+      <w:r>
+        <w:rPr>
+          <w:b w:val="0"/>
+        </w:rPr>
+        <w:t xml:space="preserve">s=[2,3,1], MAE=6/3=2 in the target's </w:t>
+      </w:r>
+      <w:r>
+        <w:rPr>
+          <w:b/>
+        </w:rPr>
+        <w:t>unit</w:t>
+      </w:r>
+      <w:r>
+        <w:rPr>
+          <w:b w:val="0"/>
+        </w:rPr>
+        <w:t xml:space="preserve">s. Signed errors can cancel even when every </w:t>
+      </w:r>
+      <w:r>
+        <w:rPr>
+          <w:b/>
+        </w:rPr>
+        <w:t>prediction</w:t>
+      </w:r>
+      <w:r>
+        <w:rPr>
+          <w:b w:val="0"/>
+        </w:rPr>
+        <w:t xml:space="preserve"> is wrong.</w:t>
+      </w:r>
+    </w:p>
+    <w:p>
+      <w:pPr>
         <w:pStyle w:val="Heading3"/>
       </w:pPr>
       <w:r>
-        <w:t>Teacher key · Original transfer answer</w:t>
+        <w:t>Explanations for the additional workbook examples</w:t>
+      </w:r>
+    </w:p>
+    <w:p>
+      <w:pPr>
+        <w:pStyle w:val="Heading3"/>
+      </w:pPr>
+      <w:r>
+        <w:t>W1 Compute MAE</w:t>
+      </w:r>
+    </w:p>
+    <w:p>
+      <w:pPr>
+        <w:pStyle w:val="Heading3"/>
+      </w:pPr>
+      <w:r>
+        <w:t>W2 Compute squared loss</w:t>
+      </w:r>
+    </w:p>
+    <w:p>
+      <w:pPr>
+        <w:pStyle w:val="Heading3"/>
+      </w:pPr>
+      <w:r>
+        <w:t>W3 Compare patterns</w:t>
+      </w:r>
+    </w:p>
+    <w:p>
+      <w:pPr>
+        <w:pStyle w:val="Heading3"/>
+      </w:pPr>
+      <w:r>
+        <w:t>W4 Apply independently</w:t>
       </w:r>
     </w:p>
     <w:p>
       <w:pPr>
         <w:spacing w:line="336" w:lineRule="auto" w:after="180"/>
-        <w:shd w:fill="F1F6FC"/>
-      </w:pPr>
-      <w:r>
-        <w:rPr>
-          <w:b w:val="0"/>
-        </w:rPr>
-        <w:t xml:space="preserve">Residuals=[-2,3,-1], summing to 0. </w:t>
+      </w:pPr>
+      <w:r>
+        <w:rPr>
+          <w:b w:val="0"/>
+        </w:rPr>
+        <w:t xml:space="preserve">Residuals [-2, 0, 4] m: calculate MAE MSE </w:t>
       </w:r>
       <w:r>
         <w:rPr>
           <w:b/>
         </w:rPr>
-        <w:t>Absolute error</w:t>
-      </w:r>
-      <w:r>
-        <w:rPr>
-          <w:b w:val="0"/>
-        </w:rPr>
-        <w:t xml:space="preserve">s=[2,3,1], MAE=6/3=2 in the target's </w:t>
+        <w:t>RMSE</w:t>
+      </w:r>
+      <w:r>
+        <w:rPr>
+          <w:b w:val="0"/>
+        </w:rPr>
+        <w:t xml:space="preserve"> and the result of converting to cm.</w:t>
+      </w:r>
+    </w:p>
+    <w:p>
+      <w:pPr>
+        <w:spacing w:line="336" w:lineRule="auto" w:after="180"/>
+      </w:pPr>
+      <w:r>
+        <w:rPr>
+          <w:b w:val="0"/>
+        </w:rPr>
+        <w:t xml:space="preserve">Teacher explanation: MAE 2 m; MSE 20/3 square m; </w:t>
       </w:r>
       <w:r>
         <w:rPr>
           <w:b/>
         </w:rPr>
+        <w:t>RMSE</w:t>
+      </w:r>
+      <w:r>
+        <w:rPr>
+          <w:b w:val="0"/>
+        </w:rPr>
+        <w:t xml:space="preserve"> about 2.58 m. In cm, MAE 200, MSE 200000/3, </w:t>
+      </w:r>
+      <w:r>
+        <w:rPr>
+          <w:b/>
+        </w:rPr>
+        <w:t>RMSE</w:t>
+      </w:r>
+      <w:r>
+        <w:rPr>
+          <w:b w:val="0"/>
+        </w:rPr>
+        <w:t xml:space="preserve"> about 258.20.</w:t>
+      </w:r>
+    </w:p>
+    <w:p>
+      <w:pPr>
+        <w:pStyle w:val="Heading3"/>
+      </w:pPr>
+      <w:r>
+        <w:t>W5 Choose honestly</w:t>
+      </w:r>
+    </w:p>
+    <w:p>
+      <w:pPr>
+        <w:pStyle w:val="Heading3"/>
+      </w:pPr>
+      <w:r>
+        <w:t>Assess independent transfer</w:t>
+      </w:r>
+    </w:p>
+    <w:p>
+      <w:pPr>
+        <w:pStyle w:val="Heading3"/>
+      </w:pPr>
+      <w:r>
+        <w:t>Selected case answer</w:t>
+      </w:r>
+    </w:p>
+    <w:p>
+      <w:pPr>
+        <w:pStyle w:val="Heading3"/>
+      </w:pPr>
+      <w:r>
+        <w:t>Feedback that the learner uses</w:t>
+      </w:r>
+    </w:p>
+    <w:p>
+      <w:pPr>
+        <w:pStyle w:val="Heading1"/>
+      </w:pPr>
+      <w:r>
+        <w:t>06. Connect, support and revisit the experiment</w:t>
+      </w:r>
+    </w:p>
+    <w:p>
+      <w:r>
+        <w:t>Retain failures and assess a fresh parallel case after help.</w:t>
+      </w:r>
+    </w:p>
+    <w:p>
+      <w:pPr>
+        <w:pStyle w:val="Heading2"/>
+      </w:pPr>
+      <w:r>
+        <w:t>Project evidence</w:t>
+      </w:r>
+    </w:p>
+    <w:p>
+      <w:pPr>
+        <w:spacing w:line="336" w:lineRule="auto" w:after="180"/>
+      </w:pPr>
+      <w:r>
+        <w:rPr>
+          <w:b w:val="0"/>
+        </w:rPr>
+        <w:t>Use MAE correctly in the optional growth model; keep classifier and regression metrics clearly separated.</w:t>
+      </w:r>
+    </w:p>
+    <w:p>
+      <w:pPr>
+        <w:spacing w:line="336" w:lineRule="auto" w:after="180"/>
+      </w:pPr>
+      <w:r>
+        <w:rPr>
+          <w:b w:val="0"/>
+        </w:rPr>
+        <w:t xml:space="preserve">Keep the decision, </w:t>
+      </w:r>
+      <w:r>
+        <w:rPr>
+          <w:b/>
+        </w:rPr>
+        <w:t>input</w:t>
+      </w:r>
+      <w:r>
+        <w:rPr>
+          <w:b w:val="0"/>
+        </w:rPr>
+        <w:t xml:space="preserve">, result, explanation and remaining limitation in the project </w:t>
+      </w:r>
+      <w:r>
+        <w:rPr>
+          <w:b/>
+        </w:rPr>
+        <w:t>evidence</w:t>
+      </w:r>
+      <w:r>
+        <w:rPr>
+          <w:b w:val="0"/>
+        </w:rPr>
+        <w:t xml:space="preserve"> record. Retrieve this record next week rather than restarting the project.</w:t>
+      </w:r>
+    </w:p>
+    <w:p>
+      <w:pPr>
+        <w:spacing w:line="336" w:lineRule="auto" w:after="180"/>
+      </w:pPr>
+      <w:r>
+        <w:rPr>
+          <w:b w:val="0"/>
+        </w:rPr>
+        <w:t xml:space="preserve">For your Responsible Plant Classifier, save the </w:t>
+      </w:r>
+      <w:r>
+        <w:rPr>
+          <w:b/>
+        </w:rPr>
+        <w:t>input</w:t>
+      </w:r>
+      <w:r>
+        <w:rPr>
+          <w:b w:val="0"/>
+        </w:rPr>
+        <w:t>, procedure, observed result and limitation of this check.</w:t>
+      </w:r>
+    </w:p>
+    <w:p>
+      <w:pPr>
+        <w:spacing w:line="336" w:lineRule="auto" w:after="180"/>
+      </w:pPr>
+      <w:r>
+        <w:rPr>
+          <w:b w:val="0"/>
+        </w:rPr>
+        <w:t>Label this worked example as practice; use a different, previously unreviewed case when checking independent understanding.</w:t>
+      </w:r>
+    </w:p>
+    <w:p>
+      <w:pPr>
+        <w:pStyle w:val="Heading2"/>
+      </w:pPr>
+      <w:r>
+        <w:t>Support and selected reassessment</w:t>
+      </w:r>
+    </w:p>
+    <w:p>
+      <w:pPr>
+        <w:spacing w:line="336" w:lineRule="auto" w:after="180"/>
+      </w:pPr>
+      <w:r>
+        <w:rPr>
+          <w:b w:val="0"/>
+        </w:rPr>
+        <w:t xml:space="preserve">Use a tiny labelled dataset, explicit </w:t>
+      </w:r>
+      <w:r>
+        <w:rPr>
+          <w:b/>
+        </w:rPr>
         <w:t>unit</w:t>
       </w:r>
       <w:r>
         <w:rPr>
           <w:b w:val="0"/>
         </w:rPr>
-        <w:t xml:space="preserve">s. Signed errors can cancel even when every </w:t>
+        <w:t>s and a named positive class. Stretch: require a baseline, held-out evaluation and subgroup or shifted-condition analysis with denominators.</w:t>
+      </w:r>
+    </w:p>
+    <w:p>
+      <w:pPr>
+        <w:spacing w:line="336" w:lineRule="auto" w:after="180"/>
+      </w:pPr>
+      <w:r>
+        <w:rPr>
+          <w:b w:val="0"/>
+        </w:rPr>
+        <w:t xml:space="preserve">Provide a blank </w:t>
       </w:r>
       <w:r>
         <w:rPr>
           <w:b/>
         </w:rPr>
-        <w:t>prediction</w:t>
-      </w:r>
-      <w:r>
-        <w:rPr>
-          <w:b w:val="0"/>
-        </w:rPr>
-        <w:t xml:space="preserve"> is wrong.</w:t>
-      </w:r>
-    </w:p>
-    <w:p>
-      <w:pPr>
-        <w:pStyle w:val="Heading3"/>
-      </w:pPr>
-      <w:r>
-        <w:t>Explanations for the additional workbook examples</w:t>
-      </w:r>
-    </w:p>
-    <w:p>
-      <w:pPr>
-        <w:pStyle w:val="Heading3"/>
-      </w:pPr>
-      <w:r>
-        <w:t>W1 Compute MAE</w:t>
-      </w:r>
-    </w:p>
-    <w:p>
-      <w:pPr>
-        <w:pStyle w:val="Heading3"/>
-      </w:pPr>
-      <w:r>
-        <w:t>Workbook question · W1</w:t>
+        <w:t>evidence</w:t>
+      </w:r>
+      <w:r>
+        <w:rPr>
+          <w:b w:val="0"/>
+        </w:rPr>
+        <w:t xml:space="preserve"> table and allow a verbal explanation before writing. Highlight the given conditions without supplying the W 4 conclusion. Use mae and mse in full sentences.</w:t>
       </w:r>
     </w:p>
     <w:p>
       <w:pPr>
         <w:spacing w:line="336" w:lineRule="auto" w:after="180"/>
-        <w:shd w:fill="F5F1FB"/>
-      </w:pPr>
-      <w:r>
-        <w:rPr>
-          <w:b w:val="0"/>
-        </w:rPr>
-        <w:t>Calculate MAE for the worked residuals.</w:t>
-      </w:r>
-    </w:p>
-    <w:p>
-      <w:pPr>
-        <w:pStyle w:val="Heading3"/>
-      </w:pPr>
-      <w:r>
-        <w:t>Teacher reasoning · W1</w:t>
+      </w:pPr>
+      <w:r>
+        <w:rPr>
+          <w:b w:val="0"/>
+        </w:rPr>
+        <w:t>Extension: alter one condition in the worked example and explain which conclusion changes and which remains supported.</w:t>
       </w:r>
     </w:p>
     <w:p>
       <w:pPr>
         <w:spacing w:line="336" w:lineRule="auto" w:after="180"/>
-        <w:shd w:fill="F1F6FC"/>
-      </w:pPr>
-      <w:r>
-        <w:rPr>
-          <w:b w:val="0"/>
-        </w:rPr>
-        <w:t>Teacher explanation: (1+2+3)/3=2 cm.</w:t>
-      </w:r>
-    </w:p>
-    <w:p>
-      <w:pPr>
-        <w:pStyle w:val="Heading3"/>
-      </w:pPr>
-      <w:r>
-        <w:t>Teacher reasoning · W1</w:t>
+      </w:pPr>
+      <w:r>
+        <w:rPr>
+          <w:b w:val="0"/>
+        </w:rPr>
+        <w:t xml:space="preserve">For independent W 4, require: MAE 2 m; MSE 20/3 square m; </w:t>
+      </w:r>
+      <w:r>
+        <w:rPr>
+          <w:b/>
+        </w:rPr>
+        <w:t>RMSE</w:t>
+      </w:r>
+      <w:r>
+        <w:rPr>
+          <w:b w:val="0"/>
+        </w:rPr>
+        <w:t xml:space="preserve"> about 2.58 m. In cm, MAE 200, MSE 200000/3, </w:t>
+      </w:r>
+      <w:r>
+        <w:rPr>
+          <w:b/>
+        </w:rPr>
+        <w:t>RMSE</w:t>
+      </w:r>
+      <w:r>
+        <w:rPr>
+          <w:b w:val="0"/>
+        </w:rPr>
+        <w:t xml:space="preserve"> about 258.20. Fresh retry residuals [-1, 1, 4]: MAE 2, MSE 6, </w:t>
+      </w:r>
+      <w:r>
+        <w:rPr>
+          <w:b/>
+        </w:rPr>
+        <w:t>RMSE</w:t>
+      </w:r>
+      <w:r>
+        <w:rPr>
+          <w:b w:val="0"/>
+        </w:rPr>
+        <w:t xml:space="preserve"> sqrt 6 about 2.45 in corresponding </w:t>
+      </w:r>
+      <w:r>
+        <w:rPr>
+          <w:b/>
+        </w:rPr>
+        <w:t>unit</w:t>
+      </w:r>
+      <w:r>
+        <w:rPr>
+          <w:b w:val="0"/>
+        </w:rPr>
+        <w:t>s.</w:t>
       </w:r>
     </w:p>
     <w:p>
       <w:pPr>
         <w:spacing w:line="336" w:lineRule="auto" w:after="180"/>
-        <w:shd w:fill="F1F6FC"/>
-      </w:pPr>
-      <w:r>
-        <w:rPr>
-          <w:b w:val="0"/>
-        </w:rPr>
-        <w:t>MAE uses absolute residual sizes, so add 1, 2 and 3 and divide by three: (1+2+3)/3 = 2 cm. Positive and negative signed residuals must not cancel in this calculation.</w:t>
-      </w:r>
-    </w:p>
-    <w:p>
-      <w:pPr>
-        <w:spacing w:line="336" w:lineRule="auto" w:after="180"/>
-        <w:shd w:fill="F1F6FC"/>
-      </w:pPr>
-      <w:r>
-        <w:rPr>
-          <w:b w:val="0"/>
-        </w:rPr>
-        <w:t xml:space="preserve">State centimetres because </w:t>
+      </w:pPr>
+      <w:r>
+        <w:rPr>
+          <w:b w:val="0"/>
+        </w:rPr>
+        <w:t xml:space="preserve">Require </w:t>
       </w:r>
       <w:r>
         <w:rPr>
           <w:b/>
         </w:rPr>
-        <w:t>absolute error</w:t>
-      </w:r>
-      <w:r>
-        <w:rPr>
-          <w:b w:val="0"/>
-        </w:rPr>
-        <w:t xml:space="preserve"> retains the target </w:t>
-      </w:r>
-      <w:r>
-        <w:rPr>
-          <w:b/>
-        </w:rPr>
         <w:t>unit</w:t>
       </w:r>
       <w:r>
         <w:rPr>
           <w:b w:val="0"/>
         </w:rPr>
-        <w:t>.</w:t>
-      </w:r>
-    </w:p>
-    <w:p>
-      <w:pPr>
-        <w:pStyle w:val="Heading3"/>
-      </w:pPr>
-      <w:r>
-        <w:t>W2 Compute squared loss</w:t>
-      </w:r>
-    </w:p>
-    <w:p>
-      <w:pPr>
-        <w:pStyle w:val="Heading3"/>
-      </w:pPr>
-      <w:r>
-        <w:t>Workbook question · W2</w:t>
-      </w:r>
-    </w:p>
-    <w:p>
-      <w:pPr>
-        <w:spacing w:line="336" w:lineRule="auto" w:after="180"/>
-        <w:shd w:fill="F5F1FB"/>
-      </w:pPr>
-      <w:r>
-        <w:rPr>
-          <w:b w:val="0"/>
-        </w:rPr>
-        <w:t xml:space="preserve">Give MSE and </w:t>
-      </w:r>
-      <w:r>
-        <w:rPr>
-          <w:b/>
-        </w:rPr>
-        <w:t>RMSE</w:t>
-      </w:r>
-      <w:r>
-        <w:rPr>
-          <w:b w:val="0"/>
-        </w:rPr>
-        <w:t xml:space="preserve"> with </w:t>
-      </w:r>
-      <w:r>
-        <w:rPr>
-          <w:b/>
-        </w:rPr>
-        <w:t>unit</w:t>
-      </w:r>
-      <w:r>
-        <w:rPr>
-          <w:b w:val="0"/>
-        </w:rPr>
-        <w:t>s.</w:t>
-      </w:r>
-    </w:p>
-    <w:p>
-      <w:pPr>
-        <w:pStyle w:val="Heading3"/>
-      </w:pPr>
-      <w:r>
-        <w:t>Teacher reasoning · W2</w:t>
-      </w:r>
-    </w:p>
-    <w:p>
-      <w:pPr>
-        <w:spacing w:line="336" w:lineRule="auto" w:after="180"/>
-        <w:shd w:fill="F1F6FC"/>
-      </w:pPr>
-      <w:r>
-        <w:rPr>
-          <w:b w:val="0"/>
-        </w:rPr>
-        <w:t xml:space="preserve">Teacher explanation: MSE 14/3 square cm; </w:t>
-      </w:r>
-      <w:r>
-        <w:rPr>
-          <w:b/>
-        </w:rPr>
-        <w:t>RMSE</w:t>
-      </w:r>
-      <w:r>
-        <w:rPr>
-          <w:b w:val="0"/>
-        </w:rPr>
-        <w:t xml:space="preserve"> sqrt(14/3) about 2.16 cm.</w:t>
-      </w:r>
-    </w:p>
-    <w:p>
-      <w:pPr>
-        <w:pStyle w:val="Heading3"/>
-      </w:pPr>
-      <w:r>
-        <w:t>Teacher reasoning · W2</w:t>
-      </w:r>
-    </w:p>
-    <w:p>
-      <w:pPr>
-        <w:spacing w:line="336" w:lineRule="auto" w:after="180"/>
-        <w:shd w:fill="F1F6FC"/>
-      </w:pPr>
-      <w:r>
-        <w:rPr>
-          <w:b w:val="0"/>
-        </w:rPr>
-        <w:t xml:space="preserve">Square the residual sizes to get 1, 4 and 9; their mean is 14/3 square centimetres. Take the square root to obtain </w:t>
-      </w:r>
-      <w:r>
-        <w:rPr>
-          <w:b/>
-        </w:rPr>
-        <w:t>RMSE</w:t>
-      </w:r>
-      <w:r>
-        <w:rPr>
-          <w:b w:val="0"/>
-        </w:rPr>
-        <w:t xml:space="preserve"> sqrt(14/3), approximately 2.16 cm. MSE and </w:t>
-      </w:r>
-      <w:r>
-        <w:rPr>
-          <w:b/>
-        </w:rPr>
-        <w:t>RMSE</w:t>
-      </w:r>
-      <w:r>
-        <w:rPr>
-          <w:b w:val="0"/>
-        </w:rPr>
-        <w:t xml:space="preserve"> describe related quantities but have different </w:t>
-      </w:r>
-      <w:r>
-        <w:rPr>
-          <w:b/>
-        </w:rPr>
-        <w:t>unit</w:t>
-      </w:r>
-      <w:r>
-        <w:rPr>
-          <w:b w:val="0"/>
-        </w:rPr>
-        <w:t>s.</w:t>
-      </w:r>
-    </w:p>
-    <w:p>
-      <w:pPr>
-        <w:pStyle w:val="Heading3"/>
-      </w:pPr>
-      <w:r>
-        <w:t>W3 Compare patterns</w:t>
-      </w:r>
-    </w:p>
-    <w:p>
-      <w:pPr>
-        <w:pStyle w:val="Heading3"/>
-      </w:pPr>
-      <w:r>
-        <w:t>Workbook question · W3</w:t>
-      </w:r>
-    </w:p>
-    <w:p>
-      <w:pPr>
-        <w:spacing w:line="336" w:lineRule="auto" w:after="180"/>
-        <w:shd w:fill="F5F1FB"/>
-      </w:pPr>
-      <w:r>
-        <w:rPr>
-          <w:b w:val="0"/>
-        </w:rPr>
-        <w:t>Why do [0, 0, 6] and [2, 2, 2] have equal MAE but unequal MSE?</w:t>
-      </w:r>
-    </w:p>
-    <w:p>
-      <w:pPr>
-        <w:pStyle w:val="Heading3"/>
-      </w:pPr>
-      <w:r>
-        <w:t>Teacher reasoning · W3</w:t>
-      </w:r>
-    </w:p>
-    <w:p>
-      <w:pPr>
-        <w:spacing w:line="336" w:lineRule="auto" w:after="180"/>
-        <w:shd w:fill="F1F6FC"/>
-      </w:pPr>
-      <w:r>
-        <w:rPr>
-          <w:b w:val="0"/>
-        </w:rPr>
-        <w:t>Teacher explanation: Both absolute sums are 6. Squared sums are 36 and 12, so MSE 12 versus 4.</w:t>
-      </w:r>
-    </w:p>
-    <w:p>
-      <w:pPr>
-        <w:pStyle w:val="Heading3"/>
-      </w:pPr>
-      <w:r>
-        <w:t>W4 Apply independently</w:t>
-      </w:r>
-    </w:p>
-    <w:p>
-      <w:pPr>
-        <w:pStyle w:val="Heading3"/>
-      </w:pPr>
-      <w:r>
-        <w:t>Workbook question · W4</w:t>
-      </w:r>
-    </w:p>
-    <w:p>
-      <w:pPr>
-        <w:spacing w:line="336" w:lineRule="auto" w:after="180"/>
-        <w:shd w:fill="F5F1FB"/>
-      </w:pPr>
-      <w:r>
-        <w:rPr>
-          <w:b w:val="0"/>
-        </w:rPr>
-        <w:t xml:space="preserve">Residuals [-2, 0, 4] m: calculate MAE MSE </w:t>
-      </w:r>
-      <w:r>
-        <w:rPr>
-          <w:b/>
-        </w:rPr>
-        <w:t>RMSE</w:t>
-      </w:r>
-      <w:r>
-        <w:rPr>
-          <w:b w:val="0"/>
-        </w:rPr>
-        <w:t xml:space="preserve"> and the result of converting to cm.</w:t>
-      </w:r>
-    </w:p>
-    <w:p>
-      <w:pPr>
-        <w:pStyle w:val="Heading3"/>
-      </w:pPr>
-      <w:r>
-        <w:t>Teacher reasoning · W4</w:t>
-      </w:r>
-    </w:p>
-    <w:p>
-      <w:pPr>
-        <w:spacing w:line="336" w:lineRule="auto" w:after="180"/>
-        <w:shd w:fill="F1F6FC"/>
-      </w:pPr>
-      <w:r>
-        <w:rPr>
-          <w:b w:val="0"/>
-        </w:rPr>
-        <w:t xml:space="preserve">Teacher explanation: MAE 2 m; MSE 20/3 square m; </w:t>
-      </w:r>
-      <w:r>
-        <w:rPr>
-          <w:b/>
-        </w:rPr>
-        <w:t>RMSE</w:t>
-      </w:r>
-      <w:r>
-        <w:rPr>
-          <w:b w:val="0"/>
-        </w:rPr>
-        <w:t xml:space="preserve"> about 2.58 m. In cm, MAE 200, MSE 200000/3, </w:t>
-      </w:r>
-      <w:r>
-        <w:rPr>
-          <w:b/>
-        </w:rPr>
-        <w:t>RMSE</w:t>
-      </w:r>
-      <w:r>
-        <w:rPr>
-          <w:b w:val="0"/>
-        </w:rPr>
-        <w:t xml:space="preserve"> about 258.20.</w:t>
-      </w:r>
-    </w:p>
-    <w:p>
-      <w:pPr>
-        <w:pStyle w:val="Heading3"/>
-      </w:pPr>
-      <w:r>
-        <w:t>W5 Choose honestly</w:t>
-      </w:r>
-    </w:p>
-    <w:p>
-      <w:pPr>
-        <w:pStyle w:val="Heading3"/>
-      </w:pPr>
-      <w:r>
-        <w:t>Workbook question · W5</w:t>
-      </w:r>
-    </w:p>
-    <w:p>
-      <w:pPr>
-        <w:spacing w:line="336" w:lineRule="auto" w:after="180"/>
-        <w:shd w:fill="F5F1FB"/>
-      </w:pPr>
-      <w:r>
-        <w:rPr>
-          <w:b w:val="0"/>
-        </w:rPr>
-        <w:t>A team switches from MSE to MAE only after seeing a bad large error. What should be reported?</w:t>
-      </w:r>
-    </w:p>
-    <w:p>
-      <w:pPr>
-        <w:pStyle w:val="Heading3"/>
-      </w:pPr>
-      <w:r>
-        <w:t>Teacher reasoning · W5</w:t>
-      </w:r>
-    </w:p>
-    <w:p>
-      <w:pPr>
-        <w:spacing w:line="336" w:lineRule="auto" w:after="180"/>
-        <w:shd w:fill="F1F6FC"/>
-      </w:pPr>
-      <w:r>
-        <w:rPr>
-          <w:b w:val="0"/>
-        </w:rPr>
-        <w:t>Teacher explanation: Keep the declared primary metric and disclose any additional metric and reason. Report the large error and complete evaluation.</w:t>
-      </w:r>
-    </w:p>
-    <w:p>
-      <w:pPr>
-        <w:pStyle w:val="Heading3"/>
-      </w:pPr>
-      <w:r>
-        <w:t>Assess independent transfer</w:t>
-      </w:r>
-    </w:p>
-    <w:p>
-      <w:pPr>
-        <w:pStyle w:val="Heading3"/>
-      </w:pPr>
-      <w:r>
-        <w:t>Independent question · withhold the key</w:t>
-      </w:r>
-    </w:p>
-    <w:p>
-      <w:pPr>
-        <w:spacing w:line="336" w:lineRule="auto" w:after="180"/>
-        <w:shd w:fill="F5F1FB"/>
-      </w:pPr>
-      <w:r>
-        <w:rPr>
-          <w:b w:val="0"/>
-        </w:rPr>
-        <w:t xml:space="preserve">Selected case: Residuals [-2, 0, 4] m: calculate MAE MSE </w:t>
-      </w:r>
-      <w:r>
-        <w:rPr>
-          <w:b/>
-        </w:rPr>
-        <w:t>RMSE</w:t>
-      </w:r>
-      <w:r>
-        <w:rPr>
-          <w:b w:val="0"/>
-        </w:rPr>
-        <w:t xml:space="preserve"> and the result of converting to cm.</w:t>
-      </w:r>
-    </w:p>
-    <w:p>
-      <w:pPr>
-        <w:pStyle w:val="Heading3"/>
-      </w:pPr>
-      <w:r>
-        <w:t>Selected case answer</w:t>
-      </w:r>
-    </w:p>
-    <w:p>
-      <w:pPr>
-        <w:pStyle w:val="Heading3"/>
-      </w:pPr>
-      <w:r>
-        <w:t>Teacher key · Selected case answer</w:t>
-      </w:r>
-    </w:p>
-    <w:p>
-      <w:pPr>
-        <w:spacing w:line="336" w:lineRule="auto" w:after="180"/>
-        <w:shd w:fill="F1F6FC"/>
-      </w:pPr>
-      <w:r>
-        <w:rPr>
-          <w:b w:val="0"/>
-        </w:rPr>
-        <w:t xml:space="preserve">Teacher explanation: MAE 2 m; MSE 20/3 square m; </w:t>
-      </w:r>
-      <w:r>
-        <w:rPr>
-          <w:b/>
-        </w:rPr>
-        <w:t>RMSE</w:t>
-      </w:r>
-      <w:r>
-        <w:rPr>
-          <w:b w:val="0"/>
-        </w:rPr>
-        <w:t xml:space="preserve"> about 2.58 m. In cm, MAE 200, MSE 200000/3, </w:t>
-      </w:r>
-      <w:r>
-        <w:rPr>
-          <w:b/>
-        </w:rPr>
-        <w:t>RMSE</w:t>
-      </w:r>
-      <w:r>
-        <w:rPr>
-          <w:b w:val="0"/>
-        </w:rPr>
-        <w:t xml:space="preserve"> about 258.20.</w:t>
-      </w:r>
-    </w:p>
-    <w:tbl>
-      <w:tblPr>
-        <w:tblStyle w:val="LightShading-Accent1"/>
-        <w:tblW w:type="auto" w:w="0"/>
-        <w:tblLook w:firstColumn="1" w:firstRow="1" w:lastColumn="0" w:lastRow="0" w:noHBand="0" w:noVBand="1" w:val="04A0"/>
-      </w:tblPr>
-      <w:tblGrid>
-        <w:gridCol w:w="5112"/>
-        <w:gridCol w:w="5112"/>
-      </w:tblGrid>
-      <w:tr>
-        <w:trPr>
-          <w:tblHeader/>
-        </w:trPr>
-        <w:tc>
-          <w:tcPr>
-            <w:tcW w:type="dxa" w:w="5112"/>
-          </w:tcPr>
-          <w:p>
-            <w:r>
-              <w:t>Dimension</w:t>
-            </w:r>
-          </w:p>
-        </w:tc>
-        <w:tc>
-          <w:tcPr>
-            <w:tcW w:type="dxa" w:w="5112"/>
-          </w:tcPr>
-          <w:p>
-            <w:r>
-              <w:t>Evidence required</w:t>
-            </w:r>
-          </w:p>
-        </w:tc>
-      </w:tr>
-      <w:tr>
-        <w:tc>
-          <w:tcPr>
-            <w:tcW w:type="dxa" w:w="5112"/>
-          </w:tcPr>
-          <w:p>
-            <w:r>
-              <w:t>Explanation</w:t>
-            </w:r>
-          </w:p>
-        </w:tc>
-        <w:tc>
-          <w:tcPr>
-            <w:tcW w:type="dxa" w:w="5112"/>
-          </w:tcPr>
-          <w:p>
-            <w:r>
-              <w:t>Names the applicable idea or procedure and ties it to the supplied facts.</w:t>
-            </w:r>
-          </w:p>
-        </w:tc>
-      </w:tr>
-      <w:tr>
-        <w:tc>
-          <w:tcPr>
-            <w:tcW w:type="dxa" w:w="5112"/>
-          </w:tcPr>
-          <w:p>
-            <w:r>
-              <w:t>Trace and result</w:t>
-            </w:r>
-          </w:p>
-        </w:tc>
-        <w:tc>
-          <w:tcPr>
-            <w:tcW w:type="dxa" w:w="5112"/>
-          </w:tcPr>
-          <w:p>
-            <w:r>
-              <w:t>Preserves the given inputs and shows the relevant intermediate steps; distinguishes a prediction from an observed execution.</w:t>
-            </w:r>
-          </w:p>
-        </w:tc>
-      </w:tr>
-      <w:tr>
-        <w:tc>
-          <w:tcPr>
-            <w:tcW w:type="dxa" w:w="5112"/>
-          </w:tcPr>
-          <w:p>
-            <w:r>
-              <w:t>Limits</w:t>
-            </w:r>
-          </w:p>
-        </w:tc>
-        <w:tc>
-          <w:tcPr>
-            <w:tcW w:type="dxa" w:w="5112"/>
-          </w:tcPr>
-          <w:p>
-            <w:r>
-              <w:t>States the assumptions, missing evidence or conditions under which the result would change.</w:t>
-            </w:r>
-          </w:p>
-        </w:tc>
-      </w:tr>
-    </w:tbl>
-    <w:p>
-      <w:pPr>
-        <w:pStyle w:val="Heading3"/>
-      </w:pPr>
-      <w:r>
-        <w:t>Teacher key · Selected case answer</w:t>
-      </w:r>
-    </w:p>
-    <w:p>
-      <w:pPr>
-        <w:spacing w:line="336" w:lineRule="auto" w:after="180"/>
-        <w:shd w:fill="F1F6FC"/>
-      </w:pPr>
-      <w:r>
-        <w:rPr>
-          <w:b w:val="0"/>
-        </w:rPr>
-        <w:t>Record each dimension as not yet, with support, or independent. Accept a valid alternative procedure with a defensible trace.</w:t>
-      </w:r>
-    </w:p>
-    <w:p>
-      <w:pPr>
-        <w:spacing w:line="336" w:lineRule="auto" w:after="180"/>
-        <w:shd w:fill="F1F6FC"/>
-      </w:pPr>
-      <w:r>
-        <w:rPr>
-          <w:b w:val="0"/>
-        </w:rPr>
-        <w:t xml:space="preserve">Do not penalise an honestly recorded model failure if the learner correctly explains its </w:t>
-      </w:r>
-      <w:r>
-        <w:rPr>
-          <w:b/>
-        </w:rPr>
-        <w:t>evidence</w:t>
-      </w:r>
-      <w:r>
-        <w:rPr>
-          <w:b w:val="0"/>
-        </w:rPr>
-        <w:t xml:space="preserve"> and limits.</w:t>
-      </w:r>
-    </w:p>
-    <w:p>
-      <w:pPr>
-        <w:pStyle w:val="Heading3"/>
-      </w:pPr>
-      <w:r>
-        <w:t>Feedback that the learner uses</w:t>
-      </w:r>
-    </w:p>
-    <w:p>
-      <w:pPr>
-        <w:spacing w:line="336" w:lineRule="auto" w:after="180"/>
-      </w:pPr>
-      <w:r>
-        <w:rPr>
-          <w:b w:val="0"/>
-        </w:rPr>
-        <w:t>Name the earliest unsupported step and give one action to repair it. Have the learner make that repair now and explain why. Then assess the relevant skill on a fresh, fully specified case.</w:t>
-      </w:r>
-    </w:p>
-    <w:p>
-      <w:pPr>
-        <w:spacing w:line="336" w:lineRule="auto" w:after="180"/>
-      </w:pPr>
-      <w:r>
-        <w:rPr>
-          <w:b w:val="0"/>
-        </w:rPr>
-        <w:t>Confirm it was not previously practised with feedback; solve and check the new case before assigning it. A follow-up design prompt is a starting brief, not automatically an equivalent test.</w:t>
-      </w:r>
-    </w:p>
-    <w:p>
-      <w:pPr>
-        <w:pStyle w:val="Heading1"/>
-      </w:pPr>
-      <w:r>
-        <w:t>06. Connect and extend learning</w:t>
-      </w:r>
-    </w:p>
-    <w:p>
-      <w:r>
-        <w:t>Connect Absolute Error and MAE to Responsible Plant Classifier, adapt support and plan a later changed-case check.</w:t>
-      </w:r>
-    </w:p>
-    <w:p>
-      <w:pPr>
-        <w:pStyle w:val="Heading3"/>
-      </w:pPr>
-      <w:r>
-        <w:t>Responsible Plant Classifier</w:t>
-      </w:r>
-    </w:p>
-    <w:p>
-      <w:pPr>
-        <w:spacing w:line="336" w:lineRule="auto" w:after="180"/>
-      </w:pPr>
-      <w:r>
-        <w:rPr>
-          <w:b w:val="0"/>
-        </w:rPr>
-        <w:t>Use MAE correctly in the optional growth model; keep classifier and regression metrics clearly separated.</w:t>
-      </w:r>
-    </w:p>
-    <w:p>
-      <w:pPr>
-        <w:spacing w:line="336" w:lineRule="auto" w:after="180"/>
-      </w:pPr>
-      <w:r>
-        <w:rPr>
-          <w:b w:val="0"/>
-        </w:rPr>
-        <w:t xml:space="preserve">Keep the decision, </w:t>
-      </w:r>
-      <w:r>
-        <w:rPr>
-          <w:b/>
-        </w:rPr>
-        <w:t>input</w:t>
-      </w:r>
-      <w:r>
-        <w:rPr>
-          <w:b w:val="0"/>
-        </w:rPr>
-        <w:t xml:space="preserve">, result, explanation and remaining limitation in the project </w:t>
-      </w:r>
-      <w:r>
-        <w:rPr>
-          <w:b/>
-        </w:rPr>
-        <w:t>evidence</w:t>
-      </w:r>
-      <w:r>
-        <w:rPr>
-          <w:b w:val="0"/>
-        </w:rPr>
-        <w:t xml:space="preserve"> record. Retrieve this record next week rather than restarting the project.</w:t>
-      </w:r>
-    </w:p>
-    <w:p>
-      <w:pPr>
-        <w:pStyle w:val="Heading3"/>
-      </w:pPr>
-      <w:r>
-        <w:t>Support and stretch</w:t>
-      </w:r>
-    </w:p>
-    <w:p>
-      <w:pPr>
-        <w:spacing w:line="336" w:lineRule="auto" w:after="180"/>
-      </w:pPr>
-      <w:r>
-        <w:rPr>
-          <w:b w:val="0"/>
-        </w:rPr>
-        <w:t xml:space="preserve">Use a tiny labelled dataset, explicit </w:t>
-      </w:r>
-      <w:r>
-        <w:rPr>
-          <w:b/>
-        </w:rPr>
-        <w:t>unit</w:t>
-      </w:r>
-      <w:r>
-        <w:rPr>
-          <w:b w:val="0"/>
-        </w:rPr>
-        <w:t>s and a named positive class. Stretch: require a baseline, held-out evaluation and subgroup or shifted-condition analysis with denominators.</w:t>
-      </w:r>
-    </w:p>
-    <w:p>
-      <w:pPr>
-        <w:pStyle w:val="Heading3"/>
-      </w:pPr>
-      <w:r>
-        <w:t>Exit reflection</w:t>
-      </w:r>
-    </w:p>
-    <w:p>
-      <w:pPr>
-        <w:spacing w:line="336" w:lineRule="auto" w:after="180"/>
-      </w:pPr>
-      <w:r>
-        <w:rPr>
-          <w:b w:val="0"/>
-        </w:rPr>
-        <w:t xml:space="preserve">Ask for one decision the learner can now justify and one situation requiring more </w:t>
-      </w:r>
-      <w:r>
-        <w:rPr>
-          <w:b/>
-        </w:rPr>
-        <w:t>evidence</w:t>
-      </w:r>
-      <w:r>
-        <w:rPr>
-          <w:b w:val="0"/>
-        </w:rPr>
-        <w:t xml:space="preserve"> or human review. Confidence ratings are separate from correct independent performance.</w:t>
-      </w:r>
-    </w:p>
-    <w:p>
-      <w:pPr>
-        <w:pStyle w:val="Heading3"/>
-      </w:pPr>
-      <w:r>
-        <w:t>Bridge to the next week</w:t>
-      </w:r>
-    </w:p>
-    <w:p>
-      <w:pPr>
-        <w:spacing w:line="336" w:lineRule="auto" w:after="180"/>
-      </w:pPr>
-      <w:r>
-        <w:rPr>
-          <w:b w:val="0"/>
-        </w:rPr>
-        <w:t xml:space="preserve">Next: Week 22: Train a Regression Model. Retrieve today’s </w:t>
-      </w:r>
-      <w:r>
-        <w:rPr>
-          <w:b/>
-        </w:rPr>
-        <w:t>evidence</w:t>
-      </w:r>
-      <w:r>
-        <w:rPr>
-          <w:b w:val="0"/>
-        </w:rPr>
-        <w:t xml:space="preserve"> and identify what carries forward and what is new.</w:t>
-      </w:r>
-    </w:p>
-    <w:p>
-      <w:pPr>
-        <w:pStyle w:val="Heading3"/>
-      </w:pPr>
-      <w:r>
-        <w:t>Support and fresh reassessment</w:t>
-      </w:r>
-    </w:p>
-    <w:p>
-      <w:pPr>
-        <w:spacing w:line="336" w:lineRule="auto" w:after="180"/>
-      </w:pPr>
-      <w:r>
-        <w:rPr>
-          <w:b w:val="0"/>
-        </w:rPr>
-        <w:t xml:space="preserve">Provide a blank </w:t>
-      </w:r>
-      <w:r>
-        <w:rPr>
-          <w:b/>
-        </w:rPr>
-        <w:t>evidence</w:t>
-      </w:r>
-      <w:r>
-        <w:rPr>
-          <w:b w:val="0"/>
-        </w:rPr>
-        <w:t xml:space="preserve"> table and allow a verbal explanation before writing. Highlight the given conditions without supplying the W 4 conclusion. Use mae and mse in full sentences.</w:t>
-      </w:r>
-    </w:p>
-    <w:p>
-      <w:pPr>
-        <w:spacing w:line="336" w:lineRule="auto" w:after="180"/>
-      </w:pPr>
-      <w:r>
-        <w:rPr>
-          <w:b w:val="0"/>
-        </w:rPr>
-        <w:t>Extension: alter one condition in the worked example and explain which conclusion changes and which remains supported.</w:t>
-      </w:r>
-    </w:p>
-    <w:p>
-      <w:pPr>
-        <w:spacing w:line="336" w:lineRule="auto" w:after="180"/>
-      </w:pPr>
-      <w:r>
-        <w:rPr>
-          <w:b w:val="0"/>
-        </w:rPr>
-        <w:t xml:space="preserve">For independent W 4, require: MAE 2 m; MSE 20/3 square m; </w:t>
-      </w:r>
-      <w:r>
-        <w:rPr>
-          <w:b/>
-        </w:rPr>
-        <w:t>RMSE</w:t>
-      </w:r>
-      <w:r>
-        <w:rPr>
-          <w:b w:val="0"/>
-        </w:rPr>
-        <w:t xml:space="preserve"> about 2.58 m. In cm, MAE 200, MSE 200000/3, </w:t>
-      </w:r>
-      <w:r>
-        <w:rPr>
-          <w:b/>
-        </w:rPr>
-        <w:t>RMSE</w:t>
-      </w:r>
-      <w:r>
-        <w:rPr>
-          <w:b w:val="0"/>
-        </w:rPr>
-        <w:t xml:space="preserve"> about 258.20. Fresh retry residuals [-1, 1, 4]: MAE 2, MSE 6, </w:t>
-      </w:r>
-      <w:r>
-        <w:rPr>
-          <w:b/>
-        </w:rPr>
-        <w:t>RMSE</w:t>
-      </w:r>
-      <w:r>
-        <w:rPr>
-          <w:b w:val="0"/>
-        </w:rPr>
-        <w:t xml:space="preserve"> sqrt 6 about 2.45 in corresponding </w:t>
-      </w:r>
-      <w:r>
-        <w:rPr>
-          <w:b/>
-        </w:rPr>
-        <w:t>unit</w:t>
-      </w:r>
-      <w:r>
-        <w:rPr>
-          <w:b w:val="0"/>
-        </w:rPr>
-        <w:t>s.</w:t>
-      </w:r>
-    </w:p>
-    <w:p>
-      <w:pPr>
-        <w:spacing w:line="336" w:lineRule="auto" w:after="180"/>
-      </w:pPr>
-      <w:r>
-        <w:rPr>
-          <w:b w:val="0"/>
-        </w:rPr>
-        <w:t xml:space="preserve">Require </w:t>
-      </w:r>
-      <w:r>
-        <w:rPr>
-          <w:b/>
-        </w:rPr>
-        <w:t>unit</w:t>
-      </w:r>
-      <w:r>
-        <w:rPr>
-          <w:b w:val="0"/>
-        </w:rPr>
         <w:t>s and operation order. Mark each criterion as independent, supported or not yet demonstrated. Reassess the reasoning after feedback; do not replace the first attempt silently.</w:t>
       </w:r>
     </w:p>
     <w:p>
       <w:pPr>
-        <w:spacing w:line="336" w:lineRule="auto" w:after="180"/>
-      </w:pPr>
-      <w:r>
-        <w:rPr>
-          <w:b w:val="0"/>
-        </w:rPr>
-        <w:t xml:space="preserve">Next week: </w:t>
-      </w:r>
-      <w:r>
-        <w:rPr>
-          <w:b/>
-        </w:rPr>
-        <w:t>Fitting</w:t>
-      </w:r>
-      <w:r>
-        <w:rPr>
-          <w:b w:val="0"/>
-        </w:rPr>
-        <w:t xml:space="preserve"> a line. Carry forward the saved </w:t>
-      </w:r>
-      <w:r>
-        <w:rPr>
-          <w:b/>
-        </w:rPr>
-        <w:t>evidence</w:t>
-      </w:r>
-      <w:r>
-        <w:rPr>
-          <w:b w:val="0"/>
-        </w:rPr>
-        <w:t xml:space="preserve"> and the distinction between development choices and justified claims.</w:t>
-      </w:r>
-    </w:p>
-    <w:p>
-      <w:pPr>
-        <w:pStyle w:val="Heading3"/>
-      </w:pPr>
-      <w:r>
-        <w:t>Plan the delayed return</w:t>
+        <w:pStyle w:val="Heading2"/>
+      </w:pPr>
+      <w:r>
+        <w:t>Delayed return</w:t>
       </w:r>
     </w:p>
     <w:p>
@@ -5719,71 +5493,200 @@
     </w:p>
     <w:p>
       <w:pPr>
+        <w:pStyle w:val="Heading2"/>
+      </w:pPr>
+      <w:r>
+        <w:t>Bridge and reflection</w:t>
+      </w:r>
+    </w:p>
+    <w:p>
+      <w:pPr>
+        <w:spacing w:line="336" w:lineRule="auto" w:after="180"/>
+      </w:pPr>
+      <w:r>
+        <w:rPr>
+          <w:b w:val="0"/>
+        </w:rPr>
+        <w:t xml:space="preserve">Ask for one decision the learner can now justify and one situation requiring more </w:t>
+      </w:r>
+      <w:r>
+        <w:rPr>
+          <w:b/>
+        </w:rPr>
+        <w:t>evidence</w:t>
+      </w:r>
+      <w:r>
+        <w:rPr>
+          <w:b w:val="0"/>
+        </w:rPr>
+        <w:t xml:space="preserve"> or human review. Confidence ratings are separate from correct independent performance.</w:t>
+      </w:r>
+    </w:p>
+    <w:p>
+      <w:pPr>
+        <w:spacing w:line="336" w:lineRule="auto" w:after="180"/>
+      </w:pPr>
+      <w:r>
+        <w:rPr>
+          <w:b w:val="0"/>
+        </w:rPr>
+        <w:t xml:space="preserve">Next: Week 22: Train a Regression Model. Retrieve today’s </w:t>
+      </w:r>
+      <w:r>
+        <w:rPr>
+          <w:b/>
+        </w:rPr>
+        <w:t>evidence</w:t>
+      </w:r>
+      <w:r>
+        <w:rPr>
+          <w:b w:val="0"/>
+        </w:rPr>
+        <w:t xml:space="preserve"> and identify what carries forward and what is new.</w:t>
+      </w:r>
+    </w:p>
+    <w:p>
+      <w:pPr>
+        <w:spacing w:line="336" w:lineRule="auto" w:after="180"/>
+      </w:pPr>
+      <w:r>
+        <w:rPr>
+          <w:b w:val="0"/>
+        </w:rPr>
+        <w:t xml:space="preserve">Next week: </w:t>
+      </w:r>
+      <w:r>
+        <w:rPr>
+          <w:b/>
+        </w:rPr>
+        <w:t>Fitting</w:t>
+      </w:r>
+      <w:r>
+        <w:rPr>
+          <w:b w:val="0"/>
+        </w:rPr>
+        <w:t xml:space="preserve"> a line. Carry forward the saved </w:t>
+      </w:r>
+      <w:r>
+        <w:rPr>
+          <w:b/>
+        </w:rPr>
+        <w:t>evidence</w:t>
+      </w:r>
+      <w:r>
+        <w:rPr>
+          <w:b w:val="0"/>
+        </w:rPr>
+        <w:t xml:space="preserve"> and the distinction between development choices and justified claims.</w:t>
+      </w:r>
+    </w:p>
+    <w:p>
+      <w:pPr>
+        <w:pStyle w:val="Heading2"/>
+      </w:pPr>
+      <w:r>
+        <w:t>Earlier wording, alternatives and picture transcripts · reference / check after trying</w:t>
+      </w:r>
+    </w:p>
+    <w:p>
+      <w:pPr>
+        <w:spacing w:line="336" w:lineRule="auto" w:after="180"/>
+      </w:pPr>
+      <w:r>
+        <w:rPr>
+          <w:b w:val="0"/>
+        </w:rPr>
+        <w:t>Connect and extend learning</w:t>
+      </w:r>
+    </w:p>
+    <w:p>
+      <w:pPr>
         <w:pStyle w:val="Heading3"/>
       </w:pPr>
       <w:r>
+        <w:t>Responsible Plant Classifier</w:t>
+      </w:r>
+    </w:p>
+    <w:p>
+      <w:pPr>
+        <w:pStyle w:val="Heading3"/>
+      </w:pPr>
+      <w:r>
+        <w:t>Support and stretch</w:t>
+      </w:r>
+    </w:p>
+    <w:p>
+      <w:pPr>
+        <w:pStyle w:val="Heading3"/>
+      </w:pPr>
+      <w:r>
+        <w:t>Exit reflection</w:t>
+      </w:r>
+    </w:p>
+    <w:p>
+      <w:pPr>
+        <w:pStyle w:val="Heading3"/>
+      </w:pPr>
+      <w:r>
+        <w:t>Bridge to the next week</w:t>
+      </w:r>
+    </w:p>
+    <w:p>
+      <w:pPr>
+        <w:pStyle w:val="Heading3"/>
+      </w:pPr>
+      <w:r>
+        <w:t>Support and fresh reassessment</w:t>
+      </w:r>
+    </w:p>
+    <w:p>
+      <w:pPr>
+        <w:pStyle w:val="Heading3"/>
+      </w:pPr>
+      <w:r>
+        <w:t>Plan the delayed return</w:t>
+      </w:r>
+    </w:p>
+    <w:p>
+      <w:pPr>
+        <w:pStyle w:val="Heading3"/>
+      </w:pPr>
+      <w:r>
         <w:t>Project evidence from this case</w:t>
       </w:r>
     </w:p>
     <w:p>
       <w:pPr>
+        <w:pStyle w:val="Heading1"/>
+      </w:pPr>
+      <w:r>
+        <w:t>Reference bank and extra practice</w:t>
+      </w:r>
+    </w:p>
+    <w:p>
+      <w:pPr>
+        <w:pStyle w:val="Heading1"/>
+      </w:pPr>
+      <w:r>
+        <w:t>07. Reference · Alternative planning checklist</w:t>
+      </w:r>
+    </w:p>
+    <w:p>
+      <w:r>
+        <w:t>Use alongside the main route without repeating the whole cycle.</w:t>
+      </w:r>
+    </w:p>
+    <w:p>
+      <w:pPr>
+        <w:pStyle w:val="Heading2"/>
+      </w:pPr>
+      <w:r>
+        <w:t>Planning and assessment reference</w:t>
+      </w:r>
+    </w:p>
+    <w:p>
+      <w:pPr>
         <w:spacing w:line="336" w:lineRule="auto" w:after="180"/>
-      </w:pPr>
-      <w:r>
-        <w:rPr>
-          <w:b w:val="0"/>
-        </w:rPr>
-        <w:t xml:space="preserve">For your Responsible Plant Classifier, save the </w:t>
-      </w:r>
-      <w:r>
-        <w:rPr>
-          <w:b/>
-        </w:rPr>
-        <w:t>input</w:t>
-      </w:r>
-      <w:r>
-        <w:rPr>
-          <w:b w:val="0"/>
-        </w:rPr>
-        <w:t>, procedure, observed result and limitation of this check.</w:t>
-      </w:r>
-    </w:p>
-    <w:p>
-      <w:pPr>
-        <w:spacing w:line="336" w:lineRule="auto" w:after="180"/>
-      </w:pPr>
-      <w:r>
-        <w:rPr>
-          <w:b w:val="0"/>
-        </w:rPr>
-        <w:t>Label this worked example as practice; use a different, previously unreviewed case when checking independent understanding.</w:t>
-      </w:r>
-    </w:p>
-    <w:p>
-      <w:pPr>
-        <w:pStyle w:val="Heading1"/>
-      </w:pPr>
-      <w:r>
-        <w:t>07. Prepare, teach and assess</w:t>
-      </w:r>
-    </w:p>
-    <w:p>
-      <w:r>
-        <w:t>Use this preparation summary alongside the detailed Absolute Error and MAE lesson; it is a checklist rather than a replacement for the full sequence.</w:t>
-      </w:r>
-    </w:p>
-    <w:p>
-      <w:pPr>
-        <w:pStyle w:val="Heading3"/>
-      </w:pPr>
-      <w:r>
-        <w:t>Teaching target</w:t>
-      </w:r>
-    </w:p>
-    <w:p>
-      <w:pPr>
-        <w:spacing w:line="336" w:lineRule="auto" w:after="180"/>
-        <w:shd w:fill="EDF7F3"/>
       </w:pPr>
       <w:r>
         <w:rPr>
@@ -6001,16 +5904,7 @@
     </w:p>
     <w:p>
       <w:pPr>
-        <w:pStyle w:val="Heading3"/>
-      </w:pPr>
-      <w:r>
-        <w:t>Supported practice answer</w:t>
-      </w:r>
-    </w:p>
-    <w:p>
-      <w:pPr>
         <w:spacing w:line="336" w:lineRule="auto" w:after="180"/>
-        <w:shd w:fill="F1F6FC"/>
       </w:pPr>
       <w:r>
         <w:rPr>
@@ -6067,16 +5961,7 @@
     </w:p>
     <w:p>
       <w:pPr>
-        <w:pStyle w:val="Heading3"/>
-      </w:pPr>
-      <w:r>
-        <w:t>Repair the misconception</w:t>
-      </w:r>
-    </w:p>
-    <w:p>
-      <w:pPr>
         <w:spacing w:line="336" w:lineRule="auto" w:after="180"/>
-        <w:shd w:fill="FFF5E6"/>
       </w:pPr>
       <w:r>
         <w:rPr>
@@ -6099,16 +5984,7 @@
     </w:p>
     <w:p>
       <w:pPr>
-        <w:pStyle w:val="Heading3"/>
-      </w:pPr>
-      <w:r>
-        <w:t>Support without giving away the answer</w:t>
-      </w:r>
-    </w:p>
-    <w:p>
-      <w:pPr>
         <w:spacing w:line="336" w:lineRule="auto" w:after="180"/>
-        <w:shd w:fill="F1F6F8"/>
       </w:pPr>
       <w:r>
         <w:rPr>
@@ -6131,16 +6007,7 @@
     </w:p>
     <w:p>
       <w:pPr>
-        <w:pStyle w:val="Heading3"/>
-      </w:pPr>
-      <w:r>
-        <w:t>Extend the reasoning</w:t>
-      </w:r>
-    </w:p>
-    <w:p>
-      <w:pPr>
         <w:spacing w:line="336" w:lineRule="auto" w:after="180"/>
-        <w:shd w:fill="F5F1FB"/>
       </w:pPr>
       <w:r>
         <w:rPr>
@@ -6176,7 +6043,6 @@
     <w:p>
       <w:pPr>
         <w:spacing w:line="336" w:lineRule="auto" w:after="180"/>
-        <w:shd w:fill="F5F1FB"/>
       </w:pPr>
       <w:r>
         <w:rPr>
@@ -6199,16 +6065,7 @@
     </w:p>
     <w:p>
       <w:pPr>
-        <w:pStyle w:val="Heading3"/>
-      </w:pPr>
-      <w:r>
-        <w:t>Protect the independent attempt</w:t>
-      </w:r>
-    </w:p>
-    <w:p>
-      <w:pPr>
         <w:spacing w:line="336" w:lineRule="auto" w:after="180"/>
-        <w:shd w:fill="FFF5E6"/>
       </w:pPr>
       <w:r>
         <w:rPr>
@@ -6403,16 +6260,7 @@
     </w:tbl>
     <w:p>
       <w:pPr>
-        <w:pStyle w:val="Heading3"/>
-      </w:pPr>
-      <w:r>
-        <w:t>Project checkpoint</w:t>
-      </w:r>
-    </w:p>
-    <w:p>
-      <w:pPr>
         <w:spacing w:line="336" w:lineRule="auto" w:after="180"/>
-        <w:shd w:fill="EDF7F3"/>
       </w:pPr>
       <w:r>
         <w:rPr>
@@ -6449,12 +6297,20 @@
         <w:pStyle w:val="Heading1"/>
       </w:pPr>
       <w:r>
-        <w:t>08. Use feedback, labs and repair paths</w:t>
-      </w:r>
-    </w:p>
-    <w:p>
-      <w:r>
-        <w:t>Use feedback, earlier review and portfolios purposefully. Apply the coding routine only when this lesson has an executable lab.</w:t>
+        <w:t>08. Reference · Feedback and evidence records</w:t>
+      </w:r>
+    </w:p>
+    <w:p>
+      <w:r>
+        <w:t>Keep supported rehearsal separate from independent performance.</w:t>
+      </w:r>
+    </w:p>
+    <w:p>
+      <w:pPr>
+        <w:pStyle w:val="Heading2"/>
+      </w:pPr>
+      <w:r>
+        <w:t>Record and repair</w:t>
       </w:r>
     </w:p>
     <w:p>
@@ -6499,6 +6355,48 @@
         <w:rPr>
           <w:b w:val="0"/>
         </w:rPr>
+        <w:t>Use the earlier worked-explanation links to address a specific missing building block, then return to the current question. Adapt this suggestion after observing the learner; it is not an automatic diagnosis.</w:t>
+      </w:r>
+    </w:p>
+    <w:p>
+      <w:pPr>
+        <w:spacing w:line="336" w:lineRule="auto" w:after="180"/>
+      </w:pPr>
+      <w:r>
+        <w:rPr>
+          <w:b w:val="0"/>
+        </w:rPr>
+        <w:t xml:space="preserve">Collect the completed-work portfolio as </w:t>
+      </w:r>
+      <w:r>
+        <w:rPr>
+          <w:b/>
+        </w:rPr>
+        <w:t>evidence</w:t>
+      </w:r>
+      <w:r>
+        <w:rPr>
+          <w:b w:val="0"/>
+        </w:rPr>
+        <w:t>. Record support separately from correctness, and assess explanation, trace/test and limitations. Progress ticks and quiz selections alone do not establish mastery.</w:t>
+      </w:r>
+    </w:p>
+    <w:p>
+      <w:pPr>
+        <w:pStyle w:val="Heading2"/>
+      </w:pPr>
+      <w:r>
+        <w:t>Earlier wording, alternatives and picture transcripts · reference / check after trying</w:t>
+      </w:r>
+    </w:p>
+    <w:p>
+      <w:pPr>
+        <w:spacing w:line="336" w:lineRule="auto" w:after="180"/>
+      </w:pPr>
+      <w:r>
+        <w:rPr>
+          <w:b w:val="0"/>
+        </w:rPr>
         <w:t xml:space="preserve">Ask students to predict before running code. Preserve errors and actual </w:t>
       </w:r>
       <w:r>
@@ -6516,77 +6414,20 @@
     </w:p>
     <w:p>
       <w:pPr>
-        <w:spacing w:line="336" w:lineRule="auto" w:after="180"/>
-      </w:pPr>
-      <w:r>
-        <w:rPr>
-          <w:b w:val="0"/>
-        </w:rPr>
-        <w:t>Use the earlier worked-explanation links to address a specific missing building block, then return to the current question. Adapt this suggestion after observing the learner; it is not an automatic diagnosis.</w:t>
-      </w:r>
-    </w:p>
-    <w:p>
-      <w:pPr>
-        <w:spacing w:line="336" w:lineRule="auto" w:after="180"/>
-      </w:pPr>
-      <w:r>
-        <w:rPr>
-          <w:b w:val="0"/>
-        </w:rPr>
-        <w:t xml:space="preserve">Collect the completed-work portfolio as </w:t>
-      </w:r>
-      <w:r>
-        <w:rPr>
-          <w:b/>
-        </w:rPr>
-        <w:t>evidence</w:t>
-      </w:r>
-      <w:r>
-        <w:rPr>
-          <w:b w:val="0"/>
-        </w:rPr>
-        <w:t>. Record support separately from correctness, and assess explanation, trace/test and limitations. Progress ticks and quiz selections alone do not establish mastery.</w:t>
-      </w:r>
-    </w:p>
-    <w:p>
-      <w:pPr>
         <w:pStyle w:val="Heading1"/>
       </w:pPr>
       <w:r>
-        <w:t>09. Visual concept journey</w:t>
-      </w:r>
-    </w:p>
-    <w:p>
-      <w:r>
-        <w:t>Show one Absolute Error and MAE graphic at a time, request a prediction and discuss its trace before the independent assessment.</w:t>
-      </w:r>
-    </w:p>
-    <w:p>
-      <w:pPr>
-        <w:spacing w:line="336" w:lineRule="auto" w:after="180"/>
-      </w:pPr>
-      <w:r>
-        <w:rPr>
-          <w:b w:val="0"/>
-        </w:rPr>
-        <w:t xml:space="preserve">Use one picture at a time. Hide a worked result before asking for a </w:t>
-      </w:r>
-      <w:r>
-        <w:rPr>
-          <w:b/>
-        </w:rPr>
-        <w:t>prediction</w:t>
-      </w:r>
-      <w:r>
-        <w:rPr>
-          <w:b w:val="0"/>
-        </w:rPr>
-        <w:t>, then reveal it for feedback. These are supported teaching cases; retain the separate independent assessment for a fresh first attempt.</w:t>
-      </w:r>
-    </w:p>
-    <w:p>
-      <w:pPr>
-        <w:pStyle w:val="Heading3"/>
+        <w:t>09. Reference · Teach with the six pictures</w:t>
+      </w:r>
+    </w:p>
+    <w:p>
+      <w:r>
+        <w:t>Choose one picture for a specific reasoning move.</w:t>
+      </w:r>
+    </w:p>
+    <w:p>
+      <w:pPr>
+        <w:pStyle w:val="Heading2"/>
       </w:pPr>
       <w:r>
         <w:t>01. Absolute Error and MAE: the case</w:t>
@@ -6597,7 +6438,7 @@
         <w:drawing>
           <wp:inline xmlns:a="http://schemas.openxmlformats.org/drawingml/2006/main" xmlns:pic="http://schemas.openxmlformats.org/drawingml/2006/picture">
             <wp:extent cx="5486400" cy="2990088"/>
-            <wp:docPr id="2" name="Picture 2" descr="Compare absolute and squared error without losing track of units. Supplied facts: Residuals are [-1, 2, 3] cm. Use MAE=mean absolute residual and MSE=mean squared residual. All inputs and outcomes in this worked example are invented classroom data; no real model run is claimed."/>
+            <wp:docPr id="3" name="Picture 3" descr="Compare absolute and squared error without losing track of units. Supplied facts: Residuals are [-1, 2, 3] cm. Use MAE=mean absolute residual and MSE=mean squared residual. All inputs and outcomes in this worked example are invented classroom data; no real model run is claimed."/>
             <wp:cNvGraphicFramePr>
               <a:graphicFrameLocks noChangeAspect="1"/>
             </wp:cNvGraphicFramePr>
@@ -6609,7 +6450,7 @@
                     <pic:cNvPicPr/>
                   </pic:nvPicPr>
                   <pic:blipFill>
-                    <a:blip r:embed="rId10"/>
+                    <a:blip r:embed="rId11"/>
                     <a:stretch>
                       <a:fillRect/>
                     </a:stretch>
@@ -6677,7 +6518,6 @@
     <w:p>
       <w:pPr>
         <w:spacing w:line="336" w:lineRule="auto" w:after="180"/>
-        <w:shd w:fill="F5F1FB"/>
       </w:pPr>
       <w:r>
         <w:rPr>
@@ -6688,16 +6528,7 @@
     </w:p>
     <w:p>
       <w:pPr>
-        <w:pStyle w:val="Heading3"/>
-      </w:pPr>
-      <w:r>
-        <w:t>Discuss while showing the picture</w:t>
-      </w:r>
-    </w:p>
-    <w:p>
-      <w:pPr>
         <w:spacing w:line="336" w:lineRule="auto" w:after="180"/>
-        <w:shd w:fill="F1F6F8"/>
       </w:pPr>
       <w:r>
         <w:rPr>
@@ -6708,7 +6539,7 @@
     </w:p>
     <w:p>
       <w:pPr>
-        <w:pStyle w:val="Heading3"/>
+        <w:pStyle w:val="Heading2"/>
       </w:pPr>
       <w:r>
         <w:t>02. Follow the deciding steps</w:t>
@@ -6719,7 +6550,7 @@
         <w:drawing>
           <wp:inline xmlns:a="http://schemas.openxmlformats.org/drawingml/2006/main" xmlns:pic="http://schemas.openxmlformats.org/drawingml/2006/picture">
             <wp:extent cx="5486400" cy="3182112"/>
-            <wp:docPr id="3" name="Picture 3" descr="Absolute errors: Absolute values1, 2, 3 give MAE6/3=2 cm. → Squared errors: Squares1, 4, 9 give MSE14/3 cm², approximately = 4.67 cm². → Root squared error: RMSE=sqrt(14/3), approximately2.16 cm."/>
+            <wp:docPr id="4" name="Picture 4" descr="Absolute errors: Absolute values1, 2, 3 give MAE6/3=2 cm. → Squared errors: Squares1, 4, 9 give MSE14/3 cm², approximately = 4.67 cm². → Root squared error: RMSE=sqrt(14/3), approximately2.16 cm."/>
             <wp:cNvGraphicFramePr>
               <a:graphicFrameLocks noChangeAspect="1"/>
             </wp:cNvGraphicFramePr>
@@ -6731,7 +6562,7 @@
                     <pic:cNvPicPr/>
                   </pic:nvPicPr>
                   <pic:blipFill>
-                    <a:blip r:embed="rId11"/>
+                    <a:blip r:embed="rId9"/>
                     <a:stretch>
                       <a:fillRect/>
                     </a:stretch>
@@ -6782,7 +6613,6 @@
     <w:p>
       <w:pPr>
         <w:spacing w:line="336" w:lineRule="auto" w:after="180"/>
-        <w:shd w:fill="F5F1FB"/>
       </w:pPr>
       <w:r>
         <w:rPr>
@@ -6805,16 +6635,7 @@
     </w:p>
     <w:p>
       <w:pPr>
-        <w:pStyle w:val="Heading3"/>
-      </w:pPr>
-      <w:r>
-        <w:t>Discuss while showing the picture</w:t>
-      </w:r>
-    </w:p>
-    <w:p>
-      <w:pPr>
         <w:spacing w:line="336" w:lineRule="auto" w:after="180"/>
-        <w:shd w:fill="F1F6F8"/>
       </w:pPr>
       <w:r>
         <w:rPr>
@@ -6837,7 +6658,7 @@
     </w:p>
     <w:p>
       <w:pPr>
-        <w:pStyle w:val="Heading3"/>
+        <w:pStyle w:val="Heading2"/>
       </w:pPr>
       <w:r>
         <w:t>03. Absolute and squared loss at a glance</w:t>
@@ -6848,7 +6669,7 @@
         <w:drawing>
           <wp:inline xmlns:a="http://schemas.openxmlformats.org/drawingml/2006/main" xmlns:pic="http://schemas.openxmlformats.org/drawingml/2006/picture">
             <wp:extent cx="5486400" cy="2834640"/>
-            <wp:docPr id="4" name="Picture 4" descr="Absolute and squared loss at a glance. Residuals | minus 1 plus 2 minus 3 | Signed differences. Absolute values | 1 2 3 | MAE 2 cm. Squares | 1 4 9 | MSE 14 divided by 3"/>
+            <wp:docPr id="5" name="Picture 5" descr="Absolute and squared loss at a glance. Residuals | minus 1 plus 2 minus 3 | Signed differences. Absolute values | 1 2 3 | MAE 2 cm. Squares | 1 4 9 | MSE 14 divided by 3"/>
             <wp:cNvGraphicFramePr>
               <a:graphicFrameLocks noChangeAspect="1"/>
             </wp:cNvGraphicFramePr>
@@ -6905,7 +6726,6 @@
     <w:p>
       <w:pPr>
         <w:spacing w:line="336" w:lineRule="auto" w:after="180"/>
-        <w:shd w:fill="F5F1FB"/>
       </w:pPr>
       <w:r>
         <w:rPr>
@@ -6916,16 +6736,7 @@
     </w:p>
     <w:p>
       <w:pPr>
-        <w:pStyle w:val="Heading3"/>
-      </w:pPr>
-      <w:r>
-        <w:t>Discuss while showing the picture</w:t>
-      </w:r>
-    </w:p>
-    <w:p>
-      <w:pPr>
         <w:spacing w:line="336" w:lineRule="auto" w:after="180"/>
-        <w:shd w:fill="F1F6F8"/>
       </w:pPr>
       <w:r>
         <w:rPr>
@@ -6936,7 +6747,7 @@
     </w:p>
     <w:p>
       <w:pPr>
-        <w:pStyle w:val="Heading3"/>
+        <w:pStyle w:val="Heading2"/>
       </w:pPr>
       <w:r>
         <w:t>04. Change one thing. Trace what follows.</w:t>
@@ -6947,7 +6758,7 @@
         <w:drawing>
           <wp:inline xmlns:a="http://schemas.openxmlformats.org/drawingml/2006/main" xmlns:pic="http://schemas.openxmlformats.org/drawingml/2006/picture">
             <wp:extent cx="5486400" cy="3026664"/>
-            <wp:docPr id="5" name="Picture 5" descr="Original case: RMSE=sqrt(14/3), approximately2.16 cm. Changed condition: Convert every residual to millimetres. Expected result: MAE becomes20 mm; MSE becomes1400/3 mm²; RMSE becomes about21.60 mm. Reason: Residuals scale by10; squares scale by100, while the square root returns a length unit."/>
+            <wp:docPr id="6" name="Picture 6" descr="Original case: RMSE=sqrt(14/3), approximately2.16 cm. Changed condition: Convert every residual to millimetres. Expected result: MAE becomes20 mm; MSE becomes1400/3 mm²; RMSE becomes about21.60 mm. Reason: Residuals scale by10; squares scale by100, while the square root returns a length unit."/>
             <wp:cNvGraphicFramePr>
               <a:graphicFrameLocks noChangeAspect="1"/>
             </wp:cNvGraphicFramePr>
@@ -7039,7 +6850,6 @@
     <w:p>
       <w:pPr>
         <w:spacing w:line="336" w:lineRule="auto" w:after="180"/>
-        <w:shd w:fill="F5F1FB"/>
       </w:pPr>
       <w:r>
         <w:rPr>
@@ -7050,16 +6860,7 @@
     </w:p>
     <w:p>
       <w:pPr>
-        <w:pStyle w:val="Heading3"/>
-      </w:pPr>
-      <w:r>
-        <w:t>Discuss while showing the picture</w:t>
-      </w:r>
-    </w:p>
-    <w:p>
-      <w:pPr>
         <w:spacing w:line="336" w:lineRule="auto" w:after="180"/>
-        <w:shd w:fill="F1F6F8"/>
       </w:pPr>
       <w:r>
         <w:rPr>
@@ -7071,7 +6872,6 @@
     <w:p>
       <w:pPr>
         <w:spacing w:line="336" w:lineRule="auto" w:after="180"/>
-        <w:shd w:fill="F1F6F8"/>
       </w:pPr>
       <w:r>
         <w:rPr>
@@ -7094,7 +6894,7 @@
     </w:p>
     <w:p>
       <w:pPr>
-        <w:pStyle w:val="Heading3"/>
+        <w:pStyle w:val="Heading2"/>
       </w:pPr>
       <w:r>
         <w:t>05. Connect the explanation to its limit</w:t>
@@ -7105,7 +6905,7 @@
         <w:drawing>
           <wp:inline xmlns:a="http://schemas.openxmlformats.org/drawingml/2006/main" xmlns:pic="http://schemas.openxmlformats.org/drawingml/2006/picture">
             <wp:extent cx="5486400" cy="2834640"/>
-            <wp:docPr id="6" name="Picture 6" descr="Read the picture in order. RMSE=sqrt(14/3), approximately2.16 cm. The arrows show which recorded input or intermediate result each decision uses. Explain the deciding step aloud before checking the changed case; pointing to the final answer alone does not show how it follows. Limit: Different loss functions weight large misses differently; a smaller selected loss is not automatically better for every consequence."/>
+            <wp:docPr id="7" name="Picture 7" descr="Read the picture in order. RMSE=sqrt(14/3), approximately2.16 cm. The arrows show which recorded input or intermediate result each decision uses. Explain the deciding step aloud before checking the changed case; pointing to the final answer alone does not show how it follows. Limit: Different loss functions weight large misses differently; a smaller selected loss is not automatically better for every consequence."/>
             <wp:cNvGraphicFramePr>
               <a:graphicFrameLocks noChangeAspect="1"/>
             </wp:cNvGraphicFramePr>
@@ -7220,7 +7020,6 @@
     <w:p>
       <w:pPr>
         <w:spacing w:line="336" w:lineRule="auto" w:after="180"/>
-        <w:shd w:fill="F5F1FB"/>
       </w:pPr>
       <w:r>
         <w:rPr>
@@ -7231,16 +7030,7 @@
     </w:p>
     <w:p>
       <w:pPr>
-        <w:pStyle w:val="Heading3"/>
-      </w:pPr>
-      <w:r>
-        <w:t>Discuss while showing the picture</w:t>
-      </w:r>
-    </w:p>
-    <w:p>
-      <w:pPr>
         <w:spacing w:line="336" w:lineRule="auto" w:after="180"/>
-        <w:shd w:fill="F1F6F8"/>
       </w:pPr>
       <w:r>
         <w:rPr>
@@ -7252,7 +7042,6 @@
     <w:p>
       <w:pPr>
         <w:spacing w:line="336" w:lineRule="auto" w:after="180"/>
-        <w:shd w:fill="F1F6F8"/>
       </w:pPr>
       <w:r>
         <w:rPr>
@@ -7287,7 +7076,7 @@
     </w:p>
     <w:p>
       <w:pPr>
-        <w:pStyle w:val="Heading3"/>
+        <w:pStyle w:val="Heading2"/>
       </w:pPr>
       <w:r>
         <w:t>06. Make the idea visible in your project</w:t>
@@ -7298,7 +7087,7 @@
         <w:drawing>
           <wp:inline xmlns:a="http://schemas.openxmlformats.org/drawingml/2006/main" xmlns:pic="http://schemas.openxmlformats.org/drawingml/2006/picture">
             <wp:extent cx="5486400" cy="3681984"/>
-            <wp:docPr id="7" name="Picture 7" descr="For your Responsible Plant Classifier, save the input, procedure, observed result and limitation of this check. Label this worked example as practice; use a different, previously unreviewed case when checking independent understanding. Draw your input, deciding step, result and limit. Supported question: Why is quoting MSE as4.67 cm misleading? Point to the relevant step in the picture, then write the changed result and the rule or evidence that supports it."/>
+            <wp:docPr id="8" name="Picture 8" descr="For your Responsible Plant Classifier, save the input, procedure, observed result and limitation of this check. Label this worked example as practice; use a different, previously unreviewed case when checking independent understanding. Draw your input, deciding step, result and limit. Supported question: Why is quoting MSE as4.67 cm misleading? Point to the relevant step in the picture, then write the changed result and the rule or evidence that supports it."/>
             <wp:cNvGraphicFramePr>
               <a:graphicFrameLocks noChangeAspect="1"/>
             </wp:cNvGraphicFramePr>
@@ -7401,7 +7190,6 @@
     <w:p>
       <w:pPr>
         <w:spacing w:line="336" w:lineRule="auto" w:after="180"/>
-        <w:shd w:fill="F5F1FB"/>
       </w:pPr>
       <w:r>
         <w:rPr>
@@ -7424,118 +7212,186 @@
     </w:p>
     <w:p>
       <w:pPr>
+        <w:spacing w:line="336" w:lineRule="auto" w:after="180"/>
+      </w:pPr>
+      <w:r>
+        <w:rPr>
+          <w:b w:val="0"/>
+        </w:rPr>
+        <w:t xml:space="preserve">Teacher prompt: Draw your project trace and justify the deciding step using </w:t>
+      </w:r>
+      <w:r>
+        <w:rPr>
+          <w:b/>
+        </w:rPr>
+        <w:t>evidence</w:t>
+      </w:r>
+      <w:r>
+        <w:rPr>
+          <w:b w:val="0"/>
+        </w:rPr>
+        <w:t>. Ask learners to describe one label or arrow in ordinary words. Use the adjacent transcript if the image is difficult to see.</w:t>
+      </w:r>
+    </w:p>
+    <w:p>
+      <w:pPr>
+        <w:spacing w:line="336" w:lineRule="auto" w:after="180"/>
+      </w:pPr>
+      <w:r>
+        <w:rPr>
+          <w:b w:val="0"/>
+        </w:rPr>
+        <w:t xml:space="preserve">Supported practice key: Its </w:t>
+      </w:r>
+      <w:r>
+        <w:rPr>
+          <w:b/>
+        </w:rPr>
+        <w:t>unit</w:t>
+      </w:r>
+      <w:r>
+        <w:rPr>
+          <w:b w:val="0"/>
+        </w:rPr>
+        <w:t xml:space="preserve"> is cm², not cm. </w:t>
+      </w:r>
+      <w:r>
+        <w:rPr>
+          <w:b/>
+        </w:rPr>
+        <w:t>RMSE</w:t>
+      </w:r>
+      <w:r>
+        <w:rPr>
+          <w:b w:val="0"/>
+        </w:rPr>
+        <w:t xml:space="preserve"> is the corresponding square-root statistic with cm </w:t>
+      </w:r>
+      <w:r>
+        <w:rPr>
+          <w:b/>
+        </w:rPr>
+        <w:t>unit</w:t>
+      </w:r>
+      <w:r>
+        <w:rPr>
+          <w:b w:val="0"/>
+        </w:rPr>
+        <w:t xml:space="preserve">s. Changed-case check: MAE becomes20 mm; MSE becomes1400/3 mm²; </w:t>
+      </w:r>
+      <w:r>
+        <w:rPr>
+          <w:b/>
+        </w:rPr>
+        <w:t>RMSE</w:t>
+      </w:r>
+      <w:r>
+        <w:rPr>
+          <w:b w:val="0"/>
+        </w:rPr>
+        <w:t xml:space="preserve"> becomes about21.60 mm.</w:t>
+      </w:r>
+    </w:p>
+    <w:p>
+      <w:pPr>
+        <w:spacing w:line="336" w:lineRule="auto" w:after="180"/>
+      </w:pPr>
+      <w:r>
+        <w:rPr>
+          <w:b w:val="0"/>
+        </w:rPr>
+        <w:t xml:space="preserve">Residuals scale by10; squares scale by100, while the square root returns a length </w:t>
+      </w:r>
+      <w:r>
+        <w:rPr>
+          <w:b/>
+        </w:rPr>
+        <w:t>unit</w:t>
+      </w:r>
+      <w:r>
+        <w:rPr>
+          <w:b w:val="0"/>
+        </w:rPr>
+        <w:t>.</w:t>
+      </w:r>
+    </w:p>
+    <w:p>
+      <w:pPr>
+        <w:pStyle w:val="Heading2"/>
+      </w:pPr>
+      <w:r>
+        <w:t>Earlier wording, alternatives and picture transcripts · reference / check after trying</w:t>
+      </w:r>
+    </w:p>
+    <w:p>
+      <w:pPr>
+        <w:spacing w:line="336" w:lineRule="auto" w:after="180"/>
+      </w:pPr>
+      <w:r>
+        <w:rPr>
+          <w:b w:val="0"/>
+        </w:rPr>
+        <w:t xml:space="preserve">Use one picture at a time. Hide a worked result before asking for a </w:t>
+      </w:r>
+      <w:r>
+        <w:rPr>
+          <w:b/>
+        </w:rPr>
+        <w:t>prediction</w:t>
+      </w:r>
+      <w:r>
+        <w:rPr>
+          <w:b w:val="0"/>
+        </w:rPr>
+        <w:t>, then reveal it for feedback. These are supported teaching cases; retain the separate independent assessment for a fresh first attempt.</w:t>
+      </w:r>
+    </w:p>
+    <w:p>
+      <w:pPr>
         <w:pStyle w:val="Heading3"/>
       </w:pPr>
       <w:r>
-        <w:t>Discuss while showing the picture</w:t>
-      </w:r>
-    </w:p>
-    <w:p>
-      <w:pPr>
-        <w:spacing w:line="336" w:lineRule="auto" w:after="180"/>
-        <w:shd w:fill="F1F6F8"/>
-      </w:pPr>
-      <w:r>
-        <w:rPr>
-          <w:b w:val="0"/>
-        </w:rPr>
-        <w:t xml:space="preserve">Teacher prompt: Draw your project trace and justify the deciding step using </w:t>
-      </w:r>
-      <w:r>
-        <w:rPr>
-          <w:b/>
-        </w:rPr>
-        <w:t>evidence</w:t>
-      </w:r>
-      <w:r>
-        <w:rPr>
-          <w:b w:val="0"/>
-        </w:rPr>
-        <w:t>. Ask learners to describe one label or arrow in ordinary words. Use the adjacent transcript if the image is difficult to see.</w:t>
-      </w:r>
-    </w:p>
-    <w:p>
-      <w:pPr>
-        <w:spacing w:line="336" w:lineRule="auto" w:after="180"/>
-        <w:shd w:fill="F1F6F8"/>
-      </w:pPr>
-      <w:r>
-        <w:rPr>
-          <w:b w:val="0"/>
-        </w:rPr>
-        <w:t xml:space="preserve">Supported practice key: Its </w:t>
-      </w:r>
-      <w:r>
-        <w:rPr>
-          <w:b/>
-        </w:rPr>
-        <w:t>unit</w:t>
-      </w:r>
-      <w:r>
-        <w:rPr>
-          <w:b w:val="0"/>
-        </w:rPr>
-        <w:t xml:space="preserve"> is cm², not cm. </w:t>
-      </w:r>
-      <w:r>
-        <w:rPr>
-          <w:b/>
-        </w:rPr>
-        <w:t>RMSE</w:t>
-      </w:r>
-      <w:r>
-        <w:rPr>
-          <w:b w:val="0"/>
-        </w:rPr>
-        <w:t xml:space="preserve"> is the corresponding square-root statistic with cm </w:t>
-      </w:r>
-      <w:r>
-        <w:rPr>
-          <w:b/>
-        </w:rPr>
-        <w:t>unit</w:t>
-      </w:r>
-      <w:r>
-        <w:rPr>
-          <w:b w:val="0"/>
-        </w:rPr>
-        <w:t xml:space="preserve">s. Changed-case check: MAE becomes20 mm; MSE becomes1400/3 mm²; </w:t>
-      </w:r>
-      <w:r>
-        <w:rPr>
-          <w:b/>
-        </w:rPr>
-        <w:t>RMSE</w:t>
-      </w:r>
-      <w:r>
-        <w:rPr>
-          <w:b w:val="0"/>
-        </w:rPr>
-        <w:t xml:space="preserve"> becomes about21.60 mm.</w:t>
-      </w:r>
-    </w:p>
-    <w:p>
-      <w:pPr>
-        <w:spacing w:line="336" w:lineRule="auto" w:after="180"/>
-        <w:shd w:fill="F1F6F8"/>
-      </w:pPr>
-      <w:r>
-        <w:rPr>
-          <w:b w:val="0"/>
-        </w:rPr>
-        <w:t xml:space="preserve">Residuals scale by10; squares scale by100, while the square root returns a length </w:t>
-      </w:r>
-      <w:r>
-        <w:rPr>
-          <w:b/>
-        </w:rPr>
-        <w:t>unit</w:t>
-      </w:r>
-      <w:r>
-        <w:rPr>
-          <w:b w:val="0"/>
-        </w:rPr>
-        <w:t>.</w:t>
+        <w:t>01. Absolute Error and MAE: the case</w:t>
+      </w:r>
+    </w:p>
+    <w:p>
+      <w:pPr>
+        <w:pStyle w:val="Heading3"/>
+      </w:pPr>
+      <w:r>
+        <w:t>02. Follow the deciding steps</w:t>
+      </w:r>
+    </w:p>
+    <w:p>
+      <w:pPr>
+        <w:pStyle w:val="Heading3"/>
+      </w:pPr>
+      <w:r>
+        <w:t>03. Absolute and squared loss at a glance</w:t>
+      </w:r>
+    </w:p>
+    <w:p>
+      <w:pPr>
+        <w:pStyle w:val="Heading3"/>
+      </w:pPr>
+      <w:r>
+        <w:t>04. Change one thing. Trace what follows.</w:t>
+      </w:r>
+    </w:p>
+    <w:p>
+      <w:pPr>
+        <w:pStyle w:val="Heading3"/>
+      </w:pPr>
+      <w:r>
+        <w:t>05. Connect the explanation to its limit</w:t>
+      </w:r>
+    </w:p>
+    <w:p>
+      <w:pPr>
+        <w:pStyle w:val="Heading3"/>
+      </w:pPr>
+      <w:r>
+        <w:t>06. Make the idea visible in your project</w:t>
       </w:r>
     </w:p>
     <w:sectPr>
